--- a/ERP Plan/MSCAST ERP - SOPs and Use Cases.docx
+++ b/ERP Plan/MSCAST ERP - SOPs and Use Cases.docx
@@ -77,7 +77,7 @@
         <w:p>
           <w:r>
             <w:fldChar w:fldCharType="begin" w:dirty="true"/>
-            <w:instrText xml:space="preserve">TOC \o "1-2" \h \z \u</w:instrText>
+            <w:instrText xml:space="preserve">TOC \o "1-1" \h \z \u</w:instrText>
             <w:fldChar w:fldCharType="separate"/>
             <w:fldChar w:fldCharType="end"/>
           </w:r>
@@ -124,7 +124,7 @@
         <w:t xml:space="preserve"> </w:t>
       </w:r>
       <w:r>
-        <w:t xml:space="preserve">1.0 ·</w:t>
+        <w:t xml:space="preserve">2.1 ·</w:t>
       </w:r>
       <w:r>
         <w:t xml:space="preserve"> </w:t>
@@ -140,7 +140,82 @@
         <w:t xml:space="preserve"> </w:t>
       </w:r>
       <w:r>
-        <w:t xml:space="preserve">19 September 2026</w:t>
+        <w:t xml:space="preserve">20 September 2026</w:t>
+      </w:r>
+    </w:p>
+    <w:p>
+      <w:pPr>
+        <w:pStyle w:val="BlockText"/>
+      </w:pPr>
+      <w:r>
+        <w:rPr>
+          <w:bCs/>
+          <w:b/>
+        </w:rPr>
+        <w:t xml:space="preserve">What changed in version 2.0.</w:t>
+      </w:r>
+      <w:r>
+        <w:t xml:space="preserve"> </w:t>
+      </w:r>
+      <w:r>
+        <w:t xml:space="preserve">Version 1.0 was written before the roles were rebuilt around real people and before the approval authority was settled. It described some controls that the software did not actually enforce. Every claim in this version has been checked against the running system, and the ones that were not true have been either corrected or made true. The differences are listed in</w:t>
+      </w:r>
+      <w:r>
+        <w:t xml:space="preserve"> </w:t>
+      </w:r>
+      <w:r>
+        <w:rPr>
+          <w:iCs/>
+          <w:i/>
+        </w:rPr>
+        <w:t xml:space="preserve">Appendix — what changed and why</w:t>
+      </w:r>
+      <w:r>
+        <w:t xml:space="preserve">, at the end.</w:t>
+      </w:r>
+    </w:p>
+    <w:p>
+      <w:pPr>
+        <w:pStyle w:val="BlockText"/>
+      </w:pPr>
+      <w:r>
+        <w:rPr>
+          <w:bCs/>
+          <w:b/>
+        </w:rPr>
+        <w:t xml:space="preserve">Correction, version 2.1 (20 September).</w:t>
+      </w:r>
+      <w:r>
+        <w:t xml:space="preserve"> </w:t>
+      </w:r>
+      <w:r>
+        <w:t xml:space="preserve">This document previously claimed a separation of duties that does not exist. It said the person who prepares a BRM cannot certify it, and that a supplier bill passes through three different hands. Neither is true: both directors hold roles that can</w:t>
+      </w:r>
+      <w:r>
+        <w:t xml:space="preserve"> </w:t>
+      </w:r>
+      <w:r>
+        <w:rPr>
+          <w:iCs/>
+          <w:i/>
+        </w:rPr>
+        <w:t xml:space="preserve">create</w:t>
+      </w:r>
+      <w:r>
+        <w:t xml:space="preserve"> </w:t>
+      </w:r>
+      <w:r>
+        <w:t xml:space="preserve">a BRM, the role that certifies one, and the role that marks it paid, so a director can carry a supplier bill from creation to payment alone. The build checks missed it because the segregation test compared workflow transition roles, and creating a document is a permission rather than a transition. A test that asks the auditor’s question — can one person create this and then approve it? — now runs on every build (</w:t>
+      </w:r>
+      <w:r>
+        <w:rPr>
+          <w:bCs/>
+          <w:b/>
+        </w:rPr>
+        <w:t xml:space="preserve">T6g</w:t>
+      </w:r>
+      <w:r>
+        <w:t xml:space="preserve">) and reports it. The payment block itself is unaffected and still holds for everyone.</w:t>
       </w:r>
     </w:p>
     <w:bookmarkStart w:id="20" w:name="how-to-read-this"/>
@@ -170,7 +245,7 @@
         <w:t xml:space="preserve">control</w:t>
       </w:r>
       <w:r>
-        <w:t xml:space="preserve">, meaning the thing that stops the process going wrong. Part B walks through eight situations that actually happen at MSCAST, showing how the pieces connect. Part C is who does what. Part D is the recurring calendar.</w:t>
+        <w:t xml:space="preserve">, meaning the thing that stops the process going wrong. Part B walks through nine situations that actually happen at MSCAST, showing how the pieces connect. Part C is who does what. Part D is the recurring calendar.</w:t>
       </w:r>
     </w:p>
     <w:p>
@@ -186,20 +261,59 @@
         <w:pStyle w:val="BodyText"/>
       </w:pPr>
       <w:r>
-        <w:t xml:space="preserve">Where a procedure says</w:t>
-      </w:r>
-      <w:r>
-        <w:t xml:space="preserve"> </w:t>
-      </w:r>
-      <w:r>
-        <w:rPr>
-          <w:bCs/>
-          <w:b/>
-        </w:rPr>
-        <w:t xml:space="preserve">the system will not allow</w:t>
-      </w:r>
-      <w:r>
-        <w:t xml:space="preserve">, that is a hard control built into the software, not a policy someone can decide to skip.</w:t>
+        <w:t xml:space="preserve">Two phrases are used precisely throughout, and the difference matters:</w:t>
+      </w:r>
+    </w:p>
+    <w:p>
+      <w:pPr>
+        <w:numPr>
+          <w:ilvl w:val="0"/>
+          <w:numId w:val="1001"/>
+        </w:numPr>
+        <w:pStyle w:val="Compact"/>
+      </w:pPr>
+      <w:r>
+        <w:rPr>
+          <w:bCs/>
+          <w:b/>
+        </w:rPr>
+        <w:t xml:space="preserve">The system will not allow</w:t>
+      </w:r>
+      <w:r>
+        <w:t xml:space="preserve"> </w:t>
+      </w:r>
+      <w:r>
+        <w:t xml:space="preserve">— a hard control built into the software. It cannot be skipped, forgotten or overridden under pressure.</w:t>
+      </w:r>
+    </w:p>
+    <w:p>
+      <w:pPr>
+        <w:numPr>
+          <w:ilvl w:val="0"/>
+          <w:numId w:val="1001"/>
+        </w:numPr>
+        <w:pStyle w:val="Compact"/>
+      </w:pPr>
+      <w:r>
+        <w:rPr>
+          <w:bCs/>
+          <w:b/>
+        </w:rPr>
+        <w:t xml:space="preserve">The procedure is</w:t>
+      </w:r>
+      <w:r>
+        <w:t xml:space="preserve"> </w:t>
+      </w:r>
+      <w:r>
+        <w:t xml:space="preserve">— a way of working that depends on people following it. Valuable, but it is discipline, not enforcement.</w:t>
+      </w:r>
+    </w:p>
+    <w:p>
+      <w:pPr>
+        <w:pStyle w:val="FirstParagraph"/>
+      </w:pPr>
+      <w:r>
+        <w:t xml:space="preserve">Version 1.0 blurred these two. Where this version says a control is enforced, it has been tested.</w:t>
       </w:r>
     </w:p>
     <w:bookmarkEnd w:id="20"/>
@@ -217,13 +331,7 @@
         <w:pStyle w:val="FirstParagraph"/>
       </w:pPr>
       <w:r>
-        <w:t xml:space="preserve">These are MSCAST’s own terms, taken from the requirement document. They are used throughout this</w:t>
-      </w:r>
-      <w:r>
-        <w:t xml:space="preserve"> </w:t>
-      </w:r>
-      <w:r>
-        <w:t xml:space="preserve">guide and are the names on the forms in the system.</w:t>
+        <w:t xml:space="preserve">These are MSCAST’s own terms, taken from the requirement document. They are used throughout this guide and are the names on the forms in the system.</w:t>
       </w:r>
     </w:p>
     <w:tbl>
@@ -744,7 +852,7 @@
     </w:tbl>
     <w:bookmarkEnd w:id="21"/>
     <w:bookmarkEnd w:id="22"/>
-    <w:bookmarkStart w:id="37" w:name="part-a-standard-operating-procedures"/>
+    <w:bookmarkStart w:id="38" w:name="part-a-standard-operating-procedures"/>
     <w:p>
       <w:pPr>
         <w:pStyle w:val="Heading1"/>
@@ -800,7 +908,7 @@
       <w:pPr>
         <w:numPr>
           <w:ilvl w:val="0"/>
-          <w:numId w:val="1001"/>
+          <w:numId w:val="1002"/>
         </w:numPr>
         <w:pStyle w:val="Compact"/>
       </w:pPr>
@@ -812,7 +920,7 @@
       <w:pPr>
         <w:numPr>
           <w:ilvl w:val="0"/>
-          <w:numId w:val="1001"/>
+          <w:numId w:val="1002"/>
         </w:numPr>
         <w:pStyle w:val="Compact"/>
       </w:pPr>
@@ -824,7 +932,7 @@
       <w:pPr>
         <w:numPr>
           <w:ilvl w:val="0"/>
-          <w:numId w:val="1001"/>
+          <w:numId w:val="1002"/>
         </w:numPr>
         <w:pStyle w:val="Compact"/>
       </w:pPr>
@@ -852,7 +960,7 @@
       <w:pPr>
         <w:numPr>
           <w:ilvl w:val="0"/>
-          <w:numId w:val="1001"/>
+          <w:numId w:val="1002"/>
         </w:numPr>
         <w:pStyle w:val="Compact"/>
       </w:pPr>
@@ -864,19 +972,32 @@
       <w:pPr>
         <w:numPr>
           <w:ilvl w:val="0"/>
-          <w:numId w:val="1001"/>
-        </w:numPr>
-        <w:pStyle w:val="Compact"/>
-      </w:pPr>
-      <w:r>
-        <w:t xml:space="preserve">Get the PCC approved before the quotation goes out. The approval workflow requires someone other than the preparer.</w:t>
+          <w:numId w:val="1002"/>
+        </w:numPr>
+        <w:pStyle w:val="Compact"/>
+      </w:pPr>
+      <w:r>
+        <w:t xml:space="preserve">Send the PCC for approval and have it approved before the quotation goes out. Approval sits with a</w:t>
+      </w:r>
+      <w:r>
+        <w:t xml:space="preserve"> </w:t>
+      </w:r>
+      <w:r>
+        <w:rPr>
+          <w:bCs/>
+          <w:b/>
+        </w:rPr>
+        <w:t xml:space="preserve">director</w:t>
+      </w:r>
+      <w:r>
+        <w:t xml:space="preserve">.</w:t>
       </w:r>
     </w:p>
     <w:p>
       <w:pPr>
         <w:numPr>
           <w:ilvl w:val="0"/>
-          <w:numId w:val="1001"/>
+          <w:numId w:val="1002"/>
         </w:numPr>
         <w:pStyle w:val="Compact"/>
       </w:pPr>
@@ -900,6 +1021,37 @@
       </w:r>
       <w:r>
         <w:t xml:space="preserve">No quotation leaves without an approved PCC. Quoting from memory is how an engineer-to-order business loses money on a job it thought was profitable.</w:t>
+      </w:r>
+    </w:p>
+    <w:p>
+      <w:pPr>
+        <w:pStyle w:val="BodyText"/>
+      </w:pPr>
+      <w:r>
+        <w:rPr>
+          <w:bCs/>
+          <w:b/>
+        </w:rPr>
+        <w:t xml:space="preserve">A limit you should know about.</w:t>
+      </w:r>
+      <w:r>
+        <w:t xml:space="preserve"> </w:t>
+      </w:r>
+      <w:r>
+        <w:t xml:space="preserve">Both directors hold the Projects Manager role as well as the director role, so a director can prepare a PCC and then approve it. This is a deliberate decision for a company of this size, not an oversight — but it means the PCC approval is a</w:t>
+      </w:r>
+      <w:r>
+        <w:t xml:space="preserve"> </w:t>
+      </w:r>
+      <w:r>
+        <w:rPr>
+          <w:iCs/>
+          <w:i/>
+        </w:rPr>
+        <w:t xml:space="preserve">review step</w:t>
+      </w:r>
+      <w:r>
+        <w:t xml:space="preserve">, not a separation of duties. If the same person did both, the only safeguard is that the approval is recorded with their name and time against the revision. Where a PCC matters commercially, have the other director approve it.</w:t>
       </w:r>
     </w:p>
     <w:p>
@@ -968,7 +1120,7 @@
       <w:pPr>
         <w:numPr>
           <w:ilvl w:val="0"/>
-          <w:numId w:val="1002"/>
+          <w:numId w:val="1003"/>
         </w:numPr>
         <w:pStyle w:val="Compact"/>
       </w:pPr>
@@ -996,7 +1148,7 @@
       <w:pPr>
         <w:numPr>
           <w:ilvl w:val="0"/>
-          <w:numId w:val="1002"/>
+          <w:numId w:val="1003"/>
         </w:numPr>
         <w:pStyle w:val="Compact"/>
       </w:pPr>
@@ -1008,103 +1160,103 @@
       <w:pPr>
         <w:numPr>
           <w:ilvl w:val="1"/>
+          <w:numId w:val="1004"/>
+        </w:numPr>
+        <w:pStyle w:val="Compact"/>
+      </w:pPr>
+      <w:r>
+        <w:t xml:space="preserve">Price matches the offer</w:t>
+      </w:r>
+    </w:p>
+    <w:p>
+      <w:pPr>
+        <w:numPr>
+          <w:ilvl w:val="1"/>
+          <w:numId w:val="1004"/>
+        </w:numPr>
+        <w:pStyle w:val="Compact"/>
+      </w:pPr>
+      <w:r>
+        <w:t xml:space="preserve">Scope and technical specification match</w:t>
+      </w:r>
+    </w:p>
+    <w:p>
+      <w:pPr>
+        <w:numPr>
+          <w:ilvl w:val="1"/>
+          <w:numId w:val="1004"/>
+        </w:numPr>
+        <w:pStyle w:val="Compact"/>
+      </w:pPr>
+      <w:r>
+        <w:t xml:space="preserve">Payment terms accepted</w:t>
+      </w:r>
+    </w:p>
+    <w:p>
+      <w:pPr>
+        <w:numPr>
+          <w:ilvl w:val="1"/>
+          <w:numId w:val="1004"/>
+        </w:numPr>
+        <w:pStyle w:val="Compact"/>
+      </w:pPr>
+      <w:r>
+        <w:t xml:space="preserve">Delivery period acceptable</w:t>
+      </w:r>
+    </w:p>
+    <w:p>
+      <w:pPr>
+        <w:numPr>
+          <w:ilvl w:val="1"/>
+          <w:numId w:val="1004"/>
+        </w:numPr>
+        <w:pStyle w:val="Compact"/>
+      </w:pPr>
+      <w:r>
+        <w:t xml:space="preserve">LD / penalty clause reviewed</w:t>
+      </w:r>
+    </w:p>
+    <w:p>
+      <w:pPr>
+        <w:numPr>
+          <w:ilvl w:val="1"/>
+          <w:numId w:val="1004"/>
+        </w:numPr>
+        <w:pStyle w:val="Compact"/>
+      </w:pPr>
+      <w:r>
+        <w:t xml:space="preserve">GST rate, HSN and place of supply verified</w:t>
+      </w:r>
+    </w:p>
+    <w:p>
+      <w:pPr>
+        <w:numPr>
+          <w:ilvl w:val="1"/>
+          <w:numId w:val="1004"/>
+        </w:numPr>
+        <w:pStyle w:val="Compact"/>
+      </w:pPr>
+      <w:r>
+        <w:t xml:space="preserve">BG / PBG requirement identified</w:t>
+      </w:r>
+    </w:p>
+    <w:p>
+      <w:pPr>
+        <w:numPr>
+          <w:ilvl w:val="1"/>
+          <w:numId w:val="1004"/>
+        </w:numPr>
+        <w:pStyle w:val="Compact"/>
+      </w:pPr>
+      <w:r>
+        <w:t xml:space="preserve">Advance received</w:t>
+      </w:r>
+    </w:p>
+    <w:p>
+      <w:pPr>
+        <w:numPr>
+          <w:ilvl w:val="0"/>
           <w:numId w:val="1003"/>
-        </w:numPr>
-        <w:pStyle w:val="Compact"/>
-      </w:pPr>
-      <w:r>
-        <w:t xml:space="preserve">Price matches the offer</w:t>
-      </w:r>
-    </w:p>
-    <w:p>
-      <w:pPr>
-        <w:numPr>
-          <w:ilvl w:val="1"/>
-          <w:numId w:val="1003"/>
-        </w:numPr>
-        <w:pStyle w:val="Compact"/>
-      </w:pPr>
-      <w:r>
-        <w:t xml:space="preserve">Scope and technical specification match</w:t>
-      </w:r>
-    </w:p>
-    <w:p>
-      <w:pPr>
-        <w:numPr>
-          <w:ilvl w:val="1"/>
-          <w:numId w:val="1003"/>
-        </w:numPr>
-        <w:pStyle w:val="Compact"/>
-      </w:pPr>
-      <w:r>
-        <w:t xml:space="preserve">Payment terms accepted</w:t>
-      </w:r>
-    </w:p>
-    <w:p>
-      <w:pPr>
-        <w:numPr>
-          <w:ilvl w:val="1"/>
-          <w:numId w:val="1003"/>
-        </w:numPr>
-        <w:pStyle w:val="Compact"/>
-      </w:pPr>
-      <w:r>
-        <w:t xml:space="preserve">Delivery period acceptable</w:t>
-      </w:r>
-    </w:p>
-    <w:p>
-      <w:pPr>
-        <w:numPr>
-          <w:ilvl w:val="1"/>
-          <w:numId w:val="1003"/>
-        </w:numPr>
-        <w:pStyle w:val="Compact"/>
-      </w:pPr>
-      <w:r>
-        <w:t xml:space="preserve">LD / penalty clause reviewed</w:t>
-      </w:r>
-    </w:p>
-    <w:p>
-      <w:pPr>
-        <w:numPr>
-          <w:ilvl w:val="1"/>
-          <w:numId w:val="1003"/>
-        </w:numPr>
-        <w:pStyle w:val="Compact"/>
-      </w:pPr>
-      <w:r>
-        <w:t xml:space="preserve">GST rate, HSN and place of supply verified</w:t>
-      </w:r>
-    </w:p>
-    <w:p>
-      <w:pPr>
-        <w:numPr>
-          <w:ilvl w:val="1"/>
-          <w:numId w:val="1003"/>
-        </w:numPr>
-        <w:pStyle w:val="Compact"/>
-      </w:pPr>
-      <w:r>
-        <w:t xml:space="preserve">BG / PBG requirement identified</w:t>
-      </w:r>
-    </w:p>
-    <w:p>
-      <w:pPr>
-        <w:numPr>
-          <w:ilvl w:val="1"/>
-          <w:numId w:val="1003"/>
-        </w:numPr>
-        <w:pStyle w:val="Compact"/>
-      </w:pPr>
-      <w:r>
-        <w:t xml:space="preserve">Advance received</w:t>
-      </w:r>
-    </w:p>
-    <w:p>
-      <w:pPr>
-        <w:numPr>
-          <w:ilvl w:val="0"/>
-          <w:numId w:val="1002"/>
         </w:numPr>
         <w:pStyle w:val="Compact"/>
       </w:pPr>
@@ -1148,12 +1300,12 @@
       <w:pPr>
         <w:numPr>
           <w:ilvl w:val="0"/>
-          <w:numId w:val="1002"/>
-        </w:numPr>
-        <w:pStyle w:val="Compact"/>
-      </w:pPr>
-      <w:r>
-        <w:t xml:space="preserve">Once Accounts verify the PO, the record moves to</w:t>
+          <w:numId w:val="1003"/>
+        </w:numPr>
+        <w:pStyle w:val="Compact"/>
+      </w:pPr>
+      <w:r>
+        <w:t xml:space="preserve">Accounts verify the PO and the record moves to</w:t>
       </w:r>
       <w:r>
         <w:t xml:space="preserve"> </w:t>
@@ -1166,14 +1318,30 @@
         <w:t xml:space="preserve">PO Verified</w:t>
       </w:r>
       <w:r>
-        <w:t xml:space="preserve">, then a director approves kick-off.</w:t>
+        <w:t xml:space="preserve">. A</w:t>
+      </w:r>
+      <w:r>
+        <w:t xml:space="preserve"> </w:t>
+      </w:r>
+      <w:r>
+        <w:rPr>
+          <w:bCs/>
+          <w:b/>
+        </w:rPr>
+        <w:t xml:space="preserve">director</w:t>
+      </w:r>
+      <w:r>
+        <w:t xml:space="preserve"> </w:t>
+      </w:r>
+      <w:r>
+        <w:t xml:space="preserve">then approves kick-off.</w:t>
       </w:r>
     </w:p>
     <w:p>
       <w:pPr>
         <w:numPr>
           <w:ilvl w:val="0"/>
-          <w:numId w:val="1002"/>
+          <w:numId w:val="1003"/>
         </w:numPr>
         <w:pStyle w:val="Compact"/>
       </w:pPr>
@@ -1185,7 +1353,7 @@
       <w:pPr>
         <w:numPr>
           <w:ilvl w:val="0"/>
-          <w:numId w:val="1002"/>
+          <w:numId w:val="1003"/>
         </w:numPr>
         <w:pStyle w:val="Compact"/>
       </w:pPr>
@@ -1197,7 +1365,7 @@
       <w:pPr>
         <w:numPr>
           <w:ilvl w:val="0"/>
-          <w:numId w:val="1002"/>
+          <w:numId w:val="1003"/>
         </w:numPr>
         <w:pStyle w:val="Compact"/>
       </w:pPr>
@@ -1221,6 +1389,24 @@
       </w:r>
       <w:r>
         <w:t xml:space="preserve">The workflow will not let a kick-off be approved while price, scope, payment terms and GST are unticked. This is the single highest-value control in the system — nearly every loss-making project in this industry traces back to a purchase order accepted without being read against the offer.</w:t>
+      </w:r>
+    </w:p>
+    <w:p>
+      <w:pPr>
+        <w:pStyle w:val="BodyText"/>
+      </w:pPr>
+      <w:r>
+        <w:rPr>
+          <w:bCs/>
+          <w:b/>
+        </w:rPr>
+        <w:t xml:space="preserve">The same limit as SOP-01 applies.</w:t>
+      </w:r>
+      <w:r>
+        <w:t xml:space="preserve"> </w:t>
+      </w:r>
+      <w:r>
+        <w:t xml:space="preserve">The directors also hold the Accounts Manager role, so a director can verify the customer PO and approve the kick-off. The checklist still has to be worked through and the answers are recorded, but two pairs of eyes are a practice here, not an enforcement. Anita in Accounts verifying the PO, and a director approving, is the stronger arrangement and is what should happen by default.</w:t>
       </w:r>
     </w:p>
     <w:p>
@@ -1282,158 +1468,111 @@
         <w:t xml:space="preserve"> </w:t>
       </w:r>
       <w:r>
-        <w:t xml:space="preserve">Design</w:t>
+        <w:t xml:space="preserve">Design, with Projects</w:t>
       </w:r>
     </w:p>
     <w:p>
       <w:pPr>
         <w:numPr>
           <w:ilvl w:val="0"/>
-          <w:numId w:val="1004"/>
-        </w:numPr>
-        <w:pStyle w:val="Compact"/>
-      </w:pPr>
-      <w:r>
-        <w:t xml:space="preserve">Register every drawing: number, title, assembly, revision.</w:t>
+          <w:numId w:val="1005"/>
+        </w:numPr>
+        <w:pStyle w:val="Compact"/>
+      </w:pPr>
+      <w:r>
+        <w:t xml:space="preserve">Register every drawing: number, title, assembly, revision. A new drawing starts in</w:t>
+      </w:r>
+      <w:r>
+        <w:t xml:space="preserve"> </w:t>
+      </w:r>
+      <w:r>
+        <w:rPr>
+          <w:bCs/>
+          <w:b/>
+        </w:rPr>
+        <w:t xml:space="preserve">Draft</w:t>
+      </w:r>
+      <w:r>
+        <w:t xml:space="preserve">.</w:t>
       </w:r>
     </w:p>
     <w:p>
       <w:pPr>
         <w:numPr>
           <w:ilvl w:val="0"/>
-          <w:numId w:val="1004"/>
-        </w:numPr>
-        <w:pStyle w:val="Compact"/>
-      </w:pPr>
-      <w:r>
-        <w:t xml:space="preserve">Status moves</w:t>
-      </w:r>
-      <w:r>
-        <w:t xml:space="preserve"> </w:t>
-      </w:r>
-      <w:r>
-        <w:rPr>
-          <w:bCs/>
-          <w:b/>
-        </w:rPr>
-        <w:t xml:space="preserve">Draft → For Customer Approval → Approved by Customer → Released for Manufacture</w:t>
-      </w:r>
-      <w:r>
-        <w:t xml:space="preserve">, and</w:t>
-      </w:r>
-      <w:r>
-        <w:t xml:space="preserve"> </w:t>
-      </w:r>
-      <w:r>
-        <w:rPr>
-          <w:bCs/>
-          <w:b/>
-        </w:rPr>
-        <w:t xml:space="preserve">Superseded</w:t>
-      </w:r>
-      <w:r>
-        <w:t xml:space="preserve"> </w:t>
-      </w:r>
-      <w:r>
-        <w:t xml:space="preserve">when replaced.</w:t>
+          <w:numId w:val="1005"/>
+        </w:numPr>
+        <w:pStyle w:val="Compact"/>
+      </w:pPr>
+      <w:r>
+        <w:t xml:space="preserve">The drawing office issues it to the customer with</w:t>
+      </w:r>
+      <w:r>
+        <w:t xml:space="preserve"> </w:t>
+      </w:r>
+      <w:r>
+        <w:rPr>
+          <w:bCs/>
+          <w:b/>
+        </w:rPr>
+        <w:t xml:space="preserve">Issue for Customer Approval</w:t>
+      </w:r>
+      <w:r>
+        <w:t xml:space="preserve">; the drawing moves to</w:t>
+      </w:r>
+      <w:r>
+        <w:t xml:space="preserve"> </w:t>
+      </w:r>
+      <w:r>
+        <w:rPr>
+          <w:bCs/>
+          <w:b/>
+        </w:rPr>
+        <w:t xml:space="preserve">For Customer Approval</w:t>
+      </w:r>
+      <w:r>
+        <w:t xml:space="preserve">.</w:t>
       </w:r>
     </w:p>
     <w:p>
       <w:pPr>
         <w:numPr>
           <w:ilvl w:val="0"/>
-          <w:numId w:val="1004"/>
-        </w:numPr>
-        <w:pStyle w:val="Compact"/>
-      </w:pPr>
-      <w:r>
-        <w:t xml:space="preserve">Every issue to a customer, vendor or inspection agency goes out on a</w:t>
-      </w:r>
-      <w:r>
-        <w:t xml:space="preserve"> </w:t>
-      </w:r>
-      <w:r>
-        <w:rPr>
-          <w:bCs/>
-          <w:b/>
-        </w:rPr>
-        <w:t xml:space="preserve">Transmittal</w:t>
-      </w:r>
-      <w:r>
-        <w:t xml:space="preserve"> </w:t>
-      </w:r>
-      <w:r>
-        <w:t xml:space="preserve">listing document numbers, revisions, sheet counts and purpose (approval, construction, information, as-built).</w:t>
-      </w:r>
-    </w:p>
-    <w:p>
-      <w:pPr>
-        <w:numPr>
-          <w:ilvl w:val="0"/>
-          <w:numId w:val="1004"/>
-        </w:numPr>
-        <w:pStyle w:val="Compact"/>
-      </w:pPr>
-      <w:r>
-        <w:t xml:space="preserve">Chase acknowledgement and record it. An unacknowledged transmittal is not proof of issue.</w:t>
-      </w:r>
-    </w:p>
-    <w:p>
-      <w:pPr>
-        <w:numPr>
-          <w:ilvl w:val="0"/>
-          <w:numId w:val="1004"/>
-        </w:numPr>
-        <w:pStyle w:val="Compact"/>
-      </w:pPr>
-      <w:r>
-        <w:t xml:space="preserve">On revision: supersede the old drawing, issue the new one on a fresh transmittal, and tell procurement in writing if material has already been ordered against it.</w:t>
-      </w:r>
-    </w:p>
-    <w:p>
-      <w:pPr>
-        <w:numPr>
-          <w:ilvl w:val="0"/>
-          <w:numId w:val="1004"/>
-        </w:numPr>
-        <w:pStyle w:val="Compact"/>
-      </w:pPr>
-      <w:r>
-        <w:t xml:space="preserve">Release the</w:t>
-      </w:r>
-      <w:r>
-        <w:t xml:space="preserve"> </w:t>
-      </w:r>
-      <w:r>
-        <w:rPr>
-          <w:bCs/>
-          <w:b/>
-        </w:rPr>
-        <w:t xml:space="preserve">MDF</w:t>
-      </w:r>
-      <w:r>
-        <w:t xml:space="preserve"> </w:t>
-      </w:r>
-      <w:r>
-        <w:t xml:space="preserve">— the material list procurement buys from.</w:t>
-      </w:r>
-    </w:p>
-    <w:p>
-      <w:pPr>
-        <w:pStyle w:val="FirstParagraph"/>
-      </w:pPr>
-      <w:r>
-        <w:rPr>
-          <w:bCs/>
-          <w:b/>
-        </w:rPr>
-        <w:t xml:space="preserve">Control:</w:t>
-      </w:r>
-      <w:r>
-        <w:t xml:space="preserve"> </w:t>
-      </w:r>
-      <w:r>
-        <w:t xml:space="preserve">Nothing is manufactured against a drawing that is not</w:t>
+          <w:numId w:val="1005"/>
+        </w:numPr>
+        <w:pStyle w:val="Compact"/>
+      </w:pPr>
+      <w:r>
+        <w:t xml:space="preserve">When the customer responds, a</w:t>
+      </w:r>
+      <w:r>
+        <w:t xml:space="preserve"> </w:t>
+      </w:r>
+      <w:r>
+        <w:rPr>
+          <w:bCs/>
+          <w:b/>
+        </w:rPr>
+        <w:t xml:space="preserve">Projects Manager</w:t>
+      </w:r>
+      <w:r>
+        <w:t xml:space="preserve"> </w:t>
+      </w:r>
+      <w:r>
+        <w:t xml:space="preserve">either records the approval (</w:t>
+      </w:r>
+      <w:r>
+        <w:rPr>
+          <w:bCs/>
+          <w:b/>
+        </w:rPr>
+        <w:t xml:space="preserve">Record Customer Approval</w:t>
+      </w:r>
+      <w:r>
+        <w:t xml:space="preserve"> </w:t>
+      </w:r>
+      <w:r>
+        <w:t xml:space="preserve">→</w:t>
       </w:r>
       <w:r>
         <w:t xml:space="preserve"> </w:t>
@@ -1443,10 +1582,227 @@
           <w:iCs/>
           <w:i/>
         </w:rPr>
+        <w:t xml:space="preserve">Approved by Customer</w:t>
+      </w:r>
+      <w:r>
+        <w:t xml:space="preserve">) or sends it back (</w:t>
+      </w:r>
+      <w:r>
+        <w:rPr>
+          <w:bCs/>
+          <w:b/>
+        </w:rPr>
+        <w:t xml:space="preserve">Return for Rework</w:t>
+      </w:r>
+      <w:r>
+        <w:t xml:space="preserve"> </w:t>
+      </w:r>
+      <w:r>
+        <w:t xml:space="preserve">→</w:t>
+      </w:r>
+      <w:r>
+        <w:t xml:space="preserve"> </w:t>
+      </w:r>
+      <w:r>
+        <w:rPr>
+          <w:iCs/>
+          <w:i/>
+        </w:rPr>
+        <w:t xml:space="preserve">Draft</w:t>
+      </w:r>
+      <w:r>
+        <w:t xml:space="preserve">).</w:t>
+      </w:r>
+    </w:p>
+    <w:p>
+      <w:pPr>
+        <w:numPr>
+          <w:ilvl w:val="0"/>
+          <w:numId w:val="1005"/>
+        </w:numPr>
+        <w:pStyle w:val="Compact"/>
+      </w:pPr>
+      <w:r>
+        <w:t xml:space="preserve">A</w:t>
+      </w:r>
+      <w:r>
+        <w:t xml:space="preserve"> </w:t>
+      </w:r>
+      <w:r>
+        <w:rPr>
+          <w:bCs/>
+          <w:b/>
+        </w:rPr>
+        <w:t xml:space="preserve">Projects Manager</w:t>
+      </w:r>
+      <w:r>
+        <w:t xml:space="preserve"> </w:t>
+      </w:r>
+      <w:r>
+        <w:t xml:space="preserve">then uses</w:t>
+      </w:r>
+      <w:r>
+        <w:t xml:space="preserve"> </w:t>
+      </w:r>
+      <w:r>
+        <w:rPr>
+          <w:bCs/>
+          <w:b/>
+        </w:rPr>
+        <w:t xml:space="preserve">Release for Manufacture</w:t>
+      </w:r>
+      <w:r>
+        <w:t xml:space="preserve">. Only from</w:t>
+      </w:r>
+      <w:r>
+        <w:t xml:space="preserve"> </w:t>
+      </w:r>
+      <w:r>
+        <w:rPr>
+          <w:iCs/>
+          <w:i/>
+        </w:rPr>
+        <w:t xml:space="preserve">Approved by Customer</w:t>
+      </w:r>
+      <w:r>
+        <w:t xml:space="preserve">, and only by a Projects Manager.</w:t>
+      </w:r>
+    </w:p>
+    <w:p>
+      <w:pPr>
+        <w:numPr>
+          <w:ilvl w:val="0"/>
+          <w:numId w:val="1005"/>
+        </w:numPr>
+        <w:pStyle w:val="Compact"/>
+      </w:pPr>
+      <w:r>
+        <w:t xml:space="preserve">Every issue to a customer, vendor or inspection agency goes out on a</w:t>
+      </w:r>
+      <w:r>
+        <w:t xml:space="preserve"> </w:t>
+      </w:r>
+      <w:r>
+        <w:rPr>
+          <w:bCs/>
+          <w:b/>
+        </w:rPr>
+        <w:t xml:space="preserve">Transmittal</w:t>
+      </w:r>
+      <w:r>
+        <w:t xml:space="preserve"> </w:t>
+      </w:r>
+      <w:r>
+        <w:t xml:space="preserve">listing document numbers, revisions, sheet counts and purpose (approval, construction, information, as-built).</w:t>
+      </w:r>
+    </w:p>
+    <w:p>
+      <w:pPr>
+        <w:numPr>
+          <w:ilvl w:val="0"/>
+          <w:numId w:val="1005"/>
+        </w:numPr>
+        <w:pStyle w:val="Compact"/>
+      </w:pPr>
+      <w:r>
+        <w:t xml:space="preserve">Chase acknowledgement and record it. An unacknowledged transmittal is not proof of issue.</w:t>
+      </w:r>
+    </w:p>
+    <w:p>
+      <w:pPr>
+        <w:numPr>
+          <w:ilvl w:val="0"/>
+          <w:numId w:val="1005"/>
+        </w:numPr>
+        <w:pStyle w:val="Compact"/>
+      </w:pPr>
+      <w:r>
+        <w:t xml:space="preserve">On revision:</w:t>
+      </w:r>
+      <w:r>
+        <w:t xml:space="preserve"> </w:t>
+      </w:r>
+      <w:r>
+        <w:rPr>
+          <w:bCs/>
+          <w:b/>
+        </w:rPr>
+        <w:t xml:space="preserve">Supersede</w:t>
+      </w:r>
+      <w:r>
+        <w:t xml:space="preserve"> </w:t>
+      </w:r>
+      <w:r>
+        <w:t xml:space="preserve">the old drawing, register and issue the new one on a fresh transmittal, and tell procurement in writing if material has already been ordered against it.</w:t>
+      </w:r>
+    </w:p>
+    <w:p>
+      <w:pPr>
+        <w:numPr>
+          <w:ilvl w:val="0"/>
+          <w:numId w:val="1005"/>
+        </w:numPr>
+        <w:pStyle w:val="Compact"/>
+      </w:pPr>
+      <w:r>
+        <w:t xml:space="preserve">Release the</w:t>
+      </w:r>
+      <w:r>
+        <w:t xml:space="preserve"> </w:t>
+      </w:r>
+      <w:r>
+        <w:rPr>
+          <w:bCs/>
+          <w:b/>
+        </w:rPr>
+        <w:t xml:space="preserve">MDF</w:t>
+      </w:r>
+      <w:r>
+        <w:t xml:space="preserve"> </w:t>
+      </w:r>
+      <w:r>
+        <w:t xml:space="preserve">— the material list procurement buys from.</w:t>
+      </w:r>
+    </w:p>
+    <w:p>
+      <w:pPr>
+        <w:pStyle w:val="FirstParagraph"/>
+      </w:pPr>
+      <w:r>
+        <w:rPr>
+          <w:bCs/>
+          <w:b/>
+        </w:rPr>
+        <w:t xml:space="preserve">Control:</w:t>
+      </w:r>
+      <w:r>
+        <w:t xml:space="preserve"> </w:t>
+      </w:r>
+      <w:r>
+        <w:rPr>
+          <w:iCs/>
+          <w:i/>
+        </w:rPr>
         <w:t xml:space="preserve">Released for Manufacture</w:t>
       </w:r>
       <w:r>
-        <w:t xml:space="preserve">. Drawings awaiting customer approval appear on the daily summary, because they are the most common cause of schedule slip and the delay belongs to the customer, not to MSCAST — provided you can show when it was issued.</w:t>
+        <w:t xml:space="preserve"> </w:t>
+      </w:r>
+      <w:r>
+        <w:t xml:space="preserve">can only be reached from</w:t>
+      </w:r>
+      <w:r>
+        <w:t xml:space="preserve"> </w:t>
+      </w:r>
+      <w:r>
+        <w:rPr>
+          <w:iCs/>
+          <w:i/>
+        </w:rPr>
+        <w:t xml:space="preserve">Approved by Customer</w:t>
+      </w:r>
+      <w:r>
+        <w:t xml:space="preserve">, and only by a Projects Manager. The drawing office can issue a drawing for customer approval but cannot release it for manufacture. A drawing cannot jump from Draft to Released, which is exactly the mistake that puts metal on the floor against a drawing the customer never saw.</w:t>
       </w:r>
     </w:p>
     <w:p>
@@ -1515,7 +1871,7 @@
       <w:pPr>
         <w:numPr>
           <w:ilvl w:val="0"/>
-          <w:numId w:val="1005"/>
+          <w:numId w:val="1006"/>
         </w:numPr>
         <w:pStyle w:val="Compact"/>
       </w:pPr>
@@ -1527,7 +1883,7 @@
       <w:pPr>
         <w:numPr>
           <w:ilvl w:val="0"/>
-          <w:numId w:val="1005"/>
+          <w:numId w:val="1006"/>
         </w:numPr>
         <w:pStyle w:val="Compact"/>
       </w:pPr>
@@ -1555,7 +1911,7 @@
       <w:pPr>
         <w:numPr>
           <w:ilvl w:val="0"/>
-          <w:numId w:val="1005"/>
+          <w:numId w:val="1006"/>
         </w:numPr>
         <w:pStyle w:val="Compact"/>
       </w:pPr>
@@ -1567,7 +1923,7 @@
       <w:pPr>
         <w:numPr>
           <w:ilvl w:val="0"/>
-          <w:numId w:val="1005"/>
+          <w:numId w:val="1006"/>
         </w:numPr>
         <w:pStyle w:val="Compact"/>
       </w:pPr>
@@ -1595,7 +1951,7 @@
       <w:pPr>
         <w:numPr>
           <w:ilvl w:val="0"/>
-          <w:numId w:val="1005"/>
+          <w:numId w:val="1006"/>
         </w:numPr>
         <w:pStyle w:val="Compact"/>
       </w:pPr>
@@ -1607,12 +1963,25 @@
       <w:pPr>
         <w:numPr>
           <w:ilvl w:val="0"/>
-          <w:numId w:val="1005"/>
-        </w:numPr>
-        <w:pStyle w:val="Compact"/>
-      </w:pPr>
-      <w:r>
-        <w:t xml:space="preserve">The PO goes through approval: raised by Purchase, approved by the Purchase Manager. The system will not let one person do both.</w:t>
+          <w:numId w:val="1006"/>
+        </w:numPr>
+        <w:pStyle w:val="Compact"/>
+      </w:pPr>
+      <w:r>
+        <w:t xml:space="preserve">The PO goes through approval: raised by Purchase,</w:t>
+      </w:r>
+      <w:r>
+        <w:t xml:space="preserve"> </w:t>
+      </w:r>
+      <w:r>
+        <w:rPr>
+          <w:bCs/>
+          <w:b/>
+        </w:rPr>
+        <w:t xml:space="preserve">approved by a director</w:t>
+      </w:r>
+      <w:r>
+        <w:t xml:space="preserve">. Purchase can reject a PO but cannot approve one.</w:t>
       </w:r>
     </w:p>
     <w:p>
@@ -1630,7 +1999,23 @@
         <w:t xml:space="preserve"> </w:t>
       </w:r>
       <w:r>
-        <w:t xml:space="preserve">Purchase orders are measured against the PCC, continuously, not at the end of the job. The</w:t>
+        <w:t xml:space="preserve">A purchase order commits MSCAST’s money to an outside supplier, so it is approved by a director.</w:t>
+      </w:r>
+      <w:r>
+        <w:t xml:space="preserve"> </w:t>
+      </w:r>
+      <w:r>
+        <w:rPr>
+          <w:bCs/>
+          <w:b/>
+        </w:rPr>
+        <w:t xml:space="preserve">The person who raises a purchase order cannot approve it</w:t>
+      </w:r>
+      <w:r>
+        <w:t xml:space="preserve"> </w:t>
+      </w:r>
+      <w:r>
+        <w:t xml:space="preserve">— this is enforced, and it is checked automatically on every build. Purchase orders are also measured against the PCC continuously, not at the end of the job; the</w:t>
       </w:r>
       <w:r>
         <w:t xml:space="preserve"> </w:t>
@@ -1646,7 +2031,7 @@
         <w:t xml:space="preserve"> </w:t>
       </w:r>
       <w:r>
-        <w:t xml:space="preserve">report is the early warning that a project is drifting, while there is still time to act.</w:t>
+        <w:t xml:space="preserve">report is the early warning that a project is drifting while there is still time to act.</w:t>
       </w:r>
     </w:p>
     <w:p>
@@ -1715,7 +2100,7 @@
       <w:pPr>
         <w:numPr>
           <w:ilvl w:val="0"/>
-          <w:numId w:val="1006"/>
+          <w:numId w:val="1007"/>
         </w:numPr>
         <w:pStyle w:val="Compact"/>
       </w:pPr>
@@ -1727,7 +2112,7 @@
       <w:pPr>
         <w:numPr>
           <w:ilvl w:val="0"/>
-          <w:numId w:val="1006"/>
+          <w:numId w:val="1007"/>
         </w:numPr>
         <w:pStyle w:val="Compact"/>
       </w:pPr>
@@ -1755,7 +2140,7 @@
       <w:pPr>
         <w:numPr>
           <w:ilvl w:val="0"/>
-          <w:numId w:val="1006"/>
+          <w:numId w:val="1007"/>
         </w:numPr>
         <w:pStyle w:val="Compact"/>
       </w:pPr>
@@ -1783,7 +2168,7 @@
       <w:pPr>
         <w:numPr>
           <w:ilvl w:val="0"/>
-          <w:numId w:val="1006"/>
+          <w:numId w:val="1007"/>
         </w:numPr>
         <w:pStyle w:val="Compact"/>
       </w:pPr>
@@ -1875,7 +2260,7 @@
       <w:pPr>
         <w:numPr>
           <w:ilvl w:val="0"/>
-          <w:numId w:val="1007"/>
+          <w:numId w:val="1008"/>
         </w:numPr>
         <w:pStyle w:val="Compact"/>
       </w:pPr>
@@ -1903,7 +2288,7 @@
       <w:pPr>
         <w:numPr>
           <w:ilvl w:val="0"/>
-          <w:numId w:val="1007"/>
+          <w:numId w:val="1008"/>
         </w:numPr>
         <w:pStyle w:val="Compact"/>
       </w:pPr>
@@ -1915,7 +2300,7 @@
       <w:pPr>
         <w:numPr>
           <w:ilvl w:val="0"/>
-          <w:numId w:val="1007"/>
+          <w:numId w:val="1008"/>
         </w:numPr>
         <w:pStyle w:val="Compact"/>
       </w:pPr>
@@ -1927,7 +2312,7 @@
       <w:pPr>
         <w:numPr>
           <w:ilvl w:val="0"/>
-          <w:numId w:val="1007"/>
+          <w:numId w:val="1008"/>
         </w:numPr>
         <w:pStyle w:val="Compact"/>
       </w:pPr>
@@ -1950,7 +2335,7 @@
         <w:t xml:space="preserve"> </w:t>
       </w:r>
       <w:r>
-        <w:t xml:space="preserve">No dispatch without a cleared pre-dispatch inspection. A deviation accepted verbally and not recorded becomes the customer’s warranty claim later, with nothing in writing to point to.</w:t>
+        <w:t xml:space="preserve">The procedure is that no dispatch happens without a cleared pre-dispatch inspection, and the open inspection stages appear on the daily summary. This one depends on Stores checking before they dispatch — the software does not block the delivery note. A deviation accepted verbally and not recorded becomes the customer’s warranty claim later, with nothing in writing to point to.</w:t>
       </w:r>
     </w:p>
     <w:p>
@@ -2012,14 +2397,14 @@
         <w:t xml:space="preserve"> </w:t>
       </w:r>
       <w:r>
-        <w:t xml:space="preserve">Purchase certifies, Accounts pays</w:t>
+        <w:t xml:space="preserve">Purchase prepares, a director certifies, Accounts pays</w:t>
       </w:r>
     </w:p>
     <w:p>
       <w:pPr>
         <w:numPr>
           <w:ilvl w:val="0"/>
-          <w:numId w:val="1008"/>
+          <w:numId w:val="1009"/>
         </w:numPr>
         <w:pStyle w:val="Compact"/>
       </w:pPr>
@@ -2047,7 +2432,7 @@
       <w:pPr>
         <w:numPr>
           <w:ilvl w:val="0"/>
-          <w:numId w:val="1008"/>
+          <w:numId w:val="1009"/>
         </w:numPr>
         <w:pStyle w:val="Compact"/>
       </w:pPr>
@@ -2059,12 +2444,28 @@
       <w:pPr>
         <w:numPr>
           <w:ilvl w:val="0"/>
-          <w:numId w:val="1008"/>
-        </w:numPr>
-        <w:pStyle w:val="Compact"/>
-      </w:pPr>
-      <w:r>
-        <w:t xml:space="preserve">Status moves</w:t>
+          <w:numId w:val="1009"/>
+        </w:numPr>
+        <w:pStyle w:val="Compact"/>
+      </w:pPr>
+      <w:r>
+        <w:t xml:space="preserve">A</w:t>
+      </w:r>
+      <w:r>
+        <w:t xml:space="preserve"> </w:t>
+      </w:r>
+      <w:r>
+        <w:rPr>
+          <w:bCs/>
+          <w:b/>
+        </w:rPr>
+        <w:t xml:space="preserve">director</w:t>
+      </w:r>
+      <w:r>
+        <w:t xml:space="preserve"> </w:t>
+      </w:r>
+      <w:r>
+        <w:t xml:space="preserve">certifies it: status moves</w:t>
       </w:r>
       <w:r>
         <w:t xml:space="preserve"> </w:t>
@@ -2077,14 +2478,14 @@
         <w:t xml:space="preserve">Pending → Certified</w:t>
       </w:r>
       <w:r>
-        <w:t xml:space="preserve">. Rejected bills go back to the supplier with the reason.</w:t>
+        <w:t xml:space="preserve">. Purchase can reject a bill back to the supplier with the reason, but cannot certify one.</w:t>
       </w:r>
     </w:p>
     <w:p>
       <w:pPr>
         <w:numPr>
           <w:ilvl w:val="0"/>
-          <w:numId w:val="1008"/>
+          <w:numId w:val="1009"/>
         </w:numPr>
         <w:pStyle w:val="Compact"/>
       </w:pPr>
@@ -2096,12 +2497,28 @@
       <w:pPr>
         <w:numPr>
           <w:ilvl w:val="0"/>
-          <w:numId w:val="1008"/>
-        </w:numPr>
-        <w:pStyle w:val="Compact"/>
-      </w:pPr>
-      <w:r>
-        <w:t xml:space="preserve">Accounts pay only against a</w:t>
+          <w:numId w:val="1009"/>
+        </w:numPr>
+        <w:pStyle w:val="Compact"/>
+      </w:pPr>
+      <w:r>
+        <w:t xml:space="preserve">Accounts</w:t>
+      </w:r>
+      <w:r>
+        <w:t xml:space="preserve"> </w:t>
+      </w:r>
+      <w:r>
+        <w:rPr>
+          <w:bCs/>
+          <w:b/>
+        </w:rPr>
+        <w:t xml:space="preserve">Mark Paid</w:t>
+      </w:r>
+      <w:r>
+        <w:t xml:space="preserve"> </w:t>
+      </w:r>
+      <w:r>
+        <w:t xml:space="preserve">only against a</w:t>
       </w:r>
       <w:r>
         <w:t xml:space="preserve"> </w:t>
@@ -2145,40 +2562,54 @@
         <w:t xml:space="preserve"> </w:t>
       </w:r>
       <w:r>
-        <w:t xml:space="preserve">It is not a policy that can be forgotten under pressure at month end — the payment is blocked and the reason is displayed. This is the control that separates</w:t>
-      </w:r>
-      <w:r>
-        <w:t xml:space="preserve"> </w:t>
-      </w:r>
-      <w:r>
-        <w:t xml:space="preserve">“</w:t>
-      </w:r>
-      <w:r>
-        <w:t xml:space="preserve">we checked it</w:t>
-      </w:r>
-      <w:r>
-        <w:t xml:space="preserve">”</w:t>
-      </w:r>
-      <w:r>
-        <w:t xml:space="preserve"> </w:t>
-      </w:r>
-      <w:r>
-        <w:t xml:space="preserve">from</w:t>
-      </w:r>
-      <w:r>
-        <w:t xml:space="preserve"> </w:t>
-      </w:r>
-      <w:r>
-        <w:t xml:space="preserve">“</w:t>
-      </w:r>
-      <w:r>
-        <w:t xml:space="preserve">we can prove we checked it</w:t>
-      </w:r>
-      <w:r>
-        <w:t xml:space="preserve">”</w:t>
-      </w:r>
-      <w:r>
-        <w:t xml:space="preserve">.</w:t>
+        <w:t xml:space="preserve">It is not a policy that can be forgotten under pressure at month end — the payment is blocked and the reason is displayed. That block is real and applies to everyone.</w:t>
+      </w:r>
+    </w:p>
+    <w:p>
+      <w:pPr>
+        <w:pStyle w:val="BodyText"/>
+      </w:pPr>
+      <w:r>
+        <w:rPr>
+          <w:bCs/>
+          <w:b/>
+        </w:rPr>
+        <w:t xml:space="preserve">What the block does not do</w:t>
+      </w:r>
+      <w:r>
+        <w:t xml:space="preserve"> </w:t>
+      </w:r>
+      <w:r>
+        <w:t xml:space="preserve">is guarantee three different people were involved. Certification is restricted to a director — but both directors also hold the roles that can</w:t>
+      </w:r>
+      <w:r>
+        <w:t xml:space="preserve"> </w:t>
+      </w:r>
+      <w:r>
+        <w:rPr>
+          <w:iCs/>
+          <w:i/>
+        </w:rPr>
+        <w:t xml:space="preserve">create</w:t>
+      </w:r>
+      <w:r>
+        <w:t xml:space="preserve"> </w:t>
+      </w:r>
+      <w:r>
+        <w:t xml:space="preserve">a BRM and the role that marks one paid, so a director can carry a supplier bill from creation to payment alone. Sameer and Nikhil cannot: they prepare and they may reject, but they cannot certify.</w:t>
+      </w:r>
+      <w:r>
+        <w:t xml:space="preserve"> </w:t>
+      </w:r>
+      <w:r>
+        <w:rPr>
+          <w:bCs/>
+          <w:b/>
+        </w:rPr>
+        <w:t xml:space="preserve">So the separation is real for Purchase and absent for the directors</w:t>
+      </w:r>
+      <w:r>
+        <w:t xml:space="preserve">, and the honest instruction is the same as for the PCC: where the amount matters, have the other director certify it.</w:t>
       </w:r>
     </w:p>
     <w:p>
@@ -2247,7 +2678,7 @@
       <w:pPr>
         <w:numPr>
           <w:ilvl w:val="0"/>
-          <w:numId w:val="1009"/>
+          <w:numId w:val="1010"/>
         </w:numPr>
         <w:pStyle w:val="Compact"/>
       </w:pPr>
@@ -2275,7 +2706,7 @@
       <w:pPr>
         <w:numPr>
           <w:ilvl w:val="0"/>
-          <w:numId w:val="1009"/>
+          <w:numId w:val="1010"/>
         </w:numPr>
         <w:pStyle w:val="Compact"/>
       </w:pPr>
@@ -2303,7 +2734,7 @@
       <w:pPr>
         <w:numPr>
           <w:ilvl w:val="0"/>
-          <w:numId w:val="1009"/>
+          <w:numId w:val="1010"/>
         </w:numPr>
         <w:pStyle w:val="Compact"/>
       </w:pPr>
@@ -2331,7 +2762,7 @@
       <w:pPr>
         <w:numPr>
           <w:ilvl w:val="0"/>
-          <w:numId w:val="1009"/>
+          <w:numId w:val="1010"/>
         </w:numPr>
         <w:pStyle w:val="Compact"/>
       </w:pPr>
@@ -2343,7 +2774,7 @@
       <w:pPr>
         <w:numPr>
           <w:ilvl w:val="0"/>
-          <w:numId w:val="1009"/>
+          <w:numId w:val="1010"/>
         </w:numPr>
         <w:pStyle w:val="Compact"/>
       </w:pPr>
@@ -2366,7 +2797,7 @@
         <w:t xml:space="preserve"> </w:t>
       </w:r>
       <w:r>
-        <w:t xml:space="preserve">Dispatch follows inspection, and the dispatch schedule on the project is updated as it happens — procurement and accounts both read from it, so a stale schedule misleads two functions at once.</w:t>
+        <w:t xml:space="preserve">The procedure is that dispatch follows inspection, and that the dispatch schedule on the project is updated as it happens. Procurement and accounts both read from that schedule, so a stale one misleads two functions at once. The overnight checks flag a dispatch made before its commissioning or inspection record exists.</w:t>
       </w:r>
     </w:p>
     <w:p>
@@ -2435,7 +2866,7 @@
       <w:pPr>
         <w:numPr>
           <w:ilvl w:val="0"/>
-          <w:numId w:val="1010"/>
+          <w:numId w:val="1011"/>
         </w:numPr>
         <w:pStyle w:val="Compact"/>
       </w:pPr>
@@ -2447,7 +2878,7 @@
       <w:pPr>
         <w:numPr>
           <w:ilvl w:val="0"/>
-          <w:numId w:val="1010"/>
+          <w:numId w:val="1011"/>
         </w:numPr>
         <w:pStyle w:val="Compact"/>
       </w:pPr>
@@ -2475,7 +2906,7 @@
       <w:pPr>
         <w:numPr>
           <w:ilvl w:val="0"/>
-          <w:numId w:val="1010"/>
+          <w:numId w:val="1011"/>
         </w:numPr>
         <w:pStyle w:val="Compact"/>
       </w:pPr>
@@ -2503,7 +2934,7 @@
       <w:pPr>
         <w:numPr>
           <w:ilvl w:val="0"/>
-          <w:numId w:val="1010"/>
+          <w:numId w:val="1011"/>
         </w:numPr>
         <w:pStyle w:val="Compact"/>
       </w:pPr>
@@ -2531,7 +2962,7 @@
       <w:pPr>
         <w:numPr>
           <w:ilvl w:val="0"/>
-          <w:numId w:val="1010"/>
+          <w:numId w:val="1011"/>
         </w:numPr>
         <w:pStyle w:val="Compact"/>
       </w:pPr>
@@ -2623,7 +3054,7 @@
       <w:pPr>
         <w:numPr>
           <w:ilvl w:val="0"/>
-          <w:numId w:val="1011"/>
+          <w:numId w:val="1012"/>
         </w:numPr>
         <w:pStyle w:val="Compact"/>
       </w:pPr>
@@ -2648,7 +3079,7 @@
       <w:pPr>
         <w:numPr>
           <w:ilvl w:val="0"/>
-          <w:numId w:val="1011"/>
+          <w:numId w:val="1012"/>
         </w:numPr>
         <w:pStyle w:val="Compact"/>
       </w:pPr>
@@ -2660,7 +3091,7 @@
       <w:pPr>
         <w:numPr>
           <w:ilvl w:val="0"/>
-          <w:numId w:val="1011"/>
+          <w:numId w:val="1012"/>
         </w:numPr>
         <w:pStyle w:val="Compact"/>
       </w:pPr>
@@ -2688,7 +3119,7 @@
       <w:pPr>
         <w:numPr>
           <w:ilvl w:val="0"/>
-          <w:numId w:val="1011"/>
+          <w:numId w:val="1012"/>
         </w:numPr>
         <w:pStyle w:val="Compact"/>
       </w:pPr>
@@ -2716,7 +3147,7 @@
       <w:pPr>
         <w:numPr>
           <w:ilvl w:val="0"/>
-          <w:numId w:val="1011"/>
+          <w:numId w:val="1012"/>
         </w:numPr>
         <w:pStyle w:val="Compact"/>
       </w:pPr>
@@ -2728,7 +3159,7 @@
       <w:pPr>
         <w:numPr>
           <w:ilvl w:val="0"/>
-          <w:numId w:val="1011"/>
+          <w:numId w:val="1012"/>
         </w:numPr>
         <w:pStyle w:val="Compact"/>
       </w:pPr>
@@ -2833,7 +3264,7 @@
       <w:pPr>
         <w:numPr>
           <w:ilvl w:val="0"/>
-          <w:numId w:val="1012"/>
+          <w:numId w:val="1013"/>
         </w:numPr>
         <w:pStyle w:val="Compact"/>
       </w:pPr>
@@ -2845,7 +3276,7 @@
       <w:pPr>
         <w:numPr>
           <w:ilvl w:val="0"/>
-          <w:numId w:val="1012"/>
+          <w:numId w:val="1013"/>
         </w:numPr>
         <w:pStyle w:val="Compact"/>
       </w:pPr>
@@ -2857,7 +3288,7 @@
       <w:pPr>
         <w:numPr>
           <w:ilvl w:val="0"/>
-          <w:numId w:val="1012"/>
+          <w:numId w:val="1013"/>
         </w:numPr>
         <w:pStyle w:val="Compact"/>
       </w:pPr>
@@ -2869,7 +3300,7 @@
       <w:pPr>
         <w:numPr>
           <w:ilvl w:val="0"/>
-          <w:numId w:val="1012"/>
+          <w:numId w:val="1013"/>
         </w:numPr>
         <w:pStyle w:val="Compact"/>
       </w:pPr>
@@ -2881,7 +3312,7 @@
       <w:pPr>
         <w:numPr>
           <w:ilvl w:val="0"/>
-          <w:numId w:val="1012"/>
+          <w:numId w:val="1013"/>
         </w:numPr>
         <w:pStyle w:val="Compact"/>
       </w:pPr>
@@ -2893,7 +3324,7 @@
       <w:pPr>
         <w:numPr>
           <w:ilvl w:val="0"/>
-          <w:numId w:val="1012"/>
+          <w:numId w:val="1013"/>
         </w:numPr>
         <w:pStyle w:val="Compact"/>
       </w:pPr>
@@ -2918,7 +3349,7 @@
       <w:pPr>
         <w:numPr>
           <w:ilvl w:val="0"/>
-          <w:numId w:val="1012"/>
+          <w:numId w:val="1013"/>
         </w:numPr>
         <w:pStyle w:val="Compact"/>
       </w:pPr>
@@ -2943,7 +3374,7 @@
       <w:pPr>
         <w:numPr>
           <w:ilvl w:val="0"/>
-          <w:numId w:val="1012"/>
+          <w:numId w:val="1013"/>
         </w:numPr>
         <w:pStyle w:val="Compact"/>
       </w:pPr>
@@ -2955,7 +3386,7 @@
       <w:pPr>
         <w:numPr>
           <w:ilvl w:val="0"/>
-          <w:numId w:val="1012"/>
+          <w:numId w:val="1013"/>
         </w:numPr>
         <w:pStyle w:val="Compact"/>
       </w:pPr>
@@ -2967,7 +3398,7 @@
       <w:pPr>
         <w:numPr>
           <w:ilvl w:val="0"/>
-          <w:numId w:val="1012"/>
+          <w:numId w:val="1013"/>
         </w:numPr>
         <w:pStyle w:val="Compact"/>
       </w:pPr>
@@ -3041,19 +3472,32 @@
       <w:pPr>
         <w:numPr>
           <w:ilvl w:val="0"/>
-          <w:numId w:val="1013"/>
-        </w:numPr>
-        <w:pStyle w:val="Compact"/>
-      </w:pPr>
-      <w:r>
-        <w:t xml:space="preserve">Attendance is captured daily — from the biometric device where fitted. Review exceptions weekly, not at month end when nobody remembers.</w:t>
+          <w:numId w:val="1014"/>
+        </w:numPr>
+        <w:pStyle w:val="Compact"/>
+      </w:pPr>
+      <w:r>
+        <w:t xml:space="preserve">Record attendance. Where a biometric device is fitted and connected, punches are pulled automatically and converted to attendance;</w:t>
+      </w:r>
+      <w:r>
+        <w:t xml:space="preserve"> </w:t>
+      </w:r>
+      <w:r>
+        <w:rPr>
+          <w:bCs/>
+          <w:b/>
+        </w:rPr>
+        <w:t xml:space="preserve">this pull is currently switched off</w:t>
+      </w:r>
+      <w:r>
+        <w:t xml:space="preserve">, so until it is enabled and tested, attendance is entered in the system. Review exceptions weekly, not at month end when nobody remembers.</w:t>
       </w:r>
     </w:p>
     <w:p>
       <w:pPr>
         <w:numPr>
           <w:ilvl w:val="0"/>
-          <w:numId w:val="1013"/>
+          <w:numId w:val="1014"/>
         </w:numPr>
         <w:pStyle w:val="Compact"/>
       </w:pPr>
@@ -3065,7 +3509,7 @@
       <w:pPr>
         <w:numPr>
           <w:ilvl w:val="0"/>
-          <w:numId w:val="1013"/>
+          <w:numId w:val="1014"/>
         </w:numPr>
         <w:pStyle w:val="Compact"/>
       </w:pPr>
@@ -3077,7 +3521,7 @@
       <w:pPr>
         <w:numPr>
           <w:ilvl w:val="0"/>
-          <w:numId w:val="1013"/>
+          <w:numId w:val="1014"/>
         </w:numPr>
         <w:pStyle w:val="Compact"/>
       </w:pPr>
@@ -3089,7 +3533,7 @@
       <w:pPr>
         <w:numPr>
           <w:ilvl w:val="0"/>
-          <w:numId w:val="1013"/>
+          <w:numId w:val="1014"/>
         </w:numPr>
         <w:pStyle w:val="Compact"/>
       </w:pPr>
@@ -3101,7 +3545,7 @@
       <w:pPr>
         <w:numPr>
           <w:ilvl w:val="0"/>
-          <w:numId w:val="1013"/>
+          <w:numId w:val="1014"/>
         </w:numPr>
         <w:pStyle w:val="Compact"/>
       </w:pPr>
@@ -3124,7 +3568,7 @@
         <w:t xml:space="preserve"> </w:t>
       </w:r>
       <w:r>
-        <w:t xml:space="preserve">Attendance feeds payroll directly, so the payroll is only as good as the attendance discipline. Fix attendance exceptions weekly and payroll takes an hour instead of a week.</w:t>
+        <w:t xml:space="preserve">Attendance feeds payroll directly, so the payroll is only as good as the attendance discipline. Duplicate attendance on the same day for the same employee is prevented. Fix attendance exceptions weekly and payroll takes an hour instead of a week.</w:t>
       </w:r>
     </w:p>
     <w:bookmarkEnd w:id="34"/>
@@ -3175,162 +3619,12 @@
       <w:pPr>
         <w:numPr>
           <w:ilvl w:val="0"/>
-          <w:numId w:val="1014"/>
+          <w:numId w:val="1015"/>
         </w:numPr>
         <w:pStyle w:val="Compact"/>
       </w:pPr>
       <w:r>
         <w:t xml:space="preserve">New customer: name, GSTIN, state, addresses and payment terms — before the first quotation, not before the first invoice.</w:t>
-      </w:r>
-    </w:p>
-    <w:p>
-      <w:pPr>
-        <w:numPr>
-          <w:ilvl w:val="0"/>
-          <w:numId w:val="1014"/>
-        </w:numPr>
-        <w:pStyle w:val="Compact"/>
-      </w:pPr>
-      <w:r>
-        <w:t xml:space="preserve">New supplier: GSTIN, and</w:t>
-      </w:r>
-      <w:r>
-        <w:t xml:space="preserve"> </w:t>
-      </w:r>
-      <w:r>
-        <w:rPr>
-          <w:bCs/>
-          <w:b/>
-        </w:rPr>
-        <w:t xml:space="preserve">Udyam number with MSME class</w:t>
-      </w:r>
-      <w:r>
-        <w:t xml:space="preserve"> </w:t>
-      </w:r>
-      <w:r>
-        <w:t xml:space="preserve">where applicable. Ask in writing and keep the declaration.</w:t>
-      </w:r>
-    </w:p>
-    <w:p>
-      <w:pPr>
-        <w:numPr>
-          <w:ilvl w:val="0"/>
-          <w:numId w:val="1014"/>
-        </w:numPr>
-        <w:pStyle w:val="Compact"/>
-      </w:pPr>
-      <w:r>
-        <w:t xml:space="preserve">New item: HSN/SAC and UOM at creation. An item without an HSN cannot be invoiced.</w:t>
-      </w:r>
-    </w:p>
-    <w:p>
-      <w:pPr>
-        <w:numPr>
-          <w:ilvl w:val="0"/>
-          <w:numId w:val="1014"/>
-        </w:numPr>
-        <w:pStyle w:val="Compact"/>
-      </w:pPr>
-      <w:r>
-        <w:t xml:space="preserve">Duplicates are the enemy. Search before creating —</w:t>
-      </w:r>
-      <w:r>
-        <w:t xml:space="preserve"> </w:t>
-      </w:r>
-      <w:r>
-        <w:t xml:space="preserve">“</w:t>
-      </w:r>
-      <w:r>
-        <w:t xml:space="preserve">Suvarna Copper</w:t>
-      </w:r>
-      <w:r>
-        <w:t xml:space="preserve">”</w:t>
-      </w:r>
-      <w:r>
-        <w:t xml:space="preserve"> </w:t>
-      </w:r>
-      <w:r>
-        <w:t xml:space="preserve">and</w:t>
-      </w:r>
-      <w:r>
-        <w:t xml:space="preserve"> </w:t>
-      </w:r>
-      <w:r>
-        <w:t xml:space="preserve">“</w:t>
-      </w:r>
-      <w:r>
-        <w:t xml:space="preserve">Suvarna Copper Moulds Pvt Ltd</w:t>
-      </w:r>
-      <w:r>
-        <w:t xml:space="preserve">”</w:t>
-      </w:r>
-      <w:r>
-        <w:t xml:space="preserve"> </w:t>
-      </w:r>
-      <w:r>
-        <w:t xml:space="preserve">as two suppliers means two ledgers, two ageing lines and one wrong MSME position.</w:t>
-      </w:r>
-    </w:p>
-    <w:p>
-      <w:pPr>
-        <w:pStyle w:val="FirstParagraph"/>
-      </w:pPr>
-      <w:r>
-        <w:rPr>
-          <w:bCs/>
-          <w:b/>
-        </w:rPr>
-        <w:t xml:space="preserve">Control:</w:t>
-      </w:r>
-      <w:r>
-        <w:t xml:space="preserve"> </w:t>
-      </w:r>
-      <w:r>
-        <w:t xml:space="preserve">Masters are created by the function that owns them, not by whoever happens to be entering the transaction at the time.</w:t>
-      </w:r>
-    </w:p>
-    <w:bookmarkEnd w:id="35"/>
-    <w:bookmarkStart w:id="36" w:name="sop-14-backups-audit-trail-and-archival"/>
-    <w:p>
-      <w:pPr>
-        <w:pStyle w:val="Heading2"/>
-      </w:pPr>
-      <w:r>
-        <w:t xml:space="preserve">SOP-14 — Backups, audit trail and archival</w:t>
-      </w:r>
-    </w:p>
-    <w:p>
-      <w:pPr>
-        <w:pStyle w:val="FirstParagraph"/>
-      </w:pPr>
-      <w:r>
-        <w:rPr>
-          <w:bCs/>
-          <w:b/>
-        </w:rPr>
-        <w:t xml:space="preserve">Trigger:</w:t>
-      </w:r>
-      <w:r>
-        <w:t xml:space="preserve"> </w:t>
-      </w:r>
-      <w:r>
-        <w:t xml:space="preserve">Daily, with an annual review ·</w:t>
-      </w:r>
-      <w:r>
-        <w:t xml:space="preserve"> </w:t>
-      </w:r>
-      <w:r>
-        <w:rPr>
-          <w:bCs/>
-          <w:b/>
-        </w:rPr>
-        <w:t xml:space="preserve">Owner:</w:t>
-      </w:r>
-      <w:r>
-        <w:t xml:space="preserve"> </w:t>
-      </w:r>
-      <w:r>
-        <w:t xml:space="preserve">Sanjay</w:t>
       </w:r>
     </w:p>
     <w:p>
@@ -3342,7 +3636,23 @@
         <w:pStyle w:val="Compact"/>
       </w:pPr>
       <w:r>
-        <w:t xml:space="preserve">Automated daily backup of database and files, with a copy held on a server physically in India.</w:t>
+        <w:t xml:space="preserve">New supplier: GSTIN, and</w:t>
+      </w:r>
+      <w:r>
+        <w:t xml:space="preserve"> </w:t>
+      </w:r>
+      <w:r>
+        <w:rPr>
+          <w:bCs/>
+          <w:b/>
+        </w:rPr>
+        <w:t xml:space="preserve">Udyam number with MSME class</w:t>
+      </w:r>
+      <w:r>
+        <w:t xml:space="preserve"> </w:t>
+      </w:r>
+      <w:r>
+        <w:t xml:space="preserve">where applicable. Ask in writing and keep the declaration.</w:t>
       </w:r>
     </w:p>
     <w:p>
@@ -3354,7 +3664,7 @@
         <w:pStyle w:val="Compact"/>
       </w:pPr>
       <w:r>
-        <w:t xml:space="preserve">Monthly archival record of what has been archived and where.</w:t>
+        <w:t xml:space="preserve">New item: HSN/SAC and UOM at creation. An item without an HSN cannot be invoiced.</w:t>
       </w:r>
     </w:p>
     <w:p>
@@ -3366,6 +3676,360 @@
         <w:pStyle w:val="Compact"/>
       </w:pPr>
       <w:r>
+        <w:t xml:space="preserve">Duplicates are the enemy. Search before creating —</w:t>
+      </w:r>
+      <w:r>
+        <w:t xml:space="preserve"> </w:t>
+      </w:r>
+      <w:r>
+        <w:t xml:space="preserve">“</w:t>
+      </w:r>
+      <w:r>
+        <w:t xml:space="preserve">Suvarna Copper</w:t>
+      </w:r>
+      <w:r>
+        <w:t xml:space="preserve">”</w:t>
+      </w:r>
+      <w:r>
+        <w:t xml:space="preserve"> </w:t>
+      </w:r>
+      <w:r>
+        <w:t xml:space="preserve">and</w:t>
+      </w:r>
+      <w:r>
+        <w:t xml:space="preserve"> </w:t>
+      </w:r>
+      <w:r>
+        <w:t xml:space="preserve">“</w:t>
+      </w:r>
+      <w:r>
+        <w:t xml:space="preserve">Suvarna Copper Moulds Pvt Ltd</w:t>
+      </w:r>
+      <w:r>
+        <w:t xml:space="preserve">”</w:t>
+      </w:r>
+      <w:r>
+        <w:t xml:space="preserve"> </w:t>
+      </w:r>
+      <w:r>
+        <w:t xml:space="preserve">as two suppliers means two ledgers, two ageing lines and one wrong MSME position.</w:t>
+      </w:r>
+    </w:p>
+    <w:p>
+      <w:pPr>
+        <w:pStyle w:val="FirstParagraph"/>
+      </w:pPr>
+      <w:r>
+        <w:rPr>
+          <w:bCs/>
+          <w:b/>
+        </w:rPr>
+        <w:t xml:space="preserve">Control:</w:t>
+      </w:r>
+      <w:r>
+        <w:t xml:space="preserve"> </w:t>
+      </w:r>
+      <w:r>
+        <w:t xml:space="preserve">GSTIN format and the state it implies are validated on entry, and an invoice line without an HSN is refused. The rest is procedure: masters are created by the function that owns them, not by whoever happens to be entering the transaction at the time.</w:t>
+      </w:r>
+    </w:p>
+    <w:bookmarkEnd w:id="35"/>
+    <w:bookmarkStart w:id="36" w:name="X8c63461a05d427889f45e374dad45535b059630"/>
+    <w:p>
+      <w:pPr>
+        <w:pStyle w:val="Heading2"/>
+      </w:pPr>
+      <w:r>
+        <w:t xml:space="preserve">SOP-14 — The overnight checks and the morning note</w:t>
+      </w:r>
+    </w:p>
+    <w:p>
+      <w:pPr>
+        <w:pStyle w:val="FirstParagraph"/>
+      </w:pPr>
+      <w:r>
+        <w:rPr>
+          <w:bCs/>
+          <w:b/>
+        </w:rPr>
+        <w:t xml:space="preserve">Trigger:</w:t>
+      </w:r>
+      <w:r>
+        <w:t xml:space="preserve"> </w:t>
+      </w:r>
+      <w:r>
+        <w:t xml:space="preserve">Automatic, every day ·</w:t>
+      </w:r>
+      <w:r>
+        <w:t xml:space="preserve"> </w:t>
+      </w:r>
+      <w:r>
+        <w:rPr>
+          <w:bCs/>
+          <w:b/>
+        </w:rPr>
+        <w:t xml:space="preserve">Owner:</w:t>
+      </w:r>
+      <w:r>
+        <w:t xml:space="preserve"> </w:t>
+      </w:r>
+      <w:r>
+        <w:t xml:space="preserve">Directors read it; nobody has to run it</w:t>
+      </w:r>
+    </w:p>
+    <w:p>
+      <w:pPr>
+        <w:pStyle w:val="BodyText"/>
+      </w:pPr>
+      <w:r>
+        <w:t xml:space="preserve">This is what the system does on its own before anyone logs in.</w:t>
+      </w:r>
+    </w:p>
+    <w:p>
+      <w:pPr>
+        <w:numPr>
+          <w:ilvl w:val="0"/>
+          <w:numId w:val="1016"/>
+        </w:numPr>
+        <w:pStyle w:val="Compact"/>
+      </w:pPr>
+      <w:r>
+        <w:rPr>
+          <w:bCs/>
+          <w:b/>
+        </w:rPr>
+        <w:t xml:space="preserve">06:00 — the checks run.</w:t>
+      </w:r>
+      <w:r>
+        <w:t xml:space="preserve"> </w:t>
+      </w:r>
+      <w:r>
+        <w:t xml:space="preserve">A set of rules compares documents against each other and against the calendar: a supplier bill with no certified BRM, an MSME bill approaching day 45, a bank guarantee approaching expiry, an open project with no time ever booked, a dispatch without its paperwork, and others. Anything found is written to the</w:t>
+      </w:r>
+      <w:r>
+        <w:t xml:space="preserve"> </w:t>
+      </w:r>
+      <w:r>
+        <w:rPr>
+          <w:bCs/>
+          <w:b/>
+        </w:rPr>
+        <w:t xml:space="preserve">MSCAST Exception</w:t>
+      </w:r>
+      <w:r>
+        <w:t xml:space="preserve"> </w:t>
+      </w:r>
+      <w:r>
+        <w:t xml:space="preserve">list with a severity, the document it concerns and the suggested action. No judgement, no internet, no cost — only rules.</w:t>
+      </w:r>
+    </w:p>
+    <w:p>
+      <w:pPr>
+        <w:numPr>
+          <w:ilvl w:val="0"/>
+          <w:numId w:val="1016"/>
+        </w:numPr>
+        <w:pStyle w:val="Compact"/>
+      </w:pPr>
+      <w:r>
+        <w:rPr>
+          <w:bCs/>
+          <w:b/>
+        </w:rPr>
+        <w:t xml:space="preserve">08:35 — the note is written.</w:t>
+      </w:r>
+      <w:r>
+        <w:t xml:space="preserve"> </w:t>
+      </w:r>
+      <w:r>
+        <w:t xml:space="preserve">The findings and the morning’s management summary are turned into a few sentences that say which one matters most today, and emailed to the directors. Every item links to the document it came from.</w:t>
+      </w:r>
+    </w:p>
+    <w:p>
+      <w:pPr>
+        <w:numPr>
+          <w:ilvl w:val="0"/>
+          <w:numId w:val="1016"/>
+        </w:numPr>
+        <w:pStyle w:val="Compact"/>
+      </w:pPr>
+      <w:r>
+        <w:rPr>
+          <w:bCs/>
+          <w:b/>
+        </w:rPr>
+        <w:t xml:space="preserve">During the day.</w:t>
+      </w:r>
+      <w:r>
+        <w:t xml:space="preserve"> </w:t>
+      </w:r>
+      <w:r>
+        <w:t xml:space="preserve">Work the exception list. Mark an item</w:t>
+      </w:r>
+      <w:r>
+        <w:t xml:space="preserve"> </w:t>
+      </w:r>
+      <w:r>
+        <w:rPr>
+          <w:bCs/>
+          <w:b/>
+        </w:rPr>
+        <w:t xml:space="preserve">Acknowledged</w:t>
+      </w:r>
+      <w:r>
+        <w:t xml:space="preserve"> </w:t>
+      </w:r>
+      <w:r>
+        <w:t xml:space="preserve">when someone has picked it up,</w:t>
+      </w:r>
+      <w:r>
+        <w:t xml:space="preserve"> </w:t>
+      </w:r>
+      <w:r>
+        <w:rPr>
+          <w:bCs/>
+          <w:b/>
+        </w:rPr>
+        <w:t xml:space="preserve">Resolved</w:t>
+      </w:r>
+      <w:r>
+        <w:t xml:space="preserve"> </w:t>
+      </w:r>
+      <w:r>
+        <w:t xml:space="preserve">when the underlying document is fixed. Resolved items stop appearing.</w:t>
+      </w:r>
+    </w:p>
+    <w:p>
+      <w:pPr>
+        <w:pStyle w:val="FirstParagraph"/>
+      </w:pPr>
+      <w:r>
+        <w:rPr>
+          <w:bCs/>
+          <w:b/>
+        </w:rPr>
+        <w:t xml:space="preserve">Control:</w:t>
+      </w:r>
+      <w:r>
+        <w:t xml:space="preserve"> </w:t>
+      </w:r>
+      <w:r>
+        <w:t xml:space="preserve">The checks are the safety net under every procedure in this document. They do not prevent a mistake; they make sure a mistake does not stay invisible for a month. If the model that writes the note is unreachable, the email still goes out as a plain list — a missing model never means a missing morning email.</w:t>
+      </w:r>
+    </w:p>
+    <w:p>
+      <w:pPr>
+        <w:pStyle w:val="BodyText"/>
+      </w:pPr>
+      <w:r>
+        <w:rPr>
+          <w:bCs/>
+          <w:b/>
+        </w:rPr>
+        <w:t xml:space="preserve">What to do with it:</w:t>
+      </w:r>
+      <w:r>
+        <w:t xml:space="preserve"> </w:t>
+      </w:r>
+      <w:r>
+        <w:t xml:space="preserve">read it, and act on anything marked High. If the same item appears for the sixth morning running, that is the system telling you a procedure is not being followed.</w:t>
+      </w:r>
+    </w:p>
+    <w:p>
+      <w:pPr>
+        <w:pStyle w:val="BodyText"/>
+      </w:pPr>
+      <w:r>
+        <w:rPr>
+          <w:bCs/>
+          <w:b/>
+        </w:rPr>
+        <w:t xml:space="preserve">Records:</w:t>
+      </w:r>
+      <w:r>
+        <w:t xml:space="preserve"> </w:t>
+      </w:r>
+      <w:r>
+        <w:t xml:space="preserve">MSCAST Exception list, the morning email.</w:t>
+      </w:r>
+    </w:p>
+    <w:bookmarkEnd w:id="36"/>
+    <w:bookmarkStart w:id="37" w:name="sop-15-backups-audit-trail-and-archival"/>
+    <w:p>
+      <w:pPr>
+        <w:pStyle w:val="Heading2"/>
+      </w:pPr>
+      <w:r>
+        <w:t xml:space="preserve">SOP-15 — Backups, audit trail and archival</w:t>
+      </w:r>
+    </w:p>
+    <w:p>
+      <w:pPr>
+        <w:pStyle w:val="FirstParagraph"/>
+      </w:pPr>
+      <w:r>
+        <w:rPr>
+          <w:bCs/>
+          <w:b/>
+        </w:rPr>
+        <w:t xml:space="preserve">Trigger:</w:t>
+      </w:r>
+      <w:r>
+        <w:t xml:space="preserve"> </w:t>
+      </w:r>
+      <w:r>
+        <w:t xml:space="preserve">Daily, with an annual review ·</w:t>
+      </w:r>
+      <w:r>
+        <w:t xml:space="preserve"> </w:t>
+      </w:r>
+      <w:r>
+        <w:rPr>
+          <w:bCs/>
+          <w:b/>
+        </w:rPr>
+        <w:t xml:space="preserve">Owner:</w:t>
+      </w:r>
+      <w:r>
+        <w:t xml:space="preserve"> </w:t>
+      </w:r>
+      <w:r>
+        <w:t xml:space="preserve">the implementation partner</w:t>
+      </w:r>
+    </w:p>
+    <w:p>
+      <w:pPr>
+        <w:numPr>
+          <w:ilvl w:val="0"/>
+          <w:numId w:val="1017"/>
+        </w:numPr>
+        <w:pStyle w:val="Compact"/>
+      </w:pPr>
+      <w:r>
+        <w:t xml:space="preserve">Automated daily backup of database and files, with a copy held on a server physically in India.</w:t>
+      </w:r>
+    </w:p>
+    <w:p>
+      <w:pPr>
+        <w:numPr>
+          <w:ilvl w:val="0"/>
+          <w:numId w:val="1017"/>
+        </w:numPr>
+        <w:pStyle w:val="Compact"/>
+      </w:pPr>
+      <w:r>
+        <w:t xml:space="preserve">Monthly archival record of what has been archived and where.</w:t>
+      </w:r>
+    </w:p>
+    <w:p>
+      <w:pPr>
+        <w:numPr>
+          <w:ilvl w:val="0"/>
+          <w:numId w:val="1017"/>
+        </w:numPr>
+        <w:pStyle w:val="Compact"/>
+      </w:pPr>
+      <w:r>
         <w:t xml:space="preserve">Retain books of account and vouchers for eight financial years; the audit trail likewise.</w:t>
       </w:r>
     </w:p>
@@ -3373,7 +4037,7 @@
       <w:pPr>
         <w:numPr>
           <w:ilvl w:val="0"/>
-          <w:numId w:val="1015"/>
+          <w:numId w:val="1017"/>
         </w:numPr>
         <w:pStyle w:val="Compact"/>
       </w:pPr>
@@ -3385,7 +4049,7 @@
       <w:pPr>
         <w:numPr>
           <w:ilvl w:val="0"/>
-          <w:numId w:val="1015"/>
+          <w:numId w:val="1017"/>
         </w:numPr>
         <w:pStyle w:val="Compact"/>
       </w:pPr>
@@ -3393,9 +4057,9 @@
         <w:t xml:space="preserve">The audit trail stays on. It cannot be disabled, and that is deliberate.</w:t>
       </w:r>
     </w:p>
-    <w:bookmarkEnd w:id="36"/>
     <w:bookmarkEnd w:id="37"/>
-    <w:bookmarkStart w:id="46" w:name="part-b-use-cases"/>
+    <w:bookmarkEnd w:id="38"/>
+    <w:bookmarkStart w:id="48" w:name="part-b-use-cases"/>
     <w:p>
       <w:pPr>
         <w:pStyle w:val="Heading1"/>
@@ -3404,7 +4068,7 @@
         <w:t xml:space="preserve">Part B — Use cases</w:t>
       </w:r>
     </w:p>
-    <w:bookmarkStart w:id="38" w:name="uc-1-an-enquiry-arrives-from-indiamart"/>
+    <w:bookmarkStart w:id="39" w:name="uc-1-an-enquiry-arrives-from-indiamart"/>
     <w:p>
       <w:pPr>
         <w:pStyle w:val="Heading2"/>
@@ -3450,7 +4114,7 @@
         <w:t xml:space="preserve"> </w:t>
       </w:r>
       <w:r>
-        <w:t xml:space="preserve">— copper moulds, hydraulics, drives, fabrication, engineering hours, erection, freight, contingency — and applies the target margin. The PCC goes for approval; the Managing Director approves revision 2. The quotation goes out referencing that revision.</w:t>
+        <w:t xml:space="preserve">— copper moulds, hydraulics, drives, fabrication, engineering hours, erection, freight, contingency — and applies the target margin. The PCC goes for approval; a director approves revision 2. The quotation goes out referencing that revision.</w:t>
       </w:r>
     </w:p>
     <w:p>
@@ -3473,8 +4137,8 @@
         <w:t xml:space="preserve">If the enquiry had been quoted from a spreadsheet, nobody would know six months later why the price was what it was, or which assumptions the margin depended on.</w:t>
       </w:r>
     </w:p>
-    <w:bookmarkEnd w:id="38"/>
-    <w:bookmarkStart w:id="39" w:name="Xbb8ed8a4be3e3d496d197102da6c407d140f6dc"/>
+    <w:bookmarkEnd w:id="39"/>
+    <w:bookmarkStart w:id="40" w:name="Xbb8ed8a4be3e3d496d197102da6c407d140f6dc"/>
     <w:p>
       <w:pPr>
         <w:pStyle w:val="Heading2"/>
@@ -3538,20 +4202,45 @@
         <w:t xml:space="preserve">PO Verified</w:t>
       </w:r>
       <w:r>
-        <w:t xml:space="preserve">, then</w:t>
-      </w:r>
-      <w:r>
-        <w:t xml:space="preserve"> </w:t>
-      </w:r>
+        <w:t xml:space="preserve">, then a director approves kick-off.</w:t>
+      </w:r>
+    </w:p>
+    <w:p>
+      <w:pPr>
+        <w:pStyle w:val="BodyText"/>
+      </w:pPr>
       <w:r>
         <w:rPr>
           <w:iCs/>
           <w:i/>
         </w:rPr>
-        <w:t xml:space="preserve">Kick-off Approved</w:t>
-      </w:r>
-      <w:r>
-        <w:t xml:space="preserve">.</w:t>
+        <w:t xml:space="preserve">Four days of delay, instead of discovering at dispatch that ₹60 lakh of cash flow assumed in the PCC was never going to arrive.</w:t>
+      </w:r>
+    </w:p>
+    <w:bookmarkEnd w:id="40"/>
+    <w:bookmarkStart w:id="41" w:name="Xd4d153ad445927698882f3350e79c68a9ebac3d"/>
+    <w:p>
+      <w:pPr>
+        <w:pStyle w:val="Heading2"/>
+      </w:pPr>
+      <w:r>
+        <w:t xml:space="preserve">UC-3: A supplier bill arrives at month end</w:t>
+      </w:r>
+    </w:p>
+    <w:p>
+      <w:pPr>
+        <w:pStyle w:val="FirstParagraph"/>
+      </w:pPr>
+      <w:r>
+        <w:t xml:space="preserve">The fabricator’s invoice for spray chamber work lands on the 29th, and the supplier is calling. Accounts cannot pay it: there is no certified BRM. Purchase check the quantity against the PO, the rate, the inspection result and the delivery — the quantity is short by one assembly still at the fabricator. The bill is rejected back to the supplier with the reason.</w:t>
+      </w:r>
+    </w:p>
+    <w:p>
+      <w:pPr>
+        <w:pStyle w:val="BodyText"/>
+      </w:pPr>
+      <w:r>
+        <w:t xml:space="preserve">The balance arrives on the 3rd, the inspection clears, a director certifies the BRM, and Accounts release the payment.</w:t>
       </w:r>
     </w:p>
     <w:p>
@@ -3563,17 +4252,17 @@
           <w:iCs/>
           <w:i/>
         </w:rPr>
-        <w:t xml:space="preserve">Four days of delay, instead of discovering at dispatch that ₹60 lakh of cash flow assumed in the PCC was never going to arrive.</w:t>
-      </w:r>
-    </w:p>
-    <w:bookmarkEnd w:id="39"/>
-    <w:bookmarkStart w:id="40" w:name="Xd4d153ad445927698882f3350e79c68a9ebac3d"/>
+        <w:t xml:space="preserve">Without the block, the bill would have been paid on the 29th because the supplier was persistent and it was month end. The short delivery would have surfaced — if at all — when the assembly was needed.</w:t>
+      </w:r>
+    </w:p>
+    <w:bookmarkEnd w:id="41"/>
+    <w:bookmarkStart w:id="42" w:name="Xb0fa2203c94e947d9516a79201d4eb13340ae64"/>
     <w:p>
       <w:pPr>
         <w:pStyle w:val="Heading2"/>
       </w:pPr>
       <w:r>
-        <w:t xml:space="preserve">UC-3: A supplier bill arrives at month end</w:t>
+        <w:t xml:space="preserve">UC-4: A drawing changes after material is ordered</w:t>
       </w:r>
     </w:p>
     <w:p>
@@ -3581,7 +4270,39 @@
         <w:pStyle w:val="FirstParagraph"/>
       </w:pPr>
       <w:r>
-        <w:t xml:space="preserve">The fabricator’s invoice for spray chamber work lands on the 29th, and the supplier is calling. Accounts cannot pay it: there is no certified BRM. Purchase check the quantity against the PO, the rate, the inspection result and the delivery — the quantity is short by one assembly still at the fabricator. The BRM is not certified; the supplier is told what is missing.</w:t>
+        <w:t xml:space="preserve">The customer approves the general arrangement, then asks for a different mould tube length. The Projects Manager</w:t>
+      </w:r>
+      <w:r>
+        <w:t xml:space="preserve"> </w:t>
+      </w:r>
+      <w:r>
+        <w:rPr>
+          <w:bCs/>
+          <w:b/>
+        </w:rPr>
+        <w:t xml:space="preserve">supersedes</w:t>
+      </w:r>
+      <w:r>
+        <w:t xml:space="preserve"> </w:t>
+      </w:r>
+      <w:r>
+        <w:t xml:space="preserve">the drawing; the drawing office registers the revision and issues it, and it works through customer approval and</w:t>
+      </w:r>
+      <w:r>
+        <w:t xml:space="preserve"> </w:t>
+      </w:r>
+      <w:r>
+        <w:rPr>
+          <w:bCs/>
+          <w:b/>
+        </w:rPr>
+        <w:t xml:space="preserve">Release for Manufacture</w:t>
+      </w:r>
+      <w:r>
+        <w:t xml:space="preserve"> </w:t>
+      </w:r>
+      <w:r>
+        <w:t xml:space="preserve">again.</w:t>
       </w:r>
     </w:p>
     <w:p>
@@ -3589,7 +4310,23 @@
         <w:pStyle w:val="BodyText"/>
       </w:pPr>
       <w:r>
-        <w:t xml:space="preserve">The balance arrives on the 3rd, the inspection clears, the BRM is certified, and payment is released.</w:t>
+        <w:t xml:space="preserve">But the mould tubes were ordered against the previous revision. The drawing register shows the transmittal and its date; the purchase order references the superseded revision. Purchase go back to the supplier the same day — the tubes have not been cut. The revised requirement replaces them, and the cost difference is recorded as a</w:t>
+      </w:r>
+      <w:r>
+        <w:t xml:space="preserve"> </w:t>
+      </w:r>
+      <w:r>
+        <w:rPr>
+          <w:bCs/>
+          <w:b/>
+        </w:rPr>
+        <w:t xml:space="preserve">Client Claim</w:t>
+      </w:r>
+      <w:r>
+        <w:t xml:space="preserve"> </w:t>
+      </w:r>
+      <w:r>
+        <w:t xml:space="preserve">because the change came from the customer after approval.</w:t>
       </w:r>
     </w:p>
     <w:p>
@@ -3601,17 +4338,17 @@
           <w:iCs/>
           <w:i/>
         </w:rPr>
-        <w:t xml:space="preserve">Without the block, the bill would have been paid on the 29th because the supplier was persistent and it was month end. The short delivery would have surfaced — if at all — when the assembly was needed.</w:t>
-      </w:r>
-    </w:p>
-    <w:bookmarkEnd w:id="40"/>
-    <w:bookmarkStart w:id="41" w:name="Xb0fa2203c94e947d9516a79201d4eb13340ae64"/>
+        <w:t xml:space="preserve">The claim is raised in the week it happened, with the drawing revisions and transmittal dates as evidence. Raised at the end of the project it would have been a conversation; raised now it is a document.</w:t>
+      </w:r>
+    </w:p>
+    <w:bookmarkEnd w:id="42"/>
+    <w:bookmarkStart w:id="43" w:name="uc-5-an-msme-supplier-crosses-day-40"/>
     <w:p>
       <w:pPr>
         <w:pStyle w:val="Heading2"/>
       </w:pPr>
       <w:r>
-        <w:t xml:space="preserve">UC-4: A drawing changes after material is ordered</w:t>
+        <w:t xml:space="preserve">UC-5: An MSME supplier crosses day 40</w:t>
       </w:r>
     </w:p>
     <w:p>
@@ -3619,90 +4356,58 @@
         <w:pStyle w:val="FirstParagraph"/>
       </w:pPr>
       <w:r>
-        <w:t xml:space="preserve">The customer approves the general arrangement, then asks for a different mould tube length. Design supersedes the drawing, issues the revision, and sends a</w:t>
-      </w:r>
-      <w:r>
-        <w:t xml:space="preserve"> </w:t>
-      </w:r>
-      <w:r>
-        <w:rPr>
-          <w:bCs/>
-          <w:b/>
-        </w:rPr>
-        <w:t xml:space="preserve">Transmittal</w:t>
-      </w:r>
-      <w:r>
-        <w:t xml:space="preserve"> </w:t>
-      </w:r>
-      <w:r>
-        <w:t xml:space="preserve">for construction.</w:t>
-      </w:r>
-    </w:p>
-    <w:p>
-      <w:pPr>
-        <w:pStyle w:val="BodyText"/>
-      </w:pPr>
-      <w:r>
-        <w:t xml:space="preserve">But the mould tubes were ordered against the previous revision. The drawing register shows the transmittal and its date; the purchase order references the superseded revision. Purchase go back to the supplier the same day — the tubes have not been cut. The revised requirement replaces them, and the cost difference is recorded as a</w:t>
-      </w:r>
-      <w:r>
-        <w:t xml:space="preserve"> </w:t>
-      </w:r>
-      <w:r>
-        <w:rPr>
-          <w:bCs/>
-          <w:b/>
-        </w:rPr>
-        <w:t xml:space="preserve">Client Claim</w:t>
-      </w:r>
-      <w:r>
-        <w:t xml:space="preserve"> </w:t>
-      </w:r>
-      <w:r>
-        <w:t xml:space="preserve">because the change came from the customer after approval.</w:t>
-      </w:r>
-    </w:p>
-    <w:p>
-      <w:pPr>
-        <w:pStyle w:val="BodyText"/>
-      </w:pPr>
+        <w:t xml:space="preserve">The daily management summary shows</w:t>
+      </w:r>
+      <w:r>
+        <w:t xml:space="preserve"> </w:t>
+      </w:r>
       <w:r>
         <w:rPr>
           <w:iCs/>
           <w:i/>
         </w:rPr>
-        <w:t xml:space="preserve">The claim is raised in the week it happened, with the drawing revisions and transmittal dates as evidence. Raised at the end of the project it would have been a conversation; raised now it is a document.</w:t>
-      </w:r>
-    </w:p>
-    <w:bookmarkEnd w:id="41"/>
-    <w:bookmarkStart w:id="42" w:name="uc-5-an-msme-supplier-crosses-day-40"/>
-    <w:p>
-      <w:pPr>
-        <w:pStyle w:val="Heading2"/>
-      </w:pPr>
-      <w:r>
-        <w:t xml:space="preserve">UC-5: An MSME supplier crosses day 40</w:t>
-      </w:r>
-    </w:p>
-    <w:p>
-      <w:pPr>
-        <w:pStyle w:val="FirstParagraph"/>
-      </w:pPr>
-      <w:r>
-        <w:t xml:space="preserve">The daily management summary shows</w:t>
-      </w:r>
-      <w:r>
-        <w:t xml:space="preserve"> </w:t>
-      </w:r>
+        <w:t xml:space="preserve">MSME dues due within the next 15 days: ₹7.80 L</w:t>
+      </w:r>
+      <w:r>
+        <w:t xml:space="preserve">. One supplier, a Small enterprise with a Udyam number, has a bill at day 31. It is on the morning note as a Medium-severity item, and it has appeared six mornings running.</w:t>
+      </w:r>
+    </w:p>
+    <w:p>
+      <w:pPr>
+        <w:pStyle w:val="BodyText"/>
+      </w:pPr>
+      <w:r>
+        <w:t xml:space="preserve">Accounts check the MSME 45-day report, confirm the appointed date, and schedule the payment for day 42.</w:t>
+      </w:r>
+    </w:p>
+    <w:p>
+      <w:pPr>
+        <w:pStyle w:val="BodyText"/>
+      </w:pPr>
       <w:r>
         <w:rPr>
           <w:iCs/>
           <w:i/>
         </w:rPr>
-        <w:t xml:space="preserve">MSME dues due within the next 15 days: ₹7.80 L</w:t>
-      </w:r>
-      <w:r>
-        <w:t xml:space="preserve">. One supplier, a Small enterprise with a Udyam number, has a bill at day 31.</w:t>
+        <w:t xml:space="preserve">Had it passed day 45, the expense would be disallowed under section 43B(h) in that year’s assessment, and interest would be payable under section 16 of the MSMED Act. The cost of missing it is real money; the cost of catching it is reading one line of a daily email.</w:t>
+      </w:r>
+    </w:p>
+    <w:bookmarkEnd w:id="43"/>
+    <w:bookmarkStart w:id="44" w:name="uc-6-month-end"/>
+    <w:p>
+      <w:pPr>
+        <w:pStyle w:val="Heading2"/>
+      </w:pPr>
+      <w:r>
+        <w:t xml:space="preserve">UC-6: Month end</w:t>
+      </w:r>
+    </w:p>
+    <w:p>
+      <w:pPr>
+        <w:pStyle w:val="FirstParagraph"/>
+      </w:pPr>
+      <w:r>
+        <w:t xml:space="preserve">First working week. Accounts book the remaining supplier invoices, reconcile the bank, and run GSTR-2B reconciliation — two invoices are missing from 2B and the suppliers are chased before filing. GSTR-1 and 3B are filed, TDS deposited.</w:t>
       </w:r>
     </w:p>
     <w:p>
@@ -3710,7 +4415,15 @@
         <w:pStyle w:val="BodyText"/>
       </w:pPr>
       <w:r>
-        <w:t xml:space="preserve">Accounts check the MSME 45-day report, confirm the appointed date, and schedule the payment for day 42.</w:t>
+        <w:t xml:space="preserve">The MSME report is clean. Project WIP is updated: ₹26.7 lakh of cost on unbilled scope carried forward. Depreciation and gratuity provisions are posted.</w:t>
+      </w:r>
+    </w:p>
+    <w:p>
+      <w:pPr>
+        <w:pStyle w:val="BodyText"/>
+      </w:pPr>
+      <w:r>
+        <w:t xml:space="preserve">The Schedule III balance sheet is produced. It balances. The profit ties to the ledger. The CA logs in with a read-only account, reviews the trial balance and the ageing, and signs off.</w:t>
       </w:r>
     </w:p>
     <w:p>
@@ -3722,17 +4435,17 @@
           <w:iCs/>
           <w:i/>
         </w:rPr>
-        <w:t xml:space="preserve">Had it passed day 45, the expense would be disallowed under section 43B(h) in that year’s assessment, and interest would be payable under section 16 of the MSMED Act. The cost of missing it is real money; the cost of catching it is reading one line of a daily email.</w:t>
-      </w:r>
-    </w:p>
-    <w:bookmarkEnd w:id="42"/>
-    <w:bookmarkStart w:id="43" w:name="uc-6-month-end"/>
+        <w:t xml:space="preserve">The close takes a day because it is the same sequence every month, and the statements are produced monthly rather than reconstructed in September for the year that ended in March.</w:t>
+      </w:r>
+    </w:p>
+    <w:bookmarkEnd w:id="44"/>
+    <w:bookmarkStart w:id="45" w:name="uc-7-a-new-engineer-joins"/>
     <w:p>
       <w:pPr>
         <w:pStyle w:val="Heading2"/>
       </w:pPr>
       <w:r>
-        <w:t xml:space="preserve">UC-6: Month end</w:t>
+        <w:t xml:space="preserve">UC-7: A new engineer joins</w:t>
       </w:r>
     </w:p>
     <w:p>
@@ -3740,7 +4453,7 @@
         <w:pStyle w:val="FirstParagraph"/>
       </w:pPr>
       <w:r>
-        <w:t xml:space="preserve">First working week. Accounts book the remaining supplier invoices, reconcile the bank, and run GSTR-2B reconciliation — two invoices are missing from 2B and the suppliers are chased before filing. GSTR-1 and 3B are filed, TDS deposited.</w:t>
+        <w:t xml:space="preserve">HR creates the Employee record on day one: joining date, department, designation, UAN, ESIC, PAN, bank. Attendance recording begins — automatically from the biometric device once that pull is enabled, and by entry until then. The salary structure is assigned.</w:t>
       </w:r>
     </w:p>
     <w:p>
@@ -3748,7 +4461,7 @@
         <w:pStyle w:val="BodyText"/>
       </w:pPr>
       <w:r>
-        <w:t xml:space="preserve">The MSME report is clean. Project WIP is updated: ₹26.7 lakh of cost on unbilled scope carried forward. Depreciation and gratuity provisions are posted.</w:t>
+        <w:t xml:space="preserve">The engineer gets a login on the Projects role — able to raise drawings, MDF and PCC, unable to approve a PCC, release a drawing for manufacture, approve a purchase order or certify a BRM.</w:t>
       </w:r>
     </w:p>
     <w:p>
@@ -3756,7 +4469,7 @@
         <w:pStyle w:val="BodyText"/>
       </w:pPr>
       <w:r>
-        <w:t xml:space="preserve">The Schedule III balance sheet is produced. It balances. The profit ties to the ledger. The CA logs in with a read-only account, reviews the trial balance and the ageing, and signs off.</w:t>
+        <w:t xml:space="preserve">At the first month end, payroll picks up the attendance and computes PF, ESIC, PT and TDS. The gratuity provision includes the new service from the year end.</w:t>
       </w:r>
     </w:p>
     <w:p>
@@ -3768,17 +4481,17 @@
           <w:iCs/>
           <w:i/>
         </w:rPr>
-        <w:t xml:space="preserve">The close takes a day because it is the same sequence every month, and the statements are produced monthly rather than reconstructed in September for the year that ended in March.</w:t>
-      </w:r>
-    </w:p>
-    <w:bookmarkEnd w:id="43"/>
-    <w:bookmarkStart w:id="44" w:name="uc-7-a-new-engineer-joins"/>
+        <w:t xml:space="preserve">Nobody has to remember to add them to a payroll spreadsheet, and nobody has to decide what they are allowed to do — the role decides.</w:t>
+      </w:r>
+    </w:p>
+    <w:bookmarkEnd w:id="45"/>
+    <w:bookmarkStart w:id="46" w:name="uc-8-the-machine-is-commissioned"/>
     <w:p>
       <w:pPr>
         <w:pStyle w:val="Heading2"/>
       </w:pPr>
       <w:r>
-        <w:t xml:space="preserve">UC-7: A new engineer joins</w:t>
+        <w:t xml:space="preserve">UC-8: The machine is commissioned</w:t>
       </w:r>
     </w:p>
     <w:p>
@@ -3786,7 +4499,20 @@
         <w:pStyle w:val="FirstParagraph"/>
       </w:pPr>
       <w:r>
-        <w:t xml:space="preserve">HR creates the Employee record on day one: joining date, department, designation, UAN, ESIC, PAN, bank. The biometric device is enrolled, so attendance begins automatically. The salary structure is assigned.</w:t>
+        <w:t xml:space="preserve">Six trial heats at the customer’s plant. The site engineer records the</w:t>
+      </w:r>
+      <w:r>
+        <w:t xml:space="preserve"> </w:t>
+      </w:r>
+      <w:r>
+        <w:rPr>
+          <w:bCs/>
+          <w:b/>
+        </w:rPr>
+        <w:t xml:space="preserve">Commissioning Report</w:t>
+      </w:r>
+      <w:r>
+        <w:t xml:space="preserve">: casting speed achieved 2.6 m/min against 2.2–2.8 specified; billet surface accepted on six heats; water circuit pressure 7.6 bar against 8 bar specified — a deviation, accepted, because the limitation is the customer’s pump.</w:t>
       </w:r>
     </w:p>
     <w:p>
@@ -3794,7 +4520,39 @@
         <w:pStyle w:val="BodyText"/>
       </w:pPr>
       <w:r>
-        <w:t xml:space="preserve">The engineer gets a login on the Projects role — able to raise drawings, MDF and PCC, unable to approve their own PCC or certify a BRM.</w:t>
+        <w:t xml:space="preserve">Three punch points are recorded, one of them the customer’s.</w:t>
+      </w:r>
+      <w:r>
+        <w:t xml:space="preserve"> </w:t>
+      </w:r>
+      <w:r>
+        <w:rPr>
+          <w:bCs/>
+          <w:b/>
+        </w:rPr>
+        <w:t xml:space="preserve">Spares</w:t>
+      </w:r>
+      <w:r>
+        <w:t xml:space="preserve"> </w:t>
+      </w:r>
+      <w:r>
+        <w:t xml:space="preserve">are handed over with part numbers. The customer issues the</w:t>
+      </w:r>
+      <w:r>
+        <w:t xml:space="preserve"> </w:t>
+      </w:r>
+      <w:r>
+        <w:rPr>
+          <w:bCs/>
+          <w:b/>
+        </w:rPr>
+        <w:t xml:space="preserve">Project Certificate</w:t>
+      </w:r>
+      <w:r>
+        <w:t xml:space="preserve"> </w:t>
+      </w:r>
+      <w:r>
+        <w:t xml:space="preserve">for provisional acceptance; the twelve-month guarantee starts from that date.</w:t>
       </w:r>
     </w:p>
     <w:p>
@@ -3802,7 +4560,23 @@
         <w:pStyle w:val="BodyText"/>
       </w:pPr>
       <w:r>
-        <w:t xml:space="preserve">At the first month end, payroll picks up the attendance and computes PF, ESIC, PT and TDS. The gratuity provision includes the new service from the year end.</w:t>
+        <w:t xml:space="preserve">Retention of ₹1.81 lakh is released against the certificate. The</w:t>
+      </w:r>
+      <w:r>
+        <w:t xml:space="preserve"> </w:t>
+      </w:r>
+      <w:r>
+        <w:rPr>
+          <w:bCs/>
+          <w:b/>
+        </w:rPr>
+        <w:t xml:space="preserve">Project Closure Report</w:t>
+      </w:r>
+      <w:r>
+        <w:t xml:space="preserve"> </w:t>
+      </w:r>
+      <w:r>
+        <w:t xml:space="preserve">shows contract value against PCC estimate against actual cost, and flags one open claim — so the project is not closed yet.</w:t>
       </w:r>
     </w:p>
     <w:p>
@@ -3814,17 +4588,17 @@
           <w:iCs/>
           <w:i/>
         </w:rPr>
-        <w:t xml:space="preserve">Nobody has to remember to add them to a payroll spreadsheet, and nobody has to decide what they are allowed to do — the role decides.</w:t>
-      </w:r>
-    </w:p>
-    <w:bookmarkEnd w:id="44"/>
-    <w:bookmarkStart w:id="45" w:name="uc-8-the-machine-is-commissioned"/>
+        <w:t xml:space="preserve">The deviation on water pressure is recorded, signed and attributable to the customer’s pump. When a performance question arises in month eight, that record is the answer.</w:t>
+      </w:r>
+    </w:p>
+    <w:bookmarkEnd w:id="46"/>
+    <w:bookmarkStart w:id="47" w:name="uc-9-a-tuesday-morning"/>
     <w:p>
       <w:pPr>
         <w:pStyle w:val="Heading2"/>
       </w:pPr>
       <w:r>
-        <w:t xml:space="preserve">UC-8: The machine is commissioned</w:t>
+        <w:t xml:space="preserve">UC-9: A Tuesday morning</w:t>
       </w:r>
     </w:p>
     <w:p>
@@ -3832,20 +4606,7 @@
         <w:pStyle w:val="FirstParagraph"/>
       </w:pPr>
       <w:r>
-        <w:t xml:space="preserve">Six trial heats at the customer’s plant. The site engineer records the</w:t>
-      </w:r>
-      <w:r>
-        <w:t xml:space="preserve"> </w:t>
-      </w:r>
-      <w:r>
-        <w:rPr>
-          <w:bCs/>
-          <w:b/>
-        </w:rPr>
-        <w:t xml:space="preserve">Commissioning Report</w:t>
-      </w:r>
-      <w:r>
-        <w:t xml:space="preserve">: casting speed achieved 2.6 m/min against 2.2–2.8 specified; billet surface accepted on six heats; water circuit pressure 7.6 bar against 8 bar specified — a deviation, accepted, because the limitation is the customer’s pump.</w:t>
+        <w:t xml:space="preserve">Aiqaz opens the email at 08:40. Four items. The note leads with a supplier bill for ₹2.86 L that has no certified BRM — Accounts cannot release it, and the supplier has been waiting.</w:t>
       </w:r>
     </w:p>
     <w:p>
@@ -3853,39 +4614,7 @@
         <w:pStyle w:val="BodyText"/>
       </w:pPr>
       <w:r>
-        <w:t xml:space="preserve">Three punch points are recorded, one of them the customer’s.</w:t>
-      </w:r>
-      <w:r>
-        <w:t xml:space="preserve"> </w:t>
-      </w:r>
-      <w:r>
-        <w:rPr>
-          <w:bCs/>
-          <w:b/>
-        </w:rPr>
-        <w:t xml:space="preserve">Spares</w:t>
-      </w:r>
-      <w:r>
-        <w:t xml:space="preserve"> </w:t>
-      </w:r>
-      <w:r>
-        <w:t xml:space="preserve">are handed over with part numbers. The customer issues the</w:t>
-      </w:r>
-      <w:r>
-        <w:t xml:space="preserve"> </w:t>
-      </w:r>
-      <w:r>
-        <w:rPr>
-          <w:bCs/>
-          <w:b/>
-        </w:rPr>
-        <w:t xml:space="preserve">Project Certificate</w:t>
-      </w:r>
-      <w:r>
-        <w:t xml:space="preserve"> </w:t>
-      </w:r>
-      <w:r>
-        <w:t xml:space="preserve">for provisional acceptance; the twelve-month guarantee starts from that date.</w:t>
+        <w:t xml:space="preserve">Below that, three items flagged repeatedly: an MSME bill at day 31, a bank guarantee expiring in 39 days, and a project with no timesheets ever booked.</w:t>
       </w:r>
     </w:p>
     <w:p>
@@ -3893,23 +4622,7 @@
         <w:pStyle w:val="BodyText"/>
       </w:pPr>
       <w:r>
-        <w:t xml:space="preserve">Retention of ₹1.81 lakh is released against the certificate. The</w:t>
-      </w:r>
-      <w:r>
-        <w:t xml:space="preserve"> </w:t>
-      </w:r>
-      <w:r>
-        <w:rPr>
-          <w:bCs/>
-          <w:b/>
-        </w:rPr>
-        <w:t xml:space="preserve">Project Closure Report</w:t>
-      </w:r>
-      <w:r>
-        <w:t xml:space="preserve"> </w:t>
-      </w:r>
-      <w:r>
-        <w:t xml:space="preserve">shows contract value against PCC estimate against actual cost, and flags one open claim — so the project is not closed yet.</w:t>
+        <w:t xml:space="preserve">He clicks through to the BRM, checks it against the PO and the inspection, certifies it. Two minutes. He forwards the bank guarantee line to Anita. The timesheet item he takes up at the Monday meeting, because it has now appeared twice and that makes it a habit, not an oversight.</w:t>
       </w:r>
     </w:p>
     <w:p>
@@ -3921,18 +4634,62 @@
           <w:iCs/>
           <w:i/>
         </w:rPr>
-        <w:t xml:space="preserve">The deviation on water pressure is recorded, signed and attributable to the customer’s pump. When a performance question arises in month eight, that record is the answer.</w:t>
-      </w:r>
-    </w:p>
-    <w:bookmarkEnd w:id="45"/>
-    <w:bookmarkEnd w:id="46"/>
-    <w:bookmarkStart w:id="47" w:name="part-c-who-does-what"/>
+        <w:t xml:space="preserve">Nothing here was discovered. Everything was already true yesterday. The difference is that it arrived in front of the person who could act on it, ranked, before the day started.</w:t>
+      </w:r>
+    </w:p>
+    <w:bookmarkEnd w:id="47"/>
+    <w:bookmarkEnd w:id="48"/>
+    <w:bookmarkStart w:id="51" w:name="part-c-who-does-what"/>
     <w:p>
       <w:pPr>
         <w:pStyle w:val="Heading1"/>
       </w:pPr>
       <w:r>
         <w:t xml:space="preserve">Part C — Who does what</w:t>
+      </w:r>
+    </w:p>
+    <w:p>
+      <w:pPr>
+        <w:pStyle w:val="FirstParagraph"/>
+      </w:pPr>
+      <w:r>
+        <w:rPr>
+          <w:bCs/>
+          <w:b/>
+        </w:rPr>
+        <w:t xml:space="preserve">Every line below has been checked against the running system.</w:t>
+      </w:r>
+      <w:r>
+        <w:t xml:space="preserve"> </w:t>
+      </w:r>
+      <w:r>
+        <w:t xml:space="preserve">Where a column says</w:t>
+      </w:r>
+      <w:r>
+        <w:t xml:space="preserve"> </w:t>
+      </w:r>
+      <w:r>
+        <w:rPr>
+          <w:iCs/>
+          <w:i/>
+        </w:rPr>
+        <w:t xml:space="preserve">enforced</w:t>
+      </w:r>
+      <w:r>
+        <w:t xml:space="preserve">, the software refuses the action to anyone else. Where it says</w:t>
+      </w:r>
+      <w:r>
+        <w:t xml:space="preserve"> </w:t>
+      </w:r>
+      <w:r>
+        <w:rPr>
+          <w:iCs/>
+          <w:i/>
+        </w:rPr>
+        <w:t xml:space="preserve">practice</w:t>
+      </w:r>
+      <w:r>
+        <w:t xml:space="preserve">, it is how MSCAST works but the software would permit otherwise.</w:t>
       </w:r>
     </w:p>
     <w:tbl>
@@ -3984,19 +4741,19 @@
               <w:jc w:val="left"/>
             </w:pPr>
             <w:r>
-              <w:t xml:space="preserve">Checks / certifies</w:t>
-            </w:r>
-          </w:p>
-        </w:tc>
-        <w:tc>
-          <w:tcPr/>
-          <w:p>
-            <w:pPr>
-              <w:pStyle w:val="Compact"/>
-              <w:jc w:val="left"/>
-            </w:pPr>
-            <w:r>
-              <w:t xml:space="preserve">Approves</w:t>
+              <w:t xml:space="preserve">Approves / certifies</w:t>
+            </w:r>
+          </w:p>
+        </w:tc>
+        <w:tc>
+          <w:tcPr/>
+          <w:p>
+            <w:pPr>
+              <w:pStyle w:val="Compact"/>
+              <w:jc w:val="left"/>
+            </w:pPr>
+            <w:r>
+              <w:t xml:space="preserve">Enforced?</w:t>
             </w:r>
           </w:p>
         </w:tc>
@@ -4034,19 +4791,23 @@
               <w:jc w:val="left"/>
             </w:pPr>
             <w:r>
-              <w:t xml:space="preserve">Accounts (cost basis)</w:t>
-            </w:r>
-          </w:p>
-        </w:tc>
-        <w:tc>
-          <w:tcPr/>
-          <w:p>
-            <w:pPr>
-              <w:pStyle w:val="Compact"/>
-              <w:jc w:val="left"/>
-            </w:pPr>
-            <w:r>
+              <w:rPr>
+                <w:bCs/>
+                <w:b/>
+              </w:rPr>
               <w:t xml:space="preserve">Director</w:t>
+            </w:r>
+          </w:p>
+        </w:tc>
+        <w:tc>
+          <w:tcPr/>
+          <w:p>
+            <w:pPr>
+              <w:pStyle w:val="Compact"/>
+              <w:jc w:val="left"/>
+            </w:pPr>
+            <w:r>
+              <w:t xml:space="preserve">Enforced — but see the note below</w:t>
             </w:r>
           </w:p>
         </w:tc>
@@ -4084,19 +4845,19 @@
               <w:jc w:val="left"/>
             </w:pPr>
             <w:r>
-              <w:t xml:space="preserve">Projects (against PCC)</w:t>
-            </w:r>
-          </w:p>
-        </w:tc>
-        <w:tc>
-          <w:tcPr/>
-          <w:p>
-            <w:pPr>
-              <w:pStyle w:val="Compact"/>
-              <w:jc w:val="left"/>
-            </w:pPr>
-            <w:r>
-              <w:t xml:space="preserve">Director</w:t>
+              <w:t xml:space="preserve">Against an approved PCC</w:t>
+            </w:r>
+          </w:p>
+        </w:tc>
+        <w:tc>
+          <w:tcPr/>
+          <w:p>
+            <w:pPr>
+              <w:pStyle w:val="Compact"/>
+              <w:jc w:val="left"/>
+            </w:pPr>
+            <w:r>
+              <w:t xml:space="preserve">Practice</w:t>
             </w:r>
           </w:p>
         </w:tc>
@@ -4122,31 +4883,35 @@
               <w:jc w:val="left"/>
             </w:pPr>
             <w:r>
-              <w:t xml:space="preserve">Projects</w:t>
-            </w:r>
-          </w:p>
-        </w:tc>
-        <w:tc>
-          <w:tcPr/>
-          <w:p>
-            <w:pPr>
-              <w:pStyle w:val="Compact"/>
-              <w:jc w:val="left"/>
-            </w:pPr>
-            <w:r>
-              <w:t xml:space="preserve">Accounts (commercial terms)</w:t>
-            </w:r>
-          </w:p>
-        </w:tc>
-        <w:tc>
-          <w:tcPr/>
-          <w:p>
-            <w:pPr>
-              <w:pStyle w:val="Compact"/>
-              <w:jc w:val="left"/>
-            </w:pPr>
-            <w:r>
+              <w:t xml:space="preserve">Projects, verified by Accounts</w:t>
+            </w:r>
+          </w:p>
+        </w:tc>
+        <w:tc>
+          <w:tcPr/>
+          <w:p>
+            <w:pPr>
+              <w:pStyle w:val="Compact"/>
+              <w:jc w:val="left"/>
+            </w:pPr>
+            <w:r>
+              <w:rPr>
+                <w:bCs/>
+                <w:b/>
+              </w:rPr>
               <w:t xml:space="preserve">Director</w:t>
+            </w:r>
+          </w:p>
+        </w:tc>
+        <w:tc>
+          <w:tcPr/>
+          <w:p>
+            <w:pPr>
+              <w:pStyle w:val="Compact"/>
+              <w:jc w:val="left"/>
+            </w:pPr>
+            <w:r>
+              <w:t xml:space="preserve">Enforced — but see the note below</w:t>
             </w:r>
           </w:p>
         </w:tc>
@@ -4160,43 +4925,43 @@
               <w:jc w:val="left"/>
             </w:pPr>
             <w:r>
-              <w:t xml:space="preserve">Drawing release</w:t>
-            </w:r>
-          </w:p>
-        </w:tc>
-        <w:tc>
-          <w:tcPr/>
-          <w:p>
-            <w:pPr>
-              <w:pStyle w:val="Compact"/>
-              <w:jc w:val="left"/>
-            </w:pPr>
-            <w:r>
-              <w:t xml:space="preserve">Design</w:t>
-            </w:r>
-          </w:p>
-        </w:tc>
-        <w:tc>
-          <w:tcPr/>
-          <w:p>
-            <w:pPr>
-              <w:pStyle w:val="Compact"/>
-              <w:jc w:val="left"/>
-            </w:pPr>
-            <w:r>
-              <w:t xml:space="preserve">Projects</w:t>
-            </w:r>
-          </w:p>
-        </w:tc>
-        <w:tc>
-          <w:tcPr/>
-          <w:p>
-            <w:pPr>
-              <w:pStyle w:val="Compact"/>
-              <w:jc w:val="left"/>
-            </w:pPr>
-            <w:r>
-              <w:t xml:space="preserve">Customer, where required</w:t>
+              <w:t xml:space="preserve">Drawing → For Customer Approval</w:t>
+            </w:r>
+          </w:p>
+        </w:tc>
+        <w:tc>
+          <w:tcPr/>
+          <w:p>
+            <w:pPr>
+              <w:pStyle w:val="Compact"/>
+              <w:jc w:val="left"/>
+            </w:pPr>
+            <w:r>
+              <w:t xml:space="preserve">Design (drawing office)</w:t>
+            </w:r>
+          </w:p>
+        </w:tc>
+        <w:tc>
+          <w:tcPr/>
+          <w:p>
+            <w:pPr>
+              <w:pStyle w:val="Compact"/>
+              <w:jc w:val="left"/>
+            </w:pPr>
+            <w:r>
+              <w:t xml:space="preserve">—</w:t>
+            </w:r>
+          </w:p>
+        </w:tc>
+        <w:tc>
+          <w:tcPr/>
+          <w:p>
+            <w:pPr>
+              <w:pStyle w:val="Compact"/>
+              <w:jc w:val="left"/>
+            </w:pPr>
+            <w:r>
+              <w:t xml:space="preserve">Enforced</w:t>
             </w:r>
           </w:p>
         </w:tc>
@@ -4210,43 +4975,47 @@
               <w:jc w:val="left"/>
             </w:pPr>
             <w:r>
-              <w:t xml:space="preserve">Purchase Order</w:t>
-            </w:r>
-          </w:p>
-        </w:tc>
-        <w:tc>
-          <w:tcPr/>
-          <w:p>
-            <w:pPr>
-              <w:pStyle w:val="Compact"/>
-              <w:jc w:val="left"/>
-            </w:pPr>
-            <w:r>
-              <w:t xml:space="preserve">Purchase</w:t>
-            </w:r>
-          </w:p>
-        </w:tc>
-        <w:tc>
-          <w:tcPr/>
-          <w:p>
-            <w:pPr>
-              <w:pStyle w:val="Compact"/>
-              <w:jc w:val="left"/>
-            </w:pPr>
-            <w:r>
-              <w:t xml:space="preserve">Against PCC budget</w:t>
-            </w:r>
-          </w:p>
-        </w:tc>
-        <w:tc>
-          <w:tcPr/>
-          <w:p>
-            <w:pPr>
-              <w:pStyle w:val="Compact"/>
-              <w:jc w:val="left"/>
-            </w:pPr>
-            <w:r>
-              <w:t xml:space="preserve">Purchase Manager</w:t>
+              <w:t xml:space="preserve">Drawing → Released for Manufacture</w:t>
+            </w:r>
+          </w:p>
+        </w:tc>
+        <w:tc>
+          <w:tcPr/>
+          <w:p>
+            <w:pPr>
+              <w:pStyle w:val="Compact"/>
+              <w:jc w:val="left"/>
+            </w:pPr>
+            <w:r>
+              <w:t xml:space="preserve">—</w:t>
+            </w:r>
+          </w:p>
+        </w:tc>
+        <w:tc>
+          <w:tcPr/>
+          <w:p>
+            <w:pPr>
+              <w:pStyle w:val="Compact"/>
+              <w:jc w:val="left"/>
+            </w:pPr>
+            <w:r>
+              <w:rPr>
+                <w:bCs/>
+                <w:b/>
+              </w:rPr>
+              <w:t xml:space="preserve">Projects Manager</w:t>
+            </w:r>
+          </w:p>
+        </w:tc>
+        <w:tc>
+          <w:tcPr/>
+          <w:p>
+            <w:pPr>
+              <w:pStyle w:val="Compact"/>
+              <w:jc w:val="left"/>
+            </w:pPr>
+            <w:r>
+              <w:t xml:space="preserve">Enforced</w:t>
             </w:r>
           </w:p>
         </w:tc>
@@ -4260,43 +5029,47 @@
               <w:jc w:val="left"/>
             </w:pPr>
             <w:r>
-              <w:t xml:space="preserve">Inspection</w:t>
-            </w:r>
-          </w:p>
-        </w:tc>
-        <w:tc>
-          <w:tcPr/>
-          <w:p>
-            <w:pPr>
-              <w:pStyle w:val="Compact"/>
-              <w:jc w:val="left"/>
-            </w:pPr>
-            <w:r>
-              <w:t xml:space="preserve">Quality</w:t>
-            </w:r>
-          </w:p>
-        </w:tc>
-        <w:tc>
-          <w:tcPr/>
-          <w:p>
-            <w:pPr>
-              <w:pStyle w:val="Compact"/>
-              <w:jc w:val="left"/>
-            </w:pPr>
-            <w:r>
-              <w:t xml:space="preserve">Third party, where specified</w:t>
-            </w:r>
-          </w:p>
-        </w:tc>
-        <w:tc>
-          <w:tcPr/>
-          <w:p>
-            <w:pPr>
-              <w:pStyle w:val="Compact"/>
-              <w:jc w:val="left"/>
-            </w:pPr>
-            <w:r>
-              <w:t xml:space="preserve">Projects</w:t>
+              <w:t xml:space="preserve">Purchase Order</w:t>
+            </w:r>
+          </w:p>
+        </w:tc>
+        <w:tc>
+          <w:tcPr/>
+          <w:p>
+            <w:pPr>
+              <w:pStyle w:val="Compact"/>
+              <w:jc w:val="left"/>
+            </w:pPr>
+            <w:r>
+              <w:t xml:space="preserve">Purchase</w:t>
+            </w:r>
+          </w:p>
+        </w:tc>
+        <w:tc>
+          <w:tcPr/>
+          <w:p>
+            <w:pPr>
+              <w:pStyle w:val="Compact"/>
+              <w:jc w:val="left"/>
+            </w:pPr>
+            <w:r>
+              <w:rPr>
+                <w:bCs/>
+                <w:b/>
+              </w:rPr>
+              <w:t xml:space="preserve">Director</w:t>
+            </w:r>
+          </w:p>
+        </w:tc>
+        <w:tc>
+          <w:tcPr/>
+          <w:p>
+            <w:pPr>
+              <w:pStyle w:val="Compact"/>
+              <w:jc w:val="left"/>
+            </w:pPr>
+            <w:r>
+              <w:t xml:space="preserve">Enforced, and the raiser cannot approve</w:t>
             </w:r>
           </w:p>
         </w:tc>
@@ -4310,43 +5083,43 @@
               <w:jc w:val="left"/>
             </w:pPr>
             <w:r>
-              <w:t xml:space="preserve">BRM</w:t>
-            </w:r>
-          </w:p>
-        </w:tc>
-        <w:tc>
-          <w:tcPr/>
-          <w:p>
-            <w:pPr>
-              <w:pStyle w:val="Compact"/>
-              <w:jc w:val="left"/>
-            </w:pPr>
-            <w:r>
-              <w:t xml:space="preserve">Purchase</w:t>
-            </w:r>
-          </w:p>
-        </w:tc>
-        <w:tc>
-          <w:tcPr/>
-          <w:p>
-            <w:pPr>
-              <w:pStyle w:val="Compact"/>
-              <w:jc w:val="left"/>
-            </w:pPr>
-            <w:r>
-              <w:t xml:space="preserve">Purchase Manager</w:t>
-            </w:r>
-          </w:p>
-        </w:tc>
-        <w:tc>
-          <w:tcPr/>
-          <w:p>
-            <w:pPr>
-              <w:pStyle w:val="Compact"/>
-              <w:jc w:val="left"/>
-            </w:pPr>
-            <w:r>
-              <w:t xml:space="preserve">—</w:t>
+              <w:t xml:space="preserve">Inspection</w:t>
+            </w:r>
+          </w:p>
+        </w:tc>
+        <w:tc>
+          <w:tcPr/>
+          <w:p>
+            <w:pPr>
+              <w:pStyle w:val="Compact"/>
+              <w:jc w:val="left"/>
+            </w:pPr>
+            <w:r>
+              <w:t xml:space="preserve">Quality</w:t>
+            </w:r>
+          </w:p>
+        </w:tc>
+        <w:tc>
+          <w:tcPr/>
+          <w:p>
+            <w:pPr>
+              <w:pStyle w:val="Compact"/>
+              <w:jc w:val="left"/>
+            </w:pPr>
+            <w:r>
+              <w:t xml:space="preserve">Third party, where specified</w:t>
+            </w:r>
+          </w:p>
+        </w:tc>
+        <w:tc>
+          <w:tcPr/>
+          <w:p>
+            <w:pPr>
+              <w:pStyle w:val="Compact"/>
+              <w:jc w:val="left"/>
+            </w:pPr>
+            <w:r>
+              <w:t xml:space="preserve">Practice</w:t>
             </w:r>
           </w:p>
         </w:tc>
@@ -4360,43 +5133,53 @@
               <w:jc w:val="left"/>
             </w:pPr>
             <w:r>
-              <w:t xml:space="preserve">Supplier payment</w:t>
-            </w:r>
-          </w:p>
-        </w:tc>
-        <w:tc>
-          <w:tcPr/>
-          <w:p>
-            <w:pPr>
-              <w:pStyle w:val="Compact"/>
-              <w:jc w:val="left"/>
-            </w:pPr>
-            <w:r>
-              <w:t xml:space="preserve">Accounts</w:t>
-            </w:r>
-          </w:p>
-        </w:tc>
-        <w:tc>
-          <w:tcPr/>
-          <w:p>
-            <w:pPr>
-              <w:pStyle w:val="Compact"/>
-              <w:jc w:val="left"/>
-            </w:pPr>
-            <w:r>
-              <w:t xml:space="preserve">Certified BRM required</w:t>
-            </w:r>
-          </w:p>
-        </w:tc>
-        <w:tc>
-          <w:tcPr/>
-          <w:p>
-            <w:pPr>
-              <w:pStyle w:val="Compact"/>
-              <w:jc w:val="left"/>
-            </w:pPr>
-            <w:r>
-              <w:t xml:space="preserve">Director above a threshold</w:t>
+              <w:t xml:space="preserve">BRM certification</w:t>
+            </w:r>
+          </w:p>
+        </w:tc>
+        <w:tc>
+          <w:tcPr/>
+          <w:p>
+            <w:pPr>
+              <w:pStyle w:val="Compact"/>
+              <w:jc w:val="left"/>
+            </w:pPr>
+            <w:r>
+              <w:t xml:space="preserve">Purchase prepares</w:t>
+            </w:r>
+          </w:p>
+        </w:tc>
+        <w:tc>
+          <w:tcPr/>
+          <w:p>
+            <w:pPr>
+              <w:pStyle w:val="Compact"/>
+              <w:jc w:val="left"/>
+            </w:pPr>
+            <w:r>
+              <w:rPr>
+                <w:bCs/>
+                <w:b/>
+              </w:rPr>
+              <w:t xml:space="preserve">Director</w:t>
+            </w:r>
+            <w:r>
+              <w:t xml:space="preserve"> </w:t>
+            </w:r>
+            <w:r>
+              <w:t xml:space="preserve">certifies</w:t>
+            </w:r>
+          </w:p>
+        </w:tc>
+        <w:tc>
+          <w:tcPr/>
+          <w:p>
+            <w:pPr>
+              <w:pStyle w:val="Compact"/>
+              <w:jc w:val="left"/>
+            </w:pPr>
+            <w:r>
+              <w:t xml:space="preserve">Enforced</w:t>
             </w:r>
           </w:p>
         </w:tc>
@@ -4410,43 +5193,43 @@
               <w:jc w:val="left"/>
             </w:pPr>
             <w:r>
-              <w:t xml:space="preserve">Dispatch</w:t>
-            </w:r>
-          </w:p>
-        </w:tc>
-        <w:tc>
-          <w:tcPr/>
-          <w:p>
-            <w:pPr>
-              <w:pStyle w:val="Compact"/>
-              <w:jc w:val="left"/>
-            </w:pPr>
-            <w:r>
-              <w:t xml:space="preserve">Stores</w:t>
-            </w:r>
-          </w:p>
-        </w:tc>
-        <w:tc>
-          <w:tcPr/>
-          <w:p>
-            <w:pPr>
-              <w:pStyle w:val="Compact"/>
-              <w:jc w:val="left"/>
-            </w:pPr>
-            <w:r>
-              <w:t xml:space="preserve">Quality (pre-dispatch)</w:t>
-            </w:r>
-          </w:p>
-        </w:tc>
-        <w:tc>
-          <w:tcPr/>
-          <w:p>
-            <w:pPr>
-              <w:pStyle w:val="Compact"/>
-              <w:jc w:val="left"/>
-            </w:pPr>
-            <w:r>
-              <w:t xml:space="preserve">Projects</w:t>
+              <w:t xml:space="preserve">Supplier payment</w:t>
+            </w:r>
+          </w:p>
+        </w:tc>
+        <w:tc>
+          <w:tcPr/>
+          <w:p>
+            <w:pPr>
+              <w:pStyle w:val="Compact"/>
+              <w:jc w:val="left"/>
+            </w:pPr>
+            <w:r>
+              <w:t xml:space="preserve">Accounts</w:t>
+            </w:r>
+          </w:p>
+        </w:tc>
+        <w:tc>
+          <w:tcPr/>
+          <w:p>
+            <w:pPr>
+              <w:pStyle w:val="Compact"/>
+              <w:jc w:val="left"/>
+            </w:pPr>
+            <w:r>
+              <w:t xml:space="preserve">Certified BRM required</w:t>
+            </w:r>
+          </w:p>
+        </w:tc>
+        <w:tc>
+          <w:tcPr/>
+          <w:p>
+            <w:pPr>
+              <w:pStyle w:val="Compact"/>
+              <w:jc w:val="left"/>
+            </w:pPr>
+            <w:r>
+              <w:t xml:space="preserve">Enforced — payment is blocked without one</w:t>
             </w:r>
           </w:p>
         </w:tc>
@@ -4460,43 +5243,43 @@
               <w:jc w:val="left"/>
             </w:pPr>
             <w:r>
-              <w:t xml:space="preserve">Sales Invoice</w:t>
-            </w:r>
-          </w:p>
-        </w:tc>
-        <w:tc>
-          <w:tcPr/>
-          <w:p>
-            <w:pPr>
-              <w:pStyle w:val="Compact"/>
-              <w:jc w:val="left"/>
-            </w:pPr>
-            <w:r>
-              <w:t xml:space="preserve">Accounts</w:t>
-            </w:r>
-          </w:p>
-        </w:tc>
-        <w:tc>
-          <w:tcPr/>
-          <w:p>
-            <w:pPr>
-              <w:pStyle w:val="Compact"/>
-              <w:jc w:val="left"/>
-            </w:pPr>
-            <w:r>
-              <w:t xml:space="preserve">Against the billing schedule</w:t>
-            </w:r>
-          </w:p>
-        </w:tc>
-        <w:tc>
-          <w:tcPr/>
-          <w:p>
-            <w:pPr>
-              <w:pStyle w:val="Compact"/>
-              <w:jc w:val="left"/>
-            </w:pPr>
-            <w:r>
-              <w:t xml:space="preserve">—</w:t>
+              <w:t xml:space="preserve">Dispatch</w:t>
+            </w:r>
+          </w:p>
+        </w:tc>
+        <w:tc>
+          <w:tcPr/>
+          <w:p>
+            <w:pPr>
+              <w:pStyle w:val="Compact"/>
+              <w:jc w:val="left"/>
+            </w:pPr>
+            <w:r>
+              <w:t xml:space="preserve">Stores</w:t>
+            </w:r>
+          </w:p>
+        </w:tc>
+        <w:tc>
+          <w:tcPr/>
+          <w:p>
+            <w:pPr>
+              <w:pStyle w:val="Compact"/>
+              <w:jc w:val="left"/>
+            </w:pPr>
+            <w:r>
+              <w:t xml:space="preserve">Quality (pre-dispatch)</w:t>
+            </w:r>
+          </w:p>
+        </w:tc>
+        <w:tc>
+          <w:tcPr/>
+          <w:p>
+            <w:pPr>
+              <w:pStyle w:val="Compact"/>
+              <w:jc w:val="left"/>
+            </w:pPr>
+            <w:r>
+              <w:t xml:space="preserve">Practice</w:t>
             </w:r>
           </w:p>
         </w:tc>
@@ -4510,19 +5293,7 @@
               <w:jc w:val="left"/>
             </w:pPr>
             <w:r>
-              <w:t xml:space="preserve">Client Claim</w:t>
-            </w:r>
-          </w:p>
-        </w:tc>
-        <w:tc>
-          <w:tcPr/>
-          <w:p>
-            <w:pPr>
-              <w:pStyle w:val="Compact"/>
-              <w:jc w:val="left"/>
-            </w:pPr>
-            <w:r>
-              <w:t xml:space="preserve">Projects</w:t>
+              <w:t xml:space="preserve">Sales Invoice</w:t>
             </w:r>
           </w:p>
         </w:tc>
@@ -4546,7 +5317,19 @@
               <w:jc w:val="left"/>
             </w:pPr>
             <w:r>
-              <w:t xml:space="preserve">Director</w:t>
+              <w:t xml:space="preserve">Against the billing schedule</w:t>
+            </w:r>
+          </w:p>
+        </w:tc>
+        <w:tc>
+          <w:tcPr/>
+          <w:p>
+            <w:pPr>
+              <w:pStyle w:val="Compact"/>
+              <w:jc w:val="left"/>
+            </w:pPr>
+            <w:r>
+              <w:t xml:space="preserve">Practice</w:t>
             </w:r>
           </w:p>
         </w:tc>
@@ -4560,7 +5343,7 @@
               <w:jc w:val="left"/>
             </w:pPr>
             <w:r>
-              <w:t xml:space="preserve">Project closure</w:t>
+              <w:t xml:space="preserve">Client Claim</w:t>
             </w:r>
           </w:p>
         </w:tc>
@@ -4584,19 +5367,19 @@
               <w:jc w:val="left"/>
             </w:pPr>
             <w:r>
-              <w:t xml:space="preserve">Accounts</w:t>
-            </w:r>
-          </w:p>
-        </w:tc>
-        <w:tc>
-          <w:tcPr/>
-          <w:p>
-            <w:pPr>
-              <w:pStyle w:val="Compact"/>
-              <w:jc w:val="left"/>
-            </w:pPr>
-            <w:r>
-              <w:t xml:space="preserve">Director</w:t>
+              <w:t xml:space="preserve">Accounts, then Director</w:t>
+            </w:r>
+          </w:p>
+        </w:tc>
+        <w:tc>
+          <w:tcPr/>
+          <w:p>
+            <w:pPr>
+              <w:pStyle w:val="Compact"/>
+              <w:jc w:val="left"/>
+            </w:pPr>
+            <w:r>
+              <w:t xml:space="preserve">Practice</w:t>
             </w:r>
           </w:p>
         </w:tc>
@@ -4610,6 +5393,56 @@
               <w:jc w:val="left"/>
             </w:pPr>
             <w:r>
+              <w:t xml:space="preserve">Project closure</w:t>
+            </w:r>
+          </w:p>
+        </w:tc>
+        <w:tc>
+          <w:tcPr/>
+          <w:p>
+            <w:pPr>
+              <w:pStyle w:val="Compact"/>
+              <w:jc w:val="left"/>
+            </w:pPr>
+            <w:r>
+              <w:t xml:space="preserve">Projects</w:t>
+            </w:r>
+          </w:p>
+        </w:tc>
+        <w:tc>
+          <w:tcPr/>
+          <w:p>
+            <w:pPr>
+              <w:pStyle w:val="Compact"/>
+              <w:jc w:val="left"/>
+            </w:pPr>
+            <w:r>
+              <w:t xml:space="preserve">Director</w:t>
+            </w:r>
+          </w:p>
+        </w:tc>
+        <w:tc>
+          <w:tcPr/>
+          <w:p>
+            <w:pPr>
+              <w:pStyle w:val="Compact"/>
+              <w:jc w:val="left"/>
+            </w:pPr>
+            <w:r>
+              <w:t xml:space="preserve">Practice</w:t>
+            </w:r>
+          </w:p>
+        </w:tc>
+      </w:tr>
+      <w:tr>
+        <w:tc>
+          <w:tcPr/>
+          <w:p>
+            <w:pPr>
+              <w:pStyle w:val="Compact"/>
+              <w:jc w:val="left"/>
+            </w:pPr>
+            <w:r>
               <w:t xml:space="preserve">Payroll</w:t>
             </w:r>
           </w:p>
@@ -4634,50 +5467,322 @@
               <w:jc w:val="left"/>
             </w:pPr>
             <w:r>
-              <w:t xml:space="preserve">Accounts</w:t>
-            </w:r>
-          </w:p>
-        </w:tc>
-        <w:tc>
-          <w:tcPr/>
-          <w:p>
-            <w:pPr>
-              <w:pStyle w:val="Compact"/>
-              <w:jc w:val="left"/>
-            </w:pPr>
-            <w:r>
               <w:t xml:space="preserve">Director</w:t>
+            </w:r>
+          </w:p>
+        </w:tc>
+        <w:tc>
+          <w:tcPr/>
+          <w:p>
+            <w:pPr>
+              <w:pStyle w:val="Compact"/>
+              <w:jc w:val="left"/>
+            </w:pPr>
+            <w:r>
+              <w:t xml:space="preserve">Practice</w:t>
             </w:r>
           </w:p>
         </w:tc>
       </w:tr>
     </w:tbl>
+    <w:bookmarkStart w:id="49" w:name="the-separation-of-duties-stated-honestly"/>
+    <w:p>
+      <w:pPr>
+        <w:pStyle w:val="Heading2"/>
+      </w:pPr>
+      <w:r>
+        <w:t xml:space="preserve">The separation of duties, stated honestly</w:t>
+      </w:r>
+    </w:p>
+    <w:p>
+      <w:pPr>
+        <w:pStyle w:val="FirstParagraph"/>
+      </w:pPr>
+      <w:r>
+        <w:t xml:space="preserve">The principle is that</w:t>
+      </w:r>
+      <w:r>
+        <w:t xml:space="preserve"> </w:t>
+      </w:r>
+      <w:r>
+        <w:rPr>
+          <w:bCs/>
+          <w:b/>
+        </w:rPr>
+        <w:t xml:space="preserve">the person who prepares a document should not be the person who approves it.</w:t>
+      </w:r>
+    </w:p>
     <w:p>
       <w:pPr>
         <w:pStyle w:val="BodyText"/>
       </w:pPr>
       <w:r>
-        <w:t xml:space="preserve">The rule underneath the table:</w:t>
-      </w:r>
-      <w:r>
-        <w:t xml:space="preserve"> </w:t>
-      </w:r>
-      <w:r>
-        <w:rPr>
-          <w:bCs/>
-          <w:b/>
-        </w:rPr>
-        <w:t xml:space="preserve">the person who prepares a document never approves it.</w:t>
-      </w:r>
-      <w:r>
-        <w:t xml:space="preserve"> </w:t>
-      </w:r>
-      <w:r>
-        <w:t xml:space="preserve">In a company of ten this takes discipline, but it is the difference between a control environment and a filing system.</w:t>
-      </w:r>
-    </w:p>
-    <w:bookmarkEnd w:id="47"/>
-    <w:bookmarkStart w:id="49" w:name="part-d-recurring-calendar"/>
+        <w:t xml:space="preserve">Where this is fully true today:</w:t>
+      </w:r>
+    </w:p>
+    <w:p>
+      <w:pPr>
+        <w:numPr>
+          <w:ilvl w:val="0"/>
+          <w:numId w:val="1018"/>
+        </w:numPr>
+        <w:pStyle w:val="Compact"/>
+      </w:pPr>
+      <w:r>
+        <w:rPr>
+          <w:bCs/>
+          <w:b/>
+        </w:rPr>
+        <w:t xml:space="preserve">Purchase Orders.</w:t>
+      </w:r>
+      <w:r>
+        <w:t xml:space="preserve"> </w:t>
+      </w:r>
+      <w:r>
+        <w:t xml:space="preserve">Sending a purchase order for approval requires</w:t>
+      </w:r>
+      <w:r>
+        <w:t xml:space="preserve"> </w:t>
+      </w:r>
+      <w:r>
+        <w:rPr>
+          <w:rStyle w:val="VerbatimChar"/>
+        </w:rPr>
+        <w:t xml:space="preserve">Purchase User</w:t>
+      </w:r>
+      <w:r>
+        <w:t xml:space="preserve">; approving it requires</w:t>
+      </w:r>
+      <w:r>
+        <w:t xml:space="preserve"> </w:t>
+      </w:r>
+      <w:r>
+        <w:rPr>
+          <w:rStyle w:val="VerbatimChar"/>
+        </w:rPr>
+        <w:t xml:space="preserve">MSCAST Director</w:t>
+      </w:r>
+      <w:r>
+        <w:t xml:space="preserve">. Nobody holds both, so a purchase order cannot reach approval without a second person. (One director does hold</w:t>
+      </w:r>
+      <w:r>
+        <w:t xml:space="preserve"> </w:t>
+      </w:r>
+      <w:r>
+        <w:rPr>
+          <w:rStyle w:val="VerbatimChar"/>
+        </w:rPr>
+        <w:t xml:space="preserve">Purchase Manager</w:t>
+      </w:r>
+      <w:r>
+        <w:t xml:space="preserve">, which can</w:t>
+      </w:r>
+      <w:r>
+        <w:t xml:space="preserve"> </w:t>
+      </w:r>
+      <w:r>
+        <w:rPr>
+          <w:iCs/>
+          <w:i/>
+        </w:rPr>
+        <w:t xml:space="preserve">create</w:t>
+      </w:r>
+      <w:r>
+        <w:t xml:space="preserve"> </w:t>
+      </w:r>
+      <w:r>
+        <w:t xml:space="preserve">a purchase order — but not move it forward, which is what matters here.)</w:t>
+      </w:r>
+    </w:p>
+    <w:p>
+      <w:pPr>
+        <w:numPr>
+          <w:ilvl w:val="0"/>
+          <w:numId w:val="1018"/>
+        </w:numPr>
+        <w:pStyle w:val="Compact"/>
+      </w:pPr>
+      <w:r>
+        <w:rPr>
+          <w:bCs/>
+          <w:b/>
+        </w:rPr>
+        <w:t xml:space="preserve">The payment block itself.</w:t>
+      </w:r>
+      <w:r>
+        <w:t xml:space="preserve"> </w:t>
+      </w:r>
+      <w:r>
+        <w:t xml:space="preserve">No supplier bill can be paid without a certified BRM. That is refused in software, for everyone, and it is the control that actually protects the money.</w:t>
+      </w:r>
+    </w:p>
+    <w:p>
+      <w:pPr>
+        <w:numPr>
+          <w:ilvl w:val="0"/>
+          <w:numId w:val="1018"/>
+        </w:numPr>
+        <w:pStyle w:val="Compact"/>
+      </w:pPr>
+      <w:r>
+        <w:rPr>
+          <w:bCs/>
+          <w:b/>
+        </w:rPr>
+        <w:t xml:space="preserve">Drawing release.</w:t>
+      </w:r>
+      <w:r>
+        <w:t xml:space="preserve"> </w:t>
+      </w:r>
+      <w:r>
+        <w:t xml:space="preserve">The drawing office issues for approval; only a Projects Manager releases for manufacture.</w:t>
+      </w:r>
+    </w:p>
+    <w:p>
+      <w:pPr>
+        <w:pStyle w:val="FirstParagraph"/>
+      </w:pPr>
+      <w:r>
+        <w:t xml:space="preserve">Where it is</w:t>
+      </w:r>
+      <w:r>
+        <w:t xml:space="preserve"> </w:t>
+      </w:r>
+      <w:r>
+        <w:rPr>
+          <w:bCs/>
+          <w:b/>
+        </w:rPr>
+        <w:t xml:space="preserve">not</w:t>
+      </w:r>
+      <w:r>
+        <w:t xml:space="preserve"> </w:t>
+      </w:r>
+      <w:r>
+        <w:t xml:space="preserve">true, deliberately:</w:t>
+      </w:r>
+    </w:p>
+    <w:p>
+      <w:pPr>
+        <w:numPr>
+          <w:ilvl w:val="0"/>
+          <w:numId w:val="1019"/>
+        </w:numPr>
+        <w:pStyle w:val="Compact"/>
+      </w:pPr>
+      <w:r>
+        <w:rPr>
+          <w:bCs/>
+          <w:b/>
+        </w:rPr>
+        <w:t xml:space="preserve">PCC approval</w:t>
+      </w:r>
+      <w:r>
+        <w:t xml:space="preserve"> </w:t>
+      </w:r>
+      <w:r>
+        <w:t xml:space="preserve">and</w:t>
+      </w:r>
+      <w:r>
+        <w:t xml:space="preserve"> </w:t>
+      </w:r>
+      <w:r>
+        <w:rPr>
+          <w:bCs/>
+          <w:b/>
+        </w:rPr>
+        <w:t xml:space="preserve">project kick-off</w:t>
+      </w:r>
+      <w:r>
+        <w:t xml:space="preserve">. Both directors hold the Projects Manager and Accounts Manager roles in addition to the director role, because in a company of this size they have to. A director can therefore prepare a PCC and approve it, or verify a customer PO and approve the kick-off, alone.</w:t>
+      </w:r>
+    </w:p>
+    <w:p>
+      <w:pPr>
+        <w:pStyle w:val="FirstParagraph"/>
+      </w:pPr>
+      <w:r>
+        <w:t xml:space="preserve">This is an accepted position, not an accident. It is written down here so that nobody — an auditor, a customer’s procurement team, a new joiner — is told a control exists that does not. The mitigations are that every approval is recorded with a name and a timestamp against the revision, and that the second director can always be the approver when the commitment is significant.</w:t>
+      </w:r>
+      <w:r>
+        <w:t xml:space="preserve"> </w:t>
+      </w:r>
+      <w:r>
+        <w:rPr>
+          <w:bCs/>
+          <w:b/>
+        </w:rPr>
+        <w:t xml:space="preserve">Where a PCC or a kick-off carries real commercial exposure, have the other director approve it.</w:t>
+      </w:r>
+    </w:p>
+    <w:bookmarkEnd w:id="49"/>
+    <w:bookmarkStart w:id="50" w:name="X652ed6676133fdf5d08eefbb4f2f38fa3f87ad4"/>
+    <w:p>
+      <w:pPr>
+        <w:pStyle w:val="Heading2"/>
+      </w:pPr>
+      <w:r>
+        <w:t xml:space="preserve">One more thing, for whoever administers the system</w:t>
+      </w:r>
+    </w:p>
+    <w:p>
+      <w:pPr>
+        <w:pStyle w:val="FirstParagraph"/>
+      </w:pPr>
+      <w:r>
+        <w:t xml:space="preserve">Everything above depends on people holding only the roles their job needs. Two accounts were found holding far more than that: the setup-wizard administrator with</w:t>
+      </w:r>
+      <w:r>
+        <w:t xml:space="preserve"> </w:t>
+      </w:r>
+      <w:r>
+        <w:rPr>
+          <w:bCs/>
+          <w:b/>
+        </w:rPr>
+        <w:t xml:space="preserve">41 roles</w:t>
+      </w:r>
+      <w:r>
+        <w:t xml:space="preserve">, and an ordinary staff account that also carried</w:t>
+      </w:r>
+      <w:r>
+        <w:t xml:space="preserve"> </w:t>
+      </w:r>
+      <w:r>
+        <w:rPr>
+          <w:bCs/>
+          <w:b/>
+        </w:rPr>
+        <w:t xml:space="preserve">System Manager</w:t>
+      </w:r>
+      <w:r>
+        <w:t xml:space="preserve"> </w:t>
+      </w:r>
+      <w:r>
+        <w:t xml:space="preserve">— which bypasses every control in this document. Both have been corrected, and the build checks now report it if it happens again.</w:t>
+      </w:r>
+    </w:p>
+    <w:p>
+      <w:pPr>
+        <w:pStyle w:val="BodyText"/>
+      </w:pPr>
+      <w:r>
+        <w:t xml:space="preserve">This is worth knowing because it recurs. A fresh install creates its own administrator with the same spread of roles, and roles accumulate quietly on long-lived accounts.</w:t>
+      </w:r>
+      <w:r>
+        <w:t xml:space="preserve"> </w:t>
+      </w:r>
+      <w:r>
+        <w:rPr>
+          <w:bCs/>
+          <w:b/>
+        </w:rPr>
+        <w:t xml:space="preserve">A control environment is only as real as the role list behind it.</w:t>
+      </w:r>
+    </w:p>
+    <w:bookmarkEnd w:id="50"/>
+    <w:bookmarkEnd w:id="51"/>
+    <w:bookmarkStart w:id="52" w:name="part-d-recurring-calendar"/>
     <w:p>
       <w:pPr>
         <w:pStyle w:val="Heading1"/>
@@ -4748,31 +5853,35 @@
               <w:jc w:val="left"/>
             </w:pPr>
             <w:r>
-              <w:t xml:space="preserve">Daily</w:t>
-            </w:r>
-          </w:p>
-        </w:tc>
-        <w:tc>
-          <w:tcPr/>
-          <w:p>
-            <w:pPr>
-              <w:pStyle w:val="Compact"/>
-              <w:jc w:val="left"/>
-            </w:pPr>
-            <w:r>
-              <w:t xml:space="preserve">Read the management summary; act on anything marked ACT</w:t>
-            </w:r>
-          </w:p>
-        </w:tc>
-        <w:tc>
-          <w:tcPr/>
-          <w:p>
-            <w:pPr>
-              <w:pStyle w:val="Compact"/>
-              <w:jc w:val="left"/>
-            </w:pPr>
-            <w:r>
-              <w:t xml:space="preserve">Director</w:t>
+              <w:t xml:space="preserve">Daily, automatic</w:t>
+            </w:r>
+          </w:p>
+        </w:tc>
+        <w:tc>
+          <w:tcPr/>
+          <w:p>
+            <w:pPr>
+              <w:pStyle w:val="Compact"/>
+              <w:jc w:val="left"/>
+            </w:pPr>
+            <w:r>
+              <w:t xml:space="preserve">Overnight checks run at 06:00; morning note emailed at 08:35</w:t>
+            </w:r>
+          </w:p>
+        </w:tc>
+        <w:tc>
+          <w:tcPr/>
+          <w:p>
+            <w:pPr>
+              <w:pStyle w:val="Compact"/>
+              <w:jc w:val="left"/>
+            </w:pPr>
+            <w:r>
+              <w:rPr>
+                <w:iCs/>
+                <w:i/>
+              </w:rPr>
+              <w:t xml:space="preserve">the system</w:t>
             </w:r>
           </w:p>
         </w:tc>
@@ -4798,19 +5907,19 @@
               <w:jc w:val="left"/>
             </w:pPr>
             <w:r>
-              <w:t xml:space="preserve">Enter transactions the day they happen</w:t>
-            </w:r>
-          </w:p>
-        </w:tc>
-        <w:tc>
-          <w:tcPr/>
-          <w:p>
-            <w:pPr>
-              <w:pStyle w:val="Compact"/>
-              <w:jc w:val="left"/>
-            </w:pPr>
-            <w:r>
-              <w:t xml:space="preserve">All</w:t>
+              <w:t xml:space="preserve">Read the morning note; act on anything marked High</w:t>
+            </w:r>
+          </w:p>
+        </w:tc>
+        <w:tc>
+          <w:tcPr/>
+          <w:p>
+            <w:pPr>
+              <w:pStyle w:val="Compact"/>
+              <w:jc w:val="left"/>
+            </w:pPr>
+            <w:r>
+              <w:t xml:space="preserve">Directors</w:t>
             </w:r>
           </w:p>
         </w:tc>
@@ -4824,31 +5933,31 @@
               <w:jc w:val="left"/>
             </w:pPr>
             <w:r>
-              <w:t xml:space="preserve">Weekly</w:t>
-            </w:r>
-          </w:p>
-        </w:tc>
-        <w:tc>
-          <w:tcPr/>
-          <w:p>
-            <w:pPr>
-              <w:pStyle w:val="Compact"/>
-              <w:jc w:val="left"/>
-            </w:pPr>
-            <w:r>
-              <w:t xml:space="preserve">Review attendance exceptions</w:t>
-            </w:r>
-          </w:p>
-        </w:tc>
-        <w:tc>
-          <w:tcPr/>
-          <w:p>
-            <w:pPr>
-              <w:pStyle w:val="Compact"/>
-              <w:jc w:val="left"/>
-            </w:pPr>
-            <w:r>
-              <w:t xml:space="preserve">HR</w:t>
+              <w:t xml:space="preserve">Daily</w:t>
+            </w:r>
+          </w:p>
+        </w:tc>
+        <w:tc>
+          <w:tcPr/>
+          <w:p>
+            <w:pPr>
+              <w:pStyle w:val="Compact"/>
+              <w:jc w:val="left"/>
+            </w:pPr>
+            <w:r>
+              <w:t xml:space="preserve">Clear or acknowledge items on the exception list</w:t>
+            </w:r>
+          </w:p>
+        </w:tc>
+        <w:tc>
+          <w:tcPr/>
+          <w:p>
+            <w:pPr>
+              <w:pStyle w:val="Compact"/>
+              <w:jc w:val="left"/>
+            </w:pPr>
+            <w:r>
+              <w:t xml:space="preserve">The named owner</w:t>
             </w:r>
           </w:p>
         </w:tc>
@@ -4862,31 +5971,31 @@
               <w:jc w:val="left"/>
             </w:pPr>
             <w:r>
-              <w:t xml:space="preserve">Weekly</w:t>
-            </w:r>
-          </w:p>
-        </w:tc>
-        <w:tc>
-          <w:tcPr/>
-          <w:p>
-            <w:pPr>
-              <w:pStyle w:val="Compact"/>
-              <w:jc w:val="left"/>
-            </w:pPr>
-            <w:r>
-              <w:t xml:space="preserve">Review drawings awaiting customer approval and chase</w:t>
-            </w:r>
-          </w:p>
-        </w:tc>
-        <w:tc>
-          <w:tcPr/>
-          <w:p>
-            <w:pPr>
-              <w:pStyle w:val="Compact"/>
-              <w:jc w:val="left"/>
-            </w:pPr>
-            <w:r>
-              <w:t xml:space="preserve">Design</w:t>
+              <w:t xml:space="preserve">Daily</w:t>
+            </w:r>
+          </w:p>
+        </w:tc>
+        <w:tc>
+          <w:tcPr/>
+          <w:p>
+            <w:pPr>
+              <w:pStyle w:val="Compact"/>
+              <w:jc w:val="left"/>
+            </w:pPr>
+            <w:r>
+              <w:t xml:space="preserve">Read the management summary; act on anything marked ACT</w:t>
+            </w:r>
+          </w:p>
+        </w:tc>
+        <w:tc>
+          <w:tcPr/>
+          <w:p>
+            <w:pPr>
+              <w:pStyle w:val="Compact"/>
+              <w:jc w:val="left"/>
+            </w:pPr>
+            <w:r>
+              <w:t xml:space="preserve">Director</w:t>
             </w:r>
           </w:p>
         </w:tc>
@@ -4900,31 +6009,31 @@
               <w:jc w:val="left"/>
             </w:pPr>
             <w:r>
-              <w:t xml:space="preserve">Weekly</w:t>
-            </w:r>
-          </w:p>
-        </w:tc>
-        <w:tc>
-          <w:tcPr/>
-          <w:p>
-            <w:pPr>
-              <w:pStyle w:val="Compact"/>
-              <w:jc w:val="left"/>
-            </w:pPr>
-            <w:r>
-              <w:t xml:space="preserve">Review purchase orders against the PCC</w:t>
-            </w:r>
-          </w:p>
-        </w:tc>
-        <w:tc>
-          <w:tcPr/>
-          <w:p>
-            <w:pPr>
-              <w:pStyle w:val="Compact"/>
-              <w:jc w:val="left"/>
-            </w:pPr>
-            <w:r>
-              <w:t xml:space="preserve">Purchase</w:t>
+              <w:t xml:space="preserve">Daily</w:t>
+            </w:r>
+          </w:p>
+        </w:tc>
+        <w:tc>
+          <w:tcPr/>
+          <w:p>
+            <w:pPr>
+              <w:pStyle w:val="Compact"/>
+              <w:jc w:val="left"/>
+            </w:pPr>
+            <w:r>
+              <w:t xml:space="preserve">Enter transactions the day they happen</w:t>
+            </w:r>
+          </w:p>
+        </w:tc>
+        <w:tc>
+          <w:tcPr/>
+          <w:p>
+            <w:pPr>
+              <w:pStyle w:val="Compact"/>
+              <w:jc w:val="left"/>
+            </w:pPr>
+            <w:r>
+              <w:t xml:space="preserve">All</w:t>
             </w:r>
           </w:p>
         </w:tc>
@@ -4938,31 +6047,31 @@
               <w:jc w:val="left"/>
             </w:pPr>
             <w:r>
-              <w:t xml:space="preserve">Monthly</w:t>
-            </w:r>
-          </w:p>
-        </w:tc>
-        <w:tc>
-          <w:tcPr/>
-          <w:p>
-            <w:pPr>
-              <w:pStyle w:val="Compact"/>
-              <w:jc w:val="left"/>
-            </w:pPr>
-            <w:r>
-              <w:t xml:space="preserve">GSTR-1, GSTR-3B, GSTR-2B reconciliation</w:t>
-            </w:r>
-          </w:p>
-        </w:tc>
-        <w:tc>
-          <w:tcPr/>
-          <w:p>
-            <w:pPr>
-              <w:pStyle w:val="Compact"/>
-              <w:jc w:val="left"/>
-            </w:pPr>
-            <w:r>
-              <w:t xml:space="preserve">Accounts</w:t>
+              <w:t xml:space="preserve">Weekly</w:t>
+            </w:r>
+          </w:p>
+        </w:tc>
+        <w:tc>
+          <w:tcPr/>
+          <w:p>
+            <w:pPr>
+              <w:pStyle w:val="Compact"/>
+              <w:jc w:val="left"/>
+            </w:pPr>
+            <w:r>
+              <w:t xml:space="preserve">Review attendance exceptions</w:t>
+            </w:r>
+          </w:p>
+        </w:tc>
+        <w:tc>
+          <w:tcPr/>
+          <w:p>
+            <w:pPr>
+              <w:pStyle w:val="Compact"/>
+              <w:jc w:val="left"/>
+            </w:pPr>
+            <w:r>
+              <w:t xml:space="preserve">HR</w:t>
             </w:r>
           </w:p>
         </w:tc>
@@ -4976,31 +6085,31 @@
               <w:jc w:val="left"/>
             </w:pPr>
             <w:r>
-              <w:t xml:space="preserve">Monthly</w:t>
-            </w:r>
-          </w:p>
-        </w:tc>
-        <w:tc>
-          <w:tcPr/>
-          <w:p>
-            <w:pPr>
-              <w:pStyle w:val="Compact"/>
-              <w:jc w:val="left"/>
-            </w:pPr>
-            <w:r>
-              <w:t xml:space="preserve">TDS deposit and reconciliation</w:t>
-            </w:r>
-          </w:p>
-        </w:tc>
-        <w:tc>
-          <w:tcPr/>
-          <w:p>
-            <w:pPr>
-              <w:pStyle w:val="Compact"/>
-              <w:jc w:val="left"/>
-            </w:pPr>
-            <w:r>
-              <w:t xml:space="preserve">Accounts</w:t>
+              <w:t xml:space="preserve">Weekly</w:t>
+            </w:r>
+          </w:p>
+        </w:tc>
+        <w:tc>
+          <w:tcPr/>
+          <w:p>
+            <w:pPr>
+              <w:pStyle w:val="Compact"/>
+              <w:jc w:val="left"/>
+            </w:pPr>
+            <w:r>
+              <w:t xml:space="preserve">Review drawings awaiting customer approval and chase</w:t>
+            </w:r>
+          </w:p>
+        </w:tc>
+        <w:tc>
+          <w:tcPr/>
+          <w:p>
+            <w:pPr>
+              <w:pStyle w:val="Compact"/>
+              <w:jc w:val="left"/>
+            </w:pPr>
+            <w:r>
+              <w:t xml:space="preserve">Design</w:t>
             </w:r>
           </w:p>
         </w:tc>
@@ -5014,31 +6123,31 @@
               <w:jc w:val="left"/>
             </w:pPr>
             <w:r>
-              <w:t xml:space="preserve">Monthly</w:t>
-            </w:r>
-          </w:p>
-        </w:tc>
-        <w:tc>
-          <w:tcPr/>
-          <w:p>
-            <w:pPr>
-              <w:pStyle w:val="Compact"/>
-              <w:jc w:val="left"/>
-            </w:pPr>
-            <w:r>
-              <w:t xml:space="preserve">MSME 45-day review</w:t>
-            </w:r>
-          </w:p>
-        </w:tc>
-        <w:tc>
-          <w:tcPr/>
-          <w:p>
-            <w:pPr>
-              <w:pStyle w:val="Compact"/>
-              <w:jc w:val="left"/>
-            </w:pPr>
-            <w:r>
-              <w:t xml:space="preserve">Accounts</w:t>
+              <w:t xml:space="preserve">Weekly</w:t>
+            </w:r>
+          </w:p>
+        </w:tc>
+        <w:tc>
+          <w:tcPr/>
+          <w:p>
+            <w:pPr>
+              <w:pStyle w:val="Compact"/>
+              <w:jc w:val="left"/>
+            </w:pPr>
+            <w:r>
+              <w:t xml:space="preserve">Review purchase orders against the PCC</w:t>
+            </w:r>
+          </w:p>
+        </w:tc>
+        <w:tc>
+          <w:tcPr/>
+          <w:p>
+            <w:pPr>
+              <w:pStyle w:val="Compact"/>
+              <w:jc w:val="left"/>
+            </w:pPr>
+            <w:r>
+              <w:t xml:space="preserve">Purchase</w:t>
             </w:r>
           </w:p>
         </w:tc>
@@ -5052,31 +6161,31 @@
               <w:jc w:val="left"/>
             </w:pPr>
             <w:r>
-              <w:t xml:space="preserve">Monthly</w:t>
-            </w:r>
-          </w:p>
-        </w:tc>
-        <w:tc>
-          <w:tcPr/>
-          <w:p>
-            <w:pPr>
-              <w:pStyle w:val="Compact"/>
-              <w:jc w:val="left"/>
-            </w:pPr>
-            <w:r>
-              <w:t xml:space="preserve">Payroll and statutory dues</w:t>
-            </w:r>
-          </w:p>
-        </w:tc>
-        <w:tc>
-          <w:tcPr/>
-          <w:p>
-            <w:pPr>
-              <w:pStyle w:val="Compact"/>
-              <w:jc w:val="left"/>
-            </w:pPr>
-            <w:r>
-              <w:t xml:space="preserve">HR</w:t>
+              <w:t xml:space="preserve">Weekly</w:t>
+            </w:r>
+          </w:p>
+        </w:tc>
+        <w:tc>
+          <w:tcPr/>
+          <w:p>
+            <w:pPr>
+              <w:pStyle w:val="Compact"/>
+              <w:jc w:val="left"/>
+            </w:pPr>
+            <w:r>
+              <w:t xml:space="preserve">Review any exception seen more than twice — it is a process problem, not a document problem</w:t>
+            </w:r>
+          </w:p>
+        </w:tc>
+        <w:tc>
+          <w:tcPr/>
+          <w:p>
+            <w:pPr>
+              <w:pStyle w:val="Compact"/>
+              <w:jc w:val="left"/>
+            </w:pPr>
+            <w:r>
+              <w:t xml:space="preserve">Directors</w:t>
             </w:r>
           </w:p>
         </w:tc>
@@ -5102,19 +6211,19 @@
               <w:jc w:val="left"/>
             </w:pPr>
             <w:r>
-              <w:t xml:space="preserve">Project WIP update and MIS review</w:t>
-            </w:r>
-          </w:p>
-        </w:tc>
-        <w:tc>
-          <w:tcPr/>
-          <w:p>
-            <w:pPr>
-              <w:pStyle w:val="Compact"/>
-              <w:jc w:val="left"/>
-            </w:pPr>
-            <w:r>
-              <w:t xml:space="preserve">Accounts, Projects</w:t>
+              <w:t xml:space="preserve">GSTR-1, GSTR-3B, GSTR-2B reconciliation</w:t>
+            </w:r>
+          </w:p>
+        </w:tc>
+        <w:tc>
+          <w:tcPr/>
+          <w:p>
+            <w:pPr>
+              <w:pStyle w:val="Compact"/>
+              <w:jc w:val="left"/>
+            </w:pPr>
+            <w:r>
+              <w:t xml:space="preserve">Accounts</w:t>
             </w:r>
           </w:p>
         </w:tc>
@@ -5140,19 +6249,19 @@
               <w:jc w:val="left"/>
             </w:pPr>
             <w:r>
-              <w:t xml:space="preserve">Archival record</w:t>
-            </w:r>
-          </w:p>
-        </w:tc>
-        <w:tc>
-          <w:tcPr/>
-          <w:p>
-            <w:pPr>
-              <w:pStyle w:val="Compact"/>
-              <w:jc w:val="left"/>
-            </w:pPr>
-            <w:r>
-              <w:t xml:space="preserve">Sanjay</w:t>
+              <w:t xml:space="preserve">TDS deposit and reconciliation</w:t>
+            </w:r>
+          </w:p>
+        </w:tc>
+        <w:tc>
+          <w:tcPr/>
+          <w:p>
+            <w:pPr>
+              <w:pStyle w:val="Compact"/>
+              <w:jc w:val="left"/>
+            </w:pPr>
+            <w:r>
+              <w:t xml:space="preserve">Accounts</w:t>
             </w:r>
           </w:p>
         </w:tc>
@@ -5166,19 +6275,19 @@
               <w:jc w:val="left"/>
             </w:pPr>
             <w:r>
-              <w:t xml:space="preserve">Quarterly</w:t>
-            </w:r>
-          </w:p>
-        </w:tc>
-        <w:tc>
-          <w:tcPr/>
-          <w:p>
-            <w:pPr>
-              <w:pStyle w:val="Compact"/>
-              <w:jc w:val="left"/>
-            </w:pPr>
-            <w:r>
-              <w:t xml:space="preserve">TDS returns; bank guarantee expiry review</w:t>
+              <w:t xml:space="preserve">Monthly</w:t>
+            </w:r>
+          </w:p>
+        </w:tc>
+        <w:tc>
+          <w:tcPr/>
+          <w:p>
+            <w:pPr>
+              <w:pStyle w:val="Compact"/>
+              <w:jc w:val="left"/>
+            </w:pPr>
+            <w:r>
+              <w:t xml:space="preserve">MSME 45-day review</w:t>
             </w:r>
           </w:p>
         </w:tc>
@@ -5204,31 +6313,31 @@
               <w:jc w:val="left"/>
             </w:pPr>
             <w:r>
-              <w:t xml:space="preserve">Annually</w:t>
-            </w:r>
-          </w:p>
-        </w:tc>
-        <w:tc>
-          <w:tcPr/>
-          <w:p>
-            <w:pPr>
-              <w:pStyle w:val="Compact"/>
-              <w:jc w:val="left"/>
-            </w:pPr>
-            <w:r>
-              <w:t xml:space="preserve">Gratuity provision; deferred tax; fixed asset verification</w:t>
-            </w:r>
-          </w:p>
-        </w:tc>
-        <w:tc>
-          <w:tcPr/>
-          <w:p>
-            <w:pPr>
-              <w:pStyle w:val="Compact"/>
-              <w:jc w:val="left"/>
-            </w:pPr>
-            <w:r>
-              <w:t xml:space="preserve">Accounts, CA</w:t>
+              <w:t xml:space="preserve">Monthly</w:t>
+            </w:r>
+          </w:p>
+        </w:tc>
+        <w:tc>
+          <w:tcPr/>
+          <w:p>
+            <w:pPr>
+              <w:pStyle w:val="Compact"/>
+              <w:jc w:val="left"/>
+            </w:pPr>
+            <w:r>
+              <w:t xml:space="preserve">Payroll and statutory dues</w:t>
+            </w:r>
+          </w:p>
+        </w:tc>
+        <w:tc>
+          <w:tcPr/>
+          <w:p>
+            <w:pPr>
+              <w:pStyle w:val="Compact"/>
+              <w:jc w:val="left"/>
+            </w:pPr>
+            <w:r>
+              <w:t xml:space="preserve">HR</w:t>
             </w:r>
           </w:p>
         </w:tc>
@@ -5242,31 +6351,31 @@
               <w:jc w:val="left"/>
             </w:pPr>
             <w:r>
-              <w:t xml:space="preserve">Annually</w:t>
-            </w:r>
-          </w:p>
-        </w:tc>
-        <w:tc>
-          <w:tcPr/>
-          <w:p>
-            <w:pPr>
-              <w:pStyle w:val="Compact"/>
-              <w:jc w:val="left"/>
-            </w:pPr>
-            <w:r>
-              <w:t xml:space="preserve">Physical stock count, including material at subcontractors</w:t>
-            </w:r>
-          </w:p>
-        </w:tc>
-        <w:tc>
-          <w:tcPr/>
-          <w:p>
-            <w:pPr>
-              <w:pStyle w:val="Compact"/>
-              <w:jc w:val="left"/>
-            </w:pPr>
-            <w:r>
-              <w:t xml:space="preserve">Stores</w:t>
+              <w:t xml:space="preserve">Monthly</w:t>
+            </w:r>
+          </w:p>
+        </w:tc>
+        <w:tc>
+          <w:tcPr/>
+          <w:p>
+            <w:pPr>
+              <w:pStyle w:val="Compact"/>
+              <w:jc w:val="left"/>
+            </w:pPr>
+            <w:r>
+              <w:t xml:space="preserve">Project WIP update and MIS review</w:t>
+            </w:r>
+          </w:p>
+        </w:tc>
+        <w:tc>
+          <w:tcPr/>
+          <w:p>
+            <w:pPr>
+              <w:pStyle w:val="Compact"/>
+              <w:jc w:val="left"/>
+            </w:pPr>
+            <w:r>
+              <w:t xml:space="preserve">Accounts, Projects</w:t>
             </w:r>
           </w:p>
         </w:tc>
@@ -5280,31 +6389,31 @@
               <w:jc w:val="left"/>
             </w:pPr>
             <w:r>
-              <w:t xml:space="preserve">Annually</w:t>
-            </w:r>
-          </w:p>
-        </w:tc>
-        <w:tc>
-          <w:tcPr/>
-          <w:p>
-            <w:pPr>
-              <w:pStyle w:val="Compact"/>
-              <w:jc w:val="left"/>
-            </w:pPr>
-            <w:r>
-              <w:t xml:space="preserve">Test a backup restore</w:t>
-            </w:r>
-          </w:p>
-        </w:tc>
-        <w:tc>
-          <w:tcPr/>
-          <w:p>
-            <w:pPr>
-              <w:pStyle w:val="Compact"/>
-              <w:jc w:val="left"/>
-            </w:pPr>
-            <w:r>
-              <w:t xml:space="preserve">Sanjay</w:t>
+              <w:t xml:space="preserve">Monthly</w:t>
+            </w:r>
+          </w:p>
+        </w:tc>
+        <w:tc>
+          <w:tcPr/>
+          <w:p>
+            <w:pPr>
+              <w:pStyle w:val="Compact"/>
+              <w:jc w:val="left"/>
+            </w:pPr>
+            <w:r>
+              <w:t xml:space="preserve">Archival record</w:t>
+            </w:r>
+          </w:p>
+        </w:tc>
+        <w:tc>
+          <w:tcPr/>
+          <w:p>
+            <w:pPr>
+              <w:pStyle w:val="Compact"/>
+              <w:jc w:val="left"/>
+            </w:pPr>
+            <w:r>
+              <w:t xml:space="preserve">Implementation partner</w:t>
             </w:r>
           </w:p>
         </w:tc>
@@ -5318,6 +6427,158 @@
               <w:jc w:val="left"/>
             </w:pPr>
             <w:r>
+              <w:t xml:space="preserve">Quarterly</w:t>
+            </w:r>
+          </w:p>
+        </w:tc>
+        <w:tc>
+          <w:tcPr/>
+          <w:p>
+            <w:pPr>
+              <w:pStyle w:val="Compact"/>
+              <w:jc w:val="left"/>
+            </w:pPr>
+            <w:r>
+              <w:t xml:space="preserve">TDS returns; bank guarantee expiry review</w:t>
+            </w:r>
+          </w:p>
+        </w:tc>
+        <w:tc>
+          <w:tcPr/>
+          <w:p>
+            <w:pPr>
+              <w:pStyle w:val="Compact"/>
+              <w:jc w:val="left"/>
+            </w:pPr>
+            <w:r>
+              <w:t xml:space="preserve">Accounts</w:t>
+            </w:r>
+          </w:p>
+        </w:tc>
+      </w:tr>
+      <w:tr>
+        <w:tc>
+          <w:tcPr/>
+          <w:p>
+            <w:pPr>
+              <w:pStyle w:val="Compact"/>
+              <w:jc w:val="left"/>
+            </w:pPr>
+            <w:r>
+              <w:t xml:space="preserve">Annually</w:t>
+            </w:r>
+          </w:p>
+        </w:tc>
+        <w:tc>
+          <w:tcPr/>
+          <w:p>
+            <w:pPr>
+              <w:pStyle w:val="Compact"/>
+              <w:jc w:val="left"/>
+            </w:pPr>
+            <w:r>
+              <w:t xml:space="preserve">Gratuity provision; deferred tax; fixed asset verification</w:t>
+            </w:r>
+          </w:p>
+        </w:tc>
+        <w:tc>
+          <w:tcPr/>
+          <w:p>
+            <w:pPr>
+              <w:pStyle w:val="Compact"/>
+              <w:jc w:val="left"/>
+            </w:pPr>
+            <w:r>
+              <w:t xml:space="preserve">Accounts, CA</w:t>
+            </w:r>
+          </w:p>
+        </w:tc>
+      </w:tr>
+      <w:tr>
+        <w:tc>
+          <w:tcPr/>
+          <w:p>
+            <w:pPr>
+              <w:pStyle w:val="Compact"/>
+              <w:jc w:val="left"/>
+            </w:pPr>
+            <w:r>
+              <w:t xml:space="preserve">Annually</w:t>
+            </w:r>
+          </w:p>
+        </w:tc>
+        <w:tc>
+          <w:tcPr/>
+          <w:p>
+            <w:pPr>
+              <w:pStyle w:val="Compact"/>
+              <w:jc w:val="left"/>
+            </w:pPr>
+            <w:r>
+              <w:t xml:space="preserve">Physical stock count, including material at subcontractors</w:t>
+            </w:r>
+          </w:p>
+        </w:tc>
+        <w:tc>
+          <w:tcPr/>
+          <w:p>
+            <w:pPr>
+              <w:pStyle w:val="Compact"/>
+              <w:jc w:val="left"/>
+            </w:pPr>
+            <w:r>
+              <w:t xml:space="preserve">Stores</w:t>
+            </w:r>
+          </w:p>
+        </w:tc>
+      </w:tr>
+      <w:tr>
+        <w:tc>
+          <w:tcPr/>
+          <w:p>
+            <w:pPr>
+              <w:pStyle w:val="Compact"/>
+              <w:jc w:val="left"/>
+            </w:pPr>
+            <w:r>
+              <w:t xml:space="preserve">Annually</w:t>
+            </w:r>
+          </w:p>
+        </w:tc>
+        <w:tc>
+          <w:tcPr/>
+          <w:p>
+            <w:pPr>
+              <w:pStyle w:val="Compact"/>
+              <w:jc w:val="left"/>
+            </w:pPr>
+            <w:r>
+              <w:t xml:space="preserve">Test a backup restore</w:t>
+            </w:r>
+          </w:p>
+        </w:tc>
+        <w:tc>
+          <w:tcPr/>
+          <w:p>
+            <w:pPr>
+              <w:pStyle w:val="Compact"/>
+              <w:jc w:val="left"/>
+            </w:pPr>
+            <w:r>
+              <w:t xml:space="preserve">Implementation partner</w:t>
+            </w:r>
+          </w:p>
+        </w:tc>
+      </w:tr>
+      <w:tr>
+        <w:tc>
+          <w:tcPr/>
+          <w:p>
+            <w:pPr>
+              <w:pStyle w:val="Compact"/>
+              <w:jc w:val="left"/>
+            </w:pPr>
+            <w:r>
               <w:t xml:space="preserve">Annually</w:t>
             </w:r>
           </w:p>
@@ -5348,7 +6609,705 @@
         </w:tc>
       </w:tr>
     </w:tbl>
-    <w:bookmarkStart w:id="48" w:name="a-closing-note-on-discipline"/>
+    <w:bookmarkEnd w:id="52"/>
+    <w:bookmarkStart w:id="54" w:name="X3b499ab263f2a5dc4dd3a5b6fd7577fce7b5596"/>
+    <w:p>
+      <w:pPr>
+        <w:pStyle w:val="Heading1"/>
+      </w:pPr>
+      <w:r>
+        <w:t xml:space="preserve">Appendix — what changed in version 2.0, and why</w:t>
+      </w:r>
+    </w:p>
+    <w:p>
+      <w:pPr>
+        <w:pStyle w:val="FirstParagraph"/>
+      </w:pPr>
+      <w:r>
+        <w:t xml:space="preserve">Version 1.0 was written on 19 September, before the user roles were rebuilt around real people and before the approval authority was settled. An audit on 20 September compared every claim in it against the running system. These were wrong, and are now corrected:</w:t>
+      </w:r>
+    </w:p>
+    <w:tbl>
+      <w:tblPr>
+        <w:tblStyle w:val="Table"/>
+        <w:tblW w:type="pct" w:w="5000"/>
+        <w:tblLook w:firstRow="1" w:lastRow="0" w:firstColumn="0" w:lastColumn="0" w:noHBand="0" w:noVBand="0" w:val="0020"/>
+        <w:jc w:val="start"/>
+      </w:tblPr>
+      <w:tblGrid>
+        <w:gridCol w:w="2640"/>
+        <w:gridCol w:w="2640"/>
+        <w:gridCol w:w="2640"/>
+      </w:tblGrid>
+      <w:tr>
+        <w:trPr>
+          <w:tblHeader w:val="true"/>
+        </w:trPr>
+        <w:tc>
+          <w:tcPr/>
+          <w:p>
+            <w:pPr>
+              <w:pStyle w:val="Compact"/>
+              <w:jc w:val="left"/>
+            </w:pPr>
+            <w:r>
+              <w:t xml:space="preserve">Version 1.0 said</w:t>
+            </w:r>
+          </w:p>
+        </w:tc>
+        <w:tc>
+          <w:tcPr/>
+          <w:p>
+            <w:pPr>
+              <w:pStyle w:val="Compact"/>
+              <w:jc w:val="left"/>
+            </w:pPr>
+            <w:r>
+              <w:t xml:space="preserve">Reality</w:t>
+            </w:r>
+          </w:p>
+        </w:tc>
+        <w:tc>
+          <w:tcPr/>
+          <w:p>
+            <w:pPr>
+              <w:pStyle w:val="Compact"/>
+              <w:jc w:val="left"/>
+            </w:pPr>
+            <w:r>
+              <w:t xml:space="preserve">Resolution</w:t>
+            </w:r>
+          </w:p>
+        </w:tc>
+      </w:tr>
+      <w:tr>
+        <w:tc>
+          <w:tcPr/>
+          <w:p>
+            <w:pPr>
+              <w:pStyle w:val="Compact"/>
+              <w:jc w:val="left"/>
+            </w:pPr>
+            <w:r>
+              <w:t xml:space="preserve">Purchase Orders are approved by the Purchase Manager</w:t>
+            </w:r>
+          </w:p>
+        </w:tc>
+        <w:tc>
+          <w:tcPr/>
+          <w:p>
+            <w:pPr>
+              <w:pStyle w:val="Compact"/>
+              <w:jc w:val="left"/>
+            </w:pPr>
+            <w:r>
+              <w:t xml:space="preserve">Approved by a director</w:t>
+            </w:r>
+          </w:p>
+        </w:tc>
+        <w:tc>
+          <w:tcPr/>
+          <w:p>
+            <w:pPr>
+              <w:pStyle w:val="Compact"/>
+              <w:jc w:val="left"/>
+            </w:pPr>
+            <w:r>
+              <w:rPr>
+                <w:bCs/>
+                <w:b/>
+              </w:rPr>
+              <w:t xml:space="preserve">Doc corrected</w:t>
+            </w:r>
+          </w:p>
+        </w:tc>
+      </w:tr>
+      <w:tr>
+        <w:tc>
+          <w:tcPr/>
+          <w:p>
+            <w:pPr>
+              <w:pStyle w:val="Compact"/>
+              <w:jc w:val="left"/>
+            </w:pPr>
+            <w:r>
+              <w:t xml:space="preserve">BRMs are certified by the Purchase Manager</w:t>
+            </w:r>
+          </w:p>
+        </w:tc>
+        <w:tc>
+          <w:tcPr/>
+          <w:p>
+            <w:pPr>
+              <w:pStyle w:val="Compact"/>
+              <w:jc w:val="left"/>
+            </w:pPr>
+            <w:r>
+              <w:t xml:space="preserve">Certified by a director</w:t>
+            </w:r>
+          </w:p>
+        </w:tc>
+        <w:tc>
+          <w:tcPr/>
+          <w:p>
+            <w:pPr>
+              <w:pStyle w:val="Compact"/>
+              <w:jc w:val="left"/>
+            </w:pPr>
+            <w:r>
+              <w:rPr>
+                <w:bCs/>
+                <w:b/>
+              </w:rPr>
+              <w:t xml:space="preserve">Doc corrected</w:t>
+            </w:r>
+          </w:p>
+        </w:tc>
+      </w:tr>
+      <w:tr>
+        <w:tc>
+          <w:tcPr/>
+          <w:p>
+            <w:pPr>
+              <w:pStyle w:val="Compact"/>
+              <w:jc w:val="left"/>
+            </w:pPr>
+            <w:r>
+              <w:t xml:space="preserve">Supplier payment needs Director approval above a threshold</w:t>
+            </w:r>
+          </w:p>
+        </w:tc>
+        <w:tc>
+          <w:tcPr/>
+          <w:p>
+            <w:pPr>
+              <w:pStyle w:val="Compact"/>
+              <w:jc w:val="left"/>
+            </w:pPr>
+            <w:r>
+              <w:t xml:space="preserve">No threshold is configured anywhere</w:t>
+            </w:r>
+          </w:p>
+        </w:tc>
+        <w:tc>
+          <w:tcPr/>
+          <w:p>
+            <w:pPr>
+              <w:pStyle w:val="Compact"/>
+              <w:jc w:val="left"/>
+            </w:pPr>
+            <w:r>
+              <w:rPr>
+                <w:bCs/>
+                <w:b/>
+              </w:rPr>
+              <w:t xml:space="preserve">Claim removed.</w:t>
+            </w:r>
+            <w:r>
+              <w:t xml:space="preserve"> </w:t>
+            </w:r>
+            <w:r>
+              <w:t xml:space="preserve">The BRM certificate is the control, not a value threshold</w:t>
+            </w:r>
+          </w:p>
+        </w:tc>
+      </w:tr>
+      <w:tr>
+        <w:tc>
+          <w:tcPr/>
+          <w:p>
+            <w:pPr>
+              <w:pStyle w:val="Compact"/>
+              <w:jc w:val="left"/>
+            </w:pPr>
+            <w:r>
+              <w:t xml:space="preserve">Drawing status moves Draft → For Customer Approval → Released for Manufacture, and nothing is manufactured against an unreleased drawing</w:t>
+            </w:r>
+          </w:p>
+        </w:tc>
+        <w:tc>
+          <w:tcPr/>
+          <w:p>
+            <w:pPr>
+              <w:pStyle w:val="Compact"/>
+              <w:jc w:val="left"/>
+            </w:pPr>
+            <w:r>
+              <w:t xml:space="preserve">Status was a plain field. Any value could be set in any order, including Draft straight to Released</w:t>
+            </w:r>
+          </w:p>
+        </w:tc>
+        <w:tc>
+          <w:tcPr/>
+          <w:p>
+            <w:pPr>
+              <w:pStyle w:val="Compact"/>
+              <w:jc w:val="left"/>
+            </w:pPr>
+            <w:r>
+              <w:rPr>
+                <w:bCs/>
+                <w:b/>
+              </w:rPr>
+              <w:t xml:space="preserve">System changed.</w:t>
+            </w:r>
+            <w:r>
+              <w:t xml:space="preserve"> </w:t>
+            </w:r>
+            <w:r>
+              <w:t xml:space="preserve">A workflow now enforces the sequence and restricts release to a Projects Manager</w:t>
+            </w:r>
+          </w:p>
+        </w:tc>
+      </w:tr>
+      <w:tr>
+        <w:tc>
+          <w:tcPr/>
+          <w:p>
+            <w:pPr>
+              <w:pStyle w:val="Compact"/>
+              <w:jc w:val="left"/>
+            </w:pPr>
+            <w:r>
+              <w:t xml:space="preserve">Attendance begins automatically from the biometric device</w:t>
+            </w:r>
+          </w:p>
+        </w:tc>
+        <w:tc>
+          <w:tcPr/>
+          <w:p>
+            <w:pPr>
+              <w:pStyle w:val="Compact"/>
+              <w:jc w:val="left"/>
+            </w:pPr>
+            <w:r>
+              <w:t xml:space="preserve">The biometric pull is switched off</w:t>
+            </w:r>
+          </w:p>
+        </w:tc>
+        <w:tc>
+          <w:tcPr/>
+          <w:p>
+            <w:pPr>
+              <w:pStyle w:val="Compact"/>
+              <w:jc w:val="left"/>
+            </w:pPr>
+            <w:r>
+              <w:rPr>
+                <w:bCs/>
+                <w:b/>
+              </w:rPr>
+              <w:t xml:space="preserve">Doc corrected</w:t>
+            </w:r>
+            <w:r>
+              <w:t xml:space="preserve"> </w:t>
+            </w:r>
+            <w:r>
+              <w:t xml:space="preserve">to say attendance is entered until the pull is enabled and tested</w:t>
+            </w:r>
+          </w:p>
+        </w:tc>
+      </w:tr>
+      <w:tr>
+        <w:tc>
+          <w:tcPr/>
+          <w:p>
+            <w:pPr>
+              <w:pStyle w:val="Compact"/>
+              <w:jc w:val="left"/>
+            </w:pPr>
+            <w:r>
+              <w:t xml:space="preserve">“</w:t>
+            </w:r>
+            <w:r>
+              <w:t xml:space="preserve">The person who prepares a document never approves it</w:t>
+            </w:r>
+            <w:r>
+              <w:t xml:space="preserve">”</w:t>
+            </w:r>
+          </w:p>
+        </w:tc>
+        <w:tc>
+          <w:tcPr/>
+          <w:p>
+            <w:pPr>
+              <w:pStyle w:val="Compact"/>
+              <w:jc w:val="left"/>
+            </w:pPr>
+            <w:r>
+              <w:t xml:space="preserve">True for Purchase Orders and BRMs. Not true for PCC and kick-off — both directors hold the preparing roles as well as the director role</w:t>
+            </w:r>
+          </w:p>
+        </w:tc>
+        <w:tc>
+          <w:tcPr/>
+          <w:p>
+            <w:pPr>
+              <w:pStyle w:val="Compact"/>
+              <w:jc w:val="left"/>
+            </w:pPr>
+            <w:r>
+              <w:rPr>
+                <w:bCs/>
+                <w:b/>
+              </w:rPr>
+              <w:t xml:space="preserve">Position stated openly</w:t>
+            </w:r>
+            <w:r>
+              <w:t xml:space="preserve"> </w:t>
+            </w:r>
+            <w:r>
+              <w:t xml:space="preserve">in Part C rather than claimed and untrue</w:t>
+            </w:r>
+          </w:p>
+        </w:tc>
+      </w:tr>
+      <w:tr>
+        <w:tc>
+          <w:tcPr/>
+          <w:p>
+            <w:pPr>
+              <w:pStyle w:val="Compact"/>
+              <w:jc w:val="left"/>
+            </w:pPr>
+            <w:r>
+              <w:t xml:space="preserve">—</w:t>
+            </w:r>
+          </w:p>
+        </w:tc>
+        <w:tc>
+          <w:tcPr/>
+          <w:p>
+            <w:pPr>
+              <w:pStyle w:val="Compact"/>
+              <w:jc w:val="left"/>
+            </w:pPr>
+            <w:r>
+              <w:t xml:space="preserve">The 06:00 overnight checks and the 08:35 morning note were not mentioned anywhere, despite being the daily operating rhythm</w:t>
+            </w:r>
+          </w:p>
+        </w:tc>
+        <w:tc>
+          <w:tcPr/>
+          <w:p>
+            <w:pPr>
+              <w:pStyle w:val="Compact"/>
+              <w:jc w:val="left"/>
+            </w:pPr>
+            <w:r>
+              <w:rPr>
+                <w:bCs/>
+                <w:b/>
+              </w:rPr>
+              <w:t xml:space="preserve">SOP-14 added</w:t>
+            </w:r>
+            <w:r>
+              <w:t xml:space="preserve">, plus UC-9 and four calendar lines</w:t>
+            </w:r>
+          </w:p>
+        </w:tc>
+      </w:tr>
+      <w:tr>
+        <w:tc>
+          <w:tcPr/>
+          <w:p>
+            <w:pPr>
+              <w:pStyle w:val="Compact"/>
+              <w:jc w:val="left"/>
+            </w:pPr>
+            <w:r>
+              <w:t xml:space="preserve">—</w:t>
+            </w:r>
+          </w:p>
+        </w:tc>
+        <w:tc>
+          <w:tcPr/>
+          <w:p>
+            <w:pPr>
+              <w:pStyle w:val="Compact"/>
+              <w:jc w:val="left"/>
+            </w:pPr>
+            <w:r>
+              <w:t xml:space="preserve">Two accounts held roles far beyond their job, one of them bypassing every control in this document</w:t>
+            </w:r>
+          </w:p>
+        </w:tc>
+        <w:tc>
+          <w:tcPr/>
+          <w:p>
+            <w:pPr>
+              <w:pStyle w:val="Compact"/>
+              <w:jc w:val="left"/>
+            </w:pPr>
+            <w:r>
+              <w:rPr>
+                <w:bCs/>
+                <w:b/>
+              </w:rPr>
+              <w:t xml:space="preserve">System corrected</w:t>
+            </w:r>
+            <w:r>
+              <w:t xml:space="preserve">, and a note added to Part C</w:t>
+            </w:r>
+          </w:p>
+        </w:tc>
+      </w:tr>
+    </w:tbl>
+    <w:p>
+      <w:pPr>
+        <w:pStyle w:val="BodyText"/>
+      </w:pPr>
+      <w:r>
+        <w:t xml:space="preserve">Added in</w:t>
+      </w:r>
+      <w:r>
+        <w:t xml:space="preserve"> </w:t>
+      </w:r>
+      <w:r>
+        <w:rPr>
+          <w:bCs/>
+          <w:b/>
+        </w:rPr>
+        <w:t xml:space="preserve">version 2.1</w:t>
+      </w:r>
+      <w:r>
+        <w:t xml:space="preserve">, and the most serious of the lot:</w:t>
+      </w:r>
+    </w:p>
+    <w:tbl>
+      <w:tblPr>
+        <w:tblStyle w:val="Table"/>
+        <w:tblW w:type="pct" w:w="5000"/>
+        <w:tblLook w:firstRow="1" w:lastRow="0" w:firstColumn="0" w:lastColumn="0" w:noHBand="0" w:noVBand="0" w:val="0020"/>
+        <w:jc w:val="start"/>
+      </w:tblPr>
+      <w:tblGrid>
+        <w:gridCol w:w="2640"/>
+        <w:gridCol w:w="2640"/>
+        <w:gridCol w:w="2640"/>
+      </w:tblGrid>
+      <w:tr>
+        <w:trPr>
+          <w:tblHeader w:val="true"/>
+        </w:trPr>
+        <w:tc>
+          <w:tcPr/>
+          <w:p>
+            <w:pPr>
+              <w:pStyle w:val="Compact"/>
+              <w:jc w:val="left"/>
+            </w:pPr>
+            <w:r>
+              <w:t xml:space="preserve">Version 2.0 said</w:t>
+            </w:r>
+          </w:p>
+        </w:tc>
+        <w:tc>
+          <w:tcPr/>
+          <w:p>
+            <w:pPr>
+              <w:pStyle w:val="Compact"/>
+              <w:jc w:val="left"/>
+            </w:pPr>
+            <w:r>
+              <w:t xml:space="preserve">Reality</w:t>
+            </w:r>
+          </w:p>
+        </w:tc>
+        <w:tc>
+          <w:tcPr/>
+          <w:p>
+            <w:pPr>
+              <w:pStyle w:val="Compact"/>
+              <w:jc w:val="left"/>
+            </w:pPr>
+            <w:r>
+              <w:t xml:space="preserve">Resolution</w:t>
+            </w:r>
+          </w:p>
+        </w:tc>
+      </w:tr>
+      <w:tr>
+        <w:tc>
+          <w:tcPr/>
+          <w:p>
+            <w:pPr>
+              <w:pStyle w:val="Compact"/>
+              <w:jc w:val="left"/>
+            </w:pPr>
+            <w:r>
+              <w:t xml:space="preserve">“</w:t>
+            </w:r>
+            <w:r>
+              <w:t xml:space="preserve">Purchase prepare, a director certifies, Accounts pay. Three different hands</w:t>
+            </w:r>
+            <w:r>
+              <w:t xml:space="preserve">”</w:t>
+            </w:r>
+          </w:p>
+        </w:tc>
+        <w:tc>
+          <w:tcPr/>
+          <w:p>
+            <w:pPr>
+              <w:pStyle w:val="Compact"/>
+              <w:jc w:val="left"/>
+            </w:pPr>
+            <w:r>
+              <w:t xml:space="preserve">A director holds a role that can create a BRM, the role that certifies it, and the role that marks it paid. One person can do all three</w:t>
+            </w:r>
+          </w:p>
+        </w:tc>
+        <w:tc>
+          <w:tcPr/>
+          <w:p>
+            <w:pPr>
+              <w:pStyle w:val="Compact"/>
+              <w:jc w:val="left"/>
+            </w:pPr>
+            <w:r>
+              <w:rPr>
+                <w:bCs/>
+                <w:b/>
+              </w:rPr>
+              <w:t xml:space="preserve">Claim removed</w:t>
+            </w:r>
+            <w:r>
+              <w:t xml:space="preserve">, and the real position stated in SOP-07 and Part C</w:t>
+            </w:r>
+          </w:p>
+        </w:tc>
+      </w:tr>
+      <w:tr>
+        <w:tc>
+          <w:tcPr/>
+          <w:p>
+            <w:pPr>
+              <w:pStyle w:val="Compact"/>
+              <w:jc w:val="left"/>
+            </w:pPr>
+            <w:r>
+              <w:t xml:space="preserve">“</w:t>
+            </w:r>
+            <w:r>
+              <w:t xml:space="preserve">The person who prepares a BRM cannot certify it</w:t>
+            </w:r>
+            <w:r>
+              <w:t xml:space="preserve">”</w:t>
+            </w:r>
+          </w:p>
+        </w:tc>
+        <w:tc>
+          <w:tcPr/>
+          <w:p>
+            <w:pPr>
+              <w:pStyle w:val="Compact"/>
+              <w:jc w:val="left"/>
+            </w:pPr>
+            <w:r>
+              <w:t xml:space="preserve">A director can</w:t>
+            </w:r>
+          </w:p>
+        </w:tc>
+        <w:tc>
+          <w:tcPr/>
+          <w:p>
+            <w:pPr>
+              <w:pStyle w:val="Compact"/>
+              <w:jc w:val="left"/>
+            </w:pPr>
+            <w:r>
+              <w:rPr>
+                <w:bCs/>
+                <w:b/>
+              </w:rPr>
+              <w:t xml:space="preserve">Corrected</w:t>
+            </w:r>
+          </w:p>
+        </w:tc>
+      </w:tr>
+      <w:tr>
+        <w:tc>
+          <w:tcPr/>
+          <w:p>
+            <w:pPr>
+              <w:pStyle w:val="Compact"/>
+              <w:jc w:val="left"/>
+            </w:pPr>
+            <w:r>
+              <w:t xml:space="preserve">“</w:t>
+            </w:r>
+            <w:r>
+              <w:t xml:space="preserve">Purchase Orders … Nobody holds both roles</w:t>
+            </w:r>
+            <w:r>
+              <w:t xml:space="preserve">”</w:t>
+            </w:r>
+          </w:p>
+        </w:tc>
+        <w:tc>
+          <w:tcPr/>
+          <w:p>
+            <w:pPr>
+              <w:pStyle w:val="Compact"/>
+              <w:jc w:val="left"/>
+            </w:pPr>
+            <w:r>
+              <w:t xml:space="preserve">One director holds</w:t>
+            </w:r>
+            <w:r>
+              <w:t xml:space="preserve"> </w:t>
+            </w:r>
+            <w:r>
+              <w:rPr>
+                <w:rStyle w:val="VerbatimChar"/>
+              </w:rPr>
+              <w:t xml:space="preserve">Purchase Manager</w:t>
+            </w:r>
+            <w:r>
+              <w:t xml:space="preserve">, which can create a purchase order. He cannot send it for approval — that needs</w:t>
+            </w:r>
+            <w:r>
+              <w:t xml:space="preserve"> </w:t>
+            </w:r>
+            <w:r>
+              <w:rPr>
+                <w:rStyle w:val="VerbatimChar"/>
+              </w:rPr>
+              <w:t xml:space="preserve">Purchase User</w:t>
+            </w:r>
+            <w:r>
+              <w:t xml:space="preserve">, which he does not hold — so the control survives, but the sentence was wrong</w:t>
+            </w:r>
+          </w:p>
+        </w:tc>
+        <w:tc>
+          <w:tcPr/>
+          <w:p>
+            <w:pPr>
+              <w:pStyle w:val="Compact"/>
+              <w:jc w:val="left"/>
+            </w:pPr>
+            <w:r>
+              <w:rPr>
+                <w:bCs/>
+                <w:b/>
+              </w:rPr>
+              <w:t xml:space="preserve">Made precise</w:t>
+            </w:r>
+          </w:p>
+        </w:tc>
+      </w:tr>
+    </w:tbl>
+    <w:p>
+      <w:pPr>
+        <w:pStyle w:val="BodyText"/>
+      </w:pPr>
+      <w:r>
+        <w:t xml:space="preserve">Four of these are now checked automatically on every build, so they cannot drift back silently: that the approval authority sits where the business put it, whether any ordinary user can both raise and approve the same document, and whether anyone outside the administrators holds System Manager.</w:t>
+      </w:r>
+    </w:p>
+    <w:bookmarkStart w:id="53" w:name="a-closing-note-on-discipline"/>
     <w:p>
       <w:pPr>
         <w:pStyle w:val="Heading2"/>
@@ -5362,7 +7321,7 @@
         <w:pStyle w:val="FirstParagraph"/>
       </w:pPr>
       <w:r>
-        <w:t xml:space="preserve">Every control described here can be bypassed by someone determined enough, except the BRM payment block, which the software enforces. The rest depend on people entering documents when things happen rather than reconstructing them later.</w:t>
+        <w:t xml:space="preserve">Most of what is described here can be bypassed by someone determined enough. Four things cannot, because the software enforces them: the BRM payment block, the purchase order approval, the drawing release sequence, and the kick-off checklist. Everything else depends on people entering documents when things happen rather than reconstructing them later.</w:t>
       </w:r>
     </w:p>
     <w:p>
@@ -5373,8 +7332,16 @@
         <w:t xml:space="preserve">The single habit that makes the difference is same-day entry. A system updated daily tells you the truth about the business; a system updated at month end tells you what somebody remembered.</w:t>
       </w:r>
     </w:p>
-    <w:bookmarkEnd w:id="48"/>
-    <w:bookmarkEnd w:id="49"/>
+    <w:p>
+      <w:pPr>
+        <w:pStyle w:val="BodyText"/>
+      </w:pPr>
+      <w:r>
+        <w:t xml:space="preserve">The overnight checks exist because that habit slips. They will not stop a mistake — they will stop it staying invisible.</w:t>
+      </w:r>
+    </w:p>
+    <w:bookmarkEnd w:id="53"/>
+    <w:bookmarkEnd w:id="54"/>
     <w:sectPr/>
   </w:body>
 </w:document>
@@ -5481,6 +7448,82 @@
       </w:pPr>
     </w:lvl>
   </w:abstractNum>
+  <w:abstractNum w:abstractNumId="991">
+    <w:nsid w:val="A991"/>
+    <w:multiLevelType w:val="multilevel"/>
+    <w:lvl w:ilvl="0">
+      <w:numFmt w:val="bullet"/>
+      <w:lvlText w:val="•"/>
+      <w:lvlJc w:val="left"/>
+      <w:pPr>
+        <w:ind w:left="720" w:hanging="480"/>
+      </w:pPr>
+    </w:lvl>
+    <w:lvl w:ilvl="1">
+      <w:numFmt w:val="bullet"/>
+      <w:lvlText w:val="–"/>
+      <w:lvlJc w:val="left"/>
+      <w:pPr>
+        <w:ind w:left="1440" w:hanging="480"/>
+      </w:pPr>
+    </w:lvl>
+    <w:lvl w:ilvl="2">
+      <w:numFmt w:val="bullet"/>
+      <w:lvlText w:val="•"/>
+      <w:lvlJc w:val="left"/>
+      <w:pPr>
+        <w:ind w:left="2160" w:hanging="480"/>
+      </w:pPr>
+    </w:lvl>
+    <w:lvl w:ilvl="3">
+      <w:numFmt w:val="bullet"/>
+      <w:lvlText w:val="–"/>
+      <w:lvlJc w:val="left"/>
+      <w:pPr>
+        <w:ind w:left="2880" w:hanging="480"/>
+      </w:pPr>
+    </w:lvl>
+    <w:lvl w:ilvl="4">
+      <w:numFmt w:val="bullet"/>
+      <w:lvlText w:val="•"/>
+      <w:lvlJc w:val="left"/>
+      <w:pPr>
+        <w:ind w:left="3600" w:hanging="480"/>
+      </w:pPr>
+    </w:lvl>
+    <w:lvl w:ilvl="5">
+      <w:numFmt w:val="bullet"/>
+      <w:lvlText w:val="–"/>
+      <w:lvlJc w:val="left"/>
+      <w:pPr>
+        <w:ind w:left="4320" w:hanging="480"/>
+      </w:pPr>
+    </w:lvl>
+    <w:lvl w:ilvl="6">
+      <w:numFmt w:val="bullet"/>
+      <w:lvlText w:val="•"/>
+      <w:lvlJc w:val="left"/>
+      <w:pPr>
+        <w:ind w:left="5040" w:hanging="480"/>
+      </w:pPr>
+    </w:lvl>
+    <w:lvl w:ilvl="7">
+      <w:numFmt w:val="bullet"/>
+      <w:lvlText w:val="–"/>
+      <w:lvlJc w:val="left"/>
+      <w:pPr>
+        <w:ind w:left="5760" w:hanging="480"/>
+      </w:pPr>
+    </w:lvl>
+    <w:lvl w:ilvl="8">
+      <w:numFmt w:val="bullet"/>
+      <w:lvlText w:val="•"/>
+      <w:lvlJc w:val="left"/>
+      <w:pPr>
+        <w:ind w:left="6480" w:hanging="480"/>
+      </w:pPr>
+    </w:lvl>
+  </w:abstractNum>
   <w:abstractNum w:abstractNumId="99411">
     <w:nsid w:val="A99411"/>
     <w:multiLevelType w:val="multilevel"/>
@@ -5566,114 +7609,11 @@
       </w:pPr>
     </w:lvl>
   </w:abstractNum>
-  <w:abstractNum w:abstractNumId="991">
-    <w:nsid w:val="A991"/>
-    <w:multiLevelType w:val="multilevel"/>
-    <w:lvl w:ilvl="0">
-      <w:numFmt w:val="bullet"/>
-      <w:lvlText w:val="•"/>
-      <w:lvlJc w:val="left"/>
-      <w:pPr>
-        <w:ind w:left="720" w:hanging="480"/>
-      </w:pPr>
-    </w:lvl>
-    <w:lvl w:ilvl="1">
-      <w:numFmt w:val="bullet"/>
-      <w:lvlText w:val="–"/>
-      <w:lvlJc w:val="left"/>
-      <w:pPr>
-        <w:ind w:left="1440" w:hanging="480"/>
-      </w:pPr>
-    </w:lvl>
-    <w:lvl w:ilvl="2">
-      <w:numFmt w:val="bullet"/>
-      <w:lvlText w:val="•"/>
-      <w:lvlJc w:val="left"/>
-      <w:pPr>
-        <w:ind w:left="2160" w:hanging="480"/>
-      </w:pPr>
-    </w:lvl>
-    <w:lvl w:ilvl="3">
-      <w:numFmt w:val="bullet"/>
-      <w:lvlText w:val="–"/>
-      <w:lvlJc w:val="left"/>
-      <w:pPr>
-        <w:ind w:left="2880" w:hanging="480"/>
-      </w:pPr>
-    </w:lvl>
-    <w:lvl w:ilvl="4">
-      <w:numFmt w:val="bullet"/>
-      <w:lvlText w:val="•"/>
-      <w:lvlJc w:val="left"/>
-      <w:pPr>
-        <w:ind w:left="3600" w:hanging="480"/>
-      </w:pPr>
-    </w:lvl>
-    <w:lvl w:ilvl="5">
-      <w:numFmt w:val="bullet"/>
-      <w:lvlText w:val="–"/>
-      <w:lvlJc w:val="left"/>
-      <w:pPr>
-        <w:ind w:left="4320" w:hanging="480"/>
-      </w:pPr>
-    </w:lvl>
-    <w:lvl w:ilvl="6">
-      <w:numFmt w:val="bullet"/>
-      <w:lvlText w:val="•"/>
-      <w:lvlJc w:val="left"/>
-      <w:pPr>
-        <w:ind w:left="5040" w:hanging="480"/>
-      </w:pPr>
-    </w:lvl>
-    <w:lvl w:ilvl="7">
-      <w:numFmt w:val="bullet"/>
-      <w:lvlText w:val="–"/>
-      <w:lvlJc w:val="left"/>
-      <w:pPr>
-        <w:ind w:left="5760" w:hanging="480"/>
-      </w:pPr>
-    </w:lvl>
-    <w:lvl w:ilvl="8">
-      <w:numFmt w:val="bullet"/>
-      <w:lvlText w:val="•"/>
-      <w:lvlJc w:val="left"/>
-      <w:pPr>
-        <w:ind w:left="6480" w:hanging="480"/>
-      </w:pPr>
-    </w:lvl>
-  </w:abstractNum>
   <w:num w:numId="1000">
     <w:abstractNumId w:val="990"/>
   </w:num>
   <w:num w:numId="1001">
-    <w:abstractNumId w:val="99411"/>
-    <w:lvlOverride w:ilvl="0">
-      <w:startOverride w:val="1"/>
-    </w:lvlOverride>
-    <w:lvlOverride w:ilvl="1">
-      <w:startOverride w:val="1"/>
-    </w:lvlOverride>
-    <w:lvlOverride w:ilvl="2">
-      <w:startOverride w:val="1"/>
-    </w:lvlOverride>
-    <w:lvlOverride w:ilvl="3">
-      <w:startOverride w:val="1"/>
-    </w:lvlOverride>
-    <w:lvlOverride w:ilvl="4">
-      <w:startOverride w:val="1"/>
-    </w:lvlOverride>
-    <w:lvlOverride w:ilvl="5">
-      <w:startOverride w:val="1"/>
-    </w:lvlOverride>
-    <w:lvlOverride w:ilvl="6">
-      <w:startOverride w:val="1"/>
-    </w:lvlOverride>
-    <w:lvlOverride w:ilvl="7">
-      <w:startOverride w:val="1"/>
-    </w:lvlOverride>
-    <w:lvlOverride w:ilvl="8">
-      <w:startOverride w:val="1"/>
-    </w:lvlOverride>
+    <w:abstractNumId w:val="991"/>
   </w:num>
   <w:num w:numId="1002">
     <w:abstractNumId w:val="99411"/>
@@ -5706,37 +7646,37 @@
     </w:lvlOverride>
   </w:num>
   <w:num w:numId="1003">
-    <w:abstractNumId w:val="991"/>
+    <w:abstractNumId w:val="99411"/>
+    <w:lvlOverride w:ilvl="0">
+      <w:startOverride w:val="1"/>
+    </w:lvlOverride>
+    <w:lvlOverride w:ilvl="1">
+      <w:startOverride w:val="1"/>
+    </w:lvlOverride>
+    <w:lvlOverride w:ilvl="2">
+      <w:startOverride w:val="1"/>
+    </w:lvlOverride>
+    <w:lvlOverride w:ilvl="3">
+      <w:startOverride w:val="1"/>
+    </w:lvlOverride>
+    <w:lvlOverride w:ilvl="4">
+      <w:startOverride w:val="1"/>
+    </w:lvlOverride>
+    <w:lvlOverride w:ilvl="5">
+      <w:startOverride w:val="1"/>
+    </w:lvlOverride>
+    <w:lvlOverride w:ilvl="6">
+      <w:startOverride w:val="1"/>
+    </w:lvlOverride>
+    <w:lvlOverride w:ilvl="7">
+      <w:startOverride w:val="1"/>
+    </w:lvlOverride>
+    <w:lvlOverride w:ilvl="8">
+      <w:startOverride w:val="1"/>
+    </w:lvlOverride>
   </w:num>
   <w:num w:numId="1004">
-    <w:abstractNumId w:val="99411"/>
-    <w:lvlOverride w:ilvl="0">
-      <w:startOverride w:val="1"/>
-    </w:lvlOverride>
-    <w:lvlOverride w:ilvl="1">
-      <w:startOverride w:val="1"/>
-    </w:lvlOverride>
-    <w:lvlOverride w:ilvl="2">
-      <w:startOverride w:val="1"/>
-    </w:lvlOverride>
-    <w:lvlOverride w:ilvl="3">
-      <w:startOverride w:val="1"/>
-    </w:lvlOverride>
-    <w:lvlOverride w:ilvl="4">
-      <w:startOverride w:val="1"/>
-    </w:lvlOverride>
-    <w:lvlOverride w:ilvl="5">
-      <w:startOverride w:val="1"/>
-    </w:lvlOverride>
-    <w:lvlOverride w:ilvl="6">
-      <w:startOverride w:val="1"/>
-    </w:lvlOverride>
-    <w:lvlOverride w:ilvl="7">
-      <w:startOverride w:val="1"/>
-    </w:lvlOverride>
-    <w:lvlOverride w:ilvl="8">
-      <w:startOverride w:val="1"/>
-    </w:lvlOverride>
+    <w:abstractNumId w:val="991"/>
   </w:num>
   <w:num w:numId="1005">
     <w:abstractNumId w:val="99411"/>
@@ -6067,6 +8007,72 @@
     <w:lvlOverride w:ilvl="8">
       <w:startOverride w:val="1"/>
     </w:lvlOverride>
+  </w:num>
+  <w:num w:numId="1016">
+    <w:abstractNumId w:val="99411"/>
+    <w:lvlOverride w:ilvl="0">
+      <w:startOverride w:val="1"/>
+    </w:lvlOverride>
+    <w:lvlOverride w:ilvl="1">
+      <w:startOverride w:val="1"/>
+    </w:lvlOverride>
+    <w:lvlOverride w:ilvl="2">
+      <w:startOverride w:val="1"/>
+    </w:lvlOverride>
+    <w:lvlOverride w:ilvl="3">
+      <w:startOverride w:val="1"/>
+    </w:lvlOverride>
+    <w:lvlOverride w:ilvl="4">
+      <w:startOverride w:val="1"/>
+    </w:lvlOverride>
+    <w:lvlOverride w:ilvl="5">
+      <w:startOverride w:val="1"/>
+    </w:lvlOverride>
+    <w:lvlOverride w:ilvl="6">
+      <w:startOverride w:val="1"/>
+    </w:lvlOverride>
+    <w:lvlOverride w:ilvl="7">
+      <w:startOverride w:val="1"/>
+    </w:lvlOverride>
+    <w:lvlOverride w:ilvl="8">
+      <w:startOverride w:val="1"/>
+    </w:lvlOverride>
+  </w:num>
+  <w:num w:numId="1017">
+    <w:abstractNumId w:val="99411"/>
+    <w:lvlOverride w:ilvl="0">
+      <w:startOverride w:val="1"/>
+    </w:lvlOverride>
+    <w:lvlOverride w:ilvl="1">
+      <w:startOverride w:val="1"/>
+    </w:lvlOverride>
+    <w:lvlOverride w:ilvl="2">
+      <w:startOverride w:val="1"/>
+    </w:lvlOverride>
+    <w:lvlOverride w:ilvl="3">
+      <w:startOverride w:val="1"/>
+    </w:lvlOverride>
+    <w:lvlOverride w:ilvl="4">
+      <w:startOverride w:val="1"/>
+    </w:lvlOverride>
+    <w:lvlOverride w:ilvl="5">
+      <w:startOverride w:val="1"/>
+    </w:lvlOverride>
+    <w:lvlOverride w:ilvl="6">
+      <w:startOverride w:val="1"/>
+    </w:lvlOverride>
+    <w:lvlOverride w:ilvl="7">
+      <w:startOverride w:val="1"/>
+    </w:lvlOverride>
+    <w:lvlOverride w:ilvl="8">
+      <w:startOverride w:val="1"/>
+    </w:lvlOverride>
+  </w:num>
+  <w:num w:numId="1018">
+    <w:abstractNumId w:val="991"/>
+  </w:num>
+  <w:num w:numId="1019">
+    <w:abstractNumId w:val="991"/>
   </w:num>
 </w:numbering>
 </file>
@@ -6079,7 +8085,7 @@
         <w:rFonts w:asciiTheme="minorHAnsi" w:cstheme="minorBidi" w:eastAsiaTheme="minorHAnsi" w:hAnsiTheme="minorHAnsi"/>
         <w:sz w:val="24"/>
         <w:szCs w:val="24"/>
-        <w:lang w:bidi="ar-SA" w:eastAsia="en-US" w:val="en-US"/>
+        <w:lang w:bidi="ar-SA" w:eastAsia="en-US" w:val="en-GB"/>
       </w:rPr>
     </w:rPrDefault>
     <w:pPrDefault>
@@ -6230,7 +8236,7 @@
       <w:rFonts w:asciiTheme="majorHAnsi" w:cstheme="majorBidi" w:eastAsiaTheme="majorEastAsia" w:hAnsiTheme="majorHAnsi"/>
       <w:b/>
       <w:bCs/>
-      <w:color w:themeColor="accent1" w:val="4F81BD"/>
+      <w:color w:themeColor="accent1" w:val="1F3864"/>
       <w:sz w:val="32"/>
       <w:szCs w:val="32"/>
     </w:rPr>
@@ -6252,7 +8258,7 @@
       <w:rFonts w:asciiTheme="majorHAnsi" w:cstheme="majorBidi" w:eastAsiaTheme="majorEastAsia" w:hAnsiTheme="majorHAnsi"/>
       <w:b/>
       <w:bCs/>
-      <w:color w:themeColor="accent1" w:val="4F81BD"/>
+      <w:color w:themeColor="accent1" w:val="1F3864"/>
       <w:sz w:val="28"/>
       <w:szCs w:val="28"/>
     </w:rPr>
@@ -6274,7 +8280,7 @@
       <w:rFonts w:asciiTheme="majorHAnsi" w:cstheme="majorBidi" w:eastAsiaTheme="majorEastAsia" w:hAnsiTheme="majorHAnsi"/>
       <w:b/>
       <w:bCs/>
-      <w:color w:themeColor="accent1" w:val="4F81BD"/>
+      <w:color w:themeColor="accent1" w:val="1F3864"/>
       <w:sz w:val="24"/>
       <w:szCs w:val="24"/>
     </w:rPr>
@@ -6296,7 +8302,7 @@
       <w:rFonts w:asciiTheme="majorHAnsi" w:cstheme="majorBidi" w:eastAsiaTheme="majorEastAsia" w:hAnsiTheme="majorHAnsi"/>
       <w:i/>
       <w:bCs/>
-      <w:color w:themeColor="accent1" w:val="4F81BD"/>
+      <w:color w:themeColor="accent1" w:val="1F3864"/>
       <w:sz w:val="24"/>
       <w:szCs w:val="24"/>
     </w:rPr>
@@ -6557,7 +8563,7 @@
       <w:color w:themeColor="accent1" w:themeShade="BF" w:val="365F91"/>
     </w:rPr>
   </w:style>
-  <w:style w:customStyle="1" w:styleId="SourceCode" w:type="paragraph">
+  <w:style w:type="paragraph" w:customStyle="1" w:styleId="SourceCode">
     <w:name w:val="Source Code"/>
     <w:basedOn w:val="Normal"/>
     <w:link w:val="VerbatimChar"/>
@@ -6565,7 +8571,7 @@
       <w:wordWrap w:val="off"/>
     </w:pPr>
   </w:style>
-  <w:style w:customStyle="1" w:styleId="KeywordTok" w:type="character">
+  <w:style w:type="character" w:customStyle="1" w:styleId="KeywordTok">
     <w:name w:val="KeywordTok"/>
     <w:basedOn w:val="VerbatimChar"/>
     <w:rPr>
@@ -6573,77 +8579,77 @@
       <w:b/>
     </w:rPr>
   </w:style>
-  <w:style w:customStyle="1" w:styleId="DataTypeTok" w:type="character">
+  <w:style w:type="character" w:customStyle="1" w:styleId="DataTypeTok">
     <w:name w:val="DataTypeTok"/>
     <w:basedOn w:val="VerbatimChar"/>
     <w:rPr>
       <w:color w:val="902000"/>
     </w:rPr>
   </w:style>
-  <w:style w:customStyle="1" w:styleId="DecValTok" w:type="character">
+  <w:style w:type="character" w:customStyle="1" w:styleId="DecValTok">
     <w:name w:val="DecValTok"/>
     <w:basedOn w:val="VerbatimChar"/>
     <w:rPr>
       <w:color w:val="40a070"/>
     </w:rPr>
   </w:style>
-  <w:style w:customStyle="1" w:styleId="BaseNTok" w:type="character">
+  <w:style w:type="character" w:customStyle="1" w:styleId="BaseNTok">
     <w:name w:val="BaseNTok"/>
     <w:basedOn w:val="VerbatimChar"/>
     <w:rPr>
       <w:color w:val="40a070"/>
     </w:rPr>
   </w:style>
-  <w:style w:customStyle="1" w:styleId="FloatTok" w:type="character">
+  <w:style w:type="character" w:customStyle="1" w:styleId="FloatTok">
     <w:name w:val="FloatTok"/>
     <w:basedOn w:val="VerbatimChar"/>
     <w:rPr>
       <w:color w:val="40a070"/>
     </w:rPr>
   </w:style>
-  <w:style w:customStyle="1" w:styleId="ConstantTok" w:type="character">
+  <w:style w:type="character" w:customStyle="1" w:styleId="ConstantTok">
     <w:name w:val="ConstantTok"/>
     <w:basedOn w:val="VerbatimChar"/>
     <w:rPr>
       <w:color w:val="880000"/>
     </w:rPr>
   </w:style>
-  <w:style w:customStyle="1" w:styleId="CharTok" w:type="character">
+  <w:style w:type="character" w:customStyle="1" w:styleId="CharTok">
     <w:name w:val="CharTok"/>
     <w:basedOn w:val="VerbatimChar"/>
     <w:rPr>
       <w:color w:val="4070a0"/>
     </w:rPr>
   </w:style>
-  <w:style w:customStyle="1" w:styleId="SpecialCharTok" w:type="character">
+  <w:style w:type="character" w:customStyle="1" w:styleId="SpecialCharTok">
     <w:name w:val="SpecialCharTok"/>
     <w:basedOn w:val="VerbatimChar"/>
     <w:rPr>
       <w:color w:val="4070a0"/>
     </w:rPr>
   </w:style>
-  <w:style w:customStyle="1" w:styleId="StringTok" w:type="character">
+  <w:style w:type="character" w:customStyle="1" w:styleId="StringTok">
     <w:name w:val="StringTok"/>
     <w:basedOn w:val="VerbatimChar"/>
     <w:rPr>
       <w:color w:val="4070a0"/>
     </w:rPr>
   </w:style>
-  <w:style w:customStyle="1" w:styleId="VerbatimStringTok" w:type="character">
+  <w:style w:type="character" w:customStyle="1" w:styleId="VerbatimStringTok">
     <w:name w:val="VerbatimStringTok"/>
     <w:basedOn w:val="VerbatimChar"/>
     <w:rPr>
       <w:color w:val="4070a0"/>
     </w:rPr>
   </w:style>
-  <w:style w:customStyle="1" w:styleId="SpecialStringTok" w:type="character">
+  <w:style w:type="character" w:customStyle="1" w:styleId="SpecialStringTok">
     <w:name w:val="SpecialStringTok"/>
     <w:basedOn w:val="VerbatimChar"/>
     <w:rPr>
       <w:color w:val="bb6688"/>
     </w:rPr>
   </w:style>
-  <w:style w:customStyle="1" w:styleId="ImportTok" w:type="character">
+  <w:style w:type="character" w:customStyle="1" w:styleId="ImportTok">
     <w:name w:val="ImportTok"/>
     <w:basedOn w:val="VerbatimChar"/>
     <w:rPr>
@@ -6651,7 +8657,7 @@
       <w:b/>
     </w:rPr>
   </w:style>
-  <w:style w:customStyle="1" w:styleId="CommentTok" w:type="character">
+  <w:style w:type="character" w:customStyle="1" w:styleId="CommentTok">
     <w:name w:val="CommentTok"/>
     <w:basedOn w:val="VerbatimChar"/>
     <w:rPr>
@@ -6659,7 +8665,7 @@
       <w:i/>
     </w:rPr>
   </w:style>
-  <w:style w:customStyle="1" w:styleId="DocumentationTok" w:type="character">
+  <w:style w:type="character" w:customStyle="1" w:styleId="DocumentationTok">
     <w:name w:val="DocumentationTok"/>
     <w:basedOn w:val="VerbatimChar"/>
     <w:rPr>
@@ -6667,7 +8673,7 @@
       <w:i/>
     </w:rPr>
   </w:style>
-  <w:style w:customStyle="1" w:styleId="AnnotationTok" w:type="character">
+  <w:style w:type="character" w:customStyle="1" w:styleId="AnnotationTok">
     <w:name w:val="AnnotationTok"/>
     <w:basedOn w:val="VerbatimChar"/>
     <w:rPr>
@@ -6676,7 +8682,7 @@
       <w:i/>
     </w:rPr>
   </w:style>
-  <w:style w:customStyle="1" w:styleId="CommentVarTok" w:type="character">
+  <w:style w:type="character" w:customStyle="1" w:styleId="CommentVarTok">
     <w:name w:val="CommentVarTok"/>
     <w:basedOn w:val="VerbatimChar"/>
     <w:rPr>
@@ -6685,28 +8691,28 @@
       <w:i/>
     </w:rPr>
   </w:style>
-  <w:style w:customStyle="1" w:styleId="OtherTok" w:type="character">
+  <w:style w:type="character" w:customStyle="1" w:styleId="OtherTok">
     <w:name w:val="OtherTok"/>
     <w:basedOn w:val="VerbatimChar"/>
     <w:rPr>
       <w:color w:val="007020"/>
     </w:rPr>
   </w:style>
-  <w:style w:customStyle="1" w:styleId="FunctionTok" w:type="character">
+  <w:style w:type="character" w:customStyle="1" w:styleId="FunctionTok">
     <w:name w:val="FunctionTok"/>
     <w:basedOn w:val="VerbatimChar"/>
     <w:rPr>
       <w:color w:val="06287e"/>
     </w:rPr>
   </w:style>
-  <w:style w:customStyle="1" w:styleId="VariableTok" w:type="character">
+  <w:style w:type="character" w:customStyle="1" w:styleId="VariableTok">
     <w:name w:val="VariableTok"/>
     <w:basedOn w:val="VerbatimChar"/>
     <w:rPr>
       <w:color w:val="19177c"/>
     </w:rPr>
   </w:style>
-  <w:style w:customStyle="1" w:styleId="ControlFlowTok" w:type="character">
+  <w:style w:type="character" w:customStyle="1" w:styleId="ControlFlowTok">
     <w:name w:val="ControlFlowTok"/>
     <w:basedOn w:val="VerbatimChar"/>
     <w:rPr>
@@ -6714,45 +8720,45 @@
       <w:b/>
     </w:rPr>
   </w:style>
-  <w:style w:customStyle="1" w:styleId="OperatorTok" w:type="character">
+  <w:style w:type="character" w:customStyle="1" w:styleId="OperatorTok">
     <w:name w:val="OperatorTok"/>
     <w:basedOn w:val="VerbatimChar"/>
     <w:rPr>
       <w:color w:val="666666"/>
     </w:rPr>
   </w:style>
-  <w:style w:customStyle="1" w:styleId="BuiltInTok" w:type="character">
+  <w:style w:type="character" w:customStyle="1" w:styleId="BuiltInTok">
     <w:name w:val="BuiltInTok"/>
     <w:basedOn w:val="VerbatimChar"/>
     <w:rPr>
       <w:color w:val="008000"/>
     </w:rPr>
   </w:style>
-  <w:style w:customStyle="1" w:styleId="ExtensionTok" w:type="character">
+  <w:style w:type="character" w:customStyle="1" w:styleId="ExtensionTok">
     <w:name w:val="ExtensionTok"/>
     <w:basedOn w:val="VerbatimChar"/>
     <w:rPr/>
   </w:style>
-  <w:style w:customStyle="1" w:styleId="PreprocessorTok" w:type="character">
+  <w:style w:type="character" w:customStyle="1" w:styleId="PreprocessorTok">
     <w:name w:val="PreprocessorTok"/>
     <w:basedOn w:val="VerbatimChar"/>
     <w:rPr>
       <w:color w:val="bc7a00"/>
     </w:rPr>
   </w:style>
-  <w:style w:customStyle="1" w:styleId="AttributeTok" w:type="character">
+  <w:style w:type="character" w:customStyle="1" w:styleId="AttributeTok">
     <w:name w:val="AttributeTok"/>
     <w:basedOn w:val="VerbatimChar"/>
     <w:rPr>
       <w:color w:val="7d9029"/>
     </w:rPr>
   </w:style>
-  <w:style w:customStyle="1" w:styleId="RegionMarkerTok" w:type="character">
+  <w:style w:type="character" w:customStyle="1" w:styleId="RegionMarkerTok">
     <w:name w:val="RegionMarkerTok"/>
     <w:basedOn w:val="VerbatimChar"/>
     <w:rPr/>
   </w:style>
-  <w:style w:customStyle="1" w:styleId="InformationTok" w:type="character">
+  <w:style w:type="character" w:customStyle="1" w:styleId="InformationTok">
     <w:name w:val="InformationTok"/>
     <w:basedOn w:val="VerbatimChar"/>
     <w:rPr>
@@ -6761,7 +8767,7 @@
       <w:i/>
     </w:rPr>
   </w:style>
-  <w:style w:customStyle="1" w:styleId="WarningTok" w:type="character">
+  <w:style w:type="character" w:customStyle="1" w:styleId="WarningTok">
     <w:name w:val="WarningTok"/>
     <w:basedOn w:val="VerbatimChar"/>
     <w:rPr>
@@ -6770,7 +8776,7 @@
       <w:i/>
     </w:rPr>
   </w:style>
-  <w:style w:customStyle="1" w:styleId="AlertTok" w:type="character">
+  <w:style w:type="character" w:customStyle="1" w:styleId="AlertTok">
     <w:name w:val="AlertTok"/>
     <w:basedOn w:val="VerbatimChar"/>
     <w:rPr>
@@ -6778,7 +8784,7 @@
       <w:b/>
     </w:rPr>
   </w:style>
-  <w:style w:customStyle="1" w:styleId="ErrorTok" w:type="character">
+  <w:style w:type="character" w:customStyle="1" w:styleId="ErrorTok">
     <w:name w:val="ErrorTok"/>
     <w:basedOn w:val="VerbatimChar"/>
     <w:rPr>
@@ -6786,7 +8792,7 @@
       <w:b/>
     </w:rPr>
   </w:style>
-  <w:style w:customStyle="1" w:styleId="NormalTok" w:type="character">
+  <w:style w:type="character" w:customStyle="1" w:styleId="NormalTok">
     <w:name w:val="NormalTok"/>
     <w:basedOn w:val="VerbatimChar"/>
     <w:rPr/>

--- a/ERP Plan/MSCAST ERP - SOPs and Use Cases.docx
+++ b/ERP Plan/MSCAST ERP - SOPs and Use Cases.docx
@@ -1388,7 +1388,49 @@
         <w:t xml:space="preserve"> </w:t>
       </w:r>
       <w:r>
-        <w:t xml:space="preserve">The workflow will not let a kick-off be approved while price, scope, payment terms and GST are unticked. This is the single highest-value control in the system — nearly every loss-making project in this industry traces back to a purchase order accepted without being read against the offer.</w:t>
+        <w:t xml:space="preserve">The workflow will not let a kick-off reach</w:t>
+      </w:r>
+      <w:r>
+        <w:t xml:space="preserve"> </w:t>
+      </w:r>
+      <w:r>
+        <w:rPr>
+          <w:iCs/>
+          <w:i/>
+        </w:rPr>
+        <w:t xml:space="preserve">PO Verified</w:t>
+      </w:r>
+      <w:r>
+        <w:t xml:space="preserve"> </w:t>
+      </w:r>
+      <w:r>
+        <w:t xml:space="preserve">— and therefore cannot let it be approved — while price, scope, payment terms and GST are unticked.</w:t>
+      </w:r>
+      <w:r>
+        <w:t xml:space="preserve"> </w:t>
+      </w:r>
+      <w:r>
+        <w:rPr>
+          <w:bCs/>
+          <w:b/>
+        </w:rPr>
+        <w:t xml:space="preserve">On every route</w:t>
+      </w:r>
+      <w:r>
+        <w:t xml:space="preserve">, including via</w:t>
+      </w:r>
+      <w:r>
+        <w:t xml:space="preserve"> </w:t>
+      </w:r>
+      <w:r>
+        <w:rPr>
+          <w:iCs/>
+          <w:i/>
+        </w:rPr>
+        <w:t xml:space="preserve">PO Query Raised</w:t>
+      </w:r>
+      <w:r>
+        <w:t xml:space="preserve">. This is the single highest-value control in the system — nearly every loss-making project in this industry traces back to a purchase order accepted without being read against the offer.</w:t>
       </w:r>
     </w:p>
     <w:p>
@@ -7321,7 +7363,60 @@
         <w:pStyle w:val="FirstParagraph"/>
       </w:pPr>
       <w:r>
-        <w:t xml:space="preserve">Most of what is described here can be bypassed by someone determined enough. Four things cannot, because the software enforces them: the BRM payment block, the purchase order approval, the drawing release sequence, and the kick-off checklist. Everything else depends on people entering documents when things happen rather than reconstructing them later.</w:t>
+        <w:t xml:space="preserve">Most of what is described here can be bypassed by someone determined enough. Four things cannot, because the software enforces them: the BRM payment block, the purchase order approval, the drawing release sequence, and the kick-off checklist.</w:t>
+      </w:r>
+    </w:p>
+    <w:p>
+      <w:pPr>
+        <w:pStyle w:val="BodyText"/>
+      </w:pPr>
+      <w:r>
+        <w:rPr>
+          <w:iCs/>
+          <w:i/>
+        </w:rPr>
+        <w:t xml:space="preserve">(The kick-off checklist earned its place on that list only on 20 September. Until then the condition sat on one route into</w:t>
+      </w:r>
+      <w:r>
+        <w:t xml:space="preserve"> </w:t>
+      </w:r>
+      <w:r>
+        <w:t xml:space="preserve">PO Verified</w:t>
+      </w:r>
+      <w:r>
+        <w:t xml:space="preserve"> </w:t>
+      </w:r>
+      <w:r>
+        <w:rPr>
+          <w:iCs/>
+          <w:i/>
+        </w:rPr>
+        <w:t xml:space="preserve">and not the other, so raising a query first went round it — and a record in the demonstration data had already done exactly that. Both routes now carry it, and</w:t>
+      </w:r>
+      <w:r>
+        <w:t xml:space="preserve"> </w:t>
+      </w:r>
+      <w:r>
+        <w:rPr>
+          <w:rStyle w:val="VerbatimChar"/>
+        </w:rPr>
+        <w:t xml:space="preserve">T6j</w:t>
+      </w:r>
+      <w:r>
+        <w:t xml:space="preserve"> </w:t>
+      </w:r>
+      <w:r>
+        <w:rPr>
+          <w:iCs/>
+          <w:i/>
+        </w:rPr>
+        <w:t xml:space="preserve">checks that every guarded state in every workflow is guarded on every route in.)</w:t>
+      </w:r>
+      <w:r>
+        <w:t xml:space="preserve"> </w:t>
+      </w:r>
+      <w:r>
+        <w:t xml:space="preserve">Everything else depends on people entering documents when things happen rather than reconstructing them later.</w:t>
       </w:r>
     </w:p>
     <w:p>

--- a/ERP Plan/MSCAST ERP - SOPs and Use Cases.docx
+++ b/ERP Plan/MSCAST ERP - SOPs and Use Cases.docx
@@ -124,7 +124,7 @@
         <w:t xml:space="preserve"> </w:t>
       </w:r>
       <w:r>
-        <w:t xml:space="preserve">2.1 ·</w:t>
+        <w:t xml:space="preserve">2.2 ·</w:t>
       </w:r>
       <w:r>
         <w:t xml:space="preserve"> </w:t>
@@ -140,7 +140,7 @@
         <w:t xml:space="preserve"> </w:t>
       </w:r>
       <w:r>
-        <w:t xml:space="preserve">20 September 2026</w:t>
+        <w:t xml:space="preserve">21 September 2026</w:t>
       </w:r>
     </w:p>
     <w:p>
@@ -5655,7 +5655,36 @@
         <w:t xml:space="preserve"> </w:t>
       </w:r>
       <w:r>
-        <w:t xml:space="preserve">No supplier bill can be paid without a certified BRM. That is refused in software, for everyone, and it is the control that actually protects the money.</w:t>
+        <w:t xml:space="preserve">No supplier bill can be paid without a certified BRM — not by a payment entry, not by a journal entry, and not as an advance with no invoice behind it. Paying more than the certificate covers is refused too. That is enforced in software, for everyone including a director, and it is the control that actually protects the money. The one exception is deliberate: a supplier ticked</w:t>
+      </w:r>
+      <w:r>
+        <w:t xml:space="preserve"> </w:t>
+      </w:r>
+      <w:r>
+        <w:rPr>
+          <w:iCs/>
+          <w:i/>
+        </w:rPr>
+        <w:t xml:space="preserve">Exempt from BRM certification</w:t>
+      </w:r>
+      <w:r>
+        <w:t xml:space="preserve">, for bills that cannot be certified against a purchase order — electricity, water, rent, telephone, statutory. Ticking a trade supplier defeats the control; see</w:t>
+      </w:r>
+      <w:r>
+        <w:t xml:space="preserve"> </w:t>
+      </w:r>
+      <w:r>
+        <w:rPr>
+          <w:iCs/>
+          <w:i/>
+        </w:rPr>
+        <w:t xml:space="preserve">Operating Recommendations</w:t>
+      </w:r>
+      <w:r>
+        <w:t xml:space="preserve"> </w:t>
+      </w:r>
+      <w:r>
+        <w:t xml:space="preserve">A8.</w:t>
       </w:r>
     </w:p>
     <w:p>
@@ -7363,7 +7392,7 @@
         <w:pStyle w:val="FirstParagraph"/>
       </w:pPr>
       <w:r>
-        <w:t xml:space="preserve">Most of what is described here can be bypassed by someone determined enough. Four things cannot, because the software enforces them: the BRM payment block, the purchase order approval, the drawing release sequence, and the kick-off checklist.</w:t>
+        <w:t xml:space="preserve">Most of what is described here can be bypassed by someone determined enough. Four things cannot, because the software enforces them: the BRM payment block, the purchase order approval, the drawing release sequence, and the kick-off checklist. The payment block was narrowed to one route until 21 September, when it was tested at the others and found open at three of them; it now holds on every route a supplier can be paid by.</w:t>
       </w:r>
     </w:p>
     <w:p>

--- a/ERP Plan/MSCAST ERP - SOPs and Use Cases.docx
+++ b/ERP Plan/MSCAST ERP - SOPs and Use Cases.docx
@@ -124,7 +124,7 @@
         <w:t xml:space="preserve"> </w:t>
       </w:r>
       <w:r>
-        <w:t xml:space="preserve">2.2 ·</w:t>
+        <w:t xml:space="preserve">3.0 ·</w:t>
       </w:r>
       <w:r>
         <w:t xml:space="preserve"> </w:t>
@@ -143,81 +143,6 @@
         <w:t xml:space="preserve">21 September 2026</w:t>
       </w:r>
     </w:p>
-    <w:p>
-      <w:pPr>
-        <w:pStyle w:val="BlockText"/>
-      </w:pPr>
-      <w:r>
-        <w:rPr>
-          <w:bCs/>
-          <w:b/>
-        </w:rPr>
-        <w:t xml:space="preserve">What changed in version 2.0.</w:t>
-      </w:r>
-      <w:r>
-        <w:t xml:space="preserve"> </w:t>
-      </w:r>
-      <w:r>
-        <w:t xml:space="preserve">Version 1.0 was written before the roles were rebuilt around real people and before the approval authority was settled. It described some controls that the software did not actually enforce. Every claim in this version has been checked against the running system, and the ones that were not true have been either corrected or made true. The differences are listed in</w:t>
-      </w:r>
-      <w:r>
-        <w:t xml:space="preserve"> </w:t>
-      </w:r>
-      <w:r>
-        <w:rPr>
-          <w:iCs/>
-          <w:i/>
-        </w:rPr>
-        <w:t xml:space="preserve">Appendix — what changed and why</w:t>
-      </w:r>
-      <w:r>
-        <w:t xml:space="preserve">, at the end.</w:t>
-      </w:r>
-    </w:p>
-    <w:p>
-      <w:pPr>
-        <w:pStyle w:val="BlockText"/>
-      </w:pPr>
-      <w:r>
-        <w:rPr>
-          <w:bCs/>
-          <w:b/>
-        </w:rPr>
-        <w:t xml:space="preserve">Correction, version 2.1 (20 September).</w:t>
-      </w:r>
-      <w:r>
-        <w:t xml:space="preserve"> </w:t>
-      </w:r>
-      <w:r>
-        <w:t xml:space="preserve">This document previously claimed a separation of duties that does not exist. It said the person who prepares a BRM cannot certify it, and that a supplier bill passes through three different hands. Neither is true: both directors hold roles that can</w:t>
-      </w:r>
-      <w:r>
-        <w:t xml:space="preserve"> </w:t>
-      </w:r>
-      <w:r>
-        <w:rPr>
-          <w:iCs/>
-          <w:i/>
-        </w:rPr>
-        <w:t xml:space="preserve">create</w:t>
-      </w:r>
-      <w:r>
-        <w:t xml:space="preserve"> </w:t>
-      </w:r>
-      <w:r>
-        <w:t xml:space="preserve">a BRM, the role that certifies one, and the role that marks it paid, so a director can carry a supplier bill from creation to payment alone. The build checks missed it because the segregation test compared workflow transition roles, and creating a document is a permission rather than a transition. A test that asks the auditor’s question — can one person create this and then approve it? — now runs on every build (</w:t>
-      </w:r>
-      <w:r>
-        <w:rPr>
-          <w:bCs/>
-          <w:b/>
-        </w:rPr>
-        <w:t xml:space="preserve">T6g</w:t>
-      </w:r>
-      <w:r>
-        <w:t xml:space="preserve">) and reports it. The payment block itself is unaffected and still holds for everyone.</w:t>
-      </w:r>
-    </w:p>
     <w:bookmarkStart w:id="20" w:name="how-to-read-this"/>
     <w:p>
       <w:pPr>
@@ -229,10 +154,24 @@
     </w:p>
     <w:p>
       <w:pPr>
-        <w:pStyle w:val="FirstParagraph"/>
-      </w:pPr>
-      <w:r>
-        <w:t xml:space="preserve">Part A gives one procedure per business process: what triggers it, who does it, the steps, and — most importantly — the</w:t>
+        <w:numPr>
+          <w:ilvl w:val="0"/>
+          <w:numId w:val="1001"/>
+        </w:numPr>
+        <w:pStyle w:val="Compact"/>
+      </w:pPr>
+      <w:r>
+        <w:rPr>
+          <w:bCs/>
+          <w:b/>
+        </w:rPr>
+        <w:t xml:space="preserve">Part A</w:t>
+      </w:r>
+      <w:r>
+        <w:t xml:space="preserve"> </w:t>
+      </w:r>
+      <w:r>
+        <w:t xml:space="preserve">— one SOP per business process: trigger, owner, steps,</w:t>
       </w:r>
       <w:r>
         <w:t xml:space="preserve"> </w:t>
@@ -245,23 +184,7 @@
         <w:t xml:space="preserve">control</w:t>
       </w:r>
       <w:r>
-        <w:t xml:space="preserve">, meaning the thing that stops the process going wrong. Part B walks through nine situations that actually happen at MSCAST, showing how the pieces connect. Part C is who does what. Part D is the recurring calendar.</w:t>
-      </w:r>
-    </w:p>
-    <w:p>
-      <w:pPr>
-        <w:pStyle w:val="BodyText"/>
-      </w:pPr>
-      <w:r>
-        <w:t xml:space="preserve">These procedures are written for an engineer-to-order machine builder with fewer than ten people, where fabrication is outsourced and one person often covers several roles. They assume the ERPNext configuration described in the setup guide.</w:t>
-      </w:r>
-    </w:p>
-    <w:p>
-      <w:pPr>
-        <w:pStyle w:val="BodyText"/>
-      </w:pPr>
-      <w:r>
-        <w:t xml:space="preserve">Two phrases are used precisely throughout, and the difference matters:</w:t>
+        <w:t xml:space="preserve">, records.</w:t>
       </w:r>
     </w:p>
     <w:p>
@@ -277,20 +200,122 @@
           <w:bCs/>
           <w:b/>
         </w:rPr>
+        <w:t xml:space="preserve">Part B</w:t>
+      </w:r>
+      <w:r>
+        <w:t xml:space="preserve"> </w:t>
+      </w:r>
+      <w:r>
+        <w:t xml:space="preserve">— nine MSCAST situations showing how the pieces connect.</w:t>
+      </w:r>
+    </w:p>
+    <w:p>
+      <w:pPr>
+        <w:numPr>
+          <w:ilvl w:val="0"/>
+          <w:numId w:val="1001"/>
+        </w:numPr>
+        <w:pStyle w:val="Compact"/>
+      </w:pPr>
+      <w:r>
+        <w:rPr>
+          <w:bCs/>
+          <w:b/>
+        </w:rPr>
+        <w:t xml:space="preserve">Part C</w:t>
+      </w:r>
+      <w:r>
+        <w:t xml:space="preserve"> </w:t>
+      </w:r>
+      <w:r>
+        <w:t xml:space="preserve">— who prepares and who approves; where separation of duties holds and where it does not.</w:t>
+      </w:r>
+    </w:p>
+    <w:p>
+      <w:pPr>
+        <w:numPr>
+          <w:ilvl w:val="0"/>
+          <w:numId w:val="1001"/>
+        </w:numPr>
+        <w:pStyle w:val="Compact"/>
+      </w:pPr>
+      <w:r>
+        <w:rPr>
+          <w:bCs/>
+          <w:b/>
+        </w:rPr>
+        <w:t xml:space="preserve">Part D</w:t>
+      </w:r>
+      <w:r>
+        <w:t xml:space="preserve"> </w:t>
+      </w:r>
+      <w:r>
+        <w:t xml:space="preserve">— recurring calendar.</w:t>
+      </w:r>
+    </w:p>
+    <w:p>
+      <w:pPr>
+        <w:numPr>
+          <w:ilvl w:val="0"/>
+          <w:numId w:val="1001"/>
+        </w:numPr>
+        <w:pStyle w:val="Compact"/>
+      </w:pPr>
+      <w:r>
+        <w:t xml:space="preserve">Written for an engineer-to-order machine builder with fewer than ten people, fabrication outsourced, one person often covering several roles.</w:t>
+      </w:r>
+    </w:p>
+    <w:p>
+      <w:pPr>
+        <w:numPr>
+          <w:ilvl w:val="0"/>
+          <w:numId w:val="1001"/>
+        </w:numPr>
+        <w:pStyle w:val="Compact"/>
+      </w:pPr>
+      <w:r>
+        <w:t xml:space="preserve">Assumes the configuration in doc 05 (Client Setup Guide).</w:t>
+      </w:r>
+    </w:p>
+    <w:p>
+      <w:pPr>
+        <w:numPr>
+          <w:ilvl w:val="0"/>
+          <w:numId w:val="1001"/>
+        </w:numPr>
+        <w:pStyle w:val="Compact"/>
+      </w:pPr>
+      <w:r>
+        <w:t xml:space="preserve">Two phrases are used precisely:</w:t>
+      </w:r>
+    </w:p>
+    <w:p>
+      <w:pPr>
+        <w:numPr>
+          <w:ilvl w:val="1"/>
+          <w:numId w:val="1002"/>
+        </w:numPr>
+        <w:pStyle w:val="Compact"/>
+      </w:pPr>
+      <w:r>
+        <w:rPr>
+          <w:bCs/>
+          <w:b/>
+        </w:rPr>
         <w:t xml:space="preserve">The system will not allow</w:t>
       </w:r>
       <w:r>
         <w:t xml:space="preserve"> </w:t>
       </w:r>
       <w:r>
-        <w:t xml:space="preserve">— a hard control built into the software. It cannot be skipped, forgotten or overridden under pressure.</w:t>
-      </w:r>
-    </w:p>
-    <w:p>
-      <w:pPr>
-        <w:numPr>
-          <w:ilvl w:val="0"/>
-          <w:numId w:val="1001"/>
+        <w:t xml:space="preserve">— a hard control in the software, tested by the build checks. It cannot be skipped or overridden.</w:t>
+      </w:r>
+    </w:p>
+    <w:p>
+      <w:pPr>
+        <w:numPr>
+          <w:ilvl w:val="1"/>
+          <w:numId w:val="1002"/>
         </w:numPr>
         <w:pStyle w:val="Compact"/>
       </w:pPr>
@@ -305,15 +330,7 @@
         <w:t xml:space="preserve"> </w:t>
       </w:r>
       <w:r>
-        <w:t xml:space="preserve">— a way of working that depends on people following it. Valuable, but it is discipline, not enforcement.</w:t>
-      </w:r>
-    </w:p>
-    <w:p>
-      <w:pPr>
-        <w:pStyle w:val="FirstParagraph"/>
-      </w:pPr>
-      <w:r>
-        <w:t xml:space="preserve">Version 1.0 blurred these two. Where this version says a control is enforced, it has been tested.</w:t>
+        <w:t xml:space="preserve">— a way of working that depends on people. Discipline, not enforcement.</w:t>
       </w:r>
     </w:p>
     <w:bookmarkEnd w:id="20"/>
@@ -331,7 +348,7 @@
         <w:pStyle w:val="FirstParagraph"/>
       </w:pPr>
       <w:r>
-        <w:t xml:space="preserve">These are MSCAST’s own terms, taken from the requirement document. They are used throughout this guide and are the names on the forms in the system.</w:t>
+        <w:t xml:space="preserve">MSCAST’s own terms, from the requirement document; they are the form names in the system.</w:t>
       </w:r>
     </w:p>
     <w:tbl>
@@ -342,9 +359,9 @@
         <w:jc w:val="start"/>
       </w:tblPr>
       <w:tblGrid>
-        <w:gridCol w:w="2640"/>
-        <w:gridCol w:w="2640"/>
-        <w:gridCol w:w="2640"/>
+        <w:gridCol w:w="1663"/>
+        <w:gridCol w:w="1821"/>
+        <w:gridCol w:w="4435"/>
       </w:tblGrid>
       <w:tr>
         <w:trPr>
@@ -424,7 +441,7 @@
               <w:jc w:val="left"/>
             </w:pPr>
             <w:r>
-              <w:t xml:space="preserve">The cost estimate sheet for a machine, built component by component — bought-outs, fabrication, engineering hours, erection, freight, contingency. Prepared before quoting, carries revisions and an approval. Every purchase order is later measured against it, so it is the baseline for cost control and the project MIS</w:t>
+              <w:t xml:space="preserve">Cost estimate sheet for a machine, built component by component (bought-outs, fabrication, engineering hours, erection, freight, contingency). Prepared before quoting; has revisions and an approval. Baseline for every purchase order and for the project MIS</w:t>
             </w:r>
           </w:p>
         </w:tc>
@@ -466,7 +483,7 @@
               <w:jc w:val="left"/>
             </w:pPr>
             <w:r>
-              <w:t xml:space="preserve">The material list per project or assembly, released by Design from the final drawings. What procurement buys from</w:t>
+              <w:t xml:space="preserve">Material list per project or assembly, released by Design from the final drawings. Procurement buys from it</w:t>
             </w:r>
           </w:p>
         </w:tc>
@@ -508,7 +525,7 @@
               <w:jc w:val="left"/>
             </w:pPr>
             <w:r>
-              <w:t xml:space="preserve">The certificate that a supplier’s bill is correct — quantity, rate, inspection and delivery all checked — before Accounts may pay it</w:t>
+              <w:t xml:space="preserve">Certificate that a supplier’s bill is correct (quantity, rate, inspection, delivery) before Accounts may pay it</w:t>
             </w:r>
           </w:p>
         </w:tc>
@@ -550,7 +567,7 @@
               <w:jc w:val="left"/>
             </w:pPr>
             <w:r>
-              <w:t xml:space="preserve">What physically goes out in a dispatch lot, including any free-issue items</w:t>
+              <w:t xml:space="preserve">What physically goes out in a dispatch lot, including free-issue items</w:t>
             </w:r>
           </w:p>
         </w:tc>
@@ -592,7 +609,7 @@
               <w:jc w:val="left"/>
             </w:pPr>
             <w:r>
-              <w:t xml:space="preserve">The instruction to a supplier to ship directly to the customer’s site: consignee, transporter, vehicle, LR number</w:t>
+              <w:t xml:space="preserve">Instruction to a supplier to ship direct to the customer’s site: consignee, transporter, vehicle, LR number</w:t>
             </w:r>
           </w:p>
         </w:tc>
@@ -634,7 +651,7 @@
               <w:jc w:val="left"/>
             </w:pPr>
             <w:r>
-              <w:t xml:space="preserve">The free-issue material list attached to a Delivery Instruction: MSCAST’s own material sitting with a subcontractor</w:t>
+              <w:t xml:space="preserve">Free-issue material list attached to a DI: MSCAST’s own material sitting with a subcontractor</w:t>
             </w:r>
           </w:p>
         </w:tc>
@@ -676,7 +693,7 @@
               <w:jc w:val="left"/>
             </w:pPr>
             <w:r>
-              <w:t xml:space="preserve">Guarantees given to the customer, with expiry dates that must be tracked</w:t>
+              <w:t xml:space="preserve">Guarantees given to the customer; expiry dates must be tracked</w:t>
             </w:r>
           </w:p>
         </w:tc>
@@ -718,7 +735,7 @@
               <w:jc w:val="left"/>
             </w:pPr>
             <w:r>
-              <w:t xml:space="preserve">The penalty for late delivery, usually a percentage per week capped at a maximum</w:t>
+              <w:t xml:space="preserve">Penalty for late delivery, usually a percentage per week up to a cap</w:t>
             </w:r>
           </w:p>
         </w:tc>
@@ -802,7 +819,7 @@
               <w:jc w:val="left"/>
             </w:pPr>
             <w:r>
-              <w:t xml:space="preserve">The GST return for goods sent to and received from job workers</w:t>
+              <w:t xml:space="preserve">GST return for goods sent to and received from job workers</w:t>
             </w:r>
           </w:p>
         </w:tc>
@@ -844,7 +861,7 @@
               <w:jc w:val="left"/>
             </w:pPr>
             <w:r>
-              <w:t xml:space="preserve">Suppliers registered under Udyam. Their bills must be paid within 45 days or the expense is disallowed under section 43B(h)</w:t>
+              <w:t xml:space="preserve">Suppliers registered under Udyam. Bills must be paid within 45 days or the expense is disallowed under section 43B(h)</w:t>
             </w:r>
           </w:p>
         </w:tc>
@@ -908,31 +925,31 @@
       <w:pPr>
         <w:numPr>
           <w:ilvl w:val="0"/>
-          <w:numId w:val="1002"/>
-        </w:numPr>
-        <w:pStyle w:val="Compact"/>
-      </w:pPr>
-      <w:r>
-        <w:t xml:space="preserve">Record the enquiry as a Lead the day it arrives, with the source. Source matters: it tells you which channel is worth the money.</w:t>
-      </w:r>
-    </w:p>
-    <w:p>
-      <w:pPr>
-        <w:numPr>
-          <w:ilvl w:val="0"/>
-          <w:numId w:val="1002"/>
-        </w:numPr>
-        <w:pStyle w:val="Compact"/>
-      </w:pPr>
-      <w:r>
-        <w:t xml:space="preserve">Qualify it — machine type, capacity, site, budget, timeline — and convert to an Opportunity.</w:t>
-      </w:r>
-    </w:p>
-    <w:p>
-      <w:pPr>
-        <w:numPr>
-          <w:ilvl w:val="0"/>
-          <w:numId w:val="1002"/>
+          <w:numId w:val="1003"/>
+        </w:numPr>
+        <w:pStyle w:val="Compact"/>
+      </w:pPr>
+      <w:r>
+        <w:t xml:space="preserve">Record the enquiry as a Lead the day it arrives, with its source (shows which channel is worth the money).</w:t>
+      </w:r>
+    </w:p>
+    <w:p>
+      <w:pPr>
+        <w:numPr>
+          <w:ilvl w:val="0"/>
+          <w:numId w:val="1003"/>
+        </w:numPr>
+        <w:pStyle w:val="Compact"/>
+      </w:pPr>
+      <w:r>
+        <w:t xml:space="preserve">Qualify it (machine type, capacity, site, budget, timeline) and convert to an Opportunity.</w:t>
+      </w:r>
+    </w:p>
+    <w:p>
+      <w:pPr>
+        <w:numPr>
+          <w:ilvl w:val="0"/>
+          <w:numId w:val="1003"/>
         </w:numPr>
         <w:pStyle w:val="Compact"/>
       </w:pPr>
@@ -953,31 +970,31 @@
         <w:t xml:space="preserve"> </w:t>
       </w:r>
       <w:r>
-        <w:t xml:space="preserve">for anything non-standard. Build it up component by component: bought-outs, fabrication, engineering hours, erection and commissioning, freight, contingency.</w:t>
-      </w:r>
-    </w:p>
-    <w:p>
-      <w:pPr>
-        <w:numPr>
-          <w:ilvl w:val="0"/>
-          <w:numId w:val="1002"/>
-        </w:numPr>
-        <w:pStyle w:val="Compact"/>
-      </w:pPr>
-      <w:r>
-        <w:t xml:space="preserve">Apply the target margin and arrive at the offer price.</w:t>
-      </w:r>
-    </w:p>
-    <w:p>
-      <w:pPr>
-        <w:numPr>
-          <w:ilvl w:val="0"/>
-          <w:numId w:val="1002"/>
-        </w:numPr>
-        <w:pStyle w:val="Compact"/>
-      </w:pPr>
-      <w:r>
-        <w:t xml:space="preserve">Send the PCC for approval and have it approved before the quotation goes out. Approval sits with a</w:t>
+        <w:t xml:space="preserve">for anything non-standard, component by component: bought-outs, fabrication, engineering hours, erection and commissioning, freight, contingency.</w:t>
+      </w:r>
+    </w:p>
+    <w:p>
+      <w:pPr>
+        <w:numPr>
+          <w:ilvl w:val="0"/>
+          <w:numId w:val="1003"/>
+        </w:numPr>
+        <w:pStyle w:val="Compact"/>
+      </w:pPr>
+      <w:r>
+        <w:t xml:space="preserve">Apply the target margin to reach the offer price.</w:t>
+      </w:r>
+    </w:p>
+    <w:p>
+      <w:pPr>
+        <w:numPr>
+          <w:ilvl w:val="0"/>
+          <w:numId w:val="1003"/>
+        </w:numPr>
+        <w:pStyle w:val="Compact"/>
+      </w:pPr>
+      <w:r>
+        <w:t xml:space="preserve">Send the PCC for approval. A</w:t>
       </w:r>
       <w:r>
         <w:t xml:space="preserve"> </w:t>
@@ -990,14 +1007,17 @@
         <w:t xml:space="preserve">director</w:t>
       </w:r>
       <w:r>
-        <w:t xml:space="preserve">.</w:t>
-      </w:r>
-    </w:p>
-    <w:p>
-      <w:pPr>
-        <w:numPr>
-          <w:ilvl w:val="0"/>
-          <w:numId w:val="1002"/>
+        <w:t xml:space="preserve"> </w:t>
+      </w:r>
+      <w:r>
+        <w:t xml:space="preserve">approves it before the quotation goes out.</w:t>
+      </w:r>
+    </w:p>
+    <w:p>
+      <w:pPr>
+        <w:numPr>
+          <w:ilvl w:val="0"/>
+          <w:numId w:val="1003"/>
         </w:numPr>
         <w:pStyle w:val="Compact"/>
       </w:pPr>
@@ -1020,7 +1040,23 @@
         <w:t xml:space="preserve"> </w:t>
       </w:r>
       <w:r>
-        <w:t xml:space="preserve">No quotation leaves without an approved PCC. Quoting from memory is how an engineer-to-order business loses money on a job it thought was profitable.</w:t>
+        <w:t xml:space="preserve">The procedure is that no quotation leaves without an approved PCC. The system allows only a director to approve a PCC.</w:t>
+      </w:r>
+      <w:r>
+        <w:t xml:space="preserve"> </w:t>
+      </w:r>
+      <w:r>
+        <w:rPr>
+          <w:bCs/>
+          <w:b/>
+        </w:rPr>
+        <w:t xml:space="preserve">Limit:</w:t>
+      </w:r>
+      <w:r>
+        <w:t xml:space="preserve"> </w:t>
+      </w:r>
+      <w:r>
+        <w:t xml:space="preserve">a director can prepare and approve the same PCC; see Part C.</w:t>
       </w:r>
     </w:p>
     <w:p>
@@ -1032,13 +1068,205 @@
           <w:bCs/>
           <w:b/>
         </w:rPr>
-        <w:t xml:space="preserve">A limit you should know about.</w:t>
-      </w:r>
-      <w:r>
-        <w:t xml:space="preserve"> </w:t>
-      </w:r>
-      <w:r>
-        <w:t xml:space="preserve">Both directors hold the Projects Manager role as well as the director role, so a director can prepare a PCC and then approve it. This is a deliberate decision for a company of this size, not an oversight — but it means the PCC approval is a</w:t>
+        <w:t xml:space="preserve">Records:</w:t>
+      </w:r>
+      <w:r>
+        <w:t xml:space="preserve"> </w:t>
+      </w:r>
+      <w:r>
+        <w:t xml:space="preserve">Lead, Opportunity, PCC with revision, Quotation.</w:t>
+      </w:r>
+    </w:p>
+    <w:bookmarkEnd w:id="23"/>
+    <w:bookmarkStart w:id="24" w:name="Xe3feebfaad118a116c2086c539e716995659d13"/>
+    <w:p>
+      <w:pPr>
+        <w:pStyle w:val="Heading2"/>
+      </w:pPr>
+      <w:r>
+        <w:t xml:space="preserve">SOP-02 — Order booking and project kick-off</w:t>
+      </w:r>
+    </w:p>
+    <w:p>
+      <w:pPr>
+        <w:pStyle w:val="FirstParagraph"/>
+      </w:pPr>
+      <w:r>
+        <w:rPr>
+          <w:bCs/>
+          <w:b/>
+        </w:rPr>
+        <w:t xml:space="preserve">Trigger:</w:t>
+      </w:r>
+      <w:r>
+        <w:t xml:space="preserve"> </w:t>
+      </w:r>
+      <w:r>
+        <w:t xml:space="preserve">Customer purchase order received ·</w:t>
+      </w:r>
+      <w:r>
+        <w:t xml:space="preserve"> </w:t>
+      </w:r>
+      <w:r>
+        <w:rPr>
+          <w:bCs/>
+          <w:b/>
+        </w:rPr>
+        <w:t xml:space="preserve">Owner:</w:t>
+      </w:r>
+      <w:r>
+        <w:t xml:space="preserve"> </w:t>
+      </w:r>
+      <w:r>
+        <w:t xml:space="preserve">Projects, with Accounts</w:t>
+      </w:r>
+    </w:p>
+    <w:p>
+      <w:pPr>
+        <w:numPr>
+          <w:ilvl w:val="0"/>
+          <w:numId w:val="1004"/>
+        </w:numPr>
+        <w:pStyle w:val="Compact"/>
+      </w:pPr>
+      <w:r>
+        <w:t xml:space="preserve">Raise a</w:t>
+      </w:r>
+      <w:r>
+        <w:t xml:space="preserve"> </w:t>
+      </w:r>
+      <w:r>
+        <w:rPr>
+          <w:bCs/>
+          <w:b/>
+        </w:rPr>
+        <w:t xml:space="preserve">Project Kick-off</w:t>
+      </w:r>
+      <w:r>
+        <w:t xml:space="preserve"> </w:t>
+      </w:r>
+      <w:r>
+        <w:t xml:space="preserve">record against the customer PO.</w:t>
+      </w:r>
+    </w:p>
+    <w:p>
+      <w:pPr>
+        <w:numPr>
+          <w:ilvl w:val="0"/>
+          <w:numId w:val="1004"/>
+        </w:numPr>
+        <w:pStyle w:val="Compact"/>
+      </w:pPr>
+      <w:r>
+        <w:t xml:space="preserve">Tick only what has actually been verified:</w:t>
+      </w:r>
+    </w:p>
+    <w:p>
+      <w:pPr>
+        <w:numPr>
+          <w:ilvl w:val="1"/>
+          <w:numId w:val="1005"/>
+        </w:numPr>
+        <w:pStyle w:val="Compact"/>
+      </w:pPr>
+      <w:r>
+        <w:t xml:space="preserve">Price matches the offer</w:t>
+      </w:r>
+    </w:p>
+    <w:p>
+      <w:pPr>
+        <w:numPr>
+          <w:ilvl w:val="1"/>
+          <w:numId w:val="1005"/>
+        </w:numPr>
+        <w:pStyle w:val="Compact"/>
+      </w:pPr>
+      <w:r>
+        <w:t xml:space="preserve">Scope and technical specification match</w:t>
+      </w:r>
+    </w:p>
+    <w:p>
+      <w:pPr>
+        <w:numPr>
+          <w:ilvl w:val="1"/>
+          <w:numId w:val="1005"/>
+        </w:numPr>
+        <w:pStyle w:val="Compact"/>
+      </w:pPr>
+      <w:r>
+        <w:t xml:space="preserve">Payment terms accepted</w:t>
+      </w:r>
+    </w:p>
+    <w:p>
+      <w:pPr>
+        <w:numPr>
+          <w:ilvl w:val="1"/>
+          <w:numId w:val="1005"/>
+        </w:numPr>
+        <w:pStyle w:val="Compact"/>
+      </w:pPr>
+      <w:r>
+        <w:t xml:space="preserve">Delivery period acceptable</w:t>
+      </w:r>
+    </w:p>
+    <w:p>
+      <w:pPr>
+        <w:numPr>
+          <w:ilvl w:val="1"/>
+          <w:numId w:val="1005"/>
+        </w:numPr>
+        <w:pStyle w:val="Compact"/>
+      </w:pPr>
+      <w:r>
+        <w:t xml:space="preserve">LD / penalty clause reviewed</w:t>
+      </w:r>
+    </w:p>
+    <w:p>
+      <w:pPr>
+        <w:numPr>
+          <w:ilvl w:val="1"/>
+          <w:numId w:val="1005"/>
+        </w:numPr>
+        <w:pStyle w:val="Compact"/>
+      </w:pPr>
+      <w:r>
+        <w:t xml:space="preserve">GST rate, HSN and place of supply verified</w:t>
+      </w:r>
+    </w:p>
+    <w:p>
+      <w:pPr>
+        <w:numPr>
+          <w:ilvl w:val="1"/>
+          <w:numId w:val="1005"/>
+        </w:numPr>
+        <w:pStyle w:val="Compact"/>
+      </w:pPr>
+      <w:r>
+        <w:t xml:space="preserve">BG / PBG requirement identified</w:t>
+      </w:r>
+    </w:p>
+    <w:p>
+      <w:pPr>
+        <w:numPr>
+          <w:ilvl w:val="1"/>
+          <w:numId w:val="1005"/>
+        </w:numPr>
+        <w:pStyle w:val="Compact"/>
+      </w:pPr>
+      <w:r>
+        <w:t xml:space="preserve">Advance received</w:t>
+      </w:r>
+    </w:p>
+    <w:p>
+      <w:pPr>
+        <w:numPr>
+          <w:ilvl w:val="0"/>
+          <w:numId w:val="1004"/>
+        </w:numPr>
+        <w:pStyle w:val="Compact"/>
+      </w:pPr>
+      <w:r>
+        <w:t xml:space="preserve">Anything that does not match goes in</w:t>
       </w:r>
       <w:r>
         <w:t xml:space="preserve"> </w:t>
@@ -1048,38 +1276,100 @@
           <w:iCs/>
           <w:i/>
         </w:rPr>
-        <w:t xml:space="preserve">review step</w:t>
-      </w:r>
-      <w:r>
-        <w:t xml:space="preserve">, not a separation of duties. If the same person did both, the only safeguard is that the approval is recorded with their name and time against the revision. Where a PCC matters commercially, have the other director approve it.</w:t>
-      </w:r>
-    </w:p>
-    <w:p>
-      <w:pPr>
-        <w:pStyle w:val="BodyText"/>
-      </w:pPr>
-      <w:r>
-        <w:rPr>
-          <w:bCs/>
-          <w:b/>
-        </w:rPr>
-        <w:t xml:space="preserve">Records:</w:t>
-      </w:r>
-      <w:r>
-        <w:t xml:space="preserve"> </w:t>
-      </w:r>
-      <w:r>
-        <w:t xml:space="preserve">Lead, Opportunity, PCC with revision, Quotation.</w:t>
-      </w:r>
-    </w:p>
-    <w:bookmarkEnd w:id="23"/>
-    <w:bookmarkStart w:id="24" w:name="Xe3feebfaad118a116c2086c539e716995659d13"/>
-    <w:p>
-      <w:pPr>
-        <w:pStyle w:val="Heading2"/>
-      </w:pPr>
-      <w:r>
-        <w:t xml:space="preserve">SOP-02 — Order booking and project kick-off</w:t>
+        <w:t xml:space="preserve">deviations</w:t>
+      </w:r>
+      <w:r>
+        <w:t xml:space="preserve">; the record goes to</w:t>
+      </w:r>
+      <w:r>
+        <w:t xml:space="preserve"> </w:t>
+      </w:r>
+      <w:r>
+        <w:rPr>
+          <w:bCs/>
+          <w:b/>
+        </w:rPr>
+        <w:t xml:space="preserve">PO Query Raised</w:t>
+      </w:r>
+      <w:r>
+        <w:t xml:space="preserve"> </w:t>
+      </w:r>
+      <w:r>
+        <w:t xml:space="preserve">and work does not start.</w:t>
+      </w:r>
+    </w:p>
+    <w:p>
+      <w:pPr>
+        <w:numPr>
+          <w:ilvl w:val="0"/>
+          <w:numId w:val="1004"/>
+        </w:numPr>
+        <w:pStyle w:val="Compact"/>
+      </w:pPr>
+      <w:r>
+        <w:t xml:space="preserve">Accounts verify the PO (</w:t>
+      </w:r>
+      <w:r>
+        <w:rPr>
+          <w:bCs/>
+          <w:b/>
+        </w:rPr>
+        <w:t xml:space="preserve">PO Verified</w:t>
+      </w:r>
+      <w:r>
+        <w:t xml:space="preserve">). A</w:t>
+      </w:r>
+      <w:r>
+        <w:t xml:space="preserve"> </w:t>
+      </w:r>
+      <w:r>
+        <w:rPr>
+          <w:bCs/>
+          <w:b/>
+        </w:rPr>
+        <w:t xml:space="preserve">director</w:t>
+      </w:r>
+      <w:r>
+        <w:t xml:space="preserve"> </w:t>
+      </w:r>
+      <w:r>
+        <w:t xml:space="preserve">approves kick-off.</w:t>
+      </w:r>
+    </w:p>
+    <w:p>
+      <w:pPr>
+        <w:numPr>
+          <w:ilvl w:val="0"/>
+          <w:numId w:val="1004"/>
+        </w:numPr>
+        <w:pStyle w:val="Compact"/>
+      </w:pPr>
+      <w:r>
+        <w:t xml:space="preserve">Create the Project and the Sales Order, linked to the PCC.</w:t>
+      </w:r>
+    </w:p>
+    <w:p>
+      <w:pPr>
+        <w:numPr>
+          <w:ilvl w:val="0"/>
+          <w:numId w:val="1004"/>
+        </w:numPr>
+        <w:pStyle w:val="Compact"/>
+      </w:pPr>
+      <w:r>
+        <w:t xml:space="preserve">Enter the billing and dispatch schedule on the project: each milestone, planned dispatch date, billing percentage and value.</w:t>
+      </w:r>
+    </w:p>
+    <w:p>
+      <w:pPr>
+        <w:numPr>
+          <w:ilvl w:val="0"/>
+          <w:numId w:val="1004"/>
+        </w:numPr>
+        <w:pStyle w:val="Compact"/>
+      </w:pPr>
+      <w:r>
+        <w:t xml:space="preserve">Hold the kick-off meeting; record attendees, agreed actions and open points.</w:t>
       </w:r>
     </w:p>
     <w:p>
@@ -1091,177 +1381,13 @@
           <w:bCs/>
           <w:b/>
         </w:rPr>
-        <w:t xml:space="preserve">Trigger:</w:t>
-      </w:r>
-      <w:r>
-        <w:t xml:space="preserve"> </w:t>
-      </w:r>
-      <w:r>
-        <w:t xml:space="preserve">Customer purchase order received ·</w:t>
-      </w:r>
-      <w:r>
-        <w:t xml:space="preserve"> </w:t>
-      </w:r>
-      <w:r>
-        <w:rPr>
-          <w:bCs/>
-          <w:b/>
-        </w:rPr>
-        <w:t xml:space="preserve">Owner:</w:t>
-      </w:r>
-      <w:r>
-        <w:t xml:space="preserve"> </w:t>
-      </w:r>
-      <w:r>
-        <w:t xml:space="preserve">Projects, with Accounts</w:t>
-      </w:r>
-    </w:p>
-    <w:p>
-      <w:pPr>
-        <w:numPr>
-          <w:ilvl w:val="0"/>
-          <w:numId w:val="1003"/>
-        </w:numPr>
-        <w:pStyle w:val="Compact"/>
-      </w:pPr>
-      <w:r>
-        <w:t xml:space="preserve">Raise a</w:t>
-      </w:r>
-      <w:r>
-        <w:t xml:space="preserve"> </w:t>
-      </w:r>
-      <w:r>
-        <w:rPr>
-          <w:bCs/>
-          <w:b/>
-        </w:rPr>
-        <w:t xml:space="preserve">Project Kick-off</w:t>
-      </w:r>
-      <w:r>
-        <w:t xml:space="preserve"> </w:t>
-      </w:r>
-      <w:r>
-        <w:t xml:space="preserve">record against the customer PO.</w:t>
-      </w:r>
-    </w:p>
-    <w:p>
-      <w:pPr>
-        <w:numPr>
-          <w:ilvl w:val="0"/>
-          <w:numId w:val="1003"/>
-        </w:numPr>
-        <w:pStyle w:val="Compact"/>
-      </w:pPr>
-      <w:r>
-        <w:t xml:space="preserve">Work through the checklist, ticking only what has actually been verified:</w:t>
-      </w:r>
-    </w:p>
-    <w:p>
-      <w:pPr>
-        <w:numPr>
-          <w:ilvl w:val="1"/>
-          <w:numId w:val="1004"/>
-        </w:numPr>
-        <w:pStyle w:val="Compact"/>
-      </w:pPr>
-      <w:r>
-        <w:t xml:space="preserve">Price matches the offer</w:t>
-      </w:r>
-    </w:p>
-    <w:p>
-      <w:pPr>
-        <w:numPr>
-          <w:ilvl w:val="1"/>
-          <w:numId w:val="1004"/>
-        </w:numPr>
-        <w:pStyle w:val="Compact"/>
-      </w:pPr>
-      <w:r>
-        <w:t xml:space="preserve">Scope and technical specification match</w:t>
-      </w:r>
-    </w:p>
-    <w:p>
-      <w:pPr>
-        <w:numPr>
-          <w:ilvl w:val="1"/>
-          <w:numId w:val="1004"/>
-        </w:numPr>
-        <w:pStyle w:val="Compact"/>
-      </w:pPr>
-      <w:r>
-        <w:t xml:space="preserve">Payment terms accepted</w:t>
-      </w:r>
-    </w:p>
-    <w:p>
-      <w:pPr>
-        <w:numPr>
-          <w:ilvl w:val="1"/>
-          <w:numId w:val="1004"/>
-        </w:numPr>
-        <w:pStyle w:val="Compact"/>
-      </w:pPr>
-      <w:r>
-        <w:t xml:space="preserve">Delivery period acceptable</w:t>
-      </w:r>
-    </w:p>
-    <w:p>
-      <w:pPr>
-        <w:numPr>
-          <w:ilvl w:val="1"/>
-          <w:numId w:val="1004"/>
-        </w:numPr>
-        <w:pStyle w:val="Compact"/>
-      </w:pPr>
-      <w:r>
-        <w:t xml:space="preserve">LD / penalty clause reviewed</w:t>
-      </w:r>
-    </w:p>
-    <w:p>
-      <w:pPr>
-        <w:numPr>
-          <w:ilvl w:val="1"/>
-          <w:numId w:val="1004"/>
-        </w:numPr>
-        <w:pStyle w:val="Compact"/>
-      </w:pPr>
-      <w:r>
-        <w:t xml:space="preserve">GST rate, HSN and place of supply verified</w:t>
-      </w:r>
-    </w:p>
-    <w:p>
-      <w:pPr>
-        <w:numPr>
-          <w:ilvl w:val="1"/>
-          <w:numId w:val="1004"/>
-        </w:numPr>
-        <w:pStyle w:val="Compact"/>
-      </w:pPr>
-      <w:r>
-        <w:t xml:space="preserve">BG / PBG requirement identified</w:t>
-      </w:r>
-    </w:p>
-    <w:p>
-      <w:pPr>
-        <w:numPr>
-          <w:ilvl w:val="1"/>
-          <w:numId w:val="1004"/>
-        </w:numPr>
-        <w:pStyle w:val="Compact"/>
-      </w:pPr>
-      <w:r>
-        <w:t xml:space="preserve">Advance received</w:t>
-      </w:r>
-    </w:p>
-    <w:p>
-      <w:pPr>
-        <w:numPr>
-          <w:ilvl w:val="0"/>
-          <w:numId w:val="1003"/>
-        </w:numPr>
-        <w:pStyle w:val="Compact"/>
-      </w:pPr>
-      <w:r>
-        <w:t xml:space="preserve">Anything that does not match goes in</w:t>
+        <w:t xml:space="preserve">Control:</w:t>
+      </w:r>
+      <w:r>
+        <w:t xml:space="preserve"> </w:t>
+      </w:r>
+      <w:r>
+        <w:t xml:space="preserve">The system will not allow a kick-off to reach</w:t>
       </w:r>
       <w:r>
         <w:t xml:space="preserve"> </w:t>
@@ -1271,124 +1397,10 @@
           <w:iCs/>
           <w:i/>
         </w:rPr>
-        <w:t xml:space="preserve">deviations</w:t>
-      </w:r>
-      <w:r>
-        <w:t xml:space="preserve"> </w:t>
-      </w:r>
-      <w:r>
-        <w:t xml:space="preserve">and the record goes to</w:t>
-      </w:r>
-      <w:r>
-        <w:t xml:space="preserve"> </w:t>
-      </w:r>
-      <w:r>
-        <w:rPr>
-          <w:bCs/>
-          <w:b/>
-        </w:rPr>
-        <w:t xml:space="preserve">PO Query Raised</w:t>
-      </w:r>
-      <w:r>
-        <w:t xml:space="preserve"> </w:t>
-      </w:r>
-      <w:r>
-        <w:t xml:space="preserve">— work does not start.</w:t>
-      </w:r>
-    </w:p>
-    <w:p>
-      <w:pPr>
-        <w:numPr>
-          <w:ilvl w:val="0"/>
-          <w:numId w:val="1003"/>
-        </w:numPr>
-        <w:pStyle w:val="Compact"/>
-      </w:pPr>
-      <w:r>
-        <w:t xml:space="preserve">Accounts verify the PO and the record moves to</w:t>
-      </w:r>
-      <w:r>
-        <w:t xml:space="preserve"> </w:t>
-      </w:r>
-      <w:r>
-        <w:rPr>
-          <w:bCs/>
-          <w:b/>
-        </w:rPr>
         <w:t xml:space="preserve">PO Verified</w:t>
       </w:r>
       <w:r>
-        <w:t xml:space="preserve">. A</w:t>
-      </w:r>
-      <w:r>
-        <w:t xml:space="preserve"> </w:t>
-      </w:r>
-      <w:r>
-        <w:rPr>
-          <w:bCs/>
-          <w:b/>
-        </w:rPr>
-        <w:t xml:space="preserve">director</w:t>
-      </w:r>
-      <w:r>
-        <w:t xml:space="preserve"> </w:t>
-      </w:r>
-      <w:r>
-        <w:t xml:space="preserve">then approves kick-off.</w:t>
-      </w:r>
-    </w:p>
-    <w:p>
-      <w:pPr>
-        <w:numPr>
-          <w:ilvl w:val="0"/>
-          <w:numId w:val="1003"/>
-        </w:numPr>
-        <w:pStyle w:val="Compact"/>
-      </w:pPr>
-      <w:r>
-        <w:t xml:space="preserve">Create the Project and the Sales Order, linked to the PCC.</w:t>
-      </w:r>
-    </w:p>
-    <w:p>
-      <w:pPr>
-        <w:numPr>
-          <w:ilvl w:val="0"/>
-          <w:numId w:val="1003"/>
-        </w:numPr>
-        <w:pStyle w:val="Compact"/>
-      </w:pPr>
-      <w:r>
-        <w:t xml:space="preserve">Enter the billing and dispatch schedule on the project: each milestone, its planned dispatch date, billing percentage and value.</w:t>
-      </w:r>
-    </w:p>
-    <w:p>
-      <w:pPr>
-        <w:numPr>
-          <w:ilvl w:val="0"/>
-          <w:numId w:val="1003"/>
-        </w:numPr>
-        <w:pStyle w:val="Compact"/>
-      </w:pPr>
-      <w:r>
-        <w:t xml:space="preserve">Hold the kick-off meeting and record attendees, agreed actions and open points.</w:t>
-      </w:r>
-    </w:p>
-    <w:p>
-      <w:pPr>
-        <w:pStyle w:val="FirstParagraph"/>
-      </w:pPr>
-      <w:r>
-        <w:rPr>
-          <w:bCs/>
-          <w:b/>
-        </w:rPr>
-        <w:t xml:space="preserve">Control:</w:t>
-      </w:r>
-      <w:r>
-        <w:t xml:space="preserve"> </w:t>
-      </w:r>
-      <w:r>
-        <w:t xml:space="preserve">The workflow will not let a kick-off reach</w:t>
+        <w:t xml:space="preserve">, and so will not allow approval, while price, scope, payment terms or GST is unticked — on every route in, including via</w:t>
       </w:r>
       <w:r>
         <w:t xml:space="preserve"> </w:t>
@@ -1398,26 +1410,198 @@
           <w:iCs/>
           <w:i/>
         </w:rPr>
-        <w:t xml:space="preserve">PO Verified</w:t>
-      </w:r>
-      <w:r>
-        <w:t xml:space="preserve"> </w:t>
-      </w:r>
-      <w:r>
-        <w:t xml:space="preserve">— and therefore cannot let it be approved — while price, scope, payment terms and GST are unticked.</w:t>
-      </w:r>
-      <w:r>
-        <w:t xml:space="preserve"> </w:t>
-      </w:r>
-      <w:r>
-        <w:rPr>
-          <w:bCs/>
-          <w:b/>
-        </w:rPr>
-        <w:t xml:space="preserve">On every route</w:t>
-      </w:r>
-      <w:r>
-        <w:t xml:space="preserve">, including via</w:t>
+        <w:t xml:space="preserve">PO Query Raised</w:t>
+      </w:r>
+      <w:r>
+        <w:t xml:space="preserve"> </w:t>
+      </w:r>
+      <w:r>
+        <w:t xml:space="preserve">(build check T6j). This is the highest-value control in the system.</w:t>
+      </w:r>
+      <w:r>
+        <w:t xml:space="preserve"> </w:t>
+      </w:r>
+      <w:r>
+        <w:rPr>
+          <w:bCs/>
+          <w:b/>
+        </w:rPr>
+        <w:t xml:space="preserve">Limit:</w:t>
+      </w:r>
+      <w:r>
+        <w:t xml:space="preserve"> </w:t>
+      </w:r>
+      <w:r>
+        <w:t xml:space="preserve">a director can verify the PO and approve the kick-off alone (see Part C); default practice is Anita (Accounts) verifies, a director approves.</w:t>
+      </w:r>
+    </w:p>
+    <w:p>
+      <w:pPr>
+        <w:pStyle w:val="BodyText"/>
+      </w:pPr>
+      <w:r>
+        <w:rPr>
+          <w:bCs/>
+          <w:b/>
+        </w:rPr>
+        <w:t xml:space="preserve">Records:</w:t>
+      </w:r>
+      <w:r>
+        <w:t xml:space="preserve"> </w:t>
+      </w:r>
+      <w:r>
+        <w:t xml:space="preserve">Kick-off record, Project, Sales Order, billing schedule.</w:t>
+      </w:r>
+    </w:p>
+    <w:bookmarkEnd w:id="24"/>
+    <w:bookmarkStart w:id="25" w:name="X5eea0b658f8c264333020ca4b3f9b1063685e4b"/>
+    <w:p>
+      <w:pPr>
+        <w:pStyle w:val="Heading2"/>
+      </w:pPr>
+      <w:r>
+        <w:t xml:space="preserve">SOP-03 — Engineering: drawings, revisions and transmittals</w:t>
+      </w:r>
+    </w:p>
+    <w:p>
+      <w:pPr>
+        <w:pStyle w:val="FirstParagraph"/>
+      </w:pPr>
+      <w:r>
+        <w:rPr>
+          <w:bCs/>
+          <w:b/>
+        </w:rPr>
+        <w:t xml:space="preserve">Trigger:</w:t>
+      </w:r>
+      <w:r>
+        <w:t xml:space="preserve"> </w:t>
+      </w:r>
+      <w:r>
+        <w:t xml:space="preserve">Design release on a live project ·</w:t>
+      </w:r>
+      <w:r>
+        <w:t xml:space="preserve"> </w:t>
+      </w:r>
+      <w:r>
+        <w:rPr>
+          <w:bCs/>
+          <w:b/>
+        </w:rPr>
+        <w:t xml:space="preserve">Owner:</w:t>
+      </w:r>
+      <w:r>
+        <w:t xml:space="preserve"> </w:t>
+      </w:r>
+      <w:r>
+        <w:t xml:space="preserve">Design, with Projects</w:t>
+      </w:r>
+    </w:p>
+    <w:p>
+      <w:pPr>
+        <w:numPr>
+          <w:ilvl w:val="0"/>
+          <w:numId w:val="1006"/>
+        </w:numPr>
+        <w:pStyle w:val="Compact"/>
+      </w:pPr>
+      <w:r>
+        <w:t xml:space="preserve">Register every drawing: number, title, assembly, revision. It starts in</w:t>
+      </w:r>
+      <w:r>
+        <w:t xml:space="preserve"> </w:t>
+      </w:r>
+      <w:r>
+        <w:rPr>
+          <w:bCs/>
+          <w:b/>
+        </w:rPr>
+        <w:t xml:space="preserve">Draft</w:t>
+      </w:r>
+      <w:r>
+        <w:t xml:space="preserve">.</w:t>
+      </w:r>
+    </w:p>
+    <w:p>
+      <w:pPr>
+        <w:numPr>
+          <w:ilvl w:val="0"/>
+          <w:numId w:val="1006"/>
+        </w:numPr>
+        <w:pStyle w:val="Compact"/>
+      </w:pPr>
+      <w:r>
+        <w:t xml:space="preserve">The drawing office uses</w:t>
+      </w:r>
+      <w:r>
+        <w:t xml:space="preserve"> </w:t>
+      </w:r>
+      <w:r>
+        <w:rPr>
+          <w:bCs/>
+          <w:b/>
+        </w:rPr>
+        <w:t xml:space="preserve">Issue for Customer Approval</w:t>
+      </w:r>
+      <w:r>
+        <w:t xml:space="preserve">; the drawing moves to</w:t>
+      </w:r>
+      <w:r>
+        <w:t xml:space="preserve"> </w:t>
+      </w:r>
+      <w:r>
+        <w:rPr>
+          <w:bCs/>
+          <w:b/>
+        </w:rPr>
+        <w:t xml:space="preserve">For Customer Approval</w:t>
+      </w:r>
+      <w:r>
+        <w:t xml:space="preserve">.</w:t>
+      </w:r>
+    </w:p>
+    <w:p>
+      <w:pPr>
+        <w:numPr>
+          <w:ilvl w:val="0"/>
+          <w:numId w:val="1006"/>
+        </w:numPr>
+        <w:pStyle w:val="Compact"/>
+      </w:pPr>
+      <w:r>
+        <w:t xml:space="preserve">On the customer’s response, a</w:t>
+      </w:r>
+      <w:r>
+        <w:t xml:space="preserve"> </w:t>
+      </w:r>
+      <w:r>
+        <w:rPr>
+          <w:bCs/>
+          <w:b/>
+        </w:rPr>
+        <w:t xml:space="preserve">Projects Manager</w:t>
+      </w:r>
+      <w:r>
+        <w:t xml:space="preserve"> </w:t>
+      </w:r>
+      <w:r>
+        <w:t xml:space="preserve">uses</w:t>
+      </w:r>
+      <w:r>
+        <w:t xml:space="preserve"> </w:t>
+      </w:r>
+      <w:r>
+        <w:rPr>
+          <w:bCs/>
+          <w:b/>
+        </w:rPr>
+        <w:t xml:space="preserve">Record Customer Approval</w:t>
+      </w:r>
+      <w:r>
+        <w:t xml:space="preserve"> </w:t>
+      </w:r>
+      <w:r>
+        <w:t xml:space="preserve">(→</w:t>
       </w:r>
       <w:r>
         <w:t xml:space="preserve"> </w:t>
@@ -1427,194 +1611,26 @@
           <w:iCs/>
           <w:i/>
         </w:rPr>
-        <w:t xml:space="preserve">PO Query Raised</w:t>
-      </w:r>
-      <w:r>
-        <w:t xml:space="preserve">. This is the single highest-value control in the system — nearly every loss-making project in this industry traces back to a purchase order accepted without being read against the offer.</w:t>
-      </w:r>
-    </w:p>
-    <w:p>
-      <w:pPr>
-        <w:pStyle w:val="BodyText"/>
-      </w:pPr>
-      <w:r>
-        <w:rPr>
-          <w:bCs/>
-          <w:b/>
-        </w:rPr>
-        <w:t xml:space="preserve">The same limit as SOP-01 applies.</w:t>
-      </w:r>
-      <w:r>
-        <w:t xml:space="preserve"> </w:t>
-      </w:r>
-      <w:r>
-        <w:t xml:space="preserve">The directors also hold the Accounts Manager role, so a director can verify the customer PO and approve the kick-off. The checklist still has to be worked through and the answers are recorded, but two pairs of eyes are a practice here, not an enforcement. Anita in Accounts verifying the PO, and a director approving, is the stronger arrangement and is what should happen by default.</w:t>
-      </w:r>
-    </w:p>
-    <w:p>
-      <w:pPr>
-        <w:pStyle w:val="BodyText"/>
-      </w:pPr>
-      <w:r>
-        <w:rPr>
-          <w:bCs/>
-          <w:b/>
-        </w:rPr>
-        <w:t xml:space="preserve">Records:</w:t>
-      </w:r>
-      <w:r>
-        <w:t xml:space="preserve"> </w:t>
-      </w:r>
-      <w:r>
-        <w:t xml:space="preserve">Kick-off record, Project, Sales Order, billing schedule.</w:t>
-      </w:r>
-    </w:p>
-    <w:bookmarkEnd w:id="24"/>
-    <w:bookmarkStart w:id="25" w:name="X5eea0b658f8c264333020ca4b3f9b1063685e4b"/>
-    <w:p>
-      <w:pPr>
-        <w:pStyle w:val="Heading2"/>
-      </w:pPr>
-      <w:r>
-        <w:t xml:space="preserve">SOP-03 — Engineering: drawings, revisions and transmittals</w:t>
-      </w:r>
-    </w:p>
-    <w:p>
-      <w:pPr>
-        <w:pStyle w:val="FirstParagraph"/>
-      </w:pPr>
-      <w:r>
-        <w:rPr>
-          <w:bCs/>
-          <w:b/>
-        </w:rPr>
-        <w:t xml:space="preserve">Trigger:</w:t>
-      </w:r>
-      <w:r>
-        <w:t xml:space="preserve"> </w:t>
-      </w:r>
-      <w:r>
-        <w:t xml:space="preserve">Design release on a live project ·</w:t>
-      </w:r>
-      <w:r>
-        <w:t xml:space="preserve"> </w:t>
-      </w:r>
-      <w:r>
-        <w:rPr>
-          <w:bCs/>
-          <w:b/>
-        </w:rPr>
-        <w:t xml:space="preserve">Owner:</w:t>
-      </w:r>
-      <w:r>
-        <w:t xml:space="preserve"> </w:t>
-      </w:r>
-      <w:r>
-        <w:t xml:space="preserve">Design, with Projects</w:t>
-      </w:r>
-    </w:p>
-    <w:p>
-      <w:pPr>
-        <w:numPr>
-          <w:ilvl w:val="0"/>
-          <w:numId w:val="1005"/>
-        </w:numPr>
-        <w:pStyle w:val="Compact"/>
-      </w:pPr>
-      <w:r>
-        <w:t xml:space="preserve">Register every drawing: number, title, assembly, revision. A new drawing starts in</w:t>
-      </w:r>
-      <w:r>
-        <w:t xml:space="preserve"> </w:t>
-      </w:r>
-      <w:r>
-        <w:rPr>
-          <w:bCs/>
-          <w:b/>
-        </w:rPr>
-        <w:t xml:space="preserve">Draft</w:t>
-      </w:r>
-      <w:r>
-        <w:t xml:space="preserve">.</w:t>
-      </w:r>
-    </w:p>
-    <w:p>
-      <w:pPr>
-        <w:numPr>
-          <w:ilvl w:val="0"/>
-          <w:numId w:val="1005"/>
-        </w:numPr>
-        <w:pStyle w:val="Compact"/>
-      </w:pPr>
-      <w:r>
-        <w:t xml:space="preserve">The drawing office issues it to the customer with</w:t>
-      </w:r>
-      <w:r>
-        <w:t xml:space="preserve"> </w:t>
-      </w:r>
-      <w:r>
-        <w:rPr>
-          <w:bCs/>
-          <w:b/>
-        </w:rPr>
-        <w:t xml:space="preserve">Issue for Customer Approval</w:t>
-      </w:r>
-      <w:r>
-        <w:t xml:space="preserve">; the drawing moves to</w:t>
-      </w:r>
-      <w:r>
-        <w:t xml:space="preserve"> </w:t>
-      </w:r>
-      <w:r>
-        <w:rPr>
-          <w:bCs/>
-          <w:b/>
-        </w:rPr>
-        <w:t xml:space="preserve">For Customer Approval</w:t>
-      </w:r>
-      <w:r>
-        <w:t xml:space="preserve">.</w:t>
-      </w:r>
-    </w:p>
-    <w:p>
-      <w:pPr>
-        <w:numPr>
-          <w:ilvl w:val="0"/>
-          <w:numId w:val="1005"/>
-        </w:numPr>
-        <w:pStyle w:val="Compact"/>
-      </w:pPr>
-      <w:r>
-        <w:t xml:space="preserve">When the customer responds, a</w:t>
-      </w:r>
-      <w:r>
-        <w:t xml:space="preserve"> </w:t>
-      </w:r>
-      <w:r>
-        <w:rPr>
-          <w:bCs/>
-          <w:b/>
-        </w:rPr>
-        <w:t xml:space="preserve">Projects Manager</w:t>
-      </w:r>
-      <w:r>
-        <w:t xml:space="preserve"> </w:t>
-      </w:r>
-      <w:r>
-        <w:t xml:space="preserve">either records the approval (</w:t>
-      </w:r>
-      <w:r>
-        <w:rPr>
-          <w:bCs/>
-          <w:b/>
-        </w:rPr>
-        <w:t xml:space="preserve">Record Customer Approval</w:t>
-      </w:r>
-      <w:r>
-        <w:t xml:space="preserve"> </w:t>
-      </w:r>
-      <w:r>
-        <w:t xml:space="preserve">→</w:t>
+        <w:t xml:space="preserve">Approved by Customer</w:t>
+      </w:r>
+      <w:r>
+        <w:t xml:space="preserve">) or</w:t>
+      </w:r>
+      <w:r>
+        <w:t xml:space="preserve"> </w:t>
+      </w:r>
+      <w:r>
+        <w:rPr>
+          <w:bCs/>
+          <w:b/>
+        </w:rPr>
+        <w:t xml:space="preserve">Return for Rework</w:t>
+      </w:r>
+      <w:r>
+        <w:t xml:space="preserve"> </w:t>
+      </w:r>
+      <w:r>
+        <w:t xml:space="preserve">(→</w:t>
       </w:r>
       <w:r>
         <w:t xml:space="preserve"> </w:t>
@@ -1624,23 +1640,54 @@
           <w:iCs/>
           <w:i/>
         </w:rPr>
-        <w:t xml:space="preserve">Approved by Customer</w:t>
-      </w:r>
-      <w:r>
-        <w:t xml:space="preserve">) or sends it back (</w:t>
-      </w:r>
-      <w:r>
-        <w:rPr>
-          <w:bCs/>
-          <w:b/>
-        </w:rPr>
-        <w:t xml:space="preserve">Return for Rework</w:t>
-      </w:r>
-      <w:r>
-        <w:t xml:space="preserve"> </w:t>
-      </w:r>
-      <w:r>
-        <w:t xml:space="preserve">→</w:t>
+        <w:t xml:space="preserve">Draft</w:t>
+      </w:r>
+      <w:r>
+        <w:t xml:space="preserve">).</w:t>
+      </w:r>
+    </w:p>
+    <w:p>
+      <w:pPr>
+        <w:numPr>
+          <w:ilvl w:val="0"/>
+          <w:numId w:val="1006"/>
+        </w:numPr>
+        <w:pStyle w:val="Compact"/>
+      </w:pPr>
+      <w:r>
+        <w:t xml:space="preserve">A</w:t>
+      </w:r>
+      <w:r>
+        <w:t xml:space="preserve"> </w:t>
+      </w:r>
+      <w:r>
+        <w:rPr>
+          <w:bCs/>
+          <w:b/>
+        </w:rPr>
+        <w:t xml:space="preserve">Projects Manager</w:t>
+      </w:r>
+      <w:r>
+        <w:t xml:space="preserve"> </w:t>
+      </w:r>
+      <w:r>
+        <w:t xml:space="preserve">uses</w:t>
+      </w:r>
+      <w:r>
+        <w:t xml:space="preserve"> </w:t>
+      </w:r>
+      <w:r>
+        <w:rPr>
+          <w:bCs/>
+          <w:b/>
+        </w:rPr>
+        <w:t xml:space="preserve">Release for Manufacture</w:t>
+      </w:r>
+      <w:r>
+        <w:t xml:space="preserve"> </w:t>
+      </w:r>
+      <w:r>
+        <w:t xml:space="preserve">(only from</w:t>
       </w:r>
       <w:r>
         <w:t xml:space="preserve"> </w:t>
@@ -1650,7 +1697,7 @@
           <w:iCs/>
           <w:i/>
         </w:rPr>
-        <w:t xml:space="preserve">Draft</w:t>
+        <w:t xml:space="preserve">Approved by Customer</w:t>
       </w:r>
       <w:r>
         <w:t xml:space="preserve">).</w:t>
@@ -1660,41 +1707,108 @@
       <w:pPr>
         <w:numPr>
           <w:ilvl w:val="0"/>
-          <w:numId w:val="1005"/>
-        </w:numPr>
-        <w:pStyle w:val="Compact"/>
-      </w:pPr>
-      <w:r>
-        <w:t xml:space="preserve">A</w:t>
-      </w:r>
-      <w:r>
-        <w:t xml:space="preserve"> </w:t>
-      </w:r>
-      <w:r>
-        <w:rPr>
-          <w:bCs/>
-          <w:b/>
-        </w:rPr>
-        <w:t xml:space="preserve">Projects Manager</w:t>
-      </w:r>
-      <w:r>
-        <w:t xml:space="preserve"> </w:t>
-      </w:r>
-      <w:r>
-        <w:t xml:space="preserve">then uses</w:t>
-      </w:r>
-      <w:r>
-        <w:t xml:space="preserve"> </w:t>
-      </w:r>
-      <w:r>
-        <w:rPr>
-          <w:bCs/>
-          <w:b/>
-        </w:rPr>
-        <w:t xml:space="preserve">Release for Manufacture</w:t>
-      </w:r>
-      <w:r>
-        <w:t xml:space="preserve">. Only from</w:t>
+          <w:numId w:val="1006"/>
+        </w:numPr>
+        <w:pStyle w:val="Compact"/>
+      </w:pPr>
+      <w:r>
+        <w:t xml:space="preserve">Every issue to a customer, vendor or inspection agency goes on a</w:t>
+      </w:r>
+      <w:r>
+        <w:t xml:space="preserve"> </w:t>
+      </w:r>
+      <w:r>
+        <w:rPr>
+          <w:bCs/>
+          <w:b/>
+        </w:rPr>
+        <w:t xml:space="preserve">Transmittal</w:t>
+      </w:r>
+      <w:r>
+        <w:t xml:space="preserve">: document numbers, revisions, sheet counts, purpose (approval, construction, information, as-built).</w:t>
+      </w:r>
+    </w:p>
+    <w:p>
+      <w:pPr>
+        <w:numPr>
+          <w:ilvl w:val="0"/>
+          <w:numId w:val="1006"/>
+        </w:numPr>
+        <w:pStyle w:val="Compact"/>
+      </w:pPr>
+      <w:r>
+        <w:t xml:space="preserve">Chase the acknowledgement and record it. An unacknowledged transmittal is not proof of issue.</w:t>
+      </w:r>
+    </w:p>
+    <w:p>
+      <w:pPr>
+        <w:numPr>
+          <w:ilvl w:val="0"/>
+          <w:numId w:val="1006"/>
+        </w:numPr>
+        <w:pStyle w:val="Compact"/>
+      </w:pPr>
+      <w:r>
+        <w:t xml:space="preserve">On revision:</w:t>
+      </w:r>
+      <w:r>
+        <w:t xml:space="preserve"> </w:t>
+      </w:r>
+      <w:r>
+        <w:rPr>
+          <w:bCs/>
+          <w:b/>
+        </w:rPr>
+        <w:t xml:space="preserve">Supersede</w:t>
+      </w:r>
+      <w:r>
+        <w:t xml:space="preserve"> </w:t>
+      </w:r>
+      <w:r>
+        <w:t xml:space="preserve">the old drawing, register and issue the new one on a fresh transmittal, and tell Purchase in writing if material is already ordered against it.</w:t>
+      </w:r>
+    </w:p>
+    <w:p>
+      <w:pPr>
+        <w:numPr>
+          <w:ilvl w:val="0"/>
+          <w:numId w:val="1006"/>
+        </w:numPr>
+        <w:pStyle w:val="Compact"/>
+      </w:pPr>
+      <w:r>
+        <w:t xml:space="preserve">Release the</w:t>
+      </w:r>
+      <w:r>
+        <w:t xml:space="preserve"> </w:t>
+      </w:r>
+      <w:r>
+        <w:rPr>
+          <w:bCs/>
+          <w:b/>
+        </w:rPr>
+        <w:t xml:space="preserve">MDF</w:t>
+      </w:r>
+      <w:r>
+        <w:t xml:space="preserve">.</w:t>
+      </w:r>
+    </w:p>
+    <w:p>
+      <w:pPr>
+        <w:pStyle w:val="FirstParagraph"/>
+      </w:pPr>
+      <w:r>
+        <w:rPr>
+          <w:bCs/>
+          <w:b/>
+        </w:rPr>
+        <w:t xml:space="preserve">Control:</w:t>
+      </w:r>
+      <w:r>
+        <w:t xml:space="preserve"> </w:t>
+      </w:r>
+      <w:r>
+        <w:t xml:space="preserve">The system will not allow</w:t>
       </w:r>
       <w:r>
         <w:t xml:space="preserve"> </w:t>
@@ -1704,118 +1818,13 @@
           <w:iCs/>
           <w:i/>
         </w:rPr>
-        <w:t xml:space="preserve">Approved by Customer</w:t>
-      </w:r>
-      <w:r>
-        <w:t xml:space="preserve">, and only by a Projects Manager.</w:t>
-      </w:r>
-    </w:p>
-    <w:p>
-      <w:pPr>
-        <w:numPr>
-          <w:ilvl w:val="0"/>
-          <w:numId w:val="1005"/>
-        </w:numPr>
-        <w:pStyle w:val="Compact"/>
-      </w:pPr>
-      <w:r>
-        <w:t xml:space="preserve">Every issue to a customer, vendor or inspection agency goes out on a</w:t>
-      </w:r>
-      <w:r>
-        <w:t xml:space="preserve"> </w:t>
-      </w:r>
-      <w:r>
-        <w:rPr>
-          <w:bCs/>
-          <w:b/>
-        </w:rPr>
-        <w:t xml:space="preserve">Transmittal</w:t>
-      </w:r>
-      <w:r>
-        <w:t xml:space="preserve"> </w:t>
-      </w:r>
-      <w:r>
-        <w:t xml:space="preserve">listing document numbers, revisions, sheet counts and purpose (approval, construction, information, as-built).</w:t>
-      </w:r>
-    </w:p>
-    <w:p>
-      <w:pPr>
-        <w:numPr>
-          <w:ilvl w:val="0"/>
-          <w:numId w:val="1005"/>
-        </w:numPr>
-        <w:pStyle w:val="Compact"/>
-      </w:pPr>
-      <w:r>
-        <w:t xml:space="preserve">Chase acknowledgement and record it. An unacknowledged transmittal is not proof of issue.</w:t>
-      </w:r>
-    </w:p>
-    <w:p>
-      <w:pPr>
-        <w:numPr>
-          <w:ilvl w:val="0"/>
-          <w:numId w:val="1005"/>
-        </w:numPr>
-        <w:pStyle w:val="Compact"/>
-      </w:pPr>
-      <w:r>
-        <w:t xml:space="preserve">On revision:</w:t>
-      </w:r>
-      <w:r>
-        <w:t xml:space="preserve"> </w:t>
-      </w:r>
-      <w:r>
-        <w:rPr>
-          <w:bCs/>
-          <w:b/>
-        </w:rPr>
-        <w:t xml:space="preserve">Supersede</w:t>
-      </w:r>
-      <w:r>
-        <w:t xml:space="preserve"> </w:t>
-      </w:r>
-      <w:r>
-        <w:t xml:space="preserve">the old drawing, register and issue the new one on a fresh transmittal, and tell procurement in writing if material has already been ordered against it.</w:t>
-      </w:r>
-    </w:p>
-    <w:p>
-      <w:pPr>
-        <w:numPr>
-          <w:ilvl w:val="0"/>
-          <w:numId w:val="1005"/>
-        </w:numPr>
-        <w:pStyle w:val="Compact"/>
-      </w:pPr>
-      <w:r>
-        <w:t xml:space="preserve">Release the</w:t>
-      </w:r>
-      <w:r>
-        <w:t xml:space="preserve"> </w:t>
-      </w:r>
-      <w:r>
-        <w:rPr>
-          <w:bCs/>
-          <w:b/>
-        </w:rPr>
-        <w:t xml:space="preserve">MDF</w:t>
-      </w:r>
-      <w:r>
-        <w:t xml:space="preserve"> </w:t>
-      </w:r>
-      <w:r>
-        <w:t xml:space="preserve">— the material list procurement buys from.</w:t>
-      </w:r>
-    </w:p>
-    <w:p>
-      <w:pPr>
-        <w:pStyle w:val="FirstParagraph"/>
-      </w:pPr>
-      <w:r>
-        <w:rPr>
-          <w:bCs/>
-          <w:b/>
-        </w:rPr>
-        <w:t xml:space="preserve">Control:</w:t>
+        <w:t xml:space="preserve">Released for Manufacture</w:t>
+      </w:r>
+      <w:r>
+        <w:t xml:space="preserve"> </w:t>
+      </w:r>
+      <w:r>
+        <w:t xml:space="preserve">except from</w:t>
       </w:r>
       <w:r>
         <w:t xml:space="preserve"> </w:t>
@@ -1825,13 +1834,225 @@
           <w:iCs/>
           <w:i/>
         </w:rPr>
-        <w:t xml:space="preserve">Released for Manufacture</w:t>
-      </w:r>
-      <w:r>
-        <w:t xml:space="preserve"> </w:t>
-      </w:r>
-      <w:r>
-        <w:t xml:space="preserve">can only be reached from</w:t>
+        <w:t xml:space="preserve">Approved by Customer</w:t>
+      </w:r>
+      <w:r>
+        <w:t xml:space="preserve">, and only by a Projects Manager. Draft cannot jump to Released.</w:t>
+      </w:r>
+    </w:p>
+    <w:p>
+      <w:pPr>
+        <w:pStyle w:val="BodyText"/>
+      </w:pPr>
+      <w:r>
+        <w:rPr>
+          <w:bCs/>
+          <w:b/>
+        </w:rPr>
+        <w:t xml:space="preserve">Records:</w:t>
+      </w:r>
+      <w:r>
+        <w:t xml:space="preserve"> </w:t>
+      </w:r>
+      <w:r>
+        <w:t xml:space="preserve">Drawing register with revision history, Transmittals with acknowledgements, MDF.</w:t>
+      </w:r>
+    </w:p>
+    <w:bookmarkEnd w:id="25"/>
+    <w:bookmarkStart w:id="26" w:name="X3221ce4634f4fcb3176d478957a58a346590852"/>
+    <w:p>
+      <w:pPr>
+        <w:pStyle w:val="Heading2"/>
+      </w:pPr>
+      <w:r>
+        <w:t xml:space="preserve">SOP-04 — Procurement: requisition to purchase order</w:t>
+      </w:r>
+    </w:p>
+    <w:p>
+      <w:pPr>
+        <w:pStyle w:val="FirstParagraph"/>
+      </w:pPr>
+      <w:r>
+        <w:rPr>
+          <w:bCs/>
+          <w:b/>
+        </w:rPr>
+        <w:t xml:space="preserve">Trigger:</w:t>
+      </w:r>
+      <w:r>
+        <w:t xml:space="preserve"> </w:t>
+      </w:r>
+      <w:r>
+        <w:t xml:space="preserve">MDF released, or a stock item at its reorder level ·</w:t>
+      </w:r>
+      <w:r>
+        <w:t xml:space="preserve"> </w:t>
+      </w:r>
+      <w:r>
+        <w:rPr>
+          <w:bCs/>
+          <w:b/>
+        </w:rPr>
+        <w:t xml:space="preserve">Owner:</w:t>
+      </w:r>
+      <w:r>
+        <w:t xml:space="preserve"> </w:t>
+      </w:r>
+      <w:r>
+        <w:t xml:space="preserve">Purchase</w:t>
+      </w:r>
+    </w:p>
+    <w:p>
+      <w:pPr>
+        <w:numPr>
+          <w:ilvl w:val="0"/>
+          <w:numId w:val="1007"/>
+        </w:numPr>
+        <w:pStyle w:val="Compact"/>
+      </w:pPr>
+      <w:r>
+        <w:t xml:space="preserve">Raise a Material Request from the MDF.</w:t>
+      </w:r>
+    </w:p>
+    <w:p>
+      <w:pPr>
+        <w:numPr>
+          <w:ilvl w:val="0"/>
+          <w:numId w:val="1007"/>
+        </w:numPr>
+        <w:pStyle w:val="Compact"/>
+      </w:pPr>
+      <w:r>
+        <w:t xml:space="preserve">Issue an</w:t>
+      </w:r>
+      <w:r>
+        <w:t xml:space="preserve"> </w:t>
+      </w:r>
+      <w:r>
+        <w:rPr>
+          <w:bCs/>
+          <w:b/>
+        </w:rPr>
+        <w:t xml:space="preserve">RFQ</w:t>
+      </w:r>
+      <w:r>
+        <w:t xml:space="preserve"> </w:t>
+      </w:r>
+      <w:r>
+        <w:t xml:space="preserve">to at least three suppliers for anything material.</w:t>
+      </w:r>
+    </w:p>
+    <w:p>
+      <w:pPr>
+        <w:numPr>
+          <w:ilvl w:val="0"/>
+          <w:numId w:val="1007"/>
+        </w:numPr>
+        <w:pStyle w:val="Compact"/>
+      </w:pPr>
+      <w:r>
+        <w:t xml:space="preserve">Record each Supplier Quotation with technical score, compliance, deviations and delivery weeks, not only price. A cheaper offer that does not comply is not cheaper.</w:t>
+      </w:r>
+    </w:p>
+    <w:p>
+      <w:pPr>
+        <w:numPr>
+          <w:ilvl w:val="0"/>
+          <w:numId w:val="1007"/>
+        </w:numPr>
+        <w:pStyle w:val="Compact"/>
+      </w:pPr>
+      <w:r>
+        <w:t xml:space="preserve">Compare against the</w:t>
+      </w:r>
+      <w:r>
+        <w:t xml:space="preserve"> </w:t>
+      </w:r>
+      <w:r>
+        <w:rPr>
+          <w:bCs/>
+          <w:b/>
+        </w:rPr>
+        <w:t xml:space="preserve">PCC budget</w:t>
+      </w:r>
+      <w:r>
+        <w:t xml:space="preserve"> </w:t>
+      </w:r>
+      <w:r>
+        <w:t xml:space="preserve">for that scope.</w:t>
+      </w:r>
+    </w:p>
+    <w:p>
+      <w:pPr>
+        <w:numPr>
+          <w:ilvl w:val="0"/>
+          <w:numId w:val="1007"/>
+        </w:numPr>
+        <w:pStyle w:val="Compact"/>
+      </w:pPr>
+      <w:r>
+        <w:t xml:space="preserve">Raise the Purchase Order. If it exceeds the PCC line, record the justification; an alert goes to management.</w:t>
+      </w:r>
+    </w:p>
+    <w:p>
+      <w:pPr>
+        <w:numPr>
+          <w:ilvl w:val="0"/>
+          <w:numId w:val="1007"/>
+        </w:numPr>
+        <w:pStyle w:val="Compact"/>
+      </w:pPr>
+      <w:r>
+        <w:t xml:space="preserve">A Purchase User sends the PO for approval; a</w:t>
+      </w:r>
+      <w:r>
+        <w:t xml:space="preserve"> </w:t>
+      </w:r>
+      <w:r>
+        <w:rPr>
+          <w:bCs/>
+          <w:b/>
+        </w:rPr>
+        <w:t xml:space="preserve">director</w:t>
+      </w:r>
+      <w:r>
+        <w:t xml:space="preserve"> </w:t>
+      </w:r>
+      <w:r>
+        <w:t xml:space="preserve">approves it. Purchase can reject a PO but cannot approve one.</w:t>
+      </w:r>
+    </w:p>
+    <w:p>
+      <w:pPr>
+        <w:pStyle w:val="FirstParagraph"/>
+      </w:pPr>
+      <w:r>
+        <w:rPr>
+          <w:bCs/>
+          <w:b/>
+        </w:rPr>
+        <w:t xml:space="preserve">Control:</w:t>
+      </w:r>
+      <w:r>
+        <w:t xml:space="preserve"> </w:t>
+      </w:r>
+      <w:r>
+        <w:t xml:space="preserve">The system will not allow a PO to be approved unless someone holding</w:t>
+      </w:r>
+      <w:r>
+        <w:t xml:space="preserve"> </w:t>
+      </w:r>
+      <w:r>
+        <w:rPr>
+          <w:rStyle w:val="VerbatimChar"/>
+        </w:rPr>
+        <w:t xml:space="preserve">Purchase User</w:t>
+      </w:r>
+      <w:r>
+        <w:t xml:space="preserve"> </w:t>
+      </w:r>
+      <w:r>
+        <w:t xml:space="preserve">sent it; approval is a director’s. The raiser cannot approve (checked on every build). The</w:t>
       </w:r>
       <w:r>
         <w:t xml:space="preserve"> </w:t>
@@ -1841,10 +2062,13 @@
           <w:iCs/>
           <w:i/>
         </w:rPr>
-        <w:t xml:space="preserve">Approved by Customer</w:t>
-      </w:r>
-      <w:r>
-        <w:t xml:space="preserve">, and only by a Projects Manager. The drawing office can issue a drawing for customer approval but cannot release it for manufacture. A drawing cannot jump from Draft to Released, which is exactly the mistake that puts metal on the floor against a drawing the customer never saw.</w:t>
+        <w:t xml:space="preserve">PO vs PCC Variance</w:t>
+      </w:r>
+      <w:r>
+        <w:t xml:space="preserve"> </w:t>
+      </w:r>
+      <w:r>
+        <w:t xml:space="preserve">report measures POs against the PCC continuously, as the early warning of cost drift.</w:t>
       </w:r>
     </w:p>
     <w:p>
@@ -1862,17 +2086,17 @@
         <w:t xml:space="preserve"> </w:t>
       </w:r>
       <w:r>
-        <w:t xml:space="preserve">Drawing register with revision history, Transmittals with acknowledgements, MDF.</w:t>
-      </w:r>
-    </w:p>
-    <w:bookmarkEnd w:id="25"/>
-    <w:bookmarkStart w:id="26" w:name="X3221ce4634f4fcb3176d478957a58a346590852"/>
+        <w:t xml:space="preserve">Material Request, RFQ, Supplier Quotations with scoring, Purchase Order.</w:t>
+      </w:r>
+    </w:p>
+    <w:bookmarkEnd w:id="26"/>
+    <w:bookmarkStart w:id="27" w:name="sop-05-free-issue-to-subcontractors"/>
     <w:p>
       <w:pPr>
         <w:pStyle w:val="Heading2"/>
       </w:pPr>
       <w:r>
-        <w:t xml:space="preserve">SOP-04 — Procurement: requisition to purchase order</w:t>
+        <w:t xml:space="preserve">SOP-05 — Free issue to subcontractors</w:t>
       </w:r>
     </w:p>
     <w:p>
@@ -1890,7 +2114,7 @@
         <w:t xml:space="preserve"> </w:t>
       </w:r>
       <w:r>
-        <w:t xml:space="preserve">MDF released, or a stock item reaching its reorder level ·</w:t>
+        <w:t xml:space="preserve">Material issued to a fabricator against a job ·</w:t>
       </w:r>
       <w:r>
         <w:t xml:space="preserve"> </w:t>
@@ -1906,158 +2130,59 @@
         <w:t xml:space="preserve"> </w:t>
       </w:r>
       <w:r>
-        <w:t xml:space="preserve">Purchase</w:t>
-      </w:r>
-    </w:p>
-    <w:p>
-      <w:pPr>
-        <w:numPr>
-          <w:ilvl w:val="0"/>
-          <w:numId w:val="1006"/>
-        </w:numPr>
-        <w:pStyle w:val="Compact"/>
-      </w:pPr>
-      <w:r>
-        <w:t xml:space="preserve">Raise a Material Request from the MDF.</w:t>
-      </w:r>
-    </w:p>
-    <w:p>
-      <w:pPr>
-        <w:numPr>
-          <w:ilvl w:val="0"/>
-          <w:numId w:val="1006"/>
-        </w:numPr>
-        <w:pStyle w:val="Compact"/>
-      </w:pPr>
-      <w:r>
-        <w:t xml:space="preserve">Issue an</w:t>
-      </w:r>
-      <w:r>
-        <w:t xml:space="preserve"> </w:t>
-      </w:r>
-      <w:r>
-        <w:rPr>
-          <w:bCs/>
-          <w:b/>
-        </w:rPr>
-        <w:t xml:space="preserve">RFQ</w:t>
-      </w:r>
-      <w:r>
-        <w:t xml:space="preserve"> </w:t>
-      </w:r>
-      <w:r>
-        <w:t xml:space="preserve">to at least three suppliers for anything material. One quotation is a price, not a comparison.</w:t>
-      </w:r>
-    </w:p>
-    <w:p>
-      <w:pPr>
-        <w:numPr>
-          <w:ilvl w:val="0"/>
-          <w:numId w:val="1006"/>
-        </w:numPr>
-        <w:pStyle w:val="Compact"/>
-      </w:pPr>
-      <w:r>
-        <w:t xml:space="preserve">Record each Supplier Quotation with the technical score, compliance, deviations and delivery weeks — not only the price. The cheapest offer that does not comply is not the cheapest.</w:t>
-      </w:r>
-    </w:p>
-    <w:p>
-      <w:pPr>
-        <w:numPr>
-          <w:ilvl w:val="0"/>
-          <w:numId w:val="1006"/>
-        </w:numPr>
-        <w:pStyle w:val="Compact"/>
-      </w:pPr>
-      <w:r>
-        <w:t xml:space="preserve">Compare against the</w:t>
-      </w:r>
-      <w:r>
-        <w:t xml:space="preserve"> </w:t>
-      </w:r>
-      <w:r>
-        <w:rPr>
-          <w:bCs/>
-          <w:b/>
-        </w:rPr>
-        <w:t xml:space="preserve">PCC budget</w:t>
-      </w:r>
-      <w:r>
-        <w:t xml:space="preserve"> </w:t>
-      </w:r>
-      <w:r>
-        <w:t xml:space="preserve">for that scope.</w:t>
-      </w:r>
-    </w:p>
-    <w:p>
-      <w:pPr>
-        <w:numPr>
-          <w:ilvl w:val="0"/>
-          <w:numId w:val="1006"/>
-        </w:numPr>
-        <w:pStyle w:val="Compact"/>
-      </w:pPr>
-      <w:r>
-        <w:t xml:space="preserve">Raise the Purchase Order. If it exceeds the PCC line, record the justification — an alert goes to management.</w:t>
-      </w:r>
-    </w:p>
-    <w:p>
-      <w:pPr>
-        <w:numPr>
-          <w:ilvl w:val="0"/>
-          <w:numId w:val="1006"/>
-        </w:numPr>
-        <w:pStyle w:val="Compact"/>
-      </w:pPr>
-      <w:r>
-        <w:t xml:space="preserve">The PO goes through approval: raised by Purchase,</w:t>
-      </w:r>
-      <w:r>
-        <w:t xml:space="preserve"> </w:t>
-      </w:r>
-      <w:r>
-        <w:rPr>
-          <w:bCs/>
-          <w:b/>
-        </w:rPr>
-        <w:t xml:space="preserve">approved by a director</w:t>
-      </w:r>
-      <w:r>
-        <w:t xml:space="preserve">. Purchase can reject a PO but cannot approve one.</w:t>
-      </w:r>
-    </w:p>
-    <w:p>
-      <w:pPr>
-        <w:pStyle w:val="FirstParagraph"/>
-      </w:pPr>
-      <w:r>
-        <w:rPr>
-          <w:bCs/>
-          <w:b/>
-        </w:rPr>
-        <w:t xml:space="preserve">Control:</w:t>
-      </w:r>
-      <w:r>
-        <w:t xml:space="preserve"> </w:t>
-      </w:r>
-      <w:r>
-        <w:t xml:space="preserve">A purchase order commits MSCAST’s money to an outside supplier, so it is approved by a director.</w:t>
-      </w:r>
-      <w:r>
-        <w:t xml:space="preserve"> </w:t>
-      </w:r>
-      <w:r>
-        <w:rPr>
-          <w:bCs/>
-          <w:b/>
-        </w:rPr>
-        <w:t xml:space="preserve">The person who raises a purchase order cannot approve it</w:t>
-      </w:r>
-      <w:r>
-        <w:t xml:space="preserve"> </w:t>
-      </w:r>
-      <w:r>
-        <w:t xml:space="preserve">— this is enforced, and it is checked automatically on every build. Purchase orders are also measured against the PCC continuously, not at the end of the job; the</w:t>
+        <w:t xml:space="preserve">Stores</w:t>
+      </w:r>
+    </w:p>
+    <w:p>
+      <w:pPr>
+        <w:numPr>
+          <w:ilvl w:val="0"/>
+          <w:numId w:val="1008"/>
+        </w:numPr>
+        <w:pStyle w:val="Compact"/>
+      </w:pPr>
+      <w:r>
+        <w:t xml:space="preserve">Transfer the material to that subcontractor’s warehouse in the system. It remains MSCAST’s stock.</w:t>
+      </w:r>
+    </w:p>
+    <w:p>
+      <w:pPr>
+        <w:numPr>
+          <w:ilvl w:val="0"/>
+          <w:numId w:val="1008"/>
+        </w:numPr>
+        <w:pStyle w:val="Compact"/>
+      </w:pPr>
+      <w:r>
+        <w:t xml:space="preserve">Record it on the</w:t>
+      </w:r>
+      <w:r>
+        <w:t xml:space="preserve"> </w:t>
+      </w:r>
+      <w:r>
+        <w:rPr>
+          <w:bCs/>
+          <w:b/>
+        </w:rPr>
+        <w:t xml:space="preserve">Annexure-I</w:t>
+      </w:r>
+      <w:r>
+        <w:t xml:space="preserve"> </w:t>
+      </w:r>
+      <w:r>
+        <w:t xml:space="preserve">attached to the DI.</w:t>
+      </w:r>
+    </w:p>
+    <w:p>
+      <w:pPr>
+        <w:numPr>
+          <w:ilvl w:val="0"/>
+          <w:numId w:val="1008"/>
+        </w:numPr>
+        <w:pStyle w:val="Compact"/>
+      </w:pPr>
+      <w:r>
+        <w:t xml:space="preserve">Track it on the</w:t>
       </w:r>
       <w:r>
         <w:t xml:space="preserve"> </w:t>
@@ -2067,13 +2192,43 @@
           <w:iCs/>
           <w:i/>
         </w:rPr>
-        <w:t xml:space="preserve">PO vs PCC Variance</w:t>
-      </w:r>
-      <w:r>
-        <w:t xml:space="preserve"> </w:t>
-      </w:r>
-      <w:r>
-        <w:t xml:space="preserve">report is the early warning that a project is drifting while there is still time to act.</w:t>
+        <w:t xml:space="preserve">Free Issue at Vendor</w:t>
+      </w:r>
+      <w:r>
+        <w:t xml:space="preserve"> </w:t>
+      </w:r>
+      <w:r>
+        <w:t xml:space="preserve">report (what is where, and its value).</w:t>
+      </w:r>
+    </w:p>
+    <w:p>
+      <w:pPr>
+        <w:numPr>
+          <w:ilvl w:val="0"/>
+          <w:numId w:val="1008"/>
+        </w:numPr>
+        <w:pStyle w:val="Compact"/>
+      </w:pPr>
+      <w:r>
+        <w:t xml:space="preserve">Reconcile on receipt of the fabricated item; account for scrap and returns explicitly.</w:t>
+      </w:r>
+    </w:p>
+    <w:p>
+      <w:pPr>
+        <w:pStyle w:val="FirstParagraph"/>
+      </w:pPr>
+      <w:r>
+        <w:rPr>
+          <w:bCs/>
+          <w:b/>
+        </w:rPr>
+        <w:t xml:space="preserve">Control:</w:t>
+      </w:r>
+      <w:r>
+        <w:t xml:space="preserve"> </w:t>
+      </w:r>
+      <w:r>
+        <w:t xml:space="preserve">Free-issue material stays on MSCAST’s books and visible. Under GST, inputs sent to a job worker must return within 1 year (3 years for capital goods) or become a deemed supply; the report shows this before the deadline.</w:t>
       </w:r>
     </w:p>
     <w:p>
@@ -2091,17 +2246,17 @@
         <w:t xml:space="preserve"> </w:t>
       </w:r>
       <w:r>
-        <w:t xml:space="preserve">Material Request, RFQ, Supplier Quotations with scoring, Purchase Order.</w:t>
-      </w:r>
-    </w:p>
-    <w:bookmarkEnd w:id="26"/>
-    <w:bookmarkStart w:id="27" w:name="sop-05-free-issue-to-subcontractors"/>
+        <w:t xml:space="preserve">Stock transfer, Annexure-I, ITC-04 data.</w:t>
+      </w:r>
+    </w:p>
+    <w:bookmarkEnd w:id="27"/>
+    <w:bookmarkStart w:id="28" w:name="sop-06-inspection-and-quality"/>
     <w:p>
       <w:pPr>
         <w:pStyle w:val="Heading2"/>
       </w:pPr>
       <w:r>
-        <w:t xml:space="preserve">SOP-05 — Free issue to subcontractors</w:t>
+        <w:t xml:space="preserve">SOP-06 — Inspection and quality</w:t>
       </w:r>
     </w:p>
     <w:p>
@@ -2119,7 +2274,7 @@
         <w:t xml:space="preserve"> </w:t>
       </w:r>
       <w:r>
-        <w:t xml:space="preserve">Material issued to a fabricator against a job ·</w:t>
+        <w:t xml:space="preserve">Manufacturing stage reached at a supplier or in-house ·</w:t>
       </w:r>
       <w:r>
         <w:t xml:space="preserve"> </w:t>
@@ -2135,59 +2290,355 @@
         <w:t xml:space="preserve"> </w:t>
       </w:r>
       <w:r>
-        <w:t xml:space="preserve">Stores</w:t>
-      </w:r>
-    </w:p>
-    <w:p>
-      <w:pPr>
-        <w:numPr>
-          <w:ilvl w:val="0"/>
-          <w:numId w:val="1007"/>
-        </w:numPr>
-        <w:pStyle w:val="Compact"/>
-      </w:pPr>
-      <w:r>
-        <w:t xml:space="preserve">Transfer the material to that subcontractor’s warehouse in the system — it remains MSCAST’s stock, it has only moved.</w:t>
-      </w:r>
-    </w:p>
-    <w:p>
-      <w:pPr>
-        <w:numPr>
-          <w:ilvl w:val="0"/>
-          <w:numId w:val="1007"/>
-        </w:numPr>
-        <w:pStyle w:val="Compact"/>
-      </w:pPr>
-      <w:r>
-        <w:t xml:space="preserve">Record it on the</w:t>
-      </w:r>
-      <w:r>
-        <w:t xml:space="preserve"> </w:t>
-      </w:r>
-      <w:r>
-        <w:rPr>
-          <w:bCs/>
-          <w:b/>
-        </w:rPr>
-        <w:t xml:space="preserve">Annexure-I</w:t>
-      </w:r>
-      <w:r>
-        <w:t xml:space="preserve"> </w:t>
-      </w:r>
-      <w:r>
-        <w:t xml:space="preserve">attached to the Delivery Instruction.</w:t>
-      </w:r>
-    </w:p>
-    <w:p>
-      <w:pPr>
-        <w:numPr>
-          <w:ilvl w:val="0"/>
-          <w:numId w:val="1007"/>
-        </w:numPr>
-        <w:pStyle w:val="Compact"/>
-      </w:pPr>
-      <w:r>
-        <w:t xml:space="preserve">Track it on the</w:t>
+        <w:t xml:space="preserve">Quality / Projects</w:t>
+      </w:r>
+    </w:p>
+    <w:p>
+      <w:pPr>
+        <w:numPr>
+          <w:ilvl w:val="0"/>
+          <w:numId w:val="1009"/>
+        </w:numPr>
+        <w:pStyle w:val="Compact"/>
+      </w:pPr>
+      <w:r>
+        <w:t xml:space="preserve">Raise an</w:t>
+      </w:r>
+      <w:r>
+        <w:t xml:space="preserve"> </w:t>
+      </w:r>
+      <w:r>
+        <w:rPr>
+          <w:bCs/>
+          <w:b/>
+        </w:rPr>
+        <w:t xml:space="preserve">Inspection Plan</w:t>
+      </w:r>
+      <w:r>
+        <w:t xml:space="preserve"> </w:t>
+      </w:r>
+      <w:r>
+        <w:t xml:space="preserve">per stage: in-process, pre-dispatch, third-party, customer.</w:t>
+      </w:r>
+    </w:p>
+    <w:p>
+      <w:pPr>
+        <w:numPr>
+          <w:ilvl w:val="0"/>
+          <w:numId w:val="1009"/>
+        </w:numPr>
+        <w:pStyle w:val="Compact"/>
+      </w:pPr>
+      <w:r>
+        <w:t xml:space="preserve">Record planned date, inspector and result: Pending, Accepted, Accepted with deviation, Rejected.</w:t>
+      </w:r>
+    </w:p>
+    <w:p>
+      <w:pPr>
+        <w:numPr>
+          <w:ilvl w:val="0"/>
+          <w:numId w:val="1009"/>
+        </w:numPr>
+        <w:pStyle w:val="Compact"/>
+      </w:pPr>
+      <w:r>
+        <w:t xml:space="preserve">Record every deviation with what was accepted and who accepted it. Never a silent pass.</w:t>
+      </w:r>
+    </w:p>
+    <w:p>
+      <w:pPr>
+        <w:numPr>
+          <w:ilvl w:val="0"/>
+          <w:numId w:val="1009"/>
+        </w:numPr>
+        <w:pStyle w:val="Compact"/>
+      </w:pPr>
+      <w:r>
+        <w:t xml:space="preserve">Rejections go back to the supplier with the observations; repeat the pre-dispatch inspection.</w:t>
+      </w:r>
+    </w:p>
+    <w:p>
+      <w:pPr>
+        <w:pStyle w:val="FirstParagraph"/>
+      </w:pPr>
+      <w:r>
+        <w:rPr>
+          <w:bCs/>
+          <w:b/>
+        </w:rPr>
+        <w:t xml:space="preserve">Control:</w:t>
+      </w:r>
+      <w:r>
+        <w:t xml:space="preserve"> </w:t>
+      </w:r>
+      <w:r>
+        <w:t xml:space="preserve">The procedure is: no dispatch without a cleared pre-dispatch inspection. The software does not block the Delivery Note; Stores must check. Open inspection stages appear on the daily summary.</w:t>
+      </w:r>
+    </w:p>
+    <w:p>
+      <w:pPr>
+        <w:pStyle w:val="BodyText"/>
+      </w:pPr>
+      <w:r>
+        <w:rPr>
+          <w:bCs/>
+          <w:b/>
+        </w:rPr>
+        <w:t xml:space="preserve">Records:</w:t>
+      </w:r>
+      <w:r>
+        <w:t xml:space="preserve"> </w:t>
+      </w:r>
+      <w:r>
+        <w:t xml:space="preserve">Inspection Plan with result, Inspection Report print.</w:t>
+      </w:r>
+    </w:p>
+    <w:bookmarkEnd w:id="28"/>
+    <w:bookmarkStart w:id="29" w:name="X5095366f6d48548609029dce71b3321827f01bf"/>
+    <w:p>
+      <w:pPr>
+        <w:pStyle w:val="Heading2"/>
+      </w:pPr>
+      <w:r>
+        <w:t xml:space="preserve">SOP-07 — Supplier bill to payment (the BRM route)</w:t>
+      </w:r>
+    </w:p>
+    <w:p>
+      <w:pPr>
+        <w:pStyle w:val="FirstParagraph"/>
+      </w:pPr>
+      <w:r>
+        <w:rPr>
+          <w:bCs/>
+          <w:b/>
+        </w:rPr>
+        <w:t xml:space="preserve">Trigger:</w:t>
+      </w:r>
+      <w:r>
+        <w:t xml:space="preserve"> </w:t>
+      </w:r>
+      <w:r>
+        <w:t xml:space="preserve">Supplier invoice received ·</w:t>
+      </w:r>
+      <w:r>
+        <w:t xml:space="preserve"> </w:t>
+      </w:r>
+      <w:r>
+        <w:rPr>
+          <w:bCs/>
+          <w:b/>
+        </w:rPr>
+        <w:t xml:space="preserve">Owner:</w:t>
+      </w:r>
+      <w:r>
+        <w:t xml:space="preserve"> </w:t>
+      </w:r>
+      <w:r>
+        <w:t xml:space="preserve">Purchase prepares, a director certifies, Accounts pays</w:t>
+      </w:r>
+    </w:p>
+    <w:p>
+      <w:pPr>
+        <w:numPr>
+          <w:ilvl w:val="0"/>
+          <w:numId w:val="1010"/>
+        </w:numPr>
+        <w:pStyle w:val="Compact"/>
+      </w:pPr>
+      <w:r>
+        <w:t xml:space="preserve">Purchase raises a</w:t>
+      </w:r>
+      <w:r>
+        <w:t xml:space="preserve"> </w:t>
+      </w:r>
+      <w:r>
+        <w:rPr>
+          <w:bCs/>
+          <w:b/>
+        </w:rPr>
+        <w:t xml:space="preserve">BRM</w:t>
+      </w:r>
+      <w:r>
+        <w:t xml:space="preserve"> </w:t>
+      </w:r>
+      <w:r>
+        <w:t xml:space="preserve">against the supplier bill.</w:t>
+      </w:r>
+    </w:p>
+    <w:p>
+      <w:pPr>
+        <w:numPr>
+          <w:ilvl w:val="0"/>
+          <w:numId w:val="1010"/>
+        </w:numPr>
+        <w:pStyle w:val="Compact"/>
+      </w:pPr>
+      <w:r>
+        <w:t xml:space="preserve">Purchase checks and ticks all four: quantity, rate against the PO, inspection cleared, delivery received.</w:t>
+      </w:r>
+    </w:p>
+    <w:p>
+      <w:pPr>
+        <w:numPr>
+          <w:ilvl w:val="0"/>
+          <w:numId w:val="1010"/>
+        </w:numPr>
+        <w:pStyle w:val="Compact"/>
+      </w:pPr>
+      <w:r>
+        <w:t xml:space="preserve">A</w:t>
+      </w:r>
+      <w:r>
+        <w:t xml:space="preserve"> </w:t>
+      </w:r>
+      <w:r>
+        <w:rPr>
+          <w:bCs/>
+          <w:b/>
+        </w:rPr>
+        <w:t xml:space="preserve">director</w:t>
+      </w:r>
+      <w:r>
+        <w:t xml:space="preserve"> </w:t>
+      </w:r>
+      <w:r>
+        <w:t xml:space="preserve">certifies it (</w:t>
+      </w:r>
+      <w:r>
+        <w:rPr>
+          <w:bCs/>
+          <w:b/>
+        </w:rPr>
+        <w:t xml:space="preserve">Pending → Certified</w:t>
+      </w:r>
+      <w:r>
+        <w:t xml:space="preserve">). Purchase can reject a bill back to the supplier with the reason, but cannot certify.</w:t>
+      </w:r>
+    </w:p>
+    <w:p>
+      <w:pPr>
+        <w:numPr>
+          <w:ilvl w:val="0"/>
+          <w:numId w:val="1010"/>
+        </w:numPr>
+        <w:pStyle w:val="Compact"/>
+      </w:pPr>
+      <w:r>
+        <w:t xml:space="preserve">Accounts book the Purchase Invoice against the PO and receipt.</w:t>
+      </w:r>
+    </w:p>
+    <w:p>
+      <w:pPr>
+        <w:numPr>
+          <w:ilvl w:val="0"/>
+          <w:numId w:val="1010"/>
+        </w:numPr>
+        <w:pStyle w:val="Compact"/>
+      </w:pPr>
+      <w:r>
+        <w:t xml:space="preserve">Accounts</w:t>
+      </w:r>
+      <w:r>
+        <w:t xml:space="preserve"> </w:t>
+      </w:r>
+      <w:r>
+        <w:rPr>
+          <w:bCs/>
+          <w:b/>
+        </w:rPr>
+        <w:t xml:space="preserve">Mark Paid</w:t>
+      </w:r>
+      <w:r>
+        <w:t xml:space="preserve"> </w:t>
+      </w:r>
+      <w:r>
+        <w:t xml:space="preserve">only against a</w:t>
+      </w:r>
+      <w:r>
+        <w:t xml:space="preserve"> </w:t>
+      </w:r>
+      <w:r>
+        <w:rPr>
+          <w:bCs/>
+          <w:b/>
+        </w:rPr>
+        <w:t xml:space="preserve">Certified</w:t>
+      </w:r>
+      <w:r>
+        <w:t xml:space="preserve"> </w:t>
+      </w:r>
+      <w:r>
+        <w:t xml:space="preserve">BRM.</w:t>
+      </w:r>
+    </w:p>
+    <w:p>
+      <w:pPr>
+        <w:pStyle w:val="FirstParagraph"/>
+      </w:pPr>
+      <w:r>
+        <w:rPr>
+          <w:bCs/>
+          <w:b/>
+        </w:rPr>
+        <w:t xml:space="preserve">Control — the system will not allow:</w:t>
+      </w:r>
+    </w:p>
+    <w:p>
+      <w:pPr>
+        <w:numPr>
+          <w:ilvl w:val="0"/>
+          <w:numId w:val="1011"/>
+        </w:numPr>
+        <w:pStyle w:val="Compact"/>
+      </w:pPr>
+      <w:r>
+        <w:t xml:space="preserve">Certifying a BRM unless its four checks (quantity, rate, inspection, delivery) are ticked.</w:t>
+      </w:r>
+    </w:p>
+    <w:p>
+      <w:pPr>
+        <w:numPr>
+          <w:ilvl w:val="0"/>
+          <w:numId w:val="1011"/>
+        </w:numPr>
+        <w:pStyle w:val="Compact"/>
+      </w:pPr>
+      <w:r>
+        <w:t xml:space="preserve">Paying a supplier bill with no certified BRM — by Payment Entry, by Journal Entry, or as an advance with no invoice behind it. Applies to everyone, including directors. The reason is displayed.</w:t>
+      </w:r>
+    </w:p>
+    <w:p>
+      <w:pPr>
+        <w:numPr>
+          <w:ilvl w:val="0"/>
+          <w:numId w:val="1011"/>
+        </w:numPr>
+        <w:pStyle w:val="Compact"/>
+      </w:pPr>
+      <w:r>
+        <w:t xml:space="preserve">Paying more than the certified amount.</w:t>
+      </w:r>
+    </w:p>
+    <w:p>
+      <w:pPr>
+        <w:numPr>
+          <w:ilvl w:val="0"/>
+          <w:numId w:val="1011"/>
+        </w:numPr>
+        <w:pStyle w:val="Compact"/>
+      </w:pPr>
+      <w:r>
+        <w:rPr>
+          <w:bCs/>
+          <w:b/>
+        </w:rPr>
+        <w:t xml:space="preserve">Only exception:</w:t>
+      </w:r>
+      <w:r>
+        <w:t xml:space="preserve"> </w:t>
+      </w:r>
+      <w:r>
+        <w:t xml:space="preserve">a supplier ticked</w:t>
       </w:r>
       <w:r>
         <w:t xml:space="preserve"> </w:t>
@@ -2197,25 +2648,22 @@
           <w:iCs/>
           <w:i/>
         </w:rPr>
-        <w:t xml:space="preserve">Free Issue at Vendor</w:t>
-      </w:r>
-      <w:r>
-        <w:t xml:space="preserve"> </w:t>
-      </w:r>
-      <w:r>
-        <w:t xml:space="preserve">report: what is lying where, and its value.</w:t>
-      </w:r>
-    </w:p>
-    <w:p>
-      <w:pPr>
-        <w:numPr>
-          <w:ilvl w:val="0"/>
-          <w:numId w:val="1007"/>
-        </w:numPr>
-        <w:pStyle w:val="Compact"/>
-      </w:pPr>
-      <w:r>
-        <w:t xml:space="preserve">Reconcile on receipt of the fabricated item. Account for scrap and returns explicitly.</w:t>
+        <w:t xml:space="preserve">Exempt from BRM certification</w:t>
+      </w:r>
+      <w:r>
+        <w:t xml:space="preserve">, for bills with no PO to certify against (electricity, water, rent, telephone, statutory). Ticking a trade supplier defeats the control; see doc 11 (Operating Recommendations), A8.</w:t>
+      </w:r>
+    </w:p>
+    <w:p>
+      <w:pPr>
+        <w:numPr>
+          <w:ilvl w:val="0"/>
+          <w:numId w:val="1011"/>
+        </w:numPr>
+        <w:pStyle w:val="Compact"/>
+      </w:pPr>
+      <w:r>
+        <w:t xml:space="preserve">There is no value threshold for payment approval; the certified BRM is the control.</w:t>
       </w:r>
     </w:p>
     <w:p>
@@ -2227,431 +2675,13 @@
           <w:bCs/>
           <w:b/>
         </w:rPr>
-        <w:t xml:space="preserve">Control:</w:t>
-      </w:r>
-      <w:r>
-        <w:t xml:space="preserve"> </w:t>
-      </w:r>
-      <w:r>
-        <w:t xml:space="preserve">Free-issue material stays on MSCAST’s books and stays visible. Under GST, inputs sent to a job worker must return within one year (three for capital goods) or become a deemed supply — the report is what tells you before the deadline, not after.</w:t>
-      </w:r>
-    </w:p>
-    <w:p>
-      <w:pPr>
-        <w:pStyle w:val="BodyText"/>
-      </w:pPr>
-      <w:r>
-        <w:rPr>
-          <w:bCs/>
-          <w:b/>
-        </w:rPr>
-        <w:t xml:space="preserve">Records:</w:t>
-      </w:r>
-      <w:r>
-        <w:t xml:space="preserve"> </w:t>
-      </w:r>
-      <w:r>
-        <w:t xml:space="preserve">Stock transfer, Annexure-I, ITC-04 data.</w:t>
-      </w:r>
-    </w:p>
-    <w:bookmarkEnd w:id="27"/>
-    <w:bookmarkStart w:id="28" w:name="sop-06-inspection-and-quality"/>
-    <w:p>
-      <w:pPr>
-        <w:pStyle w:val="Heading2"/>
-      </w:pPr>
-      <w:r>
-        <w:t xml:space="preserve">SOP-06 — Inspection and quality</w:t>
-      </w:r>
-    </w:p>
-    <w:p>
-      <w:pPr>
-        <w:pStyle w:val="FirstParagraph"/>
-      </w:pPr>
-      <w:r>
-        <w:rPr>
-          <w:bCs/>
-          <w:b/>
-        </w:rPr>
-        <w:t xml:space="preserve">Trigger:</w:t>
-      </w:r>
-      <w:r>
-        <w:t xml:space="preserve"> </w:t>
-      </w:r>
-      <w:r>
-        <w:t xml:space="preserve">Manufacturing stage reached at a supplier or in-house ·</w:t>
-      </w:r>
-      <w:r>
-        <w:t xml:space="preserve"> </w:t>
-      </w:r>
-      <w:r>
-        <w:rPr>
-          <w:bCs/>
-          <w:b/>
-        </w:rPr>
-        <w:t xml:space="preserve">Owner:</w:t>
-      </w:r>
-      <w:r>
-        <w:t xml:space="preserve"> </w:t>
-      </w:r>
-      <w:r>
-        <w:t xml:space="preserve">Quality / Projects</w:t>
-      </w:r>
-    </w:p>
-    <w:p>
-      <w:pPr>
-        <w:numPr>
-          <w:ilvl w:val="0"/>
-          <w:numId w:val="1008"/>
-        </w:numPr>
-        <w:pStyle w:val="Compact"/>
-      </w:pPr>
-      <w:r>
-        <w:t xml:space="preserve">Raise an</w:t>
-      </w:r>
-      <w:r>
-        <w:t xml:space="preserve"> </w:t>
-      </w:r>
-      <w:r>
-        <w:rPr>
-          <w:bCs/>
-          <w:b/>
-        </w:rPr>
-        <w:t xml:space="preserve">Inspection Plan</w:t>
-      </w:r>
-      <w:r>
-        <w:t xml:space="preserve"> </w:t>
-      </w:r>
-      <w:r>
-        <w:t xml:space="preserve">per stage: in-process, pre-dispatch, third-party, customer.</w:t>
-      </w:r>
-    </w:p>
-    <w:p>
-      <w:pPr>
-        <w:numPr>
-          <w:ilvl w:val="0"/>
-          <w:numId w:val="1008"/>
-        </w:numPr>
-        <w:pStyle w:val="Compact"/>
-      </w:pPr>
-      <w:r>
-        <w:t xml:space="preserve">Record the planned date, the inspector and the result: Pending, Accepted, Accepted with deviation, Rejected.</w:t>
-      </w:r>
-    </w:p>
-    <w:p>
-      <w:pPr>
-        <w:numPr>
-          <w:ilvl w:val="0"/>
-          <w:numId w:val="1008"/>
-        </w:numPr>
-        <w:pStyle w:val="Compact"/>
-      </w:pPr>
-      <w:r>
-        <w:t xml:space="preserve">Deviations are recorded with what was accepted and who accepted it — never as a silent pass.</w:t>
-      </w:r>
-    </w:p>
-    <w:p>
-      <w:pPr>
-        <w:numPr>
-          <w:ilvl w:val="0"/>
-          <w:numId w:val="1008"/>
-        </w:numPr>
-        <w:pStyle w:val="Compact"/>
-      </w:pPr>
-      <w:r>
-        <w:t xml:space="preserve">Rejections go back to the supplier with the observations, and the pre-dispatch inspection is repeated.</w:t>
-      </w:r>
-    </w:p>
-    <w:p>
-      <w:pPr>
-        <w:pStyle w:val="FirstParagraph"/>
-      </w:pPr>
-      <w:r>
-        <w:rPr>
-          <w:bCs/>
-          <w:b/>
-        </w:rPr>
-        <w:t xml:space="preserve">Control:</w:t>
-      </w:r>
-      <w:r>
-        <w:t xml:space="preserve"> </w:t>
-      </w:r>
-      <w:r>
-        <w:t xml:space="preserve">The procedure is that no dispatch happens without a cleared pre-dispatch inspection, and the open inspection stages appear on the daily summary. This one depends on Stores checking before they dispatch — the software does not block the delivery note. A deviation accepted verbally and not recorded becomes the customer’s warranty claim later, with nothing in writing to point to.</w:t>
-      </w:r>
-    </w:p>
-    <w:p>
-      <w:pPr>
-        <w:pStyle w:val="BodyText"/>
-      </w:pPr>
-      <w:r>
-        <w:rPr>
-          <w:bCs/>
-          <w:b/>
-        </w:rPr>
-        <w:t xml:space="preserve">Records:</w:t>
-      </w:r>
-      <w:r>
-        <w:t xml:space="preserve"> </w:t>
-      </w:r>
-      <w:r>
-        <w:t xml:space="preserve">Inspection Plan with result, Inspection Report print.</w:t>
-      </w:r>
-    </w:p>
-    <w:bookmarkEnd w:id="28"/>
-    <w:bookmarkStart w:id="29" w:name="X5095366f6d48548609029dce71b3321827f01bf"/>
-    <w:p>
-      <w:pPr>
-        <w:pStyle w:val="Heading2"/>
-      </w:pPr>
-      <w:r>
-        <w:t xml:space="preserve">SOP-07 — Supplier bill to payment (the BRM route)</w:t>
-      </w:r>
-    </w:p>
-    <w:p>
-      <w:pPr>
-        <w:pStyle w:val="FirstParagraph"/>
-      </w:pPr>
-      <w:r>
-        <w:rPr>
-          <w:bCs/>
-          <w:b/>
-        </w:rPr>
-        <w:t xml:space="preserve">Trigger:</w:t>
-      </w:r>
-      <w:r>
-        <w:t xml:space="preserve"> </w:t>
-      </w:r>
-      <w:r>
-        <w:t xml:space="preserve">Supplier invoice received ·</w:t>
-      </w:r>
-      <w:r>
-        <w:t xml:space="preserve"> </w:t>
-      </w:r>
-      <w:r>
-        <w:rPr>
-          <w:bCs/>
-          <w:b/>
-        </w:rPr>
-        <w:t xml:space="preserve">Owner:</w:t>
-      </w:r>
-      <w:r>
-        <w:t xml:space="preserve"> </w:t>
-      </w:r>
-      <w:r>
-        <w:t xml:space="preserve">Purchase prepares, a director certifies, Accounts pays</w:t>
-      </w:r>
-    </w:p>
-    <w:p>
-      <w:pPr>
-        <w:numPr>
-          <w:ilvl w:val="0"/>
-          <w:numId w:val="1009"/>
-        </w:numPr>
-        <w:pStyle w:val="Compact"/>
-      </w:pPr>
-      <w:r>
-        <w:t xml:space="preserve">Purchase raises a</w:t>
-      </w:r>
-      <w:r>
-        <w:t xml:space="preserve"> </w:t>
-      </w:r>
-      <w:r>
-        <w:rPr>
-          <w:bCs/>
-          <w:b/>
-        </w:rPr>
-        <w:t xml:space="preserve">BRM</w:t>
-      </w:r>
-      <w:r>
-        <w:t xml:space="preserve"> </w:t>
-      </w:r>
-      <w:r>
-        <w:t xml:space="preserve">against the supplier bill.</w:t>
-      </w:r>
-    </w:p>
-    <w:p>
-      <w:pPr>
-        <w:numPr>
-          <w:ilvl w:val="0"/>
-          <w:numId w:val="1009"/>
-        </w:numPr>
-        <w:pStyle w:val="Compact"/>
-      </w:pPr>
-      <w:r>
-        <w:t xml:space="preserve">Purchase checks and ticks: quantity, rate against the PO, inspection cleared, delivery received.</w:t>
-      </w:r>
-    </w:p>
-    <w:p>
-      <w:pPr>
-        <w:numPr>
-          <w:ilvl w:val="0"/>
-          <w:numId w:val="1009"/>
-        </w:numPr>
-        <w:pStyle w:val="Compact"/>
-      </w:pPr>
-      <w:r>
-        <w:t xml:space="preserve">A</w:t>
-      </w:r>
-      <w:r>
-        <w:t xml:space="preserve"> </w:t>
-      </w:r>
-      <w:r>
-        <w:rPr>
-          <w:bCs/>
-          <w:b/>
-        </w:rPr>
-        <w:t xml:space="preserve">director</w:t>
-      </w:r>
-      <w:r>
-        <w:t xml:space="preserve"> </w:t>
-      </w:r>
-      <w:r>
-        <w:t xml:space="preserve">certifies it: status moves</w:t>
-      </w:r>
-      <w:r>
-        <w:t xml:space="preserve"> </w:t>
-      </w:r>
-      <w:r>
-        <w:rPr>
-          <w:bCs/>
-          <w:b/>
-        </w:rPr>
-        <w:t xml:space="preserve">Pending → Certified</w:t>
-      </w:r>
-      <w:r>
-        <w:t xml:space="preserve">. Purchase can reject a bill back to the supplier with the reason, but cannot certify one.</w:t>
-      </w:r>
-    </w:p>
-    <w:p>
-      <w:pPr>
-        <w:numPr>
-          <w:ilvl w:val="0"/>
-          <w:numId w:val="1009"/>
-        </w:numPr>
-        <w:pStyle w:val="Compact"/>
-      </w:pPr>
-      <w:r>
-        <w:t xml:space="preserve">Accounts book the Purchase Invoice against the PO and receipt.</w:t>
-      </w:r>
-    </w:p>
-    <w:p>
-      <w:pPr>
-        <w:numPr>
-          <w:ilvl w:val="0"/>
-          <w:numId w:val="1009"/>
-        </w:numPr>
-        <w:pStyle w:val="Compact"/>
-      </w:pPr>
-      <w:r>
-        <w:t xml:space="preserve">Accounts</w:t>
-      </w:r>
-      <w:r>
-        <w:t xml:space="preserve"> </w:t>
-      </w:r>
-      <w:r>
-        <w:rPr>
-          <w:bCs/>
-          <w:b/>
-        </w:rPr>
-        <w:t xml:space="preserve">Mark Paid</w:t>
-      </w:r>
-      <w:r>
-        <w:t xml:space="preserve"> </w:t>
-      </w:r>
-      <w:r>
-        <w:t xml:space="preserve">only against a</w:t>
-      </w:r>
-      <w:r>
-        <w:t xml:space="preserve"> </w:t>
-      </w:r>
-      <w:r>
-        <w:rPr>
-          <w:bCs/>
-          <w:b/>
-        </w:rPr>
-        <w:t xml:space="preserve">Certified</w:t>
-      </w:r>
-      <w:r>
-        <w:t xml:space="preserve"> </w:t>
-      </w:r>
-      <w:r>
-        <w:t xml:space="preserve">BRM.</w:t>
-      </w:r>
-    </w:p>
-    <w:p>
-      <w:pPr>
-        <w:pStyle w:val="FirstParagraph"/>
-      </w:pPr>
-      <w:r>
-        <w:rPr>
-          <w:bCs/>
-          <w:b/>
-        </w:rPr>
-        <w:t xml:space="preserve">Control:</w:t>
-      </w:r>
-      <w:r>
-        <w:t xml:space="preserve"> </w:t>
-      </w:r>
-      <w:r>
-        <w:rPr>
-          <w:bCs/>
-          <w:b/>
-        </w:rPr>
-        <w:t xml:space="preserve">The system will refuse a payment entry against a supplier bill that has no certified BRM.</w:t>
-      </w:r>
-      <w:r>
-        <w:t xml:space="preserve"> </w:t>
-      </w:r>
-      <w:r>
-        <w:t xml:space="preserve">It is not a policy that can be forgotten under pressure at month end — the payment is blocked and the reason is displayed. That block is real and applies to everyone.</w:t>
-      </w:r>
-    </w:p>
-    <w:p>
-      <w:pPr>
-        <w:pStyle w:val="BodyText"/>
-      </w:pPr>
-      <w:r>
-        <w:rPr>
-          <w:bCs/>
-          <w:b/>
-        </w:rPr>
-        <w:t xml:space="preserve">What the block does not do</w:t>
-      </w:r>
-      <w:r>
-        <w:t xml:space="preserve"> </w:t>
-      </w:r>
-      <w:r>
-        <w:t xml:space="preserve">is guarantee three different people were involved. Certification is restricted to a director — but both directors also hold the roles that can</w:t>
-      </w:r>
-      <w:r>
-        <w:t xml:space="preserve"> </w:t>
-      </w:r>
-      <w:r>
-        <w:rPr>
-          <w:iCs/>
-          <w:i/>
-        </w:rPr>
-        <w:t xml:space="preserve">create</w:t>
-      </w:r>
-      <w:r>
-        <w:t xml:space="preserve"> </w:t>
-      </w:r>
-      <w:r>
-        <w:t xml:space="preserve">a BRM and the role that marks one paid, so a director can carry a supplier bill from creation to payment alone. Sameer and Nikhil cannot: they prepare and they may reject, but they cannot certify.</w:t>
-      </w:r>
-      <w:r>
-        <w:t xml:space="preserve"> </w:t>
-      </w:r>
-      <w:r>
-        <w:rPr>
-          <w:bCs/>
-          <w:b/>
-        </w:rPr>
-        <w:t xml:space="preserve">So the separation is real for Purchase and absent for the directors</w:t>
-      </w:r>
-      <w:r>
-        <w:t xml:space="preserve">, and the honest instruction is the same as for the PCC: where the amount matters, have the other director certify it.</w:t>
+        <w:t xml:space="preserve">Limit:</w:t>
+      </w:r>
+      <w:r>
+        <w:t xml:space="preserve"> </w:t>
+      </w:r>
+      <w:r>
+        <w:t xml:space="preserve">one director can create, certify and mark paid the same BRM alone; see Part C.</w:t>
       </w:r>
     </w:p>
     <w:p>
@@ -2720,7 +2750,7 @@
       <w:pPr>
         <w:numPr>
           <w:ilvl w:val="0"/>
-          <w:numId w:val="1010"/>
+          <w:numId w:val="1012"/>
         </w:numPr>
         <w:pStyle w:val="Compact"/>
       </w:pPr>
@@ -2748,7 +2778,7 @@
       <w:pPr>
         <w:numPr>
           <w:ilvl w:val="0"/>
-          <w:numId w:val="1010"/>
+          <w:numId w:val="1012"/>
         </w:numPr>
         <w:pStyle w:val="Compact"/>
       </w:pPr>
@@ -2763,7 +2793,7 @@
           <w:bCs/>
           <w:b/>
         </w:rPr>
-        <w:t xml:space="preserve">Delivery Instruction</w:t>
+        <w:t xml:space="preserve">DI</w:t>
       </w:r>
       <w:r>
         <w:t xml:space="preserve"> </w:t>
@@ -2776,7 +2806,7 @@
       <w:pPr>
         <w:numPr>
           <w:ilvl w:val="0"/>
-          <w:numId w:val="1010"/>
+          <w:numId w:val="1012"/>
         </w:numPr>
         <w:pStyle w:val="Compact"/>
       </w:pPr>
@@ -2797,14 +2827,14 @@
         <w:t xml:space="preserve"> </w:t>
       </w:r>
       <w:r>
-        <w:t xml:space="preserve">where the threshold applies. ODC movements need the vehicle and route recorded.</w:t>
-      </w:r>
-    </w:p>
-    <w:p>
-      <w:pPr>
-        <w:numPr>
-          <w:ilvl w:val="0"/>
-          <w:numId w:val="1010"/>
+        <w:t xml:space="preserve">where the threshold applies. ODC movements need vehicle and route recorded.</w:t>
+      </w:r>
+    </w:p>
+    <w:p>
+      <w:pPr>
+        <w:numPr>
+          <w:ilvl w:val="0"/>
+          <w:numId w:val="1012"/>
         </w:numPr>
         <w:pStyle w:val="Compact"/>
       </w:pPr>
@@ -2816,7 +2846,7 @@
       <w:pPr>
         <w:numPr>
           <w:ilvl w:val="0"/>
-          <w:numId w:val="1010"/>
+          <w:numId w:val="1012"/>
         </w:numPr>
         <w:pStyle w:val="Compact"/>
       </w:pPr>
@@ -2839,7 +2869,7 @@
         <w:t xml:space="preserve"> </w:t>
       </w:r>
       <w:r>
-        <w:t xml:space="preserve">The procedure is that dispatch follows inspection, and that the dispatch schedule on the project is updated as it happens. Procurement and accounts both read from that schedule, so a stale one misleads two functions at once. The overnight checks flag a dispatch made before its commissioning or inspection record exists.</w:t>
+        <w:t xml:space="preserve">The procedure is: dispatch follows inspection, and the dispatch schedule is updated as it happens (Purchase and Accounts both read it). The overnight checks flag a dispatch made before its commissioning or inspection record exists.</w:t>
       </w:r>
     </w:p>
     <w:p>
@@ -2857,7 +2887,7 @@
         <w:t xml:space="preserve"> </w:t>
       </w:r>
       <w:r>
-        <w:t xml:space="preserve">MDM, Delivery Instruction with Annexure-I, Delivery Note, e-way bill.</w:t>
+        <w:t xml:space="preserve">MDM, DI with Annexure-I, Delivery Note, e-way bill.</w:t>
       </w:r>
     </w:p>
     <w:bookmarkEnd w:id="30"/>
@@ -2908,7 +2938,7 @@
       <w:pPr>
         <w:numPr>
           <w:ilvl w:val="0"/>
-          <w:numId w:val="1011"/>
+          <w:numId w:val="1013"/>
         </w:numPr>
         <w:pStyle w:val="Compact"/>
       </w:pPr>
@@ -2920,12 +2950,12 @@
       <w:pPr>
         <w:numPr>
           <w:ilvl w:val="0"/>
-          <w:numId w:val="1011"/>
-        </w:numPr>
-        <w:pStyle w:val="Compact"/>
-      </w:pPr>
-      <w:r>
-        <w:t xml:space="preserve">Where the contract holds retention, reclassify it out of trade receivables into</w:t>
+          <w:numId w:val="1013"/>
+        </w:numPr>
+        <w:pStyle w:val="Compact"/>
+      </w:pPr>
+      <w:r>
+        <w:t xml:space="preserve">Where the contract holds retention, reclassify it from trade receivables to</w:t>
       </w:r>
       <w:r>
         <w:t xml:space="preserve"> </w:t>
@@ -2938,17 +2968,14 @@
         <w:t xml:space="preserve">Retention Receivable</w:t>
       </w:r>
       <w:r>
-        <w:t xml:space="preserve"> </w:t>
-      </w:r>
-      <w:r>
-        <w:t xml:space="preserve">— it is not collectable until the performance certificate.</w:t>
-      </w:r>
-    </w:p>
-    <w:p>
-      <w:pPr>
-        <w:numPr>
-          <w:ilvl w:val="0"/>
-          <w:numId w:val="1011"/>
+        <w:t xml:space="preserve">. It is not collectable until the performance certificate.</w:t>
+      </w:r>
+    </w:p>
+    <w:p>
+      <w:pPr>
+        <w:numPr>
+          <w:ilvl w:val="0"/>
+          <w:numId w:val="1013"/>
         </w:numPr>
         <w:pStyle w:val="Compact"/>
       </w:pPr>
@@ -2969,14 +2996,14 @@
         <w:t xml:space="preserve"> </w:t>
       </w:r>
       <w:r>
-        <w:t xml:space="preserve">as they arise, not at the end. A claim raised six months late is a negotiation; raised the same week, it is a fact.</w:t>
-      </w:r>
-    </w:p>
-    <w:p>
-      <w:pPr>
-        <w:numPr>
-          <w:ilvl w:val="0"/>
-          <w:numId w:val="1011"/>
+        <w:t xml:space="preserve">the week they arise, not at project end.</w:t>
+      </w:r>
+    </w:p>
+    <w:p>
+      <w:pPr>
+        <w:numPr>
+          <w:ilvl w:val="0"/>
+          <w:numId w:val="1013"/>
         </w:numPr>
         <w:pStyle w:val="Compact"/>
       </w:pPr>
@@ -3004,12 +3031,12 @@
       <w:pPr>
         <w:numPr>
           <w:ilvl w:val="0"/>
-          <w:numId w:val="1011"/>
-        </w:numPr>
-        <w:pStyle w:val="Compact"/>
-      </w:pPr>
-      <w:r>
-        <w:t xml:space="preserve">Follow up receivables against due dates. Send a payment reminder on anything overdue.</w:t>
+          <w:numId w:val="1013"/>
+        </w:numPr>
+        <w:pStyle w:val="Compact"/>
+      </w:pPr>
+      <w:r>
+        <w:t xml:space="preserve">Follow up receivables against due dates; send a payment reminder on anything overdue.</w:t>
       </w:r>
     </w:p>
     <w:p>
@@ -3027,7 +3054,7 @@
         <w:t xml:space="preserve"> </w:t>
       </w:r>
       <w:r>
-        <w:t xml:space="preserve">Retention is visible as a separate asset with a release trigger. Money held back by customers is the most commonly forgotten asset in project businesses — it sits in receivables looking collectable, and nobody chases it because it is not yet due.</w:t>
+        <w:t xml:space="preserve">Retention is a separate asset with a release trigger.</w:t>
       </w:r>
     </w:p>
     <w:p>
@@ -3096,7 +3123,7 @@
       <w:pPr>
         <w:numPr>
           <w:ilvl w:val="0"/>
-          <w:numId w:val="1012"/>
+          <w:numId w:val="1014"/>
         </w:numPr>
         <w:pStyle w:val="Compact"/>
       </w:pPr>
@@ -3114,26 +3141,26 @@
         <w:t xml:space="preserve">Commissioning Report</w:t>
       </w:r>
       <w:r>
-        <w:t xml:space="preserve">: each performance parameter, specified versus achieved, trial runs, and the result — met, not met, or deviation accepted.</w:t>
-      </w:r>
-    </w:p>
-    <w:p>
-      <w:pPr>
-        <w:numPr>
-          <w:ilvl w:val="0"/>
-          <w:numId w:val="1012"/>
-        </w:numPr>
-        <w:pStyle w:val="Compact"/>
-      </w:pPr>
-      <w:r>
-        <w:t xml:space="preserve">Record the punch list. Every open point, with who owns it.</w:t>
-      </w:r>
-    </w:p>
-    <w:p>
-      <w:pPr>
-        <w:numPr>
-          <w:ilvl w:val="0"/>
-          <w:numId w:val="1012"/>
+        <w:t xml:space="preserve">: each performance parameter specified vs achieved, trial runs, result (met, not met, deviation accepted).</w:t>
+      </w:r>
+    </w:p>
+    <w:p>
+      <w:pPr>
+        <w:numPr>
+          <w:ilvl w:val="0"/>
+          <w:numId w:val="1014"/>
+        </w:numPr>
+        <w:pStyle w:val="Compact"/>
+      </w:pPr>
+      <w:r>
+        <w:t xml:space="preserve">Record the punch list: every open point, with its owner.</w:t>
+      </w:r>
+    </w:p>
+    <w:p>
+      <w:pPr>
+        <w:numPr>
+          <w:ilvl w:val="0"/>
+          <w:numId w:val="1014"/>
         </w:numPr>
         <w:pStyle w:val="Compact"/>
       </w:pPr>
@@ -3161,7 +3188,7 @@
       <w:pPr>
         <w:numPr>
           <w:ilvl w:val="0"/>
-          <w:numId w:val="1012"/>
+          <w:numId w:val="1014"/>
         </w:numPr>
         <w:pStyle w:val="Compact"/>
       </w:pPr>
@@ -3182,14 +3209,14 @@
         <w:t xml:space="preserve"> </w:t>
       </w:r>
       <w:r>
-        <w:t xml:space="preserve">— provisional or final acceptance. The guarantee period starts here.</w:t>
-      </w:r>
-    </w:p>
-    <w:p>
-      <w:pPr>
-        <w:numPr>
-          <w:ilvl w:val="0"/>
-          <w:numId w:val="1012"/>
+        <w:t xml:space="preserve">(provisional or final acceptance). The guarantee period starts here.</w:t>
+      </w:r>
+    </w:p>
+    <w:p>
+      <w:pPr>
+        <w:numPr>
+          <w:ilvl w:val="0"/>
+          <w:numId w:val="1014"/>
         </w:numPr>
         <w:pStyle w:val="Compact"/>
       </w:pPr>
@@ -3201,7 +3228,7 @@
       <w:pPr>
         <w:numPr>
           <w:ilvl w:val="0"/>
-          <w:numId w:val="1012"/>
+          <w:numId w:val="1014"/>
         </w:numPr>
         <w:pStyle w:val="Compact"/>
       </w:pPr>
@@ -3219,7 +3246,7 @@
         <w:t xml:space="preserve">Project Closure Report</w:t>
       </w:r>
       <w:r>
-        <w:t xml:space="preserve">: contract value versus PCC estimate versus actual cost, billed, collected, certificates, open claims, drawings and inspections outstanding. The report gives a closure verdict; a project with open claims or uncollected money is not closed.</w:t>
+        <w:t xml:space="preserve">: contract value vs PCC estimate vs actual cost, billed, collected, certificates, open claims, drawings and inspections outstanding. It gives a closure verdict; a project with open claims or uncollected money is not closed.</w:t>
       </w:r>
     </w:p>
     <w:p>
@@ -3237,7 +3264,7 @@
         <w:t xml:space="preserve"> </w:t>
       </w:r>
       <w:r>
-        <w:t xml:space="preserve">A project is closed on evidence, not on a feeling that the work is finished. Closure with an open claim means the claim is abandoned in practice.</w:t>
+        <w:t xml:space="preserve">Closure is on evidence. Closing with an open claim abandons the claim.</w:t>
       </w:r>
     </w:p>
     <w:p>
@@ -3306,19 +3333,19 @@
       <w:pPr>
         <w:numPr>
           <w:ilvl w:val="0"/>
-          <w:numId w:val="1013"/>
-        </w:numPr>
-        <w:pStyle w:val="Compact"/>
-      </w:pPr>
-      <w:r>
-        <w:t xml:space="preserve">Book all supplier invoices for the month. Anything received and not billed should be visible as such.</w:t>
-      </w:r>
-    </w:p>
-    <w:p>
-      <w:pPr>
-        <w:numPr>
-          <w:ilvl w:val="0"/>
-          <w:numId w:val="1013"/>
+          <w:numId w:val="1015"/>
+        </w:numPr>
+        <w:pStyle w:val="Compact"/>
+      </w:pPr>
+      <w:r>
+        <w:t xml:space="preserve">Book all supplier invoices for the month; goods received and not billed must show as such.</w:t>
+      </w:r>
+    </w:p>
+    <w:p>
+      <w:pPr>
+        <w:numPr>
+          <w:ilvl w:val="0"/>
+          <w:numId w:val="1015"/>
         </w:numPr>
         <w:pStyle w:val="Compact"/>
       </w:pPr>
@@ -3330,19 +3357,19 @@
       <w:pPr>
         <w:numPr>
           <w:ilvl w:val="0"/>
-          <w:numId w:val="1013"/>
-        </w:numPr>
-        <w:pStyle w:val="Compact"/>
-      </w:pPr>
-      <w:r>
-        <w:t xml:space="preserve">Reconcile GST: GSTR-2B against the purchase register using the reconciliation tool; resolve mismatches with suppliers before filing.</w:t>
-      </w:r>
-    </w:p>
-    <w:p>
-      <w:pPr>
-        <w:numPr>
-          <w:ilvl w:val="0"/>
-          <w:numId w:val="1013"/>
+          <w:numId w:val="1015"/>
+        </w:numPr>
+        <w:pStyle w:val="Compact"/>
+      </w:pPr>
+      <w:r>
+        <w:t xml:space="preserve">Reconcile GSTR-2B against the purchase register with the reconciliation tool; resolve mismatches with suppliers before filing.</w:t>
+      </w:r>
+    </w:p>
+    <w:p>
+      <w:pPr>
+        <w:numPr>
+          <w:ilvl w:val="0"/>
+          <w:numId w:val="1015"/>
         </w:numPr>
         <w:pStyle w:val="Compact"/>
       </w:pPr>
@@ -3354,7 +3381,7 @@
       <w:pPr>
         <w:numPr>
           <w:ilvl w:val="0"/>
-          <w:numId w:val="1013"/>
+          <w:numId w:val="1015"/>
         </w:numPr>
         <w:pStyle w:val="Compact"/>
       </w:pPr>
@@ -3366,7 +3393,7 @@
       <w:pPr>
         <w:numPr>
           <w:ilvl w:val="0"/>
-          <w:numId w:val="1013"/>
+          <w:numId w:val="1015"/>
         </w:numPr>
         <w:pStyle w:val="Compact"/>
       </w:pPr>
@@ -3384,14 +3411,14 @@
         <w:t xml:space="preserve">MSME 45-day report</w:t>
       </w:r>
       <w:r>
-        <w:t xml:space="preserve">. Anything beyond 45 days is a section 43B(h) disallowance — pay it or accept the tax cost knowingly.</w:t>
-      </w:r>
-    </w:p>
-    <w:p>
-      <w:pPr>
-        <w:numPr>
-          <w:ilvl w:val="0"/>
-          <w:numId w:val="1013"/>
+        <w:t xml:space="preserve">. Anything beyond 45 days is a section 43B(h) disallowance: pay it, or accept the tax cost knowingly.</w:t>
+      </w:r>
+    </w:p>
+    <w:p>
+      <w:pPr>
+        <w:numPr>
+          <w:ilvl w:val="0"/>
+          <w:numId w:val="1015"/>
         </w:numPr>
         <w:pStyle w:val="Compact"/>
       </w:pPr>
@@ -3416,36 +3443,36 @@
       <w:pPr>
         <w:numPr>
           <w:ilvl w:val="0"/>
-          <w:numId w:val="1013"/>
-        </w:numPr>
-        <w:pStyle w:val="Compact"/>
-      </w:pPr>
-      <w:r>
-        <w:t xml:space="preserve">Post provisions: depreciation, gratuity, and any known liabilities.</w:t>
-      </w:r>
-    </w:p>
-    <w:p>
-      <w:pPr>
-        <w:numPr>
-          <w:ilvl w:val="0"/>
-          <w:numId w:val="1013"/>
-        </w:numPr>
-        <w:pStyle w:val="Compact"/>
-      </w:pPr>
-      <w:r>
-        <w:t xml:space="preserve">Review the Schedule III balance sheet and statement of profit and loss; confirm the trial balance nets to zero and the profit ties to the ledger.</w:t>
-      </w:r>
-    </w:p>
-    <w:p>
-      <w:pPr>
-        <w:numPr>
-          <w:ilvl w:val="0"/>
-          <w:numId w:val="1013"/>
-        </w:numPr>
-        <w:pStyle w:val="Compact"/>
-      </w:pPr>
-      <w:r>
-        <w:t xml:space="preserve">Review the project MIS: contract value versus PCC versus committed versus billed, per project.</w:t>
+          <w:numId w:val="1015"/>
+        </w:numPr>
+        <w:pStyle w:val="Compact"/>
+      </w:pPr>
+      <w:r>
+        <w:t xml:space="preserve">Post provisions: depreciation, gratuity, known liabilities.</w:t>
+      </w:r>
+    </w:p>
+    <w:p>
+      <w:pPr>
+        <w:numPr>
+          <w:ilvl w:val="0"/>
+          <w:numId w:val="1015"/>
+        </w:numPr>
+        <w:pStyle w:val="Compact"/>
+      </w:pPr>
+      <w:r>
+        <w:t xml:space="preserve">Review the Schedule III balance sheet and statement of profit and loss; confirm the trial balance nets to zero and profit ties to the ledger.</w:t>
+      </w:r>
+    </w:p>
+    <w:p>
+      <w:pPr>
+        <w:numPr>
+          <w:ilvl w:val="0"/>
+          <w:numId w:val="1015"/>
+        </w:numPr>
+        <w:pStyle w:val="Compact"/>
+      </w:pPr>
+      <w:r>
+        <w:t xml:space="preserve">Review the project MIS per project: contract value vs PCC vs committed vs billed.</w:t>
       </w:r>
     </w:p>
     <w:p>
@@ -3463,7 +3490,7 @@
         <w:t xml:space="preserve"> </w:t>
       </w:r>
       <w:r>
-        <w:t xml:space="preserve">The close follows the same sequence every month, and the Schedule III statements are produced monthly rather than once a year. Year-end surprises are almost always things that were visible monthly and nobody looked.</w:t>
+        <w:t xml:space="preserve">Same sequence every month; Schedule III statements produced monthly, not once a year.</w:t>
       </w:r>
     </w:p>
     <w:bookmarkEnd w:id="33"/>
@@ -3514,80 +3541,67 @@
       <w:pPr>
         <w:numPr>
           <w:ilvl w:val="0"/>
-          <w:numId w:val="1014"/>
-        </w:numPr>
-        <w:pStyle w:val="Compact"/>
-      </w:pPr>
-      <w:r>
-        <w:t xml:space="preserve">Record attendance. Where a biometric device is fitted and connected, punches are pulled automatically and converted to attendance;</w:t>
-      </w:r>
-      <w:r>
-        <w:t xml:space="preserve"> </w:t>
-      </w:r>
-      <w:r>
-        <w:rPr>
-          <w:bCs/>
-          <w:b/>
-        </w:rPr>
-        <w:t xml:space="preserve">this pull is currently switched off</w:t>
-      </w:r>
-      <w:r>
-        <w:t xml:space="preserve">, so until it is enabled and tested, attendance is entered in the system. Review exceptions weekly, not at month end when nobody remembers.</w:t>
-      </w:r>
-    </w:p>
-    <w:p>
-      <w:pPr>
-        <w:numPr>
-          <w:ilvl w:val="0"/>
-          <w:numId w:val="1014"/>
-        </w:numPr>
-        <w:pStyle w:val="Compact"/>
-      </w:pPr>
-      <w:r>
-        <w:t xml:space="preserve">Leave applications are approved in the system before the leave is taken.</w:t>
-      </w:r>
-    </w:p>
-    <w:p>
-      <w:pPr>
-        <w:numPr>
-          <w:ilvl w:val="0"/>
-          <w:numId w:val="1014"/>
-        </w:numPr>
-        <w:pStyle w:val="Compact"/>
-      </w:pPr>
-      <w:r>
-        <w:t xml:space="preserve">Run payroll: PF, ESIC, Professional Tax and TDS on salary computed from the salary structure.</w:t>
-      </w:r>
-    </w:p>
-    <w:p>
-      <w:pPr>
-        <w:numPr>
-          <w:ilvl w:val="0"/>
-          <w:numId w:val="1014"/>
-        </w:numPr>
-        <w:pStyle w:val="Compact"/>
-      </w:pPr>
-      <w:r>
-        <w:t xml:space="preserve">Release salaries, then deposit the statutory dues by their due dates.</w:t>
-      </w:r>
-    </w:p>
-    <w:p>
-      <w:pPr>
-        <w:numPr>
-          <w:ilvl w:val="0"/>
-          <w:numId w:val="1014"/>
-        </w:numPr>
-        <w:pStyle w:val="Compact"/>
-      </w:pPr>
-      <w:r>
-        <w:t xml:space="preserve">Maintain the gratuity provision annually at year end.</w:t>
-      </w:r>
-    </w:p>
-    <w:p>
-      <w:pPr>
-        <w:numPr>
-          <w:ilvl w:val="0"/>
-          <w:numId w:val="1014"/>
+          <w:numId w:val="1016"/>
+        </w:numPr>
+        <w:pStyle w:val="Compact"/>
+      </w:pPr>
+      <w:r>
+        <w:t xml:space="preserve">Record attendance. The biometric pull (device punches converted to attendance) is switched off as of 21 September 2026; until it is enabled and tested against manually checked attendance, attendance is entered in the system. Review exceptions weekly.</w:t>
+      </w:r>
+    </w:p>
+    <w:p>
+      <w:pPr>
+        <w:numPr>
+          <w:ilvl w:val="0"/>
+          <w:numId w:val="1016"/>
+        </w:numPr>
+        <w:pStyle w:val="Compact"/>
+      </w:pPr>
+      <w:r>
+        <w:t xml:space="preserve">Leave is approved in the system before it is taken.</w:t>
+      </w:r>
+    </w:p>
+    <w:p>
+      <w:pPr>
+        <w:numPr>
+          <w:ilvl w:val="0"/>
+          <w:numId w:val="1016"/>
+        </w:numPr>
+        <w:pStyle w:val="Compact"/>
+      </w:pPr>
+      <w:r>
+        <w:t xml:space="preserve">Run payroll: ESIC, Professional Tax and TDS on salary, computed from the salary structure (PF is not deducted; see doc 11, B4).</w:t>
+      </w:r>
+    </w:p>
+    <w:p>
+      <w:pPr>
+        <w:numPr>
+          <w:ilvl w:val="0"/>
+          <w:numId w:val="1016"/>
+        </w:numPr>
+        <w:pStyle w:val="Compact"/>
+      </w:pPr>
+      <w:r>
+        <w:t xml:space="preserve">Release salaries, then deposit statutory dues by their due dates.</w:t>
+      </w:r>
+    </w:p>
+    <w:p>
+      <w:pPr>
+        <w:numPr>
+          <w:ilvl w:val="0"/>
+          <w:numId w:val="1016"/>
+        </w:numPr>
+        <w:pStyle w:val="Compact"/>
+      </w:pPr>
+      <w:r>
+        <w:t xml:space="preserve">Update the gratuity provision annually at year end.</w:t>
+      </w:r>
+    </w:p>
+    <w:p>
+      <w:pPr>
+        <w:numPr>
+          <w:ilvl w:val="0"/>
+          <w:numId w:val="1016"/>
         </w:numPr>
         <w:pStyle w:val="Compact"/>
       </w:pPr>
@@ -3610,7 +3624,7 @@
         <w:t xml:space="preserve"> </w:t>
       </w:r>
       <w:r>
-        <w:t xml:space="preserve">Attendance feeds payroll directly, so the payroll is only as good as the attendance discipline. Duplicate attendance on the same day for the same employee is prevented. Fix attendance exceptions weekly and payroll takes an hour instead of a week.</w:t>
+        <w:t xml:space="preserve">Attendance feeds payroll directly. The system will not allow duplicate attendance for the same employee on the same day.</w:t>
       </w:r>
     </w:p>
     <w:bookmarkEnd w:id="34"/>
@@ -3654,26 +3668,26 @@
         <w:t xml:space="preserve"> </w:t>
       </w:r>
       <w:r>
-        <w:t xml:space="preserve">the function that owns the master</w:t>
-      </w:r>
-    </w:p>
-    <w:p>
-      <w:pPr>
-        <w:numPr>
-          <w:ilvl w:val="0"/>
-          <w:numId w:val="1015"/>
-        </w:numPr>
-        <w:pStyle w:val="Compact"/>
-      </w:pPr>
-      <w:r>
-        <w:t xml:space="preserve">New customer: name, GSTIN, state, addresses and payment terms — before the first quotation, not before the first invoice.</w:t>
-      </w:r>
-    </w:p>
-    <w:p>
-      <w:pPr>
-        <w:numPr>
-          <w:ilvl w:val="0"/>
-          <w:numId w:val="1015"/>
+        <w:t xml:space="preserve">The function that owns the master</w:t>
+      </w:r>
+    </w:p>
+    <w:p>
+      <w:pPr>
+        <w:numPr>
+          <w:ilvl w:val="0"/>
+          <w:numId w:val="1017"/>
+        </w:numPr>
+        <w:pStyle w:val="Compact"/>
+      </w:pPr>
+      <w:r>
+        <w:t xml:space="preserve">New customer: name, GSTIN, state, addresses, payment terms — before the first quotation.</w:t>
+      </w:r>
+    </w:p>
+    <w:p>
+      <w:pPr>
+        <w:numPr>
+          <w:ilvl w:val="0"/>
+          <w:numId w:val="1017"/>
         </w:numPr>
         <w:pStyle w:val="Compact"/>
       </w:pPr>
@@ -3701,24 +3715,24 @@
       <w:pPr>
         <w:numPr>
           <w:ilvl w:val="0"/>
-          <w:numId w:val="1015"/>
-        </w:numPr>
-        <w:pStyle w:val="Compact"/>
-      </w:pPr>
-      <w:r>
-        <w:t xml:space="preserve">New item: HSN/SAC and UOM at creation. An item without an HSN cannot be invoiced.</w:t>
-      </w:r>
-    </w:p>
-    <w:p>
-      <w:pPr>
-        <w:numPr>
-          <w:ilvl w:val="0"/>
-          <w:numId w:val="1015"/>
-        </w:numPr>
-        <w:pStyle w:val="Compact"/>
-      </w:pPr>
-      <w:r>
-        <w:t xml:space="preserve">Duplicates are the enemy. Search before creating —</w:t>
+          <w:numId w:val="1017"/>
+        </w:numPr>
+        <w:pStyle w:val="Compact"/>
+      </w:pPr>
+      <w:r>
+        <w:t xml:space="preserve">New item: HSN/SAC and UOM at creation.</w:t>
+      </w:r>
+    </w:p>
+    <w:p>
+      <w:pPr>
+        <w:numPr>
+          <w:ilvl w:val="0"/>
+          <w:numId w:val="1017"/>
+        </w:numPr>
+        <w:pStyle w:val="Compact"/>
+      </w:pPr>
+      <w:r>
+        <w:t xml:space="preserve">Search before creating.</w:t>
       </w:r>
       <w:r>
         <w:t xml:space="preserve"> </w:t>
@@ -3772,17 +3786,17 @@
         <w:t xml:space="preserve"> </w:t>
       </w:r>
       <w:r>
-        <w:t xml:space="preserve">GSTIN format and the state it implies are validated on entry, and an invoice line without an HSN is refused. The rest is procedure: masters are created by the function that owns them, not by whoever happens to be entering the transaction at the time.</w:t>
+        <w:t xml:space="preserve">The system validates GSTIN format and the state it implies, and refuses an invoice line without an HSN. The procedure is that masters are created only by the function that owns them.</w:t>
       </w:r>
     </w:p>
     <w:bookmarkEnd w:id="35"/>
-    <w:bookmarkStart w:id="36" w:name="X8c63461a05d427889f45e374dad45535b059630"/>
+    <w:bookmarkStart w:id="36" w:name="Xe8c479092e86992cb6518478e122ed1eaff9aea"/>
     <w:p>
       <w:pPr>
         <w:pStyle w:val="Heading2"/>
       </w:pPr>
       <w:r>
-        <w:t xml:space="preserve">SOP-14 — The overnight checks and the morning note</w:t>
+        <w:t xml:space="preserve">SOP-14 — The overnight checks and the morning mails</w:t>
       </w:r>
     </w:p>
     <w:p>
@@ -3800,7 +3814,7 @@
         <w:t xml:space="preserve"> </w:t>
       </w:r>
       <w:r>
-        <w:t xml:space="preserve">Automatic, every day ·</w:t>
+        <w:t xml:space="preserve">Automatic, daily ·</w:t>
       </w:r>
       <w:r>
         <w:t xml:space="preserve"> </w:t>
@@ -3816,7 +3830,161 @@
         <w:t xml:space="preserve"> </w:t>
       </w:r>
       <w:r>
-        <w:t xml:space="preserve">Directors read it; nobody has to run it</w:t>
+        <w:t xml:space="preserve">Directors read; nobody runs it</w:t>
+      </w:r>
+    </w:p>
+    <w:p>
+      <w:pPr>
+        <w:numPr>
+          <w:ilvl w:val="0"/>
+          <w:numId w:val="1018"/>
+        </w:numPr>
+        <w:pStyle w:val="Compact"/>
+      </w:pPr>
+      <w:r>
+        <w:rPr>
+          <w:bCs/>
+          <w:b/>
+        </w:rPr>
+        <w:t xml:space="preserve">06:00 IST — exception checks run.</w:t>
+      </w:r>
+      <w:r>
+        <w:t xml:space="preserve"> </w:t>
+      </w:r>
+      <w:r>
+        <w:t xml:space="preserve">16 rules compare documents with each other and with the calendar: supplier bill with no certified BRM, MSME bill nearing day 45, bank guarantee nearing expiry, open project with no time booked, dispatch without paperwork, and others. Findings go to the</w:t>
+      </w:r>
+      <w:r>
+        <w:t xml:space="preserve"> </w:t>
+      </w:r>
+      <w:r>
+        <w:rPr>
+          <w:bCs/>
+          <w:b/>
+        </w:rPr>
+        <w:t xml:space="preserve">MSCAST Exception</w:t>
+      </w:r>
+      <w:r>
+        <w:t xml:space="preserve"> </w:t>
+      </w:r>
+      <w:r>
+        <w:t xml:space="preserve">list with severity, document and suggested action. Rules only; no model, no internet, no cost.</w:t>
+      </w:r>
+    </w:p>
+    <w:p>
+      <w:pPr>
+        <w:numPr>
+          <w:ilvl w:val="0"/>
+          <w:numId w:val="1018"/>
+        </w:numPr>
+        <w:pStyle w:val="Compact"/>
+      </w:pPr>
+      <w:r>
+        <w:rPr>
+          <w:bCs/>
+          <w:b/>
+        </w:rPr>
+        <w:t xml:space="preserve">08:30 IST — daily management summary</w:t>
+      </w:r>
+      <w:r>
+        <w:t xml:space="preserve"> </w:t>
+      </w:r>
+      <w:r>
+        <w:t xml:space="preserve">(with dispatch schedule and project MIS) is emailed.</w:t>
+      </w:r>
+    </w:p>
+    <w:p>
+      <w:pPr>
+        <w:numPr>
+          <w:ilvl w:val="0"/>
+          <w:numId w:val="1018"/>
+        </w:numPr>
+        <w:pStyle w:val="Compact"/>
+      </w:pPr>
+      <w:r>
+        <w:rPr>
+          <w:bCs/>
+          <w:b/>
+        </w:rPr>
+        <w:t xml:space="preserve">08:35 IST — the morning note.</w:t>
+      </w:r>
+      <w:r>
+        <w:t xml:space="preserve"> </w:t>
+      </w:r>
+      <w:r>
+        <w:t xml:space="preserve">The findings and the summary are turned into a few sentences naming what matters most today; every item links to its document. If the model is unreachable, the note goes out as a plain list. Recipients: the directors by design; on the Live POC, waseemraj@mcast.co.in by the owner’s decision.</w:t>
+      </w:r>
+    </w:p>
+    <w:p>
+      <w:pPr>
+        <w:numPr>
+          <w:ilvl w:val="0"/>
+          <w:numId w:val="1018"/>
+        </w:numPr>
+        <w:pStyle w:val="Compact"/>
+      </w:pPr>
+      <w:r>
+        <w:rPr>
+          <w:bCs/>
+          <w:b/>
+        </w:rPr>
+        <w:t xml:space="preserve">During the day:</w:t>
+      </w:r>
+      <w:r>
+        <w:t xml:space="preserve"> </w:t>
+      </w:r>
+      <w:r>
+        <w:t xml:space="preserve">work the exception list. Mark</w:t>
+      </w:r>
+      <w:r>
+        <w:t xml:space="preserve"> </w:t>
+      </w:r>
+      <w:r>
+        <w:rPr>
+          <w:bCs/>
+          <w:b/>
+        </w:rPr>
+        <w:t xml:space="preserve">Acknowledged</w:t>
+      </w:r>
+      <w:r>
+        <w:t xml:space="preserve"> </w:t>
+      </w:r>
+      <w:r>
+        <w:t xml:space="preserve">when picked up,</w:t>
+      </w:r>
+      <w:r>
+        <w:t xml:space="preserve"> </w:t>
+      </w:r>
+      <w:r>
+        <w:rPr>
+          <w:bCs/>
+          <w:b/>
+        </w:rPr>
+        <w:t xml:space="preserve">Resolved</w:t>
+      </w:r>
+      <w:r>
+        <w:t xml:space="preserve"> </w:t>
+      </w:r>
+      <w:r>
+        <w:t xml:space="preserve">when the document is fixed; resolved items stop appearing.</w:t>
+      </w:r>
+    </w:p>
+    <w:p>
+      <w:pPr>
+        <w:pStyle w:val="FirstParagraph"/>
+      </w:pPr>
+      <w:r>
+        <w:rPr>
+          <w:bCs/>
+          <w:b/>
+        </w:rPr>
+        <w:t xml:space="preserve">Control:</w:t>
+      </w:r>
+      <w:r>
+        <w:t xml:space="preserve"> </w:t>
+      </w:r>
+      <w:r>
+        <w:t xml:space="preserve">The checks do not prevent mistakes; they stop mistakes staying invisible.</w:t>
       </w:r>
     </w:p>
     <w:p>
@@ -3824,139 +3992,30 @@
         <w:pStyle w:val="BodyText"/>
       </w:pPr>
       <w:r>
-        <w:t xml:space="preserve">This is what the system does on its own before anyone logs in.</w:t>
-      </w:r>
-    </w:p>
-    <w:p>
-      <w:pPr>
-        <w:numPr>
-          <w:ilvl w:val="0"/>
-          <w:numId w:val="1016"/>
-        </w:numPr>
-        <w:pStyle w:val="Compact"/>
-      </w:pPr>
-      <w:r>
-        <w:rPr>
-          <w:bCs/>
-          <w:b/>
-        </w:rPr>
-        <w:t xml:space="preserve">06:00 — the checks run.</w:t>
-      </w:r>
-      <w:r>
-        <w:t xml:space="preserve"> </w:t>
-      </w:r>
-      <w:r>
-        <w:t xml:space="preserve">A set of rules compares documents against each other and against the calendar: a supplier bill with no certified BRM, an MSME bill approaching day 45, a bank guarantee approaching expiry, an open project with no time ever booked, a dispatch without its paperwork, and others. Anything found is written to the</w:t>
-      </w:r>
-      <w:r>
-        <w:t xml:space="preserve"> </w:t>
-      </w:r>
-      <w:r>
-        <w:rPr>
-          <w:bCs/>
-          <w:b/>
-        </w:rPr>
-        <w:t xml:space="preserve">MSCAST Exception</w:t>
-      </w:r>
-      <w:r>
-        <w:t xml:space="preserve"> </w:t>
-      </w:r>
-      <w:r>
-        <w:t xml:space="preserve">list with a severity, the document it concerns and the suggested action. No judgement, no internet, no cost — only rules.</w:t>
-      </w:r>
-    </w:p>
-    <w:p>
-      <w:pPr>
-        <w:numPr>
-          <w:ilvl w:val="0"/>
-          <w:numId w:val="1016"/>
-        </w:numPr>
-        <w:pStyle w:val="Compact"/>
-      </w:pPr>
-      <w:r>
-        <w:rPr>
-          <w:bCs/>
-          <w:b/>
-        </w:rPr>
-        <w:t xml:space="preserve">08:35 — the note is written.</w:t>
-      </w:r>
-      <w:r>
-        <w:t xml:space="preserve"> </w:t>
-      </w:r>
-      <w:r>
-        <w:t xml:space="preserve">The findings and the morning’s management summary are turned into a few sentences that say which one matters most today, and emailed to the directors. Every item links to the document it came from.</w:t>
-      </w:r>
-    </w:p>
-    <w:p>
-      <w:pPr>
-        <w:numPr>
-          <w:ilvl w:val="0"/>
-          <w:numId w:val="1016"/>
-        </w:numPr>
-        <w:pStyle w:val="Compact"/>
-      </w:pPr>
-      <w:r>
-        <w:rPr>
-          <w:bCs/>
-          <w:b/>
-        </w:rPr>
-        <w:t xml:space="preserve">During the day.</w:t>
-      </w:r>
-      <w:r>
-        <w:t xml:space="preserve"> </w:t>
-      </w:r>
-      <w:r>
-        <w:t xml:space="preserve">Work the exception list. Mark an item</w:t>
-      </w:r>
-      <w:r>
-        <w:t xml:space="preserve"> </w:t>
-      </w:r>
-      <w:r>
-        <w:rPr>
-          <w:bCs/>
-          <w:b/>
-        </w:rPr>
-        <w:t xml:space="preserve">Acknowledged</w:t>
-      </w:r>
-      <w:r>
-        <w:t xml:space="preserve"> </w:t>
-      </w:r>
-      <w:r>
-        <w:t xml:space="preserve">when someone has picked it up,</w:t>
-      </w:r>
-      <w:r>
-        <w:t xml:space="preserve"> </w:t>
-      </w:r>
-      <w:r>
-        <w:rPr>
-          <w:bCs/>
-          <w:b/>
-        </w:rPr>
-        <w:t xml:space="preserve">Resolved</w:t>
-      </w:r>
-      <w:r>
-        <w:t xml:space="preserve"> </w:t>
-      </w:r>
-      <w:r>
-        <w:t xml:space="preserve">when the underlying document is fixed. Resolved items stop appearing.</w:t>
-      </w:r>
-    </w:p>
-    <w:p>
-      <w:pPr>
-        <w:pStyle w:val="FirstParagraph"/>
-      </w:pPr>
-      <w:r>
-        <w:rPr>
-          <w:bCs/>
-          <w:b/>
-        </w:rPr>
-        <w:t xml:space="preserve">Control:</w:t>
-      </w:r>
-      <w:r>
-        <w:t xml:space="preserve"> </w:t>
-      </w:r>
-      <w:r>
-        <w:t xml:space="preserve">The checks are the safety net under every procedure in this document. They do not prevent a mistake; they make sure a mistake does not stay invisible for a month. If the model that writes the note is unreachable, the email still goes out as a plain list — a missing model never means a missing morning email.</w:t>
+        <w:rPr>
+          <w:bCs/>
+          <w:b/>
+        </w:rPr>
+        <w:t xml:space="preserve">Action:</w:t>
+      </w:r>
+      <w:r>
+        <w:t xml:space="preserve"> </w:t>
+      </w:r>
+      <w:r>
+        <w:t xml:space="preserve">Read the note; act on anything marked</w:t>
+      </w:r>
+      <w:r>
+        <w:t xml:space="preserve"> </w:t>
+      </w:r>
+      <w:r>
+        <w:rPr>
+          <w:bCs/>
+          <w:b/>
+        </w:rPr>
+        <w:t xml:space="preserve">High</w:t>
+      </w:r>
+      <w:r>
+        <w:t xml:space="preserve">. An item that appears six mornings running means a procedure is not being followed.</w:t>
       </w:r>
     </w:p>
     <w:p>
@@ -3968,31 +4027,13 @@
           <w:bCs/>
           <w:b/>
         </w:rPr>
-        <w:t xml:space="preserve">What to do with it:</w:t>
-      </w:r>
-      <w:r>
-        <w:t xml:space="preserve"> </w:t>
-      </w:r>
-      <w:r>
-        <w:t xml:space="preserve">read it, and act on anything marked High. If the same item appears for the sixth morning running, that is the system telling you a procedure is not being followed.</w:t>
-      </w:r>
-    </w:p>
-    <w:p>
-      <w:pPr>
-        <w:pStyle w:val="BodyText"/>
-      </w:pPr>
-      <w:r>
-        <w:rPr>
-          <w:bCs/>
-          <w:b/>
-        </w:rPr>
         <w:t xml:space="preserve">Records:</w:t>
       </w:r>
       <w:r>
         <w:t xml:space="preserve"> </w:t>
       </w:r>
       <w:r>
-        <w:t xml:space="preserve">MSCAST Exception list, the morning email.</w:t>
+        <w:t xml:space="preserve">MSCAST Exception list, the morning emails.</w:t>
       </w:r>
     </w:p>
     <w:bookmarkEnd w:id="36"/>
@@ -4036,67 +4077,139 @@
         <w:t xml:space="preserve"> </w:t>
       </w:r>
       <w:r>
-        <w:t xml:space="preserve">the implementation partner</w:t>
-      </w:r>
-    </w:p>
-    <w:p>
-      <w:pPr>
-        <w:numPr>
-          <w:ilvl w:val="0"/>
-          <w:numId w:val="1017"/>
-        </w:numPr>
-        <w:pStyle w:val="Compact"/>
-      </w:pPr>
-      <w:r>
-        <w:t xml:space="preserve">Automated daily backup of database and files, with a copy held on a server physically in India.</w:t>
-      </w:r>
-    </w:p>
-    <w:p>
-      <w:pPr>
-        <w:numPr>
-          <w:ilvl w:val="0"/>
-          <w:numId w:val="1017"/>
-        </w:numPr>
-        <w:pStyle w:val="Compact"/>
-      </w:pPr>
-      <w:r>
-        <w:t xml:space="preserve">Monthly archival record of what has been archived and where.</w:t>
-      </w:r>
-    </w:p>
-    <w:p>
-      <w:pPr>
-        <w:numPr>
-          <w:ilvl w:val="0"/>
-          <w:numId w:val="1017"/>
-        </w:numPr>
-        <w:pStyle w:val="Compact"/>
-      </w:pPr>
-      <w:r>
-        <w:t xml:space="preserve">Retain books of account and vouchers for eight financial years; the audit trail likewise.</w:t>
-      </w:r>
-    </w:p>
-    <w:p>
-      <w:pPr>
-        <w:numPr>
-          <w:ilvl w:val="0"/>
-          <w:numId w:val="1017"/>
-        </w:numPr>
-        <w:pStyle w:val="Compact"/>
-      </w:pPr>
-      <w:r>
-        <w:t xml:space="preserve">Test a restore annually. An untested backup is an assumption.</w:t>
-      </w:r>
-    </w:p>
-    <w:p>
-      <w:pPr>
-        <w:numPr>
-          <w:ilvl w:val="0"/>
-          <w:numId w:val="1017"/>
-        </w:numPr>
-        <w:pStyle w:val="Compact"/>
-      </w:pPr>
-      <w:r>
-        <w:t xml:space="preserve">The audit trail stays on. It cannot be disabled, and that is deliberate.</w:t>
+        <w:t xml:space="preserve">The implementer</w:t>
+      </w:r>
+    </w:p>
+    <w:p>
+      <w:pPr>
+        <w:numPr>
+          <w:ilvl w:val="0"/>
+          <w:numId w:val="1019"/>
+        </w:numPr>
+        <w:pStyle w:val="Compact"/>
+      </w:pPr>
+      <w:r>
+        <w:t xml:space="preserve">Automated daily backup of database and files, with a copy on a server physically in India. On the POC: Windows task</w:t>
+      </w:r>
+      <w:r>
+        <w:t xml:space="preserve"> </w:t>
+      </w:r>
+      <w:r>
+        <w:t xml:space="preserve">“</w:t>
+      </w:r>
+      <w:r>
+        <w:t xml:space="preserve">MSCAST nightly backup</w:t>
+      </w:r>
+      <w:r>
+        <w:t xml:space="preserve">”</w:t>
+      </w:r>
+      <w:r>
+        <w:t xml:space="preserve"> </w:t>
+      </w:r>
+      <w:r>
+        <w:t xml:space="preserve">at 02:30 JST runs the backup and all 42 build checks and emails autoelectron.jp@gmail.com on failure; a watchdog at 09:00 IST emails if the nightly has not run in 26 hours.</w:t>
+      </w:r>
+    </w:p>
+    <w:p>
+      <w:pPr>
+        <w:numPr>
+          <w:ilvl w:val="0"/>
+          <w:numId w:val="1019"/>
+        </w:numPr>
+        <w:pStyle w:val="Compact"/>
+      </w:pPr>
+      <w:r>
+        <w:t xml:space="preserve">Keep a monthly archival record: what was archived and where.</w:t>
+      </w:r>
+    </w:p>
+    <w:p>
+      <w:pPr>
+        <w:numPr>
+          <w:ilvl w:val="0"/>
+          <w:numId w:val="1019"/>
+        </w:numPr>
+        <w:pStyle w:val="Compact"/>
+      </w:pPr>
+      <w:r>
+        <w:t xml:space="preserve">Retain books of account, vouchers and the audit trail for eight financial years.</w:t>
+      </w:r>
+    </w:p>
+    <w:p>
+      <w:pPr>
+        <w:numPr>
+          <w:ilvl w:val="0"/>
+          <w:numId w:val="1019"/>
+        </w:numPr>
+        <w:pStyle w:val="Compact"/>
+      </w:pPr>
+      <w:r>
+        <w:t xml:space="preserve">Test a restore annually. Three settings are not in the database backup:</w:t>
+      </w:r>
+      <w:r>
+        <w:t xml:space="preserve"> </w:t>
+      </w:r>
+      <w:r>
+        <w:rPr>
+          <w:rStyle w:val="VerbatimChar"/>
+        </w:rPr>
+        <w:t xml:space="preserve">encryption_key</w:t>
+      </w:r>
+      <w:r>
+        <w:t xml:space="preserve"> </w:t>
+      </w:r>
+      <w:r>
+        <w:t xml:space="preserve">(put back with</w:t>
+      </w:r>
+      <w:r>
+        <w:t xml:space="preserve"> </w:t>
+      </w:r>
+      <w:r>
+        <w:rPr>
+          <w:rStyle w:val="VerbatimChar"/>
+        </w:rPr>
+        <w:t xml:space="preserve">restore-key.sh</w:t>
+      </w:r>
+      <w:r>
+        <w:t xml:space="preserve">),</w:t>
+      </w:r>
+      <w:r>
+        <w:t xml:space="preserve"> </w:t>
+      </w:r>
+      <w:r>
+        <w:rPr>
+          <w:rStyle w:val="VerbatimChar"/>
+        </w:rPr>
+        <w:t xml:space="preserve">server_script_enabled</w:t>
+      </w:r>
+      <w:r>
+        <w:t xml:space="preserve"> </w:t>
+      </w:r>
+      <w:r>
+        <w:t xml:space="preserve">(bench-wide) and</w:t>
+      </w:r>
+      <w:r>
+        <w:t xml:space="preserve"> </w:t>
+      </w:r>
+      <w:r>
+        <w:rPr>
+          <w:rStyle w:val="VerbatimChar"/>
+        </w:rPr>
+        <w:t xml:space="preserve">host_name</w:t>
+      </w:r>
+      <w:r>
+        <w:t xml:space="preserve">. See the POC README (POC README).</w:t>
+      </w:r>
+    </w:p>
+    <w:p>
+      <w:pPr>
+        <w:numPr>
+          <w:ilvl w:val="0"/>
+          <w:numId w:val="1019"/>
+        </w:numPr>
+        <w:pStyle w:val="Compact"/>
+      </w:pPr>
+      <w:r>
+        <w:t xml:space="preserve">The audit trail stays on. It cannot be disabled, by anyone.</w:t>
       </w:r>
     </w:p>
     <w:bookmarkEnd w:id="37"/>
@@ -4121,10 +4234,14 @@
     </w:p>
     <w:p>
       <w:pPr>
-        <w:pStyle w:val="FirstParagraph"/>
-      </w:pPr>
-      <w:r>
-        <w:t xml:space="preserve">A steel plant asks for a two-strand billet caster. Sales records the Lead with source</w:t>
+        <w:numPr>
+          <w:ilvl w:val="0"/>
+          <w:numId w:val="1020"/>
+        </w:numPr>
+        <w:pStyle w:val="Compact"/>
+      </w:pPr>
+      <w:r>
+        <w:t xml:space="preserve">A steel plant asks for a two-strand billet caster. Sales records the Lead (source</w:t>
       </w:r>
       <w:r>
         <w:t xml:space="preserve"> </w:t>
@@ -4137,10 +4254,19 @@
         <w:t xml:space="preserve">IndiaMART</w:t>
       </w:r>
       <w:r>
-        <w:t xml:space="preserve"> </w:t>
-      </w:r>
-      <w:r>
-        <w:t xml:space="preserve">the same day and qualifies it into an Opportunity. Design sizes the machine; Projects builds the</w:t>
+        <w:t xml:space="preserve">) the same day and qualifies it into an Opportunity.</w:t>
+      </w:r>
+    </w:p>
+    <w:p>
+      <w:pPr>
+        <w:numPr>
+          <w:ilvl w:val="0"/>
+          <w:numId w:val="1020"/>
+        </w:numPr>
+        <w:pStyle w:val="Compact"/>
+      </w:pPr>
+      <w:r>
+        <w:t xml:space="preserve">Design sizes the machine. Projects builds the</w:t>
       </w:r>
       <w:r>
         <w:t xml:space="preserve"> </w:t>
@@ -4156,82 +4282,305 @@
         <w:t xml:space="preserve"> </w:t>
       </w:r>
       <w:r>
-        <w:t xml:space="preserve">— copper moulds, hydraulics, drives, fabrication, engineering hours, erection, freight, contingency — and applies the target margin. The PCC goes for approval; a director approves revision 2. The quotation goes out referencing that revision.</w:t>
-      </w:r>
-    </w:p>
-    <w:p>
-      <w:pPr>
-        <w:pStyle w:val="BodyText"/>
-      </w:pPr>
-      <w:r>
-        <w:t xml:space="preserve">Six weeks later the customer’s purchase order arrives, and the story continues in UC-2.</w:t>
-      </w:r>
-    </w:p>
-    <w:p>
-      <w:pPr>
-        <w:pStyle w:val="BodyText"/>
-      </w:pPr>
+        <w:t xml:space="preserve">(copper moulds, hydraulics, drives, fabrication, engineering hours, erection, freight, contingency) and applies the target margin.</w:t>
+      </w:r>
+    </w:p>
+    <w:p>
+      <w:pPr>
+        <w:numPr>
+          <w:ilvl w:val="0"/>
+          <w:numId w:val="1020"/>
+        </w:numPr>
+        <w:pStyle w:val="Compact"/>
+      </w:pPr>
+      <w:r>
+        <w:t xml:space="preserve">A director approves revision 2; the quotation references that revision.</w:t>
+      </w:r>
+    </w:p>
+    <w:p>
+      <w:pPr>
+        <w:numPr>
+          <w:ilvl w:val="0"/>
+          <w:numId w:val="1020"/>
+        </w:numPr>
+        <w:pStyle w:val="Compact"/>
+      </w:pPr>
+      <w:r>
+        <w:t xml:space="preserve">Six weeks later the customer’s PO arrives (UC-2).</w:t>
+      </w:r>
+    </w:p>
+    <w:bookmarkEnd w:id="39"/>
+    <w:bookmarkStart w:id="40" w:name="Xbb8ed8a4be3e3d496d197102da6c407d140f6dc"/>
+    <w:p>
+      <w:pPr>
+        <w:pStyle w:val="Heading2"/>
+      </w:pPr>
+      <w:r>
+        <w:t xml:space="preserve">UC-2: The customer PO does not match the offer</w:t>
+      </w:r>
+    </w:p>
+    <w:p>
+      <w:pPr>
+        <w:numPr>
+          <w:ilvl w:val="0"/>
+          <w:numId w:val="1021"/>
+        </w:numPr>
+        <w:pStyle w:val="Compact"/>
+      </w:pPr>
+      <w:r>
+        <w:t xml:space="preserve">Projects raises the</w:t>
+      </w:r>
+      <w:r>
+        <w:t xml:space="preserve"> </w:t>
+      </w:r>
+      <w:r>
+        <w:rPr>
+          <w:bCs/>
+          <w:b/>
+        </w:rPr>
+        <w:t xml:space="preserve">Kick-off</w:t>
+      </w:r>
+      <w:r>
+        <w:t xml:space="preserve"> </w:t>
+      </w:r>
+      <w:r>
+        <w:t xml:space="preserve">and works the checklist. Price, scope and GST match, but the PO says 100% against delivery; the offer said 30% advance, 60% against dispatch, 10% after commissioning.</w:t>
+      </w:r>
+    </w:p>
+    <w:p>
+      <w:pPr>
+        <w:numPr>
+          <w:ilvl w:val="0"/>
+          <w:numId w:val="1021"/>
+        </w:numPr>
+        <w:pStyle w:val="Compact"/>
+      </w:pPr>
+      <w:r>
+        <w:t xml:space="preserve">The box stays unticked; the record goes to</w:t>
+      </w:r>
+      <w:r>
+        <w:t xml:space="preserve"> </w:t>
+      </w:r>
+      <w:r>
+        <w:rPr>
+          <w:bCs/>
+          <w:b/>
+        </w:rPr>
+        <w:t xml:space="preserve">PO Query Raised</w:t>
+      </w:r>
+      <w:r>
+        <w:t xml:space="preserve">; the system will not allow kick-off approval. Design release does not start.</w:t>
+      </w:r>
+    </w:p>
+    <w:p>
+      <w:pPr>
+        <w:numPr>
+          <w:ilvl w:val="0"/>
+          <w:numId w:val="1021"/>
+        </w:numPr>
+        <w:pStyle w:val="Compact"/>
+      </w:pPr>
+      <w:r>
+        <w:t xml:space="preserve">Accounts take it up with the customer’s purchase head. An amendment arrives 4 days later; the record moves to</w:t>
+      </w:r>
+      <w:r>
+        <w:t xml:space="preserve"> </w:t>
+      </w:r>
       <w:r>
         <w:rPr>
           <w:iCs/>
           <w:i/>
         </w:rPr>
-        <w:t xml:space="preserve">If the enquiry had been quoted from a spreadsheet, nobody would know six months later why the price was what it was, or which assumptions the margin depended on.</w:t>
-      </w:r>
-    </w:p>
-    <w:bookmarkEnd w:id="39"/>
-    <w:bookmarkStart w:id="40" w:name="Xbb8ed8a4be3e3d496d197102da6c407d140f6dc"/>
+        <w:t xml:space="preserve">PO Verified</w:t>
+      </w:r>
+      <w:r>
+        <w:t xml:space="preserve">; a director approves kick-off.</w:t>
+      </w:r>
+    </w:p>
+    <w:p>
+      <w:pPr>
+        <w:numPr>
+          <w:ilvl w:val="0"/>
+          <w:numId w:val="1021"/>
+        </w:numPr>
+        <w:pStyle w:val="Compact"/>
+      </w:pPr>
+      <w:r>
+        <w:t xml:space="preserve">Result: 4 days of delay, instead of finding at dispatch that ₹60 lakh of cash flow assumed in the PCC was never coming.</w:t>
+      </w:r>
+    </w:p>
+    <w:bookmarkEnd w:id="40"/>
+    <w:bookmarkStart w:id="41" w:name="Xd4d153ad445927698882f3350e79c68a9ebac3d"/>
     <w:p>
       <w:pPr>
         <w:pStyle w:val="Heading2"/>
       </w:pPr>
       <w:r>
-        <w:t xml:space="preserve">UC-2: The customer PO does not match the offer</w:t>
-      </w:r>
-    </w:p>
-    <w:p>
-      <w:pPr>
-        <w:pStyle w:val="FirstParagraph"/>
-      </w:pPr>
-      <w:r>
-        <w:t xml:space="preserve">The purchase order arrives. Projects raises a</w:t>
-      </w:r>
-      <w:r>
-        <w:t xml:space="preserve"> </w:t>
-      </w:r>
-      <w:r>
-        <w:rPr>
-          <w:bCs/>
-          <w:b/>
-        </w:rPr>
-        <w:t xml:space="preserve">Kick-off</w:t>
-      </w:r>
-      <w:r>
-        <w:t xml:space="preserve"> </w:t>
-      </w:r>
-      <w:r>
-        <w:t xml:space="preserve">record and works the checklist. Price matches, scope matches, GST is right — but the PO says 100% payment against delivery, where the offer said 30% advance, 60% against dispatch and 10% after commissioning.</w:t>
-      </w:r>
-    </w:p>
-    <w:p>
-      <w:pPr>
-        <w:pStyle w:val="BodyText"/>
-      </w:pPr>
-      <w:r>
-        <w:t xml:space="preserve">The checkbox stays unticked, the record moves to</w:t>
-      </w:r>
-      <w:r>
-        <w:t xml:space="preserve"> </w:t>
-      </w:r>
-      <w:r>
-        <w:rPr>
-          <w:bCs/>
-          <w:b/>
-        </w:rPr>
-        <w:t xml:space="preserve">PO Query Raised</w:t>
-      </w:r>
-      <w:r>
-        <w:t xml:space="preserve">, and the workflow will not let kick-off be approved. Design release does not start. Accounts take it up with the customer’s purchase head; an amendment arrives four days later and the record moves to</w:t>
+        <w:t xml:space="preserve">UC-3: A supplier bill arrives at month end</w:t>
+      </w:r>
+    </w:p>
+    <w:p>
+      <w:pPr>
+        <w:numPr>
+          <w:ilvl w:val="0"/>
+          <w:numId w:val="1022"/>
+        </w:numPr>
+        <w:pStyle w:val="Compact"/>
+      </w:pPr>
+      <w:r>
+        <w:t xml:space="preserve">The fabricator’s invoice for spray chamber work lands on the 29th; the supplier is calling. Accounts cannot pay: no certified BRM.</w:t>
+      </w:r>
+    </w:p>
+    <w:p>
+      <w:pPr>
+        <w:numPr>
+          <w:ilvl w:val="0"/>
+          <w:numId w:val="1022"/>
+        </w:numPr>
+        <w:pStyle w:val="Compact"/>
+      </w:pPr>
+      <w:r>
+        <w:t xml:space="preserve">Purchase check quantity against the PO, rate, inspection and delivery. Quantity is short by one assembly still at the fabricator. The bill is rejected back to the supplier with the reason.</w:t>
+      </w:r>
+    </w:p>
+    <w:p>
+      <w:pPr>
+        <w:numPr>
+          <w:ilvl w:val="0"/>
+          <w:numId w:val="1022"/>
+        </w:numPr>
+        <w:pStyle w:val="Compact"/>
+      </w:pPr>
+      <w:r>
+        <w:t xml:space="preserve">The balance arrives on the 3rd, inspection clears, a director certifies the BRM, Accounts release the payment.</w:t>
+      </w:r>
+    </w:p>
+    <w:bookmarkEnd w:id="41"/>
+    <w:bookmarkStart w:id="42" w:name="Xb0fa2203c94e947d9516a79201d4eb13340ae64"/>
+    <w:p>
+      <w:pPr>
+        <w:pStyle w:val="Heading2"/>
+      </w:pPr>
+      <w:r>
+        <w:t xml:space="preserve">UC-4: A drawing changes after material is ordered</w:t>
+      </w:r>
+    </w:p>
+    <w:p>
+      <w:pPr>
+        <w:numPr>
+          <w:ilvl w:val="0"/>
+          <w:numId w:val="1023"/>
+        </w:numPr>
+        <w:pStyle w:val="Compact"/>
+      </w:pPr>
+      <w:r>
+        <w:t xml:space="preserve">The customer approves the general arrangement, then asks for a different mould tube length.</w:t>
+      </w:r>
+    </w:p>
+    <w:p>
+      <w:pPr>
+        <w:numPr>
+          <w:ilvl w:val="0"/>
+          <w:numId w:val="1023"/>
+        </w:numPr>
+        <w:pStyle w:val="Compact"/>
+      </w:pPr>
+      <w:r>
+        <w:t xml:space="preserve">The Projects Manager</w:t>
+      </w:r>
+      <w:r>
+        <w:t xml:space="preserve"> </w:t>
+      </w:r>
+      <w:r>
+        <w:rPr>
+          <w:bCs/>
+          <w:b/>
+        </w:rPr>
+        <w:t xml:space="preserve">supersedes</w:t>
+      </w:r>
+      <w:r>
+        <w:t xml:space="preserve"> </w:t>
+      </w:r>
+      <w:r>
+        <w:t xml:space="preserve">the drawing; the drawing office registers and issues the revision; it goes through customer approval and</w:t>
+      </w:r>
+      <w:r>
+        <w:t xml:space="preserve"> </w:t>
+      </w:r>
+      <w:r>
+        <w:rPr>
+          <w:bCs/>
+          <w:b/>
+        </w:rPr>
+        <w:t xml:space="preserve">Release for Manufacture</w:t>
+      </w:r>
+      <w:r>
+        <w:t xml:space="preserve"> </w:t>
+      </w:r>
+      <w:r>
+        <w:t xml:space="preserve">again.</w:t>
+      </w:r>
+    </w:p>
+    <w:p>
+      <w:pPr>
+        <w:numPr>
+          <w:ilvl w:val="0"/>
+          <w:numId w:val="1023"/>
+        </w:numPr>
+        <w:pStyle w:val="Compact"/>
+      </w:pPr>
+      <w:r>
+        <w:t xml:space="preserve">The mould tubes were ordered against the previous revision. The register shows the transmittal and date; the PO references the superseded revision. Purchase contact the supplier the same day; the tubes have not been cut and the revised requirement replaces them.</w:t>
+      </w:r>
+    </w:p>
+    <w:p>
+      <w:pPr>
+        <w:numPr>
+          <w:ilvl w:val="0"/>
+          <w:numId w:val="1023"/>
+        </w:numPr>
+        <w:pStyle w:val="Compact"/>
+      </w:pPr>
+      <w:r>
+        <w:t xml:space="preserve">The cost difference is recorded as a</w:t>
+      </w:r>
+      <w:r>
+        <w:t xml:space="preserve"> </w:t>
+      </w:r>
+      <w:r>
+        <w:rPr>
+          <w:bCs/>
+          <w:b/>
+        </w:rPr>
+        <w:t xml:space="preserve">Client Claim</w:t>
+      </w:r>
+      <w:r>
+        <w:t xml:space="preserve"> </w:t>
+      </w:r>
+      <w:r>
+        <w:t xml:space="preserve">(change came from the customer after approval), that week, with drawing revisions and transmittal dates as evidence.</w:t>
+      </w:r>
+    </w:p>
+    <w:bookmarkEnd w:id="42"/>
+    <w:bookmarkStart w:id="43" w:name="uc-5-an-msme-supplier-bill-nears-day-45"/>
+    <w:p>
+      <w:pPr>
+        <w:pStyle w:val="Heading2"/>
+      </w:pPr>
+      <w:r>
+        <w:t xml:space="preserve">UC-5: An MSME supplier bill nears day 45</w:t>
+      </w:r>
+    </w:p>
+    <w:p>
+      <w:pPr>
+        <w:numPr>
+          <w:ilvl w:val="0"/>
+          <w:numId w:val="1024"/>
+        </w:numPr>
+        <w:pStyle w:val="Compact"/>
+      </w:pPr>
+      <w:r>
+        <w:t xml:space="preserve">The daily management summary shows</w:t>
       </w:r>
       <w:r>
         <w:t xml:space="preserve"> </w:t>
@@ -4241,197 +4590,56 @@
           <w:iCs/>
           <w:i/>
         </w:rPr>
-        <w:t xml:space="preserve">PO Verified</w:t>
-      </w:r>
-      <w:r>
-        <w:t xml:space="preserve">, then a director approves kick-off.</w:t>
-      </w:r>
-    </w:p>
-    <w:p>
-      <w:pPr>
-        <w:pStyle w:val="BodyText"/>
+        <w:t xml:space="preserve">MSME dues due within the next 15 days: ₹7.80 L</w:t>
+      </w:r>
+      <w:r>
+        <w:t xml:space="preserve">.</w:t>
+      </w:r>
+    </w:p>
+    <w:p>
+      <w:pPr>
+        <w:numPr>
+          <w:ilvl w:val="0"/>
+          <w:numId w:val="1024"/>
+        </w:numPr>
+        <w:pStyle w:val="Compact"/>
+      </w:pPr>
+      <w:r>
+        <w:t xml:space="preserve">One supplier (Small enterprise, Udyam number) has a bill at day 31. It is a Medium-severity item on the morning note and has appeared six mornings running.</w:t>
+      </w:r>
+    </w:p>
+    <w:p>
+      <w:pPr>
+        <w:numPr>
+          <w:ilvl w:val="0"/>
+          <w:numId w:val="1024"/>
+        </w:numPr>
+        <w:pStyle w:val="Compact"/>
+      </w:pPr>
+      <w:r>
+        <w:t xml:space="preserve">Accounts check the MSME 45-day report, confirm the appointed date, and schedule payment for day 42.</w:t>
+      </w:r>
+    </w:p>
+    <w:p>
+      <w:pPr>
+        <w:numPr>
+          <w:ilvl w:val="0"/>
+          <w:numId w:val="1024"/>
+        </w:numPr>
+        <w:pStyle w:val="Compact"/>
       </w:pPr>
       <w:r>
         <w:rPr>
           <w:iCs/>
           <w:i/>
         </w:rPr>
-        <w:t xml:space="preserve">Four days of delay, instead of discovering at dispatch that ₹60 lakh of cash flow assumed in the PCC was never going to arrive.</w:t>
-      </w:r>
-    </w:p>
-    <w:bookmarkEnd w:id="40"/>
-    <w:bookmarkStart w:id="41" w:name="Xd4d153ad445927698882f3350e79c68a9ebac3d"/>
-    <w:p>
-      <w:pPr>
-        <w:pStyle w:val="Heading2"/>
-      </w:pPr>
-      <w:r>
-        <w:t xml:space="preserve">UC-3: A supplier bill arrives at month end</w:t>
-      </w:r>
-    </w:p>
-    <w:p>
-      <w:pPr>
-        <w:pStyle w:val="FirstParagraph"/>
-      </w:pPr>
-      <w:r>
-        <w:t xml:space="preserve">The fabricator’s invoice for spray chamber work lands on the 29th, and the supplier is calling. Accounts cannot pay it: there is no certified BRM. Purchase check the quantity against the PO, the rate, the inspection result and the delivery — the quantity is short by one assembly still at the fabricator. The bill is rejected back to the supplier with the reason.</w:t>
-      </w:r>
-    </w:p>
-    <w:p>
-      <w:pPr>
-        <w:pStyle w:val="BodyText"/>
-      </w:pPr>
-      <w:r>
-        <w:t xml:space="preserve">The balance arrives on the 3rd, the inspection clears, a director certifies the BRM, and Accounts release the payment.</w:t>
-      </w:r>
-    </w:p>
-    <w:p>
-      <w:pPr>
-        <w:pStyle w:val="BodyText"/>
-      </w:pPr>
-      <w:r>
-        <w:rPr>
-          <w:iCs/>
-          <w:i/>
-        </w:rPr>
-        <w:t xml:space="preserve">Without the block, the bill would have been paid on the 29th because the supplier was persistent and it was month end. The short delivery would have surfaced — if at all — when the assembly was needed.</w:t>
-      </w:r>
-    </w:p>
-    <w:bookmarkEnd w:id="41"/>
-    <w:bookmarkStart w:id="42" w:name="Xb0fa2203c94e947d9516a79201d4eb13340ae64"/>
-    <w:p>
-      <w:pPr>
-        <w:pStyle w:val="Heading2"/>
-      </w:pPr>
-      <w:r>
-        <w:t xml:space="preserve">UC-4: A drawing changes after material is ordered</w:t>
-      </w:r>
-    </w:p>
-    <w:p>
-      <w:pPr>
-        <w:pStyle w:val="FirstParagraph"/>
-      </w:pPr>
-      <w:r>
-        <w:t xml:space="preserve">The customer approves the general arrangement, then asks for a different mould tube length. The Projects Manager</w:t>
-      </w:r>
-      <w:r>
-        <w:t xml:space="preserve"> </w:t>
-      </w:r>
-      <w:r>
-        <w:rPr>
-          <w:bCs/>
-          <w:b/>
-        </w:rPr>
-        <w:t xml:space="preserve">supersedes</w:t>
-      </w:r>
-      <w:r>
-        <w:t xml:space="preserve"> </w:t>
-      </w:r>
-      <w:r>
-        <w:t xml:space="preserve">the drawing; the drawing office registers the revision and issues it, and it works through customer approval and</w:t>
-      </w:r>
-      <w:r>
-        <w:t xml:space="preserve"> </w:t>
-      </w:r>
-      <w:r>
-        <w:rPr>
-          <w:bCs/>
-          <w:b/>
-        </w:rPr>
-        <w:t xml:space="preserve">Release for Manufacture</w:t>
-      </w:r>
-      <w:r>
-        <w:t xml:space="preserve"> </w:t>
-      </w:r>
-      <w:r>
-        <w:t xml:space="preserve">again.</w:t>
-      </w:r>
-    </w:p>
-    <w:p>
-      <w:pPr>
-        <w:pStyle w:val="BodyText"/>
-      </w:pPr>
-      <w:r>
-        <w:t xml:space="preserve">But the mould tubes were ordered against the previous revision. The drawing register shows the transmittal and its date; the purchase order references the superseded revision. Purchase go back to the supplier the same day — the tubes have not been cut. The revised requirement replaces them, and the cost difference is recorded as a</w:t>
-      </w:r>
-      <w:r>
-        <w:t xml:space="preserve"> </w:t>
-      </w:r>
-      <w:r>
-        <w:rPr>
-          <w:bCs/>
-          <w:b/>
-        </w:rPr>
-        <w:t xml:space="preserve">Client Claim</w:t>
-      </w:r>
-      <w:r>
-        <w:t xml:space="preserve"> </w:t>
-      </w:r>
-      <w:r>
-        <w:t xml:space="preserve">because the change came from the customer after approval.</w:t>
-      </w:r>
-    </w:p>
-    <w:p>
-      <w:pPr>
-        <w:pStyle w:val="BodyText"/>
-      </w:pPr>
-      <w:r>
-        <w:rPr>
-          <w:iCs/>
-          <w:i/>
-        </w:rPr>
-        <w:t xml:space="preserve">The claim is raised in the week it happened, with the drawing revisions and transmittal dates as evidence. Raised at the end of the project it would have been a conversation; raised now it is a document.</w:t>
-      </w:r>
-    </w:p>
-    <w:bookmarkEnd w:id="42"/>
-    <w:bookmarkStart w:id="43" w:name="uc-5-an-msme-supplier-crosses-day-40"/>
-    <w:p>
-      <w:pPr>
-        <w:pStyle w:val="Heading2"/>
-      </w:pPr>
-      <w:r>
-        <w:t xml:space="preserve">UC-5: An MSME supplier crosses day 40</w:t>
-      </w:r>
-    </w:p>
-    <w:p>
-      <w:pPr>
-        <w:pStyle w:val="FirstParagraph"/>
-      </w:pPr>
-      <w:r>
-        <w:t xml:space="preserve">The daily management summary shows</w:t>
-      </w:r>
-      <w:r>
-        <w:t xml:space="preserve"> </w:t>
-      </w:r>
-      <w:r>
-        <w:rPr>
-          <w:iCs/>
-          <w:i/>
-        </w:rPr>
-        <w:t xml:space="preserve">MSME dues due within the next 15 days: ₹7.80 L</w:t>
-      </w:r>
-      <w:r>
-        <w:t xml:space="preserve">. One supplier, a Small enterprise with a Udyam number, has a bill at day 31. It is on the morning note as a Medium-severity item, and it has appeared six mornings running.</w:t>
-      </w:r>
-    </w:p>
-    <w:p>
-      <w:pPr>
-        <w:pStyle w:val="BodyText"/>
-      </w:pPr>
-      <w:r>
-        <w:t xml:space="preserve">Accounts check the MSME 45-day report, confirm the appointed date, and schedule the payment for day 42.</w:t>
-      </w:r>
-    </w:p>
-    <w:p>
-      <w:pPr>
-        <w:pStyle w:val="BodyText"/>
-      </w:pPr>
-      <w:r>
-        <w:rPr>
-          <w:iCs/>
-          <w:i/>
-        </w:rPr>
-        <w:t xml:space="preserve">Had it passed day 45, the expense would be disallowed under section 43B(h) in that year’s assessment, and interest would be payable under section 16 of the MSMED Act. The cost of missing it is real money; the cost of catching it is reading one line of a daily email.</w:t>
+        <w:t xml:space="preserve">If missed:</w:t>
+      </w:r>
+      <w:r>
+        <w:t xml:space="preserve"> </w:t>
+      </w:r>
+      <w:r>
+        <w:t xml:space="preserve">past day 45 the expense is disallowed under section 43B(h) for that year, and interest is payable under section 16 of the MSMED Act.</w:t>
       </w:r>
     </w:p>
     <w:bookmarkEnd w:id="43"/>
@@ -4446,38 +4654,62 @@
     </w:p>
     <w:p>
       <w:pPr>
-        <w:pStyle w:val="FirstParagraph"/>
-      </w:pPr>
-      <w:r>
-        <w:t xml:space="preserve">First working week. Accounts book the remaining supplier invoices, reconcile the bank, and run GSTR-2B reconciliation — two invoices are missing from 2B and the suppliers are chased before filing. GSTR-1 and 3B are filed, TDS deposited.</w:t>
-      </w:r>
-    </w:p>
-    <w:p>
-      <w:pPr>
-        <w:pStyle w:val="BodyText"/>
-      </w:pPr>
-      <w:r>
-        <w:t xml:space="preserve">The MSME report is clean. Project WIP is updated: ₹26.7 lakh of cost on unbilled scope carried forward. Depreciation and gratuity provisions are posted.</w:t>
-      </w:r>
-    </w:p>
-    <w:p>
-      <w:pPr>
-        <w:pStyle w:val="BodyText"/>
-      </w:pPr>
-      <w:r>
-        <w:t xml:space="preserve">The Schedule III balance sheet is produced. It balances. The profit ties to the ledger. The CA logs in with a read-only account, reviews the trial balance and the ageing, and signs off.</w:t>
-      </w:r>
-    </w:p>
-    <w:p>
-      <w:pPr>
-        <w:pStyle w:val="BodyText"/>
-      </w:pPr>
-      <w:r>
-        <w:rPr>
-          <w:iCs/>
-          <w:i/>
-        </w:rPr>
-        <w:t xml:space="preserve">The close takes a day because it is the same sequence every month, and the statements are produced monthly rather than reconstructed in September for the year that ended in March.</w:t>
+        <w:numPr>
+          <w:ilvl w:val="0"/>
+          <w:numId w:val="1025"/>
+        </w:numPr>
+        <w:pStyle w:val="Compact"/>
+      </w:pPr>
+      <w:r>
+        <w:t xml:space="preserve">First working week. Accounts book remaining supplier invoices, reconcile the bank, run GSTR-2B reconciliation: two invoices missing from 2B; suppliers chased before filing. GSTR-1 and 3B filed; TDS deposited.</w:t>
+      </w:r>
+    </w:p>
+    <w:p>
+      <w:pPr>
+        <w:numPr>
+          <w:ilvl w:val="0"/>
+          <w:numId w:val="1025"/>
+        </w:numPr>
+        <w:pStyle w:val="Compact"/>
+      </w:pPr>
+      <w:r>
+        <w:t xml:space="preserve">MSME report clean. Project WIP updated: ₹26.7 lakh of cost on unbilled scope carried forward. Depreciation and gratuity provisions posted.</w:t>
+      </w:r>
+    </w:p>
+    <w:p>
+      <w:pPr>
+        <w:numPr>
+          <w:ilvl w:val="0"/>
+          <w:numId w:val="1025"/>
+        </w:numPr>
+        <w:pStyle w:val="Compact"/>
+      </w:pPr>
+      <w:r>
+        <w:t xml:space="preserve">Schedule III balance sheet produced; it balances and profit ties to the ledger.</w:t>
+      </w:r>
+    </w:p>
+    <w:p>
+      <w:pPr>
+        <w:numPr>
+          <w:ilvl w:val="0"/>
+          <w:numId w:val="1025"/>
+        </w:numPr>
+        <w:pStyle w:val="Compact"/>
+      </w:pPr>
+      <w:r>
+        <w:t xml:space="preserve">The CA logs in read-only, reviews the trial balance and ageing, and signs off.</w:t>
+      </w:r>
+    </w:p>
+    <w:p>
+      <w:pPr>
+        <w:numPr>
+          <w:ilvl w:val="0"/>
+          <w:numId w:val="1025"/>
+        </w:numPr>
+        <w:pStyle w:val="Compact"/>
+      </w:pPr>
+      <w:r>
+        <w:t xml:space="preserve">The close takes one day.</w:t>
       </w:r>
     </w:p>
     <w:bookmarkEnd w:id="44"/>
@@ -4492,38 +4724,38 @@
     </w:p>
     <w:p>
       <w:pPr>
-        <w:pStyle w:val="FirstParagraph"/>
-      </w:pPr>
-      <w:r>
-        <w:t xml:space="preserve">HR creates the Employee record on day one: joining date, department, designation, UAN, ESIC, PAN, bank. Attendance recording begins — automatically from the biometric device once that pull is enabled, and by entry until then. The salary structure is assigned.</w:t>
-      </w:r>
-    </w:p>
-    <w:p>
-      <w:pPr>
-        <w:pStyle w:val="BodyText"/>
-      </w:pPr>
-      <w:r>
-        <w:t xml:space="preserve">The engineer gets a login on the Projects role — able to raise drawings, MDF and PCC, unable to approve a PCC, release a drawing for manufacture, approve a purchase order or certify a BRM.</w:t>
-      </w:r>
-    </w:p>
-    <w:p>
-      <w:pPr>
-        <w:pStyle w:val="BodyText"/>
-      </w:pPr>
-      <w:r>
-        <w:t xml:space="preserve">At the first month end, payroll picks up the attendance and computes PF, ESIC, PT and TDS. The gratuity provision includes the new service from the year end.</w:t>
-      </w:r>
-    </w:p>
-    <w:p>
-      <w:pPr>
-        <w:pStyle w:val="BodyText"/>
-      </w:pPr>
-      <w:r>
-        <w:rPr>
-          <w:iCs/>
-          <w:i/>
-        </w:rPr>
-        <w:t xml:space="preserve">Nobody has to remember to add them to a payroll spreadsheet, and nobody has to decide what they are allowed to do — the role decides.</w:t>
+        <w:numPr>
+          <w:ilvl w:val="0"/>
+          <w:numId w:val="1026"/>
+        </w:numPr>
+        <w:pStyle w:val="Compact"/>
+      </w:pPr>
+      <w:r>
+        <w:t xml:space="preserve">Day one: HR creates the Employee record (joining date, department, designation, UAN, ESIC, PAN, bank) and assigns the salary structure. Attendance is entered until the biometric pull is enabled, then pulled from the device.</w:t>
+      </w:r>
+    </w:p>
+    <w:p>
+      <w:pPr>
+        <w:numPr>
+          <w:ilvl w:val="0"/>
+          <w:numId w:val="1026"/>
+        </w:numPr>
+        <w:pStyle w:val="Compact"/>
+      </w:pPr>
+      <w:r>
+        <w:t xml:space="preserve">The engineer gets a login on the Projects role: can raise drawings, MDF and PCC; cannot approve a PCC, release a drawing for manufacture, approve a PO or certify a BRM.</w:t>
+      </w:r>
+    </w:p>
+    <w:p>
+      <w:pPr>
+        <w:numPr>
+          <w:ilvl w:val="0"/>
+          <w:numId w:val="1026"/>
+        </w:numPr>
+        <w:pStyle w:val="Compact"/>
+      </w:pPr>
+      <w:r>
+        <w:t xml:space="preserve">First month end: payroll picks up attendance and computes ESIC, PT and TDS. The year-end gratuity provision includes the new service.</w:t>
       </w:r>
     </w:p>
     <w:bookmarkEnd w:id="45"/>
@@ -4538,7 +4770,11 @@
     </w:p>
     <w:p>
       <w:pPr>
-        <w:pStyle w:val="FirstParagraph"/>
+        <w:numPr>
+          <w:ilvl w:val="0"/>
+          <w:numId w:val="1027"/>
+        </w:numPr>
+        <w:pStyle w:val="Compact"/>
       </w:pPr>
       <w:r>
         <w:t xml:space="preserve">Six trial heats at the customer’s plant. The site engineer records the</w:t>
@@ -4554,15 +4790,55 @@
         <w:t xml:space="preserve">Commissioning Report</w:t>
       </w:r>
       <w:r>
-        <w:t xml:space="preserve">: casting speed achieved 2.6 m/min against 2.2–2.8 specified; billet surface accepted on six heats; water circuit pressure 7.6 bar against 8 bar specified — a deviation, accepted, because the limitation is the customer’s pump.</w:t>
-      </w:r>
-    </w:p>
-    <w:p>
-      <w:pPr>
-        <w:pStyle w:val="BodyText"/>
-      </w:pPr>
-      <w:r>
-        <w:t xml:space="preserve">Three punch points are recorded, one of them the customer’s.</w:t>
+        <w:t xml:space="preserve">:</w:t>
+      </w:r>
+    </w:p>
+    <w:p>
+      <w:pPr>
+        <w:numPr>
+          <w:ilvl w:val="1"/>
+          <w:numId w:val="1028"/>
+        </w:numPr>
+        <w:pStyle w:val="Compact"/>
+      </w:pPr>
+      <w:r>
+        <w:t xml:space="preserve">Casting speed 2.6 m/min against 2.2–2.8 m/min specified</w:t>
+      </w:r>
+    </w:p>
+    <w:p>
+      <w:pPr>
+        <w:numPr>
+          <w:ilvl w:val="1"/>
+          <w:numId w:val="1028"/>
+        </w:numPr>
+        <w:pStyle w:val="Compact"/>
+      </w:pPr>
+      <w:r>
+        <w:t xml:space="preserve">Billet surface accepted on six heats</w:t>
+      </w:r>
+    </w:p>
+    <w:p>
+      <w:pPr>
+        <w:numPr>
+          <w:ilvl w:val="1"/>
+          <w:numId w:val="1028"/>
+        </w:numPr>
+        <w:pStyle w:val="Compact"/>
+      </w:pPr>
+      <w:r>
+        <w:t xml:space="preserve">Water circuit pressure 7.6 bar against 8 bar specified — deviation accepted; the limit is the customer’s pump</w:t>
+      </w:r>
+    </w:p>
+    <w:p>
+      <w:pPr>
+        <w:numPr>
+          <w:ilvl w:val="0"/>
+          <w:numId w:val="1027"/>
+        </w:numPr>
+        <w:pStyle w:val="Compact"/>
+      </w:pPr>
+      <w:r>
+        <w:t xml:space="preserve">Three punch points recorded, one of them the customer’s.</w:t>
       </w:r>
       <w:r>
         <w:t xml:space="preserve"> </w:t>
@@ -4578,7 +4854,19 @@
         <w:t xml:space="preserve"> </w:t>
       </w:r>
       <w:r>
-        <w:t xml:space="preserve">are handed over with part numbers. The customer issues the</w:t>
+        <w:t xml:space="preserve">handed over with part numbers.</w:t>
+      </w:r>
+    </w:p>
+    <w:p>
+      <w:pPr>
+        <w:numPr>
+          <w:ilvl w:val="0"/>
+          <w:numId w:val="1027"/>
+        </w:numPr>
+        <w:pStyle w:val="Compact"/>
+      </w:pPr>
+      <w:r>
+        <w:t xml:space="preserve">The customer issues the</w:t>
       </w:r>
       <w:r>
         <w:t xml:space="preserve"> </w:t>
@@ -4594,15 +4882,19 @@
         <w:t xml:space="preserve"> </w:t>
       </w:r>
       <w:r>
-        <w:t xml:space="preserve">for provisional acceptance; the twelve-month guarantee starts from that date.</w:t>
-      </w:r>
-    </w:p>
-    <w:p>
-      <w:pPr>
-        <w:pStyle w:val="BodyText"/>
-      </w:pPr>
-      <w:r>
-        <w:t xml:space="preserve">Retention of ₹1.81 lakh is released against the certificate. The</w:t>
+        <w:t xml:space="preserve">(provisional acceptance); the 12-month guarantee starts from that date.</w:t>
+      </w:r>
+    </w:p>
+    <w:p>
+      <w:pPr>
+        <w:numPr>
+          <w:ilvl w:val="0"/>
+          <w:numId w:val="1027"/>
+        </w:numPr>
+        <w:pStyle w:val="Compact"/>
+      </w:pPr>
+      <w:r>
+        <w:t xml:space="preserve">Retention of ₹1.81 lakh released against the certificate. The</w:t>
       </w:r>
       <w:r>
         <w:t xml:space="preserve"> </w:t>
@@ -4618,19 +4910,7 @@
         <w:t xml:space="preserve"> </w:t>
       </w:r>
       <w:r>
-        <w:t xml:space="preserve">shows contract value against PCC estimate against actual cost, and flags one open claim — so the project is not closed yet.</w:t>
-      </w:r>
-    </w:p>
-    <w:p>
-      <w:pPr>
-        <w:pStyle w:val="BodyText"/>
-      </w:pPr>
-      <w:r>
-        <w:rPr>
-          <w:iCs/>
-          <w:i/>
-        </w:rPr>
-        <w:t xml:space="preserve">The deviation on water pressure is recorded, signed and attributable to the customer’s pump. When a performance question arises in month eight, that record is the answer.</w:t>
+        <w:t xml:space="preserve">flags one open claim, so the project stays open.</w:t>
       </w:r>
     </w:p>
     <w:bookmarkEnd w:id="46"/>
@@ -4645,38 +4925,38 @@
     </w:p>
     <w:p>
       <w:pPr>
-        <w:pStyle w:val="FirstParagraph"/>
-      </w:pPr>
-      <w:r>
-        <w:t xml:space="preserve">Aiqaz opens the email at 08:40. Four items. The note leads with a supplier bill for ₹2.86 L that has no certified BRM — Accounts cannot release it, and the supplier has been waiting.</w:t>
-      </w:r>
-    </w:p>
-    <w:p>
-      <w:pPr>
-        <w:pStyle w:val="BodyText"/>
-      </w:pPr>
-      <w:r>
-        <w:t xml:space="preserve">Below that, three items flagged repeatedly: an MSME bill at day 31, a bank guarantee expiring in 39 days, and a project with no timesheets ever booked.</w:t>
-      </w:r>
-    </w:p>
-    <w:p>
-      <w:pPr>
-        <w:pStyle w:val="BodyText"/>
-      </w:pPr>
-      <w:r>
-        <w:t xml:space="preserve">He clicks through to the BRM, checks it against the PO and the inspection, certifies it. Two minutes. He forwards the bank guarantee line to Anita. The timesheet item he takes up at the Monday meeting, because it has now appeared twice and that makes it a habit, not an oversight.</w:t>
-      </w:r>
-    </w:p>
-    <w:p>
-      <w:pPr>
-        <w:pStyle w:val="BodyText"/>
-      </w:pPr>
-      <w:r>
-        <w:rPr>
-          <w:iCs/>
-          <w:i/>
-        </w:rPr>
-        <w:t xml:space="preserve">Nothing here was discovered. Everything was already true yesterday. The difference is that it arrived in front of the person who could act on it, ranked, before the day started.</w:t>
+        <w:numPr>
+          <w:ilvl w:val="0"/>
+          <w:numId w:val="1029"/>
+        </w:numPr>
+        <w:pStyle w:val="Compact"/>
+      </w:pPr>
+      <w:r>
+        <w:t xml:space="preserve">Aiqaz opens the morning note at 08:40. Four items. It leads with a supplier bill for ₹2.86 L with no certified BRM; Accounts cannot release it and the supplier is waiting.</w:t>
+      </w:r>
+    </w:p>
+    <w:p>
+      <w:pPr>
+        <w:numPr>
+          <w:ilvl w:val="0"/>
+          <w:numId w:val="1029"/>
+        </w:numPr>
+        <w:pStyle w:val="Compact"/>
+      </w:pPr>
+      <w:r>
+        <w:t xml:space="preserve">Below: an MSME bill at day 31, a bank guarantee expiring in 39 days, a project with no timesheets ever booked — each flagged repeatedly.</w:t>
+      </w:r>
+    </w:p>
+    <w:p>
+      <w:pPr>
+        <w:numPr>
+          <w:ilvl w:val="0"/>
+          <w:numId w:val="1029"/>
+        </w:numPr>
+        <w:pStyle w:val="Compact"/>
+      </w:pPr>
+      <w:r>
+        <w:t xml:space="preserve">He opens the BRM, checks it against the PO and inspection, certifies it (2 minutes). He forwards the bank guarantee line to Anita. He takes the timesheet item to the Monday meeting because it has appeared twice, which makes it a habit.</w:t>
       </w:r>
     </w:p>
     <w:bookmarkEnd w:id="47"/>
@@ -4696,29 +4976,16 @@
       </w:pPr>
       <w:r>
         <w:rPr>
-          <w:bCs/>
-          <w:b/>
-        </w:rPr>
-        <w:t xml:space="preserve">Every line below has been checked against the running system.</w:t>
-      </w:r>
-      <w:r>
-        <w:t xml:space="preserve"> </w:t>
-      </w:r>
-      <w:r>
-        <w:t xml:space="preserve">Where a column says</w:t>
-      </w:r>
-      <w:r>
-        <w:t xml:space="preserve"> </w:t>
-      </w:r>
-      <w:r>
-        <w:rPr>
           <w:iCs/>
           <w:i/>
         </w:rPr>
-        <w:t xml:space="preserve">enforced</w:t>
-      </w:r>
-      <w:r>
-        <w:t xml:space="preserve">, the software refuses the action to anyone else. Where it says</w:t>
+        <w:t xml:space="preserve">Enforced</w:t>
+      </w:r>
+      <w:r>
+        <w:t xml:space="preserve"> </w:t>
+      </w:r>
+      <w:r>
+        <w:t xml:space="preserve">= the software refuses the action to anyone else.</w:t>
       </w:r>
       <w:r>
         <w:t xml:space="preserve"> </w:t>
@@ -4728,10 +4995,13 @@
           <w:iCs/>
           <w:i/>
         </w:rPr>
-        <w:t xml:space="preserve">practice</w:t>
-      </w:r>
-      <w:r>
-        <w:t xml:space="preserve">, it is how MSCAST works but the software would permit otherwise.</w:t>
+        <w:t xml:space="preserve">Practice</w:t>
+      </w:r>
+      <w:r>
+        <w:t xml:space="preserve"> </w:t>
+      </w:r>
+      <w:r>
+        <w:t xml:space="preserve">= how MSCAST works; the software would permit otherwise.</w:t>
       </w:r>
     </w:p>
     <w:tbl>
@@ -4742,10 +5012,10 @@
         <w:jc w:val="start"/>
       </w:tblPr>
       <w:tblGrid>
-        <w:gridCol w:w="1980"/>
-        <w:gridCol w:w="1980"/>
-        <w:gridCol w:w="1980"/>
-        <w:gridCol w:w="1980"/>
+        <w:gridCol w:w="2138"/>
+        <w:gridCol w:w="1663"/>
+        <w:gridCol w:w="2296"/>
+        <w:gridCol w:w="1821"/>
       </w:tblGrid>
       <w:tr>
         <w:trPr>
@@ -4849,7 +5119,7 @@
               <w:jc w:val="left"/>
             </w:pPr>
             <w:r>
-              <w:t xml:space="preserve">Enforced — but see the note below</w:t>
+              <w:t xml:space="preserve">Enforced — but see the limits below</w:t>
             </w:r>
           </w:p>
         </w:tc>
@@ -4953,7 +5223,7 @@
               <w:jc w:val="left"/>
             </w:pPr>
             <w:r>
-              <w:t xml:space="preserve">Enforced — but see the note below</w:t>
+              <w:t xml:space="preserve">Enforced (checklist too) — but see the limits below</w:t>
             </w:r>
           </w:p>
         </w:tc>
@@ -5047,6 +5317,9 @@
               </w:rPr>
               <w:t xml:space="preserve">Projects Manager</w:t>
             </w:r>
+            <w:r>
+              <w:t xml:space="preserve">, only after customer approval</w:t>
+            </w:r>
           </w:p>
         </w:tc>
         <w:tc>
@@ -5083,7 +5356,19 @@
               <w:jc w:val="left"/>
             </w:pPr>
             <w:r>
-              <w:t xml:space="preserve">Purchase</w:t>
+              <w:t xml:space="preserve">Purchase (sent by a</w:t>
+            </w:r>
+            <w:r>
+              <w:t xml:space="preserve"> </w:t>
+            </w:r>
+            <w:r>
+              <w:rPr>
+                <w:rStyle w:val="VerbatimChar"/>
+              </w:rPr>
+              <w:t xml:space="preserve">Purchase User</w:t>
+            </w:r>
+            <w:r>
+              <w:t xml:space="preserve">)</w:t>
             </w:r>
           </w:p>
         </w:tc>
@@ -5111,7 +5396,7 @@
               <w:jc w:val="left"/>
             </w:pPr>
             <w:r>
-              <w:t xml:space="preserve">Enforced, and the raiser cannot approve</w:t>
+              <w:t xml:space="preserve">Enforced; the raiser cannot approve</w:t>
             </w:r>
           </w:p>
         </w:tc>
@@ -5187,7 +5472,7 @@
               <w:jc w:val="left"/>
             </w:pPr>
             <w:r>
-              <w:t xml:space="preserve">Purchase prepares</w:t>
+              <w:t xml:space="preserve">Purchase prepares, ticks four checks</w:t>
             </w:r>
           </w:p>
         </w:tc>
@@ -5221,7 +5506,7 @@
               <w:jc w:val="left"/>
             </w:pPr>
             <w:r>
-              <w:t xml:space="preserve">Enforced</w:t>
+              <w:t xml:space="preserve">Enforced; cannot certify with a check unticked</w:t>
             </w:r>
           </w:p>
         </w:tc>
@@ -5259,19 +5544,19 @@
               <w:jc w:val="left"/>
             </w:pPr>
             <w:r>
-              <w:t xml:space="preserve">Certified BRM required</w:t>
-            </w:r>
-          </w:p>
-        </w:tc>
-        <w:tc>
-          <w:tcPr/>
-          <w:p>
-            <w:pPr>
-              <w:pStyle w:val="Compact"/>
-              <w:jc w:val="left"/>
-            </w:pPr>
-            <w:r>
-              <w:t xml:space="preserve">Enforced — payment is blocked without one</w:t>
+              <w:t xml:space="preserve">Certified BRM required (unless supplier is BRM-exempt)</w:t>
+            </w:r>
+          </w:p>
+        </w:tc>
+        <w:tc>
+          <w:tcPr/>
+          <w:p>
+            <w:pPr>
+              <w:pStyle w:val="Compact"/>
+              <w:jc w:val="left"/>
+            </w:pPr>
+            <w:r>
+              <w:t xml:space="preserve">Enforced on Payment Entry and Journal Entry</w:t>
             </w:r>
           </w:p>
         </w:tc>
@@ -5527,13 +5812,13 @@
         </w:tc>
       </w:tr>
     </w:tbl>
-    <w:bookmarkStart w:id="49" w:name="the-separation-of-duties-stated-honestly"/>
+    <w:bookmarkStart w:id="49" w:name="separation-of-duties"/>
     <w:p>
       <w:pPr>
         <w:pStyle w:val="Heading2"/>
       </w:pPr>
       <w:r>
-        <w:t xml:space="preserve">The separation of duties, stated honestly</w:t>
+        <w:t xml:space="preserve">Separation of duties</w:t>
       </w:r>
     </w:p>
     <w:p>
@@ -5541,17 +5826,17 @@
         <w:pStyle w:val="FirstParagraph"/>
       </w:pPr>
       <w:r>
-        <w:t xml:space="preserve">The principle is that</w:t>
-      </w:r>
-      <w:r>
-        <w:t xml:space="preserve"> </w:t>
-      </w:r>
-      <w:r>
-        <w:rPr>
-          <w:bCs/>
-          <w:b/>
-        </w:rPr>
-        <w:t xml:space="preserve">the person who prepares a document should not be the person who approves it.</w:t>
+        <w:t xml:space="preserve">Principle:</w:t>
+      </w:r>
+      <w:r>
+        <w:t xml:space="preserve"> </w:t>
+      </w:r>
+      <w:r>
+        <w:rPr>
+          <w:bCs/>
+          <w:b/>
+        </w:rPr>
+        <w:t xml:space="preserve">the person who prepares a document should not approve it.</w:t>
       </w:r>
     </w:p>
     <w:p>
@@ -5559,14 +5844,14 @@
         <w:pStyle w:val="BodyText"/>
       </w:pPr>
       <w:r>
-        <w:t xml:space="preserve">Where this is fully true today:</w:t>
-      </w:r>
-    </w:p>
-    <w:p>
-      <w:pPr>
-        <w:numPr>
-          <w:ilvl w:val="0"/>
-          <w:numId w:val="1018"/>
+        <w:t xml:space="preserve">Where it holds:</w:t>
+      </w:r>
+    </w:p>
+    <w:p>
+      <w:pPr>
+        <w:numPr>
+          <w:ilvl w:val="0"/>
+          <w:numId w:val="1030"/>
         </w:numPr>
         <w:pStyle w:val="Compact"/>
       </w:pPr>
@@ -5581,7 +5866,7 @@
         <w:t xml:space="preserve"> </w:t>
       </w:r>
       <w:r>
-        <w:t xml:space="preserve">Sending a purchase order for approval requires</w:t>
+        <w:t xml:space="preserve">Sending for approval needs</w:t>
       </w:r>
       <w:r>
         <w:t xml:space="preserve"> </w:t>
@@ -5593,7 +5878,7 @@
         <w:t xml:space="preserve">Purchase User</w:t>
       </w:r>
       <w:r>
-        <w:t xml:space="preserve">; approving it requires</w:t>
+        <w:t xml:space="preserve">; approving needs</w:t>
       </w:r>
       <w:r>
         <w:t xml:space="preserve"> </w:t>
@@ -5605,7 +5890,7 @@
         <w:t xml:space="preserve">MSCAST Director</w:t>
       </w:r>
       <w:r>
-        <w:t xml:space="preserve">. Nobody holds both, so a purchase order cannot reach approval without a second person. (One director does hold</w:t>
+        <w:t xml:space="preserve">. No one holds both. Mustaque holds</w:t>
       </w:r>
       <w:r>
         <w:t xml:space="preserve"> </w:t>
@@ -5633,65 +5918,36 @@
         <w:t xml:space="preserve"> </w:t>
       </w:r>
       <w:r>
-        <w:t xml:space="preserve">a purchase order — but not move it forward, which is what matters here.)</w:t>
-      </w:r>
-    </w:p>
-    <w:p>
-      <w:pPr>
-        <w:numPr>
-          <w:ilvl w:val="0"/>
-          <w:numId w:val="1018"/>
-        </w:numPr>
-        <w:pStyle w:val="Compact"/>
-      </w:pPr>
-      <w:r>
-        <w:rPr>
-          <w:bCs/>
-          <w:b/>
-        </w:rPr>
-        <w:t xml:space="preserve">The payment block itself.</w:t>
-      </w:r>
-      <w:r>
-        <w:t xml:space="preserve"> </w:t>
-      </w:r>
-      <w:r>
-        <w:t xml:space="preserve">No supplier bill can be paid without a certified BRM — not by a payment entry, not by a journal entry, and not as an advance with no invoice behind it. Paying more than the certificate covers is refused too. That is enforced in software, for everyone including a director, and it is the control that actually protects the money. The one exception is deliberate: a supplier ticked</w:t>
-      </w:r>
-      <w:r>
-        <w:t xml:space="preserve"> </w:t>
-      </w:r>
-      <w:r>
-        <w:rPr>
-          <w:iCs/>
-          <w:i/>
-        </w:rPr>
-        <w:t xml:space="preserve">Exempt from BRM certification</w:t>
-      </w:r>
-      <w:r>
-        <w:t xml:space="preserve">, for bills that cannot be certified against a purchase order — electricity, water, rent, telephone, statutory. Ticking a trade supplier defeats the control; see</w:t>
-      </w:r>
-      <w:r>
-        <w:t xml:space="preserve"> </w:t>
-      </w:r>
-      <w:r>
-        <w:rPr>
-          <w:iCs/>
-          <w:i/>
-        </w:rPr>
-        <w:t xml:space="preserve">Operating Recommendations</w:t>
-      </w:r>
-      <w:r>
-        <w:t xml:space="preserve"> </w:t>
-      </w:r>
-      <w:r>
-        <w:t xml:space="preserve">A8.</w:t>
-      </w:r>
-    </w:p>
-    <w:p>
-      <w:pPr>
-        <w:numPr>
-          <w:ilvl w:val="0"/>
-          <w:numId w:val="1018"/>
+        <w:t xml:space="preserve">a PO but not send it for approval.</w:t>
+      </w:r>
+    </w:p>
+    <w:p>
+      <w:pPr>
+        <w:numPr>
+          <w:ilvl w:val="0"/>
+          <w:numId w:val="1030"/>
+        </w:numPr>
+        <w:pStyle w:val="Compact"/>
+      </w:pPr>
+      <w:r>
+        <w:rPr>
+          <w:bCs/>
+          <w:b/>
+        </w:rPr>
+        <w:t xml:space="preserve">The payment block.</w:t>
+      </w:r>
+      <w:r>
+        <w:t xml:space="preserve"> </w:t>
+      </w:r>
+      <w:r>
+        <w:t xml:space="preserve">No certified BRM, no supplier payment, for everyone (see SOP-07).</w:t>
+      </w:r>
+    </w:p>
+    <w:p>
+      <w:pPr>
+        <w:numPr>
+          <w:ilvl w:val="0"/>
+          <w:numId w:val="1030"/>
         </w:numPr>
         <w:pStyle w:val="Compact"/>
       </w:pPr>
@@ -5706,7 +5962,29 @@
         <w:t xml:space="preserve"> </w:t>
       </w:r>
       <w:r>
-        <w:t xml:space="preserve">The drawing office issues for approval; only a Projects Manager releases for manufacture.</w:t>
+        <w:t xml:space="preserve">The drawing office issues; only a Projects Manager releases.</w:t>
+      </w:r>
+    </w:p>
+    <w:p>
+      <w:pPr>
+        <w:numPr>
+          <w:ilvl w:val="0"/>
+          <w:numId w:val="1030"/>
+        </w:numPr>
+        <w:pStyle w:val="Compact"/>
+      </w:pPr>
+      <w:r>
+        <w:rPr>
+          <w:bCs/>
+          <w:b/>
+        </w:rPr>
+        <w:t xml:space="preserve">BRM for Purchase staff.</w:t>
+      </w:r>
+      <w:r>
+        <w:t xml:space="preserve"> </w:t>
+      </w:r>
+      <w:r>
+        <w:t xml:space="preserve">Sameer and Nikhil prepare and may reject, but cannot certify.</w:t>
       </w:r>
     </w:p>
     <w:p>
@@ -5714,146 +5992,185 @@
         <w:pStyle w:val="FirstParagraph"/>
       </w:pPr>
       <w:r>
-        <w:t xml:space="preserve">Where it is</w:t>
-      </w:r>
-      <w:r>
-        <w:t xml:space="preserve"> </w:t>
-      </w:r>
-      <w:r>
-        <w:rPr>
-          <w:bCs/>
-          <w:b/>
-        </w:rPr>
-        <w:t xml:space="preserve">not</w:t>
-      </w:r>
-      <w:r>
-        <w:t xml:space="preserve"> </w:t>
-      </w:r>
-      <w:r>
-        <w:t xml:space="preserve">true, deliberately:</w:t>
-      </w:r>
-    </w:p>
-    <w:p>
-      <w:pPr>
-        <w:numPr>
-          <w:ilvl w:val="0"/>
-          <w:numId w:val="1019"/>
-        </w:numPr>
-        <w:pStyle w:val="Compact"/>
-      </w:pPr>
-      <w:r>
-        <w:rPr>
-          <w:bCs/>
-          <w:b/>
-        </w:rPr>
-        <w:t xml:space="preserve">PCC approval</w:t>
-      </w:r>
-      <w:r>
-        <w:t xml:space="preserve"> </w:t>
-      </w:r>
-      <w:r>
-        <w:t xml:space="preserve">and</w:t>
-      </w:r>
-      <w:r>
-        <w:t xml:space="preserve"> </w:t>
-      </w:r>
-      <w:r>
-        <w:rPr>
-          <w:bCs/>
-          <w:b/>
-        </w:rPr>
-        <w:t xml:space="preserve">project kick-off</w:t>
-      </w:r>
-      <w:r>
-        <w:t xml:space="preserve">. Both directors hold the Projects Manager and Accounts Manager roles in addition to the director role, because in a company of this size they have to. A director can therefore prepare a PCC and approve it, or verify a customer PO and approve the kick-off, alone.</w:t>
-      </w:r>
-    </w:p>
-    <w:p>
-      <w:pPr>
-        <w:pStyle w:val="FirstParagraph"/>
-      </w:pPr>
-      <w:r>
-        <w:t xml:space="preserve">This is an accepted position, not an accident. It is written down here so that nobody — an auditor, a customer’s procurement team, a new joiner — is told a control exists that does not. The mitigations are that every approval is recorded with a name and a timestamp against the revision, and that the second director can always be the approver when the commitment is significant.</w:t>
-      </w:r>
-      <w:r>
-        <w:t xml:space="preserve"> </w:t>
-      </w:r>
-      <w:r>
-        <w:rPr>
-          <w:bCs/>
-          <w:b/>
-        </w:rPr>
-        <w:t xml:space="preserve">Where a PCC or a kick-off carries real commercial exposure, have the other director approve it.</w:t>
+        <w:t xml:space="preserve">Where it does not hold (accepted decision for a company this size):</w:t>
+      </w:r>
+    </w:p>
+    <w:p>
+      <w:pPr>
+        <w:numPr>
+          <w:ilvl w:val="0"/>
+          <w:numId w:val="1031"/>
+        </w:numPr>
+        <w:pStyle w:val="Compact"/>
+      </w:pPr>
+      <w:r>
+        <w:rPr>
+          <w:bCs/>
+          <w:b/>
+        </w:rPr>
+        <w:t xml:space="preserve">PCC and kick-off.</w:t>
+      </w:r>
+      <w:r>
+        <w:t xml:space="preserve"> </w:t>
+      </w:r>
+      <w:r>
+        <w:t xml:space="preserve">Both directors also hold Projects Manager and Accounts Manager, so a director can prepare a PCC and approve it, or verify a customer PO and approve the kick-off, alone (build check T6e warns).</w:t>
+      </w:r>
+    </w:p>
+    <w:p>
+      <w:pPr>
+        <w:numPr>
+          <w:ilvl w:val="0"/>
+          <w:numId w:val="1031"/>
+        </w:numPr>
+        <w:pStyle w:val="Compact"/>
+      </w:pPr>
+      <w:r>
+        <w:rPr>
+          <w:bCs/>
+          <w:b/>
+        </w:rPr>
+        <w:t xml:space="preserve">BRM for directors.</w:t>
+      </w:r>
+      <w:r>
+        <w:t xml:space="preserve"> </w:t>
+      </w:r>
+      <w:r>
+        <w:t xml:space="preserve">A director can create, certify and mark paid alone (build check T6g warns).</w:t>
+      </w:r>
+    </w:p>
+    <w:p>
+      <w:pPr>
+        <w:numPr>
+          <w:ilvl w:val="0"/>
+          <w:numId w:val="1031"/>
+        </w:numPr>
+        <w:pStyle w:val="Compact"/>
+      </w:pPr>
+      <w:r>
+        <w:rPr>
+          <w:bCs/>
+          <w:b/>
+        </w:rPr>
+        <w:t xml:space="preserve">Mitigation:</w:t>
+      </w:r>
+      <w:r>
+        <w:t xml:space="preserve"> </w:t>
+      </w:r>
+      <w:r>
+        <w:t xml:space="preserve">every approval is recorded with name and timestamp against the revision.</w:t>
+      </w:r>
+      <w:r>
+        <w:t xml:space="preserve"> </w:t>
+      </w:r>
+      <w:r>
+        <w:rPr>
+          <w:bCs/>
+          <w:b/>
+        </w:rPr>
+        <w:t xml:space="preserve">Where the commitment is significant, the other director approves.</w:t>
       </w:r>
     </w:p>
     <w:bookmarkEnd w:id="49"/>
-    <w:bookmarkStart w:id="50" w:name="X652ed6676133fdf5d08eefbb4f2f38fa3f87ad4"/>
+    <w:bookmarkStart w:id="50" w:name="for-the-system-administrator"/>
     <w:p>
       <w:pPr>
         <w:pStyle w:val="Heading2"/>
       </w:pPr>
       <w:r>
-        <w:t xml:space="preserve">One more thing, for whoever administers the system</w:t>
-      </w:r>
-    </w:p>
-    <w:p>
-      <w:pPr>
-        <w:pStyle w:val="FirstParagraph"/>
-      </w:pPr>
-      <w:r>
-        <w:t xml:space="preserve">Everything above depends on people holding only the roles their job needs. Two accounts were found holding far more than that: the setup-wizard administrator with</w:t>
-      </w:r>
-      <w:r>
-        <w:t xml:space="preserve"> </w:t>
-      </w:r>
-      <w:r>
-        <w:rPr>
-          <w:bCs/>
-          <w:b/>
-        </w:rPr>
-        <w:t xml:space="preserve">41 roles</w:t>
-      </w:r>
-      <w:r>
-        <w:t xml:space="preserve">, and an ordinary staff account that also carried</w:t>
-      </w:r>
-      <w:r>
-        <w:t xml:space="preserve"> </w:t>
-      </w:r>
-      <w:r>
-        <w:rPr>
-          <w:bCs/>
-          <w:b/>
+        <w:t xml:space="preserve">For the system administrator</w:t>
+      </w:r>
+    </w:p>
+    <w:p>
+      <w:pPr>
+        <w:numPr>
+          <w:ilvl w:val="0"/>
+          <w:numId w:val="1032"/>
+        </w:numPr>
+        <w:pStyle w:val="Compact"/>
+      </w:pPr>
+      <w:r>
+        <w:t xml:space="preserve">Controls are only as real as the role list. No operational user may hold</w:t>
+      </w:r>
+      <w:r>
+        <w:t xml:space="preserve"> </w:t>
+      </w:r>
+      <w:r>
+        <w:rPr>
+          <w:rStyle w:val="VerbatimChar"/>
         </w:rPr>
         <w:t xml:space="preserve">System Manager</w:t>
       </w:r>
       <w:r>
-        <w:t xml:space="preserve"> </w:t>
-      </w:r>
-      <w:r>
-        <w:t xml:space="preserve">— which bypasses every control in this document. Both have been corrected, and the build checks now report it if it happens again.</w:t>
-      </w:r>
-    </w:p>
-    <w:p>
-      <w:pPr>
-        <w:pStyle w:val="BodyText"/>
-      </w:pPr>
-      <w:r>
-        <w:t xml:space="preserve">This is worth knowing because it recurs. A fresh install creates its own administrator with the same spread of roles, and roles accumulate quietly on long-lived accounts.</w:t>
-      </w:r>
-      <w:r>
-        <w:t xml:space="preserve"> </w:t>
-      </w:r>
-      <w:r>
-        <w:rPr>
-          <w:bCs/>
-          <w:b/>
-        </w:rPr>
-        <w:t xml:space="preserve">A control environment is only as real as the role list behind it.</w:t>
+        <w:t xml:space="preserve">; it bypasses every control in this document.</w:t>
+      </w:r>
+    </w:p>
+    <w:p>
+      <w:pPr>
+        <w:numPr>
+          <w:ilvl w:val="0"/>
+          <w:numId w:val="1032"/>
+        </w:numPr>
+        <w:pStyle w:val="Compact"/>
+      </w:pPr>
+      <w:r>
+        <w:t xml:space="preserve">The setup-wizard administrator holds</w:t>
+      </w:r>
+      <w:r>
+        <w:t xml:space="preserve"> </w:t>
+      </w:r>
+      <w:r>
+        <w:rPr>
+          <w:rStyle w:val="VerbatimChar"/>
+        </w:rPr>
+        <w:t xml:space="preserve">System Manager</w:t>
+      </w:r>
+      <w:r>
+        <w:t xml:space="preserve"> </w:t>
+      </w:r>
+      <w:r>
+        <w:t xml:space="preserve">only. A fresh install recreates it with every manager role; cutting it back is line 15 of the go-live checklist (doc 05).</w:t>
+      </w:r>
+    </w:p>
+    <w:p>
+      <w:pPr>
+        <w:numPr>
+          <w:ilvl w:val="0"/>
+          <w:numId w:val="1032"/>
+        </w:numPr>
+        <w:pStyle w:val="Compact"/>
+      </w:pPr>
+      <w:r>
+        <w:t xml:space="preserve">Build check T6f reports any non-administrator holding</w:t>
+      </w:r>
+      <w:r>
+        <w:t xml:space="preserve"> </w:t>
+      </w:r>
+      <w:r>
+        <w:rPr>
+          <w:rStyle w:val="VerbatimChar"/>
+        </w:rPr>
+        <w:t xml:space="preserve">System Manager</w:t>
+      </w:r>
+      <w:r>
+        <w:t xml:space="preserve">. On the Live POC it warns: MSCAST’s trial admin gave Aiqaz Chandankeri</w:t>
+      </w:r>
+      <w:r>
+        <w:t xml:space="preserve"> </w:t>
+      </w:r>
+      <w:r>
+        <w:rPr>
+          <w:rStyle w:val="VerbatimChar"/>
+        </w:rPr>
+        <w:t xml:space="preserve">System Manager</w:t>
+      </w:r>
+      <w:r>
+        <w:t xml:space="preserve">.</w:t>
       </w:r>
     </w:p>
     <w:bookmarkEnd w:id="50"/>
     <w:bookmarkEnd w:id="51"/>
-    <w:bookmarkStart w:id="52" w:name="part-d-recurring-calendar"/>
+    <w:bookmarkStart w:id="53" w:name="part-d-recurring-calendar"/>
     <w:p>
       <w:pPr>
         <w:pStyle w:val="Heading1"/>
@@ -5870,9 +6187,9 @@
         <w:jc w:val="start"/>
       </w:tblPr>
       <w:tblGrid>
-        <w:gridCol w:w="2640"/>
-        <w:gridCol w:w="2640"/>
-        <w:gridCol w:w="2640"/>
+        <w:gridCol w:w="2160"/>
+        <w:gridCol w:w="3280"/>
+        <w:gridCol w:w="2480"/>
       </w:tblGrid>
       <w:tr>
         <w:trPr>
@@ -5936,7 +6253,7 @@
               <w:jc w:val="left"/>
             </w:pPr>
             <w:r>
-              <w:t xml:space="preserve">Overnight checks run at 06:00; morning note emailed at 08:35</w:t>
+              <w:t xml:space="preserve">02:30 JST nightly backup and build checks</w:t>
             </w:r>
           </w:p>
         </w:tc>
@@ -5966,31 +6283,35 @@
               <w:jc w:val="left"/>
             </w:pPr>
             <w:r>
-              <w:t xml:space="preserve">Daily</w:t>
-            </w:r>
-          </w:p>
-        </w:tc>
-        <w:tc>
-          <w:tcPr/>
-          <w:p>
-            <w:pPr>
-              <w:pStyle w:val="Compact"/>
-              <w:jc w:val="left"/>
-            </w:pPr>
-            <w:r>
-              <w:t xml:space="preserve">Read the morning note; act on anything marked High</w:t>
-            </w:r>
-          </w:p>
-        </w:tc>
-        <w:tc>
-          <w:tcPr/>
-          <w:p>
-            <w:pPr>
-              <w:pStyle w:val="Compact"/>
-              <w:jc w:val="left"/>
-            </w:pPr>
-            <w:r>
-              <w:t xml:space="preserve">Directors</w:t>
+              <w:t xml:space="preserve">Daily, automatic</w:t>
+            </w:r>
+          </w:p>
+        </w:tc>
+        <w:tc>
+          <w:tcPr/>
+          <w:p>
+            <w:pPr>
+              <w:pStyle w:val="Compact"/>
+              <w:jc w:val="left"/>
+            </w:pPr>
+            <w:r>
+              <w:t xml:space="preserve">06:00 IST exception checks; 08:30 IST management summary; 08:35 IST morning note</w:t>
+            </w:r>
+          </w:p>
+        </w:tc>
+        <w:tc>
+          <w:tcPr/>
+          <w:p>
+            <w:pPr>
+              <w:pStyle w:val="Compact"/>
+              <w:jc w:val="left"/>
+            </w:pPr>
+            <w:r>
+              <w:rPr>
+                <w:iCs/>
+                <w:i/>
+              </w:rPr>
+              <w:t xml:space="preserve">the system</w:t>
             </w:r>
           </w:p>
         </w:tc>
@@ -6016,19 +6337,19 @@
               <w:jc w:val="left"/>
             </w:pPr>
             <w:r>
-              <w:t xml:space="preserve">Clear or acknowledge items on the exception list</w:t>
-            </w:r>
-          </w:p>
-        </w:tc>
-        <w:tc>
-          <w:tcPr/>
-          <w:p>
-            <w:pPr>
-              <w:pStyle w:val="Compact"/>
-              <w:jc w:val="left"/>
-            </w:pPr>
-            <w:r>
-              <w:t xml:space="preserve">The named owner</w:t>
+              <w:t xml:space="preserve">Read the morning note; act on anything marked High</w:t>
+            </w:r>
+          </w:p>
+        </w:tc>
+        <w:tc>
+          <w:tcPr/>
+          <w:p>
+            <w:pPr>
+              <w:pStyle w:val="Compact"/>
+              <w:jc w:val="left"/>
+            </w:pPr>
+            <w:r>
+              <w:t xml:space="preserve">Directors</w:t>
             </w:r>
           </w:p>
         </w:tc>
@@ -6092,19 +6413,19 @@
               <w:jc w:val="left"/>
             </w:pPr>
             <w:r>
-              <w:t xml:space="preserve">Enter transactions the day they happen</w:t>
-            </w:r>
-          </w:p>
-        </w:tc>
-        <w:tc>
-          <w:tcPr/>
-          <w:p>
-            <w:pPr>
-              <w:pStyle w:val="Compact"/>
-              <w:jc w:val="left"/>
-            </w:pPr>
-            <w:r>
-              <w:t xml:space="preserve">All</w:t>
+              <w:t xml:space="preserve">Clear or acknowledge items on the exception list</w:t>
+            </w:r>
+          </w:p>
+        </w:tc>
+        <w:tc>
+          <w:tcPr/>
+          <w:p>
+            <w:pPr>
+              <w:pStyle w:val="Compact"/>
+              <w:jc w:val="left"/>
+            </w:pPr>
+            <w:r>
+              <w:t xml:space="preserve">The named owner</w:t>
             </w:r>
           </w:p>
         </w:tc>
@@ -6118,31 +6439,31 @@
               <w:jc w:val="left"/>
             </w:pPr>
             <w:r>
-              <w:t xml:space="preserve">Weekly</w:t>
-            </w:r>
-          </w:p>
-        </w:tc>
-        <w:tc>
-          <w:tcPr/>
-          <w:p>
-            <w:pPr>
-              <w:pStyle w:val="Compact"/>
-              <w:jc w:val="left"/>
-            </w:pPr>
-            <w:r>
-              <w:t xml:space="preserve">Review attendance exceptions</w:t>
-            </w:r>
-          </w:p>
-        </w:tc>
-        <w:tc>
-          <w:tcPr/>
-          <w:p>
-            <w:pPr>
-              <w:pStyle w:val="Compact"/>
-              <w:jc w:val="left"/>
-            </w:pPr>
-            <w:r>
-              <w:t xml:space="preserve">HR</w:t>
+              <w:t xml:space="preserve">Daily</w:t>
+            </w:r>
+          </w:p>
+        </w:tc>
+        <w:tc>
+          <w:tcPr/>
+          <w:p>
+            <w:pPr>
+              <w:pStyle w:val="Compact"/>
+              <w:jc w:val="left"/>
+            </w:pPr>
+            <w:r>
+              <w:t xml:space="preserve">Enter transactions the day they happen</w:t>
+            </w:r>
+          </w:p>
+        </w:tc>
+        <w:tc>
+          <w:tcPr/>
+          <w:p>
+            <w:pPr>
+              <w:pStyle w:val="Compact"/>
+              <w:jc w:val="left"/>
+            </w:pPr>
+            <w:r>
+              <w:t xml:space="preserve">All</w:t>
             </w:r>
           </w:p>
         </w:tc>
@@ -6168,19 +6489,19 @@
               <w:jc w:val="left"/>
             </w:pPr>
             <w:r>
-              <w:t xml:space="preserve">Review drawings awaiting customer approval and chase</w:t>
-            </w:r>
-          </w:p>
-        </w:tc>
-        <w:tc>
-          <w:tcPr/>
-          <w:p>
-            <w:pPr>
-              <w:pStyle w:val="Compact"/>
-              <w:jc w:val="left"/>
-            </w:pPr>
-            <w:r>
-              <w:t xml:space="preserve">Design</w:t>
+              <w:t xml:space="preserve">Review attendance exceptions</w:t>
+            </w:r>
+          </w:p>
+        </w:tc>
+        <w:tc>
+          <w:tcPr/>
+          <w:p>
+            <w:pPr>
+              <w:pStyle w:val="Compact"/>
+              <w:jc w:val="left"/>
+            </w:pPr>
+            <w:r>
+              <w:t xml:space="preserve">HR</w:t>
             </w:r>
           </w:p>
         </w:tc>
@@ -6206,19 +6527,19 @@
               <w:jc w:val="left"/>
             </w:pPr>
             <w:r>
-              <w:t xml:space="preserve">Review purchase orders against the PCC</w:t>
-            </w:r>
-          </w:p>
-        </w:tc>
-        <w:tc>
-          <w:tcPr/>
-          <w:p>
-            <w:pPr>
-              <w:pStyle w:val="Compact"/>
-              <w:jc w:val="left"/>
-            </w:pPr>
-            <w:r>
-              <w:t xml:space="preserve">Purchase</w:t>
+              <w:t xml:space="preserve">Review drawings awaiting customer approval and chase</w:t>
+            </w:r>
+          </w:p>
+        </w:tc>
+        <w:tc>
+          <w:tcPr/>
+          <w:p>
+            <w:pPr>
+              <w:pStyle w:val="Compact"/>
+              <w:jc w:val="left"/>
+            </w:pPr>
+            <w:r>
+              <w:t xml:space="preserve">Design</w:t>
             </w:r>
           </w:p>
         </w:tc>
@@ -6244,19 +6565,19 @@
               <w:jc w:val="left"/>
             </w:pPr>
             <w:r>
-              <w:t xml:space="preserve">Review any exception seen more than twice — it is a process problem, not a document problem</w:t>
-            </w:r>
-          </w:p>
-        </w:tc>
-        <w:tc>
-          <w:tcPr/>
-          <w:p>
-            <w:pPr>
-              <w:pStyle w:val="Compact"/>
-              <w:jc w:val="left"/>
-            </w:pPr>
-            <w:r>
-              <w:t xml:space="preserve">Directors</w:t>
+              <w:t xml:space="preserve">Review purchase orders against the PCC</w:t>
+            </w:r>
+          </w:p>
+        </w:tc>
+        <w:tc>
+          <w:tcPr/>
+          <w:p>
+            <w:pPr>
+              <w:pStyle w:val="Compact"/>
+              <w:jc w:val="left"/>
+            </w:pPr>
+            <w:r>
+              <w:t xml:space="preserve">Purchase</w:t>
             </w:r>
           </w:p>
         </w:tc>
@@ -6270,31 +6591,31 @@
               <w:jc w:val="left"/>
             </w:pPr>
             <w:r>
-              <w:t xml:space="preserve">Monthly</w:t>
-            </w:r>
-          </w:p>
-        </w:tc>
-        <w:tc>
-          <w:tcPr/>
-          <w:p>
-            <w:pPr>
-              <w:pStyle w:val="Compact"/>
-              <w:jc w:val="left"/>
-            </w:pPr>
-            <w:r>
-              <w:t xml:space="preserve">GSTR-1, GSTR-3B, GSTR-2B reconciliation</w:t>
-            </w:r>
-          </w:p>
-        </w:tc>
-        <w:tc>
-          <w:tcPr/>
-          <w:p>
-            <w:pPr>
-              <w:pStyle w:val="Compact"/>
-              <w:jc w:val="left"/>
-            </w:pPr>
-            <w:r>
-              <w:t xml:space="preserve">Accounts</w:t>
+              <w:t xml:space="preserve">Weekly</w:t>
+            </w:r>
+          </w:p>
+        </w:tc>
+        <w:tc>
+          <w:tcPr/>
+          <w:p>
+            <w:pPr>
+              <w:pStyle w:val="Compact"/>
+              <w:jc w:val="left"/>
+            </w:pPr>
+            <w:r>
+              <w:t xml:space="preserve">Review any exception seen more than twice (a process problem, not a document problem)</w:t>
+            </w:r>
+          </w:p>
+        </w:tc>
+        <w:tc>
+          <w:tcPr/>
+          <w:p>
+            <w:pPr>
+              <w:pStyle w:val="Compact"/>
+              <w:jc w:val="left"/>
+            </w:pPr>
+            <w:r>
+              <w:t xml:space="preserve">Directors</w:t>
             </w:r>
           </w:p>
         </w:tc>
@@ -6320,7 +6641,7 @@
               <w:jc w:val="left"/>
             </w:pPr>
             <w:r>
-              <w:t xml:space="preserve">TDS deposit and reconciliation</w:t>
+              <w:t xml:space="preserve">GSTR-1, GSTR-3B, GSTR-2B reconciliation</w:t>
             </w:r>
           </w:p>
         </w:tc>
@@ -6358,7 +6679,7 @@
               <w:jc w:val="left"/>
             </w:pPr>
             <w:r>
-              <w:t xml:space="preserve">MSME 45-day review</w:t>
+              <w:t xml:space="preserve">TDS deposit and reconciliation</w:t>
             </w:r>
           </w:p>
         </w:tc>
@@ -6396,19 +6717,19 @@
               <w:jc w:val="left"/>
             </w:pPr>
             <w:r>
-              <w:t xml:space="preserve">Payroll and statutory dues</w:t>
-            </w:r>
-          </w:p>
-        </w:tc>
-        <w:tc>
-          <w:tcPr/>
-          <w:p>
-            <w:pPr>
-              <w:pStyle w:val="Compact"/>
-              <w:jc w:val="left"/>
-            </w:pPr>
-            <w:r>
-              <w:t xml:space="preserve">HR</w:t>
+              <w:t xml:space="preserve">MSME 45-day review</w:t>
+            </w:r>
+          </w:p>
+        </w:tc>
+        <w:tc>
+          <w:tcPr/>
+          <w:p>
+            <w:pPr>
+              <w:pStyle w:val="Compact"/>
+              <w:jc w:val="left"/>
+            </w:pPr>
+            <w:r>
+              <w:t xml:space="preserve">Accounts</w:t>
             </w:r>
           </w:p>
         </w:tc>
@@ -6434,19 +6755,19 @@
               <w:jc w:val="left"/>
             </w:pPr>
             <w:r>
-              <w:t xml:space="preserve">Project WIP update and MIS review</w:t>
-            </w:r>
-          </w:p>
-        </w:tc>
-        <w:tc>
-          <w:tcPr/>
-          <w:p>
-            <w:pPr>
-              <w:pStyle w:val="Compact"/>
-              <w:jc w:val="left"/>
-            </w:pPr>
-            <w:r>
-              <w:t xml:space="preserve">Accounts, Projects</w:t>
+              <w:t xml:space="preserve">Payroll and statutory dues</w:t>
+            </w:r>
+          </w:p>
+        </w:tc>
+        <w:tc>
+          <w:tcPr/>
+          <w:p>
+            <w:pPr>
+              <w:pStyle w:val="Compact"/>
+              <w:jc w:val="left"/>
+            </w:pPr>
+            <w:r>
+              <w:t xml:space="preserve">HR</w:t>
             </w:r>
           </w:p>
         </w:tc>
@@ -6472,19 +6793,19 @@
               <w:jc w:val="left"/>
             </w:pPr>
             <w:r>
-              <w:t xml:space="preserve">Archival record</w:t>
-            </w:r>
-          </w:p>
-        </w:tc>
-        <w:tc>
-          <w:tcPr/>
-          <w:p>
-            <w:pPr>
-              <w:pStyle w:val="Compact"/>
-              <w:jc w:val="left"/>
-            </w:pPr>
-            <w:r>
-              <w:t xml:space="preserve">Implementation partner</w:t>
+              <w:t xml:space="preserve">Project WIP update and MIS review</w:t>
+            </w:r>
+          </w:p>
+        </w:tc>
+        <w:tc>
+          <w:tcPr/>
+          <w:p>
+            <w:pPr>
+              <w:pStyle w:val="Compact"/>
+              <w:jc w:val="left"/>
+            </w:pPr>
+            <w:r>
+              <w:t xml:space="preserve">Accounts, Projects</w:t>
             </w:r>
           </w:p>
         </w:tc>
@@ -6498,31 +6819,31 @@
               <w:jc w:val="left"/>
             </w:pPr>
             <w:r>
-              <w:t xml:space="preserve">Quarterly</w:t>
-            </w:r>
-          </w:p>
-        </w:tc>
-        <w:tc>
-          <w:tcPr/>
-          <w:p>
-            <w:pPr>
-              <w:pStyle w:val="Compact"/>
-              <w:jc w:val="left"/>
-            </w:pPr>
-            <w:r>
-              <w:t xml:space="preserve">TDS returns; bank guarantee expiry review</w:t>
-            </w:r>
-          </w:p>
-        </w:tc>
-        <w:tc>
-          <w:tcPr/>
-          <w:p>
-            <w:pPr>
-              <w:pStyle w:val="Compact"/>
-              <w:jc w:val="left"/>
-            </w:pPr>
-            <w:r>
-              <w:t xml:space="preserve">Accounts</w:t>
+              <w:t xml:space="preserve">Monthly</w:t>
+            </w:r>
+          </w:p>
+        </w:tc>
+        <w:tc>
+          <w:tcPr/>
+          <w:p>
+            <w:pPr>
+              <w:pStyle w:val="Compact"/>
+              <w:jc w:val="left"/>
+            </w:pPr>
+            <w:r>
+              <w:t xml:space="preserve">Archival record</w:t>
+            </w:r>
+          </w:p>
+        </w:tc>
+        <w:tc>
+          <w:tcPr/>
+          <w:p>
+            <w:pPr>
+              <w:pStyle w:val="Compact"/>
+              <w:jc w:val="left"/>
+            </w:pPr>
+            <w:r>
+              <w:t xml:space="preserve">The implementer</w:t>
             </w:r>
           </w:p>
         </w:tc>
@@ -6536,31 +6857,31 @@
               <w:jc w:val="left"/>
             </w:pPr>
             <w:r>
-              <w:t xml:space="preserve">Annually</w:t>
-            </w:r>
-          </w:p>
-        </w:tc>
-        <w:tc>
-          <w:tcPr/>
-          <w:p>
-            <w:pPr>
-              <w:pStyle w:val="Compact"/>
-              <w:jc w:val="left"/>
-            </w:pPr>
-            <w:r>
-              <w:t xml:space="preserve">Gratuity provision; deferred tax; fixed asset verification</w:t>
-            </w:r>
-          </w:p>
-        </w:tc>
-        <w:tc>
-          <w:tcPr/>
-          <w:p>
-            <w:pPr>
-              <w:pStyle w:val="Compact"/>
-              <w:jc w:val="left"/>
-            </w:pPr>
-            <w:r>
-              <w:t xml:space="preserve">Accounts, CA</w:t>
+              <w:t xml:space="preserve">Quarterly</w:t>
+            </w:r>
+          </w:p>
+        </w:tc>
+        <w:tc>
+          <w:tcPr/>
+          <w:p>
+            <w:pPr>
+              <w:pStyle w:val="Compact"/>
+              <w:jc w:val="left"/>
+            </w:pPr>
+            <w:r>
+              <w:t xml:space="preserve">TDS returns; bank guarantee expiry review</w:t>
+            </w:r>
+          </w:p>
+        </w:tc>
+        <w:tc>
+          <w:tcPr/>
+          <w:p>
+            <w:pPr>
+              <w:pStyle w:val="Compact"/>
+              <w:jc w:val="left"/>
+            </w:pPr>
+            <w:r>
+              <w:t xml:space="preserve">Accounts</w:t>
             </w:r>
           </w:p>
         </w:tc>
@@ -6586,19 +6907,19 @@
               <w:jc w:val="left"/>
             </w:pPr>
             <w:r>
-              <w:t xml:space="preserve">Physical stock count, including material at subcontractors</w:t>
-            </w:r>
-          </w:p>
-        </w:tc>
-        <w:tc>
-          <w:tcPr/>
-          <w:p>
-            <w:pPr>
-              <w:pStyle w:val="Compact"/>
-              <w:jc w:val="left"/>
-            </w:pPr>
-            <w:r>
-              <w:t xml:space="preserve">Stores</w:t>
+              <w:t xml:space="preserve">Gratuity provision; deferred tax; fixed asset verification</w:t>
+            </w:r>
+          </w:p>
+        </w:tc>
+        <w:tc>
+          <w:tcPr/>
+          <w:p>
+            <w:pPr>
+              <w:pStyle w:val="Compact"/>
+              <w:jc w:val="left"/>
+            </w:pPr>
+            <w:r>
+              <w:t xml:space="preserve">Accounts, CA</w:t>
             </w:r>
           </w:p>
         </w:tc>
@@ -6624,19 +6945,19 @@
               <w:jc w:val="left"/>
             </w:pPr>
             <w:r>
-              <w:t xml:space="preserve">Test a backup restore</w:t>
-            </w:r>
-          </w:p>
-        </w:tc>
-        <w:tc>
-          <w:tcPr/>
-          <w:p>
-            <w:pPr>
-              <w:pStyle w:val="Compact"/>
-              <w:jc w:val="left"/>
-            </w:pPr>
-            <w:r>
-              <w:t xml:space="preserve">Implementation partner</w:t>
+              <w:t xml:space="preserve">Physical stock count, including material at subcontractors</w:t>
+            </w:r>
+          </w:p>
+        </w:tc>
+        <w:tc>
+          <w:tcPr/>
+          <w:p>
+            <w:pPr>
+              <w:pStyle w:val="Compact"/>
+              <w:jc w:val="left"/>
+            </w:pPr>
+            <w:r>
+              <w:t xml:space="preserve">Stores</w:t>
             </w:r>
           </w:p>
         </w:tc>
@@ -6662,6 +6983,44 @@
               <w:jc w:val="left"/>
             </w:pPr>
             <w:r>
+              <w:t xml:space="preserve">Test a backup restore</w:t>
+            </w:r>
+          </w:p>
+        </w:tc>
+        <w:tc>
+          <w:tcPr/>
+          <w:p>
+            <w:pPr>
+              <w:pStyle w:val="Compact"/>
+              <w:jc w:val="left"/>
+            </w:pPr>
+            <w:r>
+              <w:t xml:space="preserve">The implementer</w:t>
+            </w:r>
+          </w:p>
+        </w:tc>
+      </w:tr>
+      <w:tr>
+        <w:tc>
+          <w:tcPr/>
+          <w:p>
+            <w:pPr>
+              <w:pStyle w:val="Compact"/>
+              <w:jc w:val="left"/>
+            </w:pPr>
+            <w:r>
+              <w:t xml:space="preserve">Annually</w:t>
+            </w:r>
+          </w:p>
+        </w:tc>
+        <w:tc>
+          <w:tcPr/>
+          <w:p>
+            <w:pPr>
+              <w:pStyle w:val="Compact"/>
+              <w:jc w:val="left"/>
+            </w:pPr>
+            <w:r>
               <w:t xml:space="preserve">Financial statements, Schedule III, notes to accounts, audit</w:t>
             </w:r>
           </w:p>
@@ -6680,792 +7039,76 @@
         </w:tc>
       </w:tr>
     </w:tbl>
+    <w:bookmarkStart w:id="52" w:name="X54380654b988eaf0bbb003b2fbe26c62d8cf880"/>
+    <w:p>
+      <w:pPr>
+        <w:pStyle w:val="Heading2"/>
+      </w:pPr>
+      <w:r>
+        <w:t xml:space="preserve">What the software enforces, and what depends on people</w:t>
+      </w:r>
+    </w:p>
+    <w:p>
+      <w:pPr>
+        <w:numPr>
+          <w:ilvl w:val="0"/>
+          <w:numId w:val="1033"/>
+        </w:numPr>
+        <w:pStyle w:val="Compact"/>
+      </w:pPr>
+      <w:r>
+        <w:rPr>
+          <w:bCs/>
+          <w:b/>
+        </w:rPr>
+        <w:t xml:space="preserve">Enforced:</w:t>
+      </w:r>
+      <w:r>
+        <w:t xml:space="preserve"> </w:t>
+      </w:r>
+      <w:r>
+        <w:t xml:space="preserve">BRM payment block (every payment route), BRM certification only with all four checks ticked, PO approval only after a</w:t>
+      </w:r>
+      <w:r>
+        <w:t xml:space="preserve"> </w:t>
+      </w:r>
+      <w:r>
+        <w:rPr>
+          <w:rStyle w:val="VerbatimChar"/>
+        </w:rPr>
+        <w:t xml:space="preserve">Purchase User</w:t>
+      </w:r>
+      <w:r>
+        <w:t xml:space="preserve"> </w:t>
+      </w:r>
+      <w:r>
+        <w:t xml:space="preserve">sends it, drawing release sequence, kick-off checklist.</w:t>
+      </w:r>
+    </w:p>
+    <w:p>
+      <w:pPr>
+        <w:numPr>
+          <w:ilvl w:val="0"/>
+          <w:numId w:val="1033"/>
+        </w:numPr>
+        <w:pStyle w:val="Compact"/>
+      </w:pPr>
+      <w:r>
+        <w:rPr>
+          <w:bCs/>
+          <w:b/>
+        </w:rPr>
+        <w:t xml:space="preserve">Everything else depends on same-day entry.</w:t>
+      </w:r>
+      <w:r>
+        <w:t xml:space="preserve"> </w:t>
+      </w:r>
+      <w:r>
+        <w:t xml:space="preserve">The overnight checks exist because that habit slips.</w:t>
+      </w:r>
+    </w:p>
     <w:bookmarkEnd w:id="52"/>
-    <w:bookmarkStart w:id="54" w:name="X3b499ab263f2a5dc4dd3a5b6fd7577fce7b5596"/>
-    <w:p>
-      <w:pPr>
-        <w:pStyle w:val="Heading1"/>
-      </w:pPr>
-      <w:r>
-        <w:t xml:space="preserve">Appendix — what changed in version 2.0, and why</w:t>
-      </w:r>
-    </w:p>
-    <w:p>
-      <w:pPr>
-        <w:pStyle w:val="FirstParagraph"/>
-      </w:pPr>
-      <w:r>
-        <w:t xml:space="preserve">Version 1.0 was written on 19 September, before the user roles were rebuilt around real people and before the approval authority was settled. An audit on 20 September compared every claim in it against the running system. These were wrong, and are now corrected:</w:t>
-      </w:r>
-    </w:p>
-    <w:tbl>
-      <w:tblPr>
-        <w:tblStyle w:val="Table"/>
-        <w:tblW w:type="pct" w:w="5000"/>
-        <w:tblLook w:firstRow="1" w:lastRow="0" w:firstColumn="0" w:lastColumn="0" w:noHBand="0" w:noVBand="0" w:val="0020"/>
-        <w:jc w:val="start"/>
-      </w:tblPr>
-      <w:tblGrid>
-        <w:gridCol w:w="2640"/>
-        <w:gridCol w:w="2640"/>
-        <w:gridCol w:w="2640"/>
-      </w:tblGrid>
-      <w:tr>
-        <w:trPr>
-          <w:tblHeader w:val="true"/>
-        </w:trPr>
-        <w:tc>
-          <w:tcPr/>
-          <w:p>
-            <w:pPr>
-              <w:pStyle w:val="Compact"/>
-              <w:jc w:val="left"/>
-            </w:pPr>
-            <w:r>
-              <w:t xml:space="preserve">Version 1.0 said</w:t>
-            </w:r>
-          </w:p>
-        </w:tc>
-        <w:tc>
-          <w:tcPr/>
-          <w:p>
-            <w:pPr>
-              <w:pStyle w:val="Compact"/>
-              <w:jc w:val="left"/>
-            </w:pPr>
-            <w:r>
-              <w:t xml:space="preserve">Reality</w:t>
-            </w:r>
-          </w:p>
-        </w:tc>
-        <w:tc>
-          <w:tcPr/>
-          <w:p>
-            <w:pPr>
-              <w:pStyle w:val="Compact"/>
-              <w:jc w:val="left"/>
-            </w:pPr>
-            <w:r>
-              <w:t xml:space="preserve">Resolution</w:t>
-            </w:r>
-          </w:p>
-        </w:tc>
-      </w:tr>
-      <w:tr>
-        <w:tc>
-          <w:tcPr/>
-          <w:p>
-            <w:pPr>
-              <w:pStyle w:val="Compact"/>
-              <w:jc w:val="left"/>
-            </w:pPr>
-            <w:r>
-              <w:t xml:space="preserve">Purchase Orders are approved by the Purchase Manager</w:t>
-            </w:r>
-          </w:p>
-        </w:tc>
-        <w:tc>
-          <w:tcPr/>
-          <w:p>
-            <w:pPr>
-              <w:pStyle w:val="Compact"/>
-              <w:jc w:val="left"/>
-            </w:pPr>
-            <w:r>
-              <w:t xml:space="preserve">Approved by a director</w:t>
-            </w:r>
-          </w:p>
-        </w:tc>
-        <w:tc>
-          <w:tcPr/>
-          <w:p>
-            <w:pPr>
-              <w:pStyle w:val="Compact"/>
-              <w:jc w:val="left"/>
-            </w:pPr>
-            <w:r>
-              <w:rPr>
-                <w:bCs/>
-                <w:b/>
-              </w:rPr>
-              <w:t xml:space="preserve">Doc corrected</w:t>
-            </w:r>
-          </w:p>
-        </w:tc>
-      </w:tr>
-      <w:tr>
-        <w:tc>
-          <w:tcPr/>
-          <w:p>
-            <w:pPr>
-              <w:pStyle w:val="Compact"/>
-              <w:jc w:val="left"/>
-            </w:pPr>
-            <w:r>
-              <w:t xml:space="preserve">BRMs are certified by the Purchase Manager</w:t>
-            </w:r>
-          </w:p>
-        </w:tc>
-        <w:tc>
-          <w:tcPr/>
-          <w:p>
-            <w:pPr>
-              <w:pStyle w:val="Compact"/>
-              <w:jc w:val="left"/>
-            </w:pPr>
-            <w:r>
-              <w:t xml:space="preserve">Certified by a director</w:t>
-            </w:r>
-          </w:p>
-        </w:tc>
-        <w:tc>
-          <w:tcPr/>
-          <w:p>
-            <w:pPr>
-              <w:pStyle w:val="Compact"/>
-              <w:jc w:val="left"/>
-            </w:pPr>
-            <w:r>
-              <w:rPr>
-                <w:bCs/>
-                <w:b/>
-              </w:rPr>
-              <w:t xml:space="preserve">Doc corrected</w:t>
-            </w:r>
-          </w:p>
-        </w:tc>
-      </w:tr>
-      <w:tr>
-        <w:tc>
-          <w:tcPr/>
-          <w:p>
-            <w:pPr>
-              <w:pStyle w:val="Compact"/>
-              <w:jc w:val="left"/>
-            </w:pPr>
-            <w:r>
-              <w:t xml:space="preserve">Supplier payment needs Director approval above a threshold</w:t>
-            </w:r>
-          </w:p>
-        </w:tc>
-        <w:tc>
-          <w:tcPr/>
-          <w:p>
-            <w:pPr>
-              <w:pStyle w:val="Compact"/>
-              <w:jc w:val="left"/>
-            </w:pPr>
-            <w:r>
-              <w:t xml:space="preserve">No threshold is configured anywhere</w:t>
-            </w:r>
-          </w:p>
-        </w:tc>
-        <w:tc>
-          <w:tcPr/>
-          <w:p>
-            <w:pPr>
-              <w:pStyle w:val="Compact"/>
-              <w:jc w:val="left"/>
-            </w:pPr>
-            <w:r>
-              <w:rPr>
-                <w:bCs/>
-                <w:b/>
-              </w:rPr>
-              <w:t xml:space="preserve">Claim removed.</w:t>
-            </w:r>
-            <w:r>
-              <w:t xml:space="preserve"> </w:t>
-            </w:r>
-            <w:r>
-              <w:t xml:space="preserve">The BRM certificate is the control, not a value threshold</w:t>
-            </w:r>
-          </w:p>
-        </w:tc>
-      </w:tr>
-      <w:tr>
-        <w:tc>
-          <w:tcPr/>
-          <w:p>
-            <w:pPr>
-              <w:pStyle w:val="Compact"/>
-              <w:jc w:val="left"/>
-            </w:pPr>
-            <w:r>
-              <w:t xml:space="preserve">Drawing status moves Draft → For Customer Approval → Released for Manufacture, and nothing is manufactured against an unreleased drawing</w:t>
-            </w:r>
-          </w:p>
-        </w:tc>
-        <w:tc>
-          <w:tcPr/>
-          <w:p>
-            <w:pPr>
-              <w:pStyle w:val="Compact"/>
-              <w:jc w:val="left"/>
-            </w:pPr>
-            <w:r>
-              <w:t xml:space="preserve">Status was a plain field. Any value could be set in any order, including Draft straight to Released</w:t>
-            </w:r>
-          </w:p>
-        </w:tc>
-        <w:tc>
-          <w:tcPr/>
-          <w:p>
-            <w:pPr>
-              <w:pStyle w:val="Compact"/>
-              <w:jc w:val="left"/>
-            </w:pPr>
-            <w:r>
-              <w:rPr>
-                <w:bCs/>
-                <w:b/>
-              </w:rPr>
-              <w:t xml:space="preserve">System changed.</w:t>
-            </w:r>
-            <w:r>
-              <w:t xml:space="preserve"> </w:t>
-            </w:r>
-            <w:r>
-              <w:t xml:space="preserve">A workflow now enforces the sequence and restricts release to a Projects Manager</w:t>
-            </w:r>
-          </w:p>
-        </w:tc>
-      </w:tr>
-      <w:tr>
-        <w:tc>
-          <w:tcPr/>
-          <w:p>
-            <w:pPr>
-              <w:pStyle w:val="Compact"/>
-              <w:jc w:val="left"/>
-            </w:pPr>
-            <w:r>
-              <w:t xml:space="preserve">Attendance begins automatically from the biometric device</w:t>
-            </w:r>
-          </w:p>
-        </w:tc>
-        <w:tc>
-          <w:tcPr/>
-          <w:p>
-            <w:pPr>
-              <w:pStyle w:val="Compact"/>
-              <w:jc w:val="left"/>
-            </w:pPr>
-            <w:r>
-              <w:t xml:space="preserve">The biometric pull is switched off</w:t>
-            </w:r>
-          </w:p>
-        </w:tc>
-        <w:tc>
-          <w:tcPr/>
-          <w:p>
-            <w:pPr>
-              <w:pStyle w:val="Compact"/>
-              <w:jc w:val="left"/>
-            </w:pPr>
-            <w:r>
-              <w:rPr>
-                <w:bCs/>
-                <w:b/>
-              </w:rPr>
-              <w:t xml:space="preserve">Doc corrected</w:t>
-            </w:r>
-            <w:r>
-              <w:t xml:space="preserve"> </w:t>
-            </w:r>
-            <w:r>
-              <w:t xml:space="preserve">to say attendance is entered until the pull is enabled and tested</w:t>
-            </w:r>
-          </w:p>
-        </w:tc>
-      </w:tr>
-      <w:tr>
-        <w:tc>
-          <w:tcPr/>
-          <w:p>
-            <w:pPr>
-              <w:pStyle w:val="Compact"/>
-              <w:jc w:val="left"/>
-            </w:pPr>
-            <w:r>
-              <w:t xml:space="preserve">“</w:t>
-            </w:r>
-            <w:r>
-              <w:t xml:space="preserve">The person who prepares a document never approves it</w:t>
-            </w:r>
-            <w:r>
-              <w:t xml:space="preserve">”</w:t>
-            </w:r>
-          </w:p>
-        </w:tc>
-        <w:tc>
-          <w:tcPr/>
-          <w:p>
-            <w:pPr>
-              <w:pStyle w:val="Compact"/>
-              <w:jc w:val="left"/>
-            </w:pPr>
-            <w:r>
-              <w:t xml:space="preserve">True for Purchase Orders and BRMs. Not true for PCC and kick-off — both directors hold the preparing roles as well as the director role</w:t>
-            </w:r>
-          </w:p>
-        </w:tc>
-        <w:tc>
-          <w:tcPr/>
-          <w:p>
-            <w:pPr>
-              <w:pStyle w:val="Compact"/>
-              <w:jc w:val="left"/>
-            </w:pPr>
-            <w:r>
-              <w:rPr>
-                <w:bCs/>
-                <w:b/>
-              </w:rPr>
-              <w:t xml:space="preserve">Position stated openly</w:t>
-            </w:r>
-            <w:r>
-              <w:t xml:space="preserve"> </w:t>
-            </w:r>
-            <w:r>
-              <w:t xml:space="preserve">in Part C rather than claimed and untrue</w:t>
-            </w:r>
-          </w:p>
-        </w:tc>
-      </w:tr>
-      <w:tr>
-        <w:tc>
-          <w:tcPr/>
-          <w:p>
-            <w:pPr>
-              <w:pStyle w:val="Compact"/>
-              <w:jc w:val="left"/>
-            </w:pPr>
-            <w:r>
-              <w:t xml:space="preserve">—</w:t>
-            </w:r>
-          </w:p>
-        </w:tc>
-        <w:tc>
-          <w:tcPr/>
-          <w:p>
-            <w:pPr>
-              <w:pStyle w:val="Compact"/>
-              <w:jc w:val="left"/>
-            </w:pPr>
-            <w:r>
-              <w:t xml:space="preserve">The 06:00 overnight checks and the 08:35 morning note were not mentioned anywhere, despite being the daily operating rhythm</w:t>
-            </w:r>
-          </w:p>
-        </w:tc>
-        <w:tc>
-          <w:tcPr/>
-          <w:p>
-            <w:pPr>
-              <w:pStyle w:val="Compact"/>
-              <w:jc w:val="left"/>
-            </w:pPr>
-            <w:r>
-              <w:rPr>
-                <w:bCs/>
-                <w:b/>
-              </w:rPr>
-              <w:t xml:space="preserve">SOP-14 added</w:t>
-            </w:r>
-            <w:r>
-              <w:t xml:space="preserve">, plus UC-9 and four calendar lines</w:t>
-            </w:r>
-          </w:p>
-        </w:tc>
-      </w:tr>
-      <w:tr>
-        <w:tc>
-          <w:tcPr/>
-          <w:p>
-            <w:pPr>
-              <w:pStyle w:val="Compact"/>
-              <w:jc w:val="left"/>
-            </w:pPr>
-            <w:r>
-              <w:t xml:space="preserve">—</w:t>
-            </w:r>
-          </w:p>
-        </w:tc>
-        <w:tc>
-          <w:tcPr/>
-          <w:p>
-            <w:pPr>
-              <w:pStyle w:val="Compact"/>
-              <w:jc w:val="left"/>
-            </w:pPr>
-            <w:r>
-              <w:t xml:space="preserve">Two accounts held roles far beyond their job, one of them bypassing every control in this document</w:t>
-            </w:r>
-          </w:p>
-        </w:tc>
-        <w:tc>
-          <w:tcPr/>
-          <w:p>
-            <w:pPr>
-              <w:pStyle w:val="Compact"/>
-              <w:jc w:val="left"/>
-            </w:pPr>
-            <w:r>
-              <w:rPr>
-                <w:bCs/>
-                <w:b/>
-              </w:rPr>
-              <w:t xml:space="preserve">System corrected</w:t>
-            </w:r>
-            <w:r>
-              <w:t xml:space="preserve">, and a note added to Part C</w:t>
-            </w:r>
-          </w:p>
-        </w:tc>
-      </w:tr>
-    </w:tbl>
-    <w:p>
-      <w:pPr>
-        <w:pStyle w:val="BodyText"/>
-      </w:pPr>
-      <w:r>
-        <w:t xml:space="preserve">Added in</w:t>
-      </w:r>
-      <w:r>
-        <w:t xml:space="preserve"> </w:t>
-      </w:r>
-      <w:r>
-        <w:rPr>
-          <w:bCs/>
-          <w:b/>
-        </w:rPr>
-        <w:t xml:space="preserve">version 2.1</w:t>
-      </w:r>
-      <w:r>
-        <w:t xml:space="preserve">, and the most serious of the lot:</w:t>
-      </w:r>
-    </w:p>
-    <w:tbl>
-      <w:tblPr>
-        <w:tblStyle w:val="Table"/>
-        <w:tblW w:type="pct" w:w="5000"/>
-        <w:tblLook w:firstRow="1" w:lastRow="0" w:firstColumn="0" w:lastColumn="0" w:noHBand="0" w:noVBand="0" w:val="0020"/>
-        <w:jc w:val="start"/>
-      </w:tblPr>
-      <w:tblGrid>
-        <w:gridCol w:w="2640"/>
-        <w:gridCol w:w="2640"/>
-        <w:gridCol w:w="2640"/>
-      </w:tblGrid>
-      <w:tr>
-        <w:trPr>
-          <w:tblHeader w:val="true"/>
-        </w:trPr>
-        <w:tc>
-          <w:tcPr/>
-          <w:p>
-            <w:pPr>
-              <w:pStyle w:val="Compact"/>
-              <w:jc w:val="left"/>
-            </w:pPr>
-            <w:r>
-              <w:t xml:space="preserve">Version 2.0 said</w:t>
-            </w:r>
-          </w:p>
-        </w:tc>
-        <w:tc>
-          <w:tcPr/>
-          <w:p>
-            <w:pPr>
-              <w:pStyle w:val="Compact"/>
-              <w:jc w:val="left"/>
-            </w:pPr>
-            <w:r>
-              <w:t xml:space="preserve">Reality</w:t>
-            </w:r>
-          </w:p>
-        </w:tc>
-        <w:tc>
-          <w:tcPr/>
-          <w:p>
-            <w:pPr>
-              <w:pStyle w:val="Compact"/>
-              <w:jc w:val="left"/>
-            </w:pPr>
-            <w:r>
-              <w:t xml:space="preserve">Resolution</w:t>
-            </w:r>
-          </w:p>
-        </w:tc>
-      </w:tr>
-      <w:tr>
-        <w:tc>
-          <w:tcPr/>
-          <w:p>
-            <w:pPr>
-              <w:pStyle w:val="Compact"/>
-              <w:jc w:val="left"/>
-            </w:pPr>
-            <w:r>
-              <w:t xml:space="preserve">“</w:t>
-            </w:r>
-            <w:r>
-              <w:t xml:space="preserve">Purchase prepare, a director certifies, Accounts pay. Three different hands</w:t>
-            </w:r>
-            <w:r>
-              <w:t xml:space="preserve">”</w:t>
-            </w:r>
-          </w:p>
-        </w:tc>
-        <w:tc>
-          <w:tcPr/>
-          <w:p>
-            <w:pPr>
-              <w:pStyle w:val="Compact"/>
-              <w:jc w:val="left"/>
-            </w:pPr>
-            <w:r>
-              <w:t xml:space="preserve">A director holds a role that can create a BRM, the role that certifies it, and the role that marks it paid. One person can do all three</w:t>
-            </w:r>
-          </w:p>
-        </w:tc>
-        <w:tc>
-          <w:tcPr/>
-          <w:p>
-            <w:pPr>
-              <w:pStyle w:val="Compact"/>
-              <w:jc w:val="left"/>
-            </w:pPr>
-            <w:r>
-              <w:rPr>
-                <w:bCs/>
-                <w:b/>
-              </w:rPr>
-              <w:t xml:space="preserve">Claim removed</w:t>
-            </w:r>
-            <w:r>
-              <w:t xml:space="preserve">, and the real position stated in SOP-07 and Part C</w:t>
-            </w:r>
-          </w:p>
-        </w:tc>
-      </w:tr>
-      <w:tr>
-        <w:tc>
-          <w:tcPr/>
-          <w:p>
-            <w:pPr>
-              <w:pStyle w:val="Compact"/>
-              <w:jc w:val="left"/>
-            </w:pPr>
-            <w:r>
-              <w:t xml:space="preserve">“</w:t>
-            </w:r>
-            <w:r>
-              <w:t xml:space="preserve">The person who prepares a BRM cannot certify it</w:t>
-            </w:r>
-            <w:r>
-              <w:t xml:space="preserve">”</w:t>
-            </w:r>
-          </w:p>
-        </w:tc>
-        <w:tc>
-          <w:tcPr/>
-          <w:p>
-            <w:pPr>
-              <w:pStyle w:val="Compact"/>
-              <w:jc w:val="left"/>
-            </w:pPr>
-            <w:r>
-              <w:t xml:space="preserve">A director can</w:t>
-            </w:r>
-          </w:p>
-        </w:tc>
-        <w:tc>
-          <w:tcPr/>
-          <w:p>
-            <w:pPr>
-              <w:pStyle w:val="Compact"/>
-              <w:jc w:val="left"/>
-            </w:pPr>
-            <w:r>
-              <w:rPr>
-                <w:bCs/>
-                <w:b/>
-              </w:rPr>
-              <w:t xml:space="preserve">Corrected</w:t>
-            </w:r>
-          </w:p>
-        </w:tc>
-      </w:tr>
-      <w:tr>
-        <w:tc>
-          <w:tcPr/>
-          <w:p>
-            <w:pPr>
-              <w:pStyle w:val="Compact"/>
-              <w:jc w:val="left"/>
-            </w:pPr>
-            <w:r>
-              <w:t xml:space="preserve">“</w:t>
-            </w:r>
-            <w:r>
-              <w:t xml:space="preserve">Purchase Orders … Nobody holds both roles</w:t>
-            </w:r>
-            <w:r>
-              <w:t xml:space="preserve">”</w:t>
-            </w:r>
-          </w:p>
-        </w:tc>
-        <w:tc>
-          <w:tcPr/>
-          <w:p>
-            <w:pPr>
-              <w:pStyle w:val="Compact"/>
-              <w:jc w:val="left"/>
-            </w:pPr>
-            <w:r>
-              <w:t xml:space="preserve">One director holds</w:t>
-            </w:r>
-            <w:r>
-              <w:t xml:space="preserve"> </w:t>
-            </w:r>
-            <w:r>
-              <w:rPr>
-                <w:rStyle w:val="VerbatimChar"/>
-              </w:rPr>
-              <w:t xml:space="preserve">Purchase Manager</w:t>
-            </w:r>
-            <w:r>
-              <w:t xml:space="preserve">, which can create a purchase order. He cannot send it for approval — that needs</w:t>
-            </w:r>
-            <w:r>
-              <w:t xml:space="preserve"> </w:t>
-            </w:r>
-            <w:r>
-              <w:rPr>
-                <w:rStyle w:val="VerbatimChar"/>
-              </w:rPr>
-              <w:t xml:space="preserve">Purchase User</w:t>
-            </w:r>
-            <w:r>
-              <w:t xml:space="preserve">, which he does not hold — so the control survives, but the sentence was wrong</w:t>
-            </w:r>
-          </w:p>
-        </w:tc>
-        <w:tc>
-          <w:tcPr/>
-          <w:p>
-            <w:pPr>
-              <w:pStyle w:val="Compact"/>
-              <w:jc w:val="left"/>
-            </w:pPr>
-            <w:r>
-              <w:rPr>
-                <w:bCs/>
-                <w:b/>
-              </w:rPr>
-              <w:t xml:space="preserve">Made precise</w:t>
-            </w:r>
-          </w:p>
-        </w:tc>
-      </w:tr>
-    </w:tbl>
-    <w:p>
-      <w:pPr>
-        <w:pStyle w:val="BodyText"/>
-      </w:pPr>
-      <w:r>
-        <w:t xml:space="preserve">Four of these are now checked automatically on every build, so they cannot drift back silently: that the approval authority sits where the business put it, whether any ordinary user can both raise and approve the same document, and whether anyone outside the administrators holds System Manager.</w:t>
-      </w:r>
-    </w:p>
-    <w:bookmarkStart w:id="53" w:name="a-closing-note-on-discipline"/>
-    <w:p>
-      <w:pPr>
-        <w:pStyle w:val="Heading2"/>
-      </w:pPr>
-      <w:r>
-        <w:t xml:space="preserve">A closing note on discipline</w:t>
-      </w:r>
-    </w:p>
-    <w:p>
-      <w:pPr>
-        <w:pStyle w:val="FirstParagraph"/>
-      </w:pPr>
-      <w:r>
-        <w:t xml:space="preserve">Most of what is described here can be bypassed by someone determined enough. Four things cannot, because the software enforces them: the BRM payment block, the purchase order approval, the drawing release sequence, and the kick-off checklist. The payment block was narrowed to one route until 21 September, when it was tested at the others and found open at three of them; it now holds on every route a supplier can be paid by.</w:t>
-      </w:r>
-    </w:p>
-    <w:p>
-      <w:pPr>
-        <w:pStyle w:val="BodyText"/>
-      </w:pPr>
-      <w:r>
-        <w:rPr>
-          <w:iCs/>
-          <w:i/>
-        </w:rPr>
-        <w:t xml:space="preserve">(The kick-off checklist earned its place on that list only on 20 September. Until then the condition sat on one route into</w:t>
-      </w:r>
-      <w:r>
-        <w:t xml:space="preserve"> </w:t>
-      </w:r>
-      <w:r>
-        <w:t xml:space="preserve">PO Verified</w:t>
-      </w:r>
-      <w:r>
-        <w:t xml:space="preserve"> </w:t>
-      </w:r>
-      <w:r>
-        <w:rPr>
-          <w:iCs/>
-          <w:i/>
-        </w:rPr>
-        <w:t xml:space="preserve">and not the other, so raising a query first went round it — and a record in the demonstration data had already done exactly that. Both routes now carry it, and</w:t>
-      </w:r>
-      <w:r>
-        <w:t xml:space="preserve"> </w:t>
-      </w:r>
-      <w:r>
-        <w:rPr>
-          <w:rStyle w:val="VerbatimChar"/>
-        </w:rPr>
-        <w:t xml:space="preserve">T6j</w:t>
-      </w:r>
-      <w:r>
-        <w:t xml:space="preserve"> </w:t>
-      </w:r>
-      <w:r>
-        <w:rPr>
-          <w:iCs/>
-          <w:i/>
-        </w:rPr>
-        <w:t xml:space="preserve">checks that every guarded state in every workflow is guarded on every route in.)</w:t>
-      </w:r>
-      <w:r>
-        <w:t xml:space="preserve"> </w:t>
-      </w:r>
-      <w:r>
-        <w:t xml:space="preserve">Everything else depends on people entering documents when things happen rather than reconstructing them later.</w:t>
-      </w:r>
-    </w:p>
-    <w:p>
-      <w:pPr>
-        <w:pStyle w:val="BodyText"/>
-      </w:pPr>
-      <w:r>
-        <w:t xml:space="preserve">The single habit that makes the difference is same-day entry. A system updated daily tells you the truth about the business; a system updated at month end tells you what somebody remembered.</w:t>
-      </w:r>
-    </w:p>
-    <w:p>
-      <w:pPr>
-        <w:pStyle w:val="BodyText"/>
-      </w:pPr>
-      <w:r>
-        <w:t xml:space="preserve">The overnight checks exist because that habit slips. They will not stop a mistake — they will stop it staying invisible.</w:t>
-      </w:r>
-    </w:p>
     <w:bookmarkEnd w:id="53"/>
-    <w:bookmarkEnd w:id="54"/>
     <w:sectPr/>
   </w:body>
 </w:document>
@@ -7740,34 +7383,7 @@
     <w:abstractNumId w:val="991"/>
   </w:num>
   <w:num w:numId="1002">
-    <w:abstractNumId w:val="99411"/>
-    <w:lvlOverride w:ilvl="0">
-      <w:startOverride w:val="1"/>
-    </w:lvlOverride>
-    <w:lvlOverride w:ilvl="1">
-      <w:startOverride w:val="1"/>
-    </w:lvlOverride>
-    <w:lvlOverride w:ilvl="2">
-      <w:startOverride w:val="1"/>
-    </w:lvlOverride>
-    <w:lvlOverride w:ilvl="3">
-      <w:startOverride w:val="1"/>
-    </w:lvlOverride>
-    <w:lvlOverride w:ilvl="4">
-      <w:startOverride w:val="1"/>
-    </w:lvlOverride>
-    <w:lvlOverride w:ilvl="5">
-      <w:startOverride w:val="1"/>
-    </w:lvlOverride>
-    <w:lvlOverride w:ilvl="6">
-      <w:startOverride w:val="1"/>
-    </w:lvlOverride>
-    <w:lvlOverride w:ilvl="7">
-      <w:startOverride w:val="1"/>
-    </w:lvlOverride>
-    <w:lvlOverride w:ilvl="8">
-      <w:startOverride w:val="1"/>
-    </w:lvlOverride>
+    <w:abstractNumId w:val="991"/>
   </w:num>
   <w:num w:numId="1003">
     <w:abstractNumId w:val="99411"/>
@@ -7800,37 +7416,37 @@
     </w:lvlOverride>
   </w:num>
   <w:num w:numId="1004">
-    <w:abstractNumId w:val="991"/>
+    <w:abstractNumId w:val="99411"/>
+    <w:lvlOverride w:ilvl="0">
+      <w:startOverride w:val="1"/>
+    </w:lvlOverride>
+    <w:lvlOverride w:ilvl="1">
+      <w:startOverride w:val="1"/>
+    </w:lvlOverride>
+    <w:lvlOverride w:ilvl="2">
+      <w:startOverride w:val="1"/>
+    </w:lvlOverride>
+    <w:lvlOverride w:ilvl="3">
+      <w:startOverride w:val="1"/>
+    </w:lvlOverride>
+    <w:lvlOverride w:ilvl="4">
+      <w:startOverride w:val="1"/>
+    </w:lvlOverride>
+    <w:lvlOverride w:ilvl="5">
+      <w:startOverride w:val="1"/>
+    </w:lvlOverride>
+    <w:lvlOverride w:ilvl="6">
+      <w:startOverride w:val="1"/>
+    </w:lvlOverride>
+    <w:lvlOverride w:ilvl="7">
+      <w:startOverride w:val="1"/>
+    </w:lvlOverride>
+    <w:lvlOverride w:ilvl="8">
+      <w:startOverride w:val="1"/>
+    </w:lvlOverride>
   </w:num>
   <w:num w:numId="1005">
-    <w:abstractNumId w:val="99411"/>
-    <w:lvlOverride w:ilvl="0">
-      <w:startOverride w:val="1"/>
-    </w:lvlOverride>
-    <w:lvlOverride w:ilvl="1">
-      <w:startOverride w:val="1"/>
-    </w:lvlOverride>
-    <w:lvlOverride w:ilvl="2">
-      <w:startOverride w:val="1"/>
-    </w:lvlOverride>
-    <w:lvlOverride w:ilvl="3">
-      <w:startOverride w:val="1"/>
-    </w:lvlOverride>
-    <w:lvlOverride w:ilvl="4">
-      <w:startOverride w:val="1"/>
-    </w:lvlOverride>
-    <w:lvlOverride w:ilvl="5">
-      <w:startOverride w:val="1"/>
-    </w:lvlOverride>
-    <w:lvlOverride w:ilvl="6">
-      <w:startOverride w:val="1"/>
-    </w:lvlOverride>
-    <w:lvlOverride w:ilvl="7">
-      <w:startOverride w:val="1"/>
-    </w:lvlOverride>
-    <w:lvlOverride w:ilvl="8">
-      <w:startOverride w:val="1"/>
-    </w:lvlOverride>
+    <w:abstractNumId w:val="991"/>
   </w:num>
   <w:num w:numId="1006">
     <w:abstractNumId w:val="99411"/>
@@ -7983,34 +7599,7 @@
     </w:lvlOverride>
   </w:num>
   <w:num w:numId="1011">
-    <w:abstractNumId w:val="99411"/>
-    <w:lvlOverride w:ilvl="0">
-      <w:startOverride w:val="1"/>
-    </w:lvlOverride>
-    <w:lvlOverride w:ilvl="1">
-      <w:startOverride w:val="1"/>
-    </w:lvlOverride>
-    <w:lvlOverride w:ilvl="2">
-      <w:startOverride w:val="1"/>
-    </w:lvlOverride>
-    <w:lvlOverride w:ilvl="3">
-      <w:startOverride w:val="1"/>
-    </w:lvlOverride>
-    <w:lvlOverride w:ilvl="4">
-      <w:startOverride w:val="1"/>
-    </w:lvlOverride>
-    <w:lvlOverride w:ilvl="5">
-      <w:startOverride w:val="1"/>
-    </w:lvlOverride>
-    <w:lvlOverride w:ilvl="6">
-      <w:startOverride w:val="1"/>
-    </w:lvlOverride>
-    <w:lvlOverride w:ilvl="7">
-      <w:startOverride w:val="1"/>
-    </w:lvlOverride>
-    <w:lvlOverride w:ilvl="8">
-      <w:startOverride w:val="1"/>
-    </w:lvlOverride>
+    <w:abstractNumId w:val="991"/>
   </w:num>
   <w:num w:numId="1012">
     <w:abstractNumId w:val="99411"/>
@@ -8193,9 +7782,105 @@
     </w:lvlOverride>
   </w:num>
   <w:num w:numId="1018">
+    <w:abstractNumId w:val="99411"/>
+    <w:lvlOverride w:ilvl="0">
+      <w:startOverride w:val="1"/>
+    </w:lvlOverride>
+    <w:lvlOverride w:ilvl="1">
+      <w:startOverride w:val="1"/>
+    </w:lvlOverride>
+    <w:lvlOverride w:ilvl="2">
+      <w:startOverride w:val="1"/>
+    </w:lvlOverride>
+    <w:lvlOverride w:ilvl="3">
+      <w:startOverride w:val="1"/>
+    </w:lvlOverride>
+    <w:lvlOverride w:ilvl="4">
+      <w:startOverride w:val="1"/>
+    </w:lvlOverride>
+    <w:lvlOverride w:ilvl="5">
+      <w:startOverride w:val="1"/>
+    </w:lvlOverride>
+    <w:lvlOverride w:ilvl="6">
+      <w:startOverride w:val="1"/>
+    </w:lvlOverride>
+    <w:lvlOverride w:ilvl="7">
+      <w:startOverride w:val="1"/>
+    </w:lvlOverride>
+    <w:lvlOverride w:ilvl="8">
+      <w:startOverride w:val="1"/>
+    </w:lvlOverride>
+  </w:num>
+  <w:num w:numId="1019">
+    <w:abstractNumId w:val="99411"/>
+    <w:lvlOverride w:ilvl="0">
+      <w:startOverride w:val="1"/>
+    </w:lvlOverride>
+    <w:lvlOverride w:ilvl="1">
+      <w:startOverride w:val="1"/>
+    </w:lvlOverride>
+    <w:lvlOverride w:ilvl="2">
+      <w:startOverride w:val="1"/>
+    </w:lvlOverride>
+    <w:lvlOverride w:ilvl="3">
+      <w:startOverride w:val="1"/>
+    </w:lvlOverride>
+    <w:lvlOverride w:ilvl="4">
+      <w:startOverride w:val="1"/>
+    </w:lvlOverride>
+    <w:lvlOverride w:ilvl="5">
+      <w:startOverride w:val="1"/>
+    </w:lvlOverride>
+    <w:lvlOverride w:ilvl="6">
+      <w:startOverride w:val="1"/>
+    </w:lvlOverride>
+    <w:lvlOverride w:ilvl="7">
+      <w:startOverride w:val="1"/>
+    </w:lvlOverride>
+    <w:lvlOverride w:ilvl="8">
+      <w:startOverride w:val="1"/>
+    </w:lvlOverride>
+  </w:num>
+  <w:num w:numId="1020">
     <w:abstractNumId w:val="991"/>
   </w:num>
-  <w:num w:numId="1019">
+  <w:num w:numId="1021">
+    <w:abstractNumId w:val="991"/>
+  </w:num>
+  <w:num w:numId="1022">
+    <w:abstractNumId w:val="991"/>
+  </w:num>
+  <w:num w:numId="1023">
+    <w:abstractNumId w:val="991"/>
+  </w:num>
+  <w:num w:numId="1024">
+    <w:abstractNumId w:val="991"/>
+  </w:num>
+  <w:num w:numId="1025">
+    <w:abstractNumId w:val="991"/>
+  </w:num>
+  <w:num w:numId="1026">
+    <w:abstractNumId w:val="991"/>
+  </w:num>
+  <w:num w:numId="1027">
+    <w:abstractNumId w:val="991"/>
+  </w:num>
+  <w:num w:numId="1028">
+    <w:abstractNumId w:val="991"/>
+  </w:num>
+  <w:num w:numId="1029">
+    <w:abstractNumId w:val="991"/>
+  </w:num>
+  <w:num w:numId="1030">
+    <w:abstractNumId w:val="991"/>
+  </w:num>
+  <w:num w:numId="1031">
+    <w:abstractNumId w:val="991"/>
+  </w:num>
+  <w:num w:numId="1032">
+    <w:abstractNumId w:val="991"/>
+  </w:num>
+  <w:num w:numId="1033">
     <w:abstractNumId w:val="991"/>
   </w:num>
 </w:numbering>
